--- a/Afstudeerproject/Documentatie/Testing/Smart WiFi Lock Testing.docx
+++ b/Afstudeerproject/Documentatie/Testing/Smart WiFi Lock Testing.docx
@@ -924,7 +924,12 @@
               <w:tab w:val="right" w:leader="dot" w:pos="9016"/>
             </w:tabs>
             <w:rPr>
-              <w:lang w:val="nl-NL" w:eastAsia="en-BE"/>
+              <w:noProof/>
+              <w:kern w:val="2"/>
+              <w:sz w:val="24"/>
+              <w:szCs w:val="24"/>
+              <w:lang w:eastAsia="en-BE"/>
+              <w14:ligatures w14:val="standardContextual"/>
             </w:rPr>
           </w:pPr>
           <w:r>
@@ -945,59 +950,60 @@
             </w:rPr>
             <w:fldChar w:fldCharType="separate"/>
           </w:r>
-          <w:hyperlink w:anchor="_Toc199752177" w:history="1">
+          <w:hyperlink w:anchor="_Toc199772004" w:history="1">
             <w:r>
               <w:rPr>
                 <w:rStyle w:val="Hyperlink"/>
+                <w:noProof/>
                 <w:lang w:val="nl-NL"/>
               </w:rPr>
               <w:t>NFC Open User Story</w:t>
             </w:r>
             <w:r>
               <w:rPr>
-                <w:webHidden/>
-                <w:lang w:val="nl-NL"/>
+                <w:noProof/>
+                <w:webHidden/>
               </w:rPr>
               <w:tab/>
             </w:r>
             <w:r>
               <w:rPr>
-                <w:webHidden/>
-                <w:lang w:val="nl-NL"/>
+                <w:noProof/>
+                <w:webHidden/>
               </w:rPr>
               <w:fldChar w:fldCharType="begin"/>
             </w:r>
             <w:r>
               <w:rPr>
-                <w:webHidden/>
-                <w:lang w:val="nl-NL"/>
-              </w:rPr>
-              <w:instrText xml:space="preserve"> PAGEREF _Toc199752177 \h </w:instrText>
-            </w:r>
-            <w:r>
-              <w:rPr>
-                <w:webHidden/>
-                <w:lang w:val="nl-NL"/>
-              </w:rPr>
-            </w:r>
-            <w:r>
-              <w:rPr>
-                <w:webHidden/>
-                <w:lang w:val="nl-NL"/>
+                <w:noProof/>
+                <w:webHidden/>
+              </w:rPr>
+              <w:instrText xml:space="preserve"> PAGEREF _Toc199772004 \h </w:instrText>
+            </w:r>
+            <w:r>
+              <w:rPr>
+                <w:noProof/>
+                <w:webHidden/>
+              </w:rPr>
+            </w:r>
+            <w:r>
+              <w:rPr>
+                <w:noProof/>
+                <w:webHidden/>
               </w:rPr>
               <w:fldChar w:fldCharType="separate"/>
             </w:r>
             <w:r>
               <w:rPr>
-                <w:webHidden/>
-                <w:lang w:val="nl-NL"/>
+                <w:noProof/>
+                <w:webHidden/>
               </w:rPr>
               <w:t>2</w:t>
             </w:r>
             <w:r>
               <w:rPr>
-                <w:webHidden/>
-                <w:lang w:val="nl-NL"/>
+                <w:noProof/>
+                <w:webHidden/>
               </w:rPr>
               <w:fldChar w:fldCharType="end"/>
             </w:r>
@@ -1010,62 +1016,68 @@
               <w:tab w:val="right" w:leader="dot" w:pos="9016"/>
             </w:tabs>
             <w:rPr>
-              <w:lang w:val="nl-NL" w:eastAsia="en-BE"/>
+              <w:noProof/>
+              <w:kern w:val="2"/>
+              <w:sz w:val="24"/>
+              <w:szCs w:val="24"/>
+              <w:lang w:eastAsia="en-BE"/>
+              <w14:ligatures w14:val="standardContextual"/>
             </w:rPr>
           </w:pPr>
-          <w:hyperlink w:anchor="_Toc199752178" w:history="1">
+          <w:hyperlink w:anchor="_Toc199772005" w:history="1">
             <w:r>
               <w:rPr>
                 <w:rStyle w:val="Hyperlink"/>
+                <w:noProof/>
                 <w:lang w:val="nl-NL"/>
               </w:rPr>
               <w:t>Unit Test</w:t>
             </w:r>
             <w:r>
               <w:rPr>
-                <w:webHidden/>
-                <w:lang w:val="nl-NL"/>
+                <w:noProof/>
+                <w:webHidden/>
               </w:rPr>
               <w:tab/>
             </w:r>
             <w:r>
               <w:rPr>
-                <w:webHidden/>
-                <w:lang w:val="nl-NL"/>
+                <w:noProof/>
+                <w:webHidden/>
               </w:rPr>
               <w:fldChar w:fldCharType="begin"/>
             </w:r>
             <w:r>
               <w:rPr>
-                <w:webHidden/>
-                <w:lang w:val="nl-NL"/>
-              </w:rPr>
-              <w:instrText xml:space="preserve"> PAGEREF _Toc199752178 \h </w:instrText>
-            </w:r>
-            <w:r>
-              <w:rPr>
-                <w:webHidden/>
-                <w:lang w:val="nl-NL"/>
-              </w:rPr>
-            </w:r>
-            <w:r>
-              <w:rPr>
-                <w:webHidden/>
-                <w:lang w:val="nl-NL"/>
+                <w:noProof/>
+                <w:webHidden/>
+              </w:rPr>
+              <w:instrText xml:space="preserve"> PAGEREF _Toc199772005 \h </w:instrText>
+            </w:r>
+            <w:r>
+              <w:rPr>
+                <w:noProof/>
+                <w:webHidden/>
+              </w:rPr>
+            </w:r>
+            <w:r>
+              <w:rPr>
+                <w:noProof/>
+                <w:webHidden/>
               </w:rPr>
               <w:fldChar w:fldCharType="separate"/>
             </w:r>
             <w:r>
               <w:rPr>
-                <w:webHidden/>
-                <w:lang w:val="nl-NL"/>
+                <w:noProof/>
+                <w:webHidden/>
               </w:rPr>
               <w:t>2</w:t>
             </w:r>
             <w:r>
               <w:rPr>
-                <w:webHidden/>
-                <w:lang w:val="nl-NL"/>
+                <w:noProof/>
+                <w:webHidden/>
               </w:rPr>
               <w:fldChar w:fldCharType="end"/>
             </w:r>
@@ -1078,62 +1090,68 @@
               <w:tab w:val="right" w:leader="dot" w:pos="9016"/>
             </w:tabs>
             <w:rPr>
-              <w:lang w:val="nl-NL" w:eastAsia="en-BE"/>
+              <w:noProof/>
+              <w:kern w:val="2"/>
+              <w:sz w:val="24"/>
+              <w:szCs w:val="24"/>
+              <w:lang w:eastAsia="en-BE"/>
+              <w14:ligatures w14:val="standardContextual"/>
             </w:rPr>
           </w:pPr>
-          <w:hyperlink w:anchor="_Toc199752179" w:history="1">
+          <w:hyperlink w:anchor="_Toc199772006" w:history="1">
             <w:r>
               <w:rPr>
                 <w:rStyle w:val="Hyperlink"/>
+                <w:noProof/>
                 <w:lang w:val="nl-NL"/>
               </w:rPr>
               <w:t>Integratie Test</w:t>
             </w:r>
             <w:r>
               <w:rPr>
-                <w:webHidden/>
-                <w:lang w:val="nl-NL"/>
+                <w:noProof/>
+                <w:webHidden/>
               </w:rPr>
               <w:tab/>
             </w:r>
             <w:r>
               <w:rPr>
-                <w:webHidden/>
-                <w:lang w:val="nl-NL"/>
+                <w:noProof/>
+                <w:webHidden/>
               </w:rPr>
               <w:fldChar w:fldCharType="begin"/>
             </w:r>
             <w:r>
               <w:rPr>
-                <w:webHidden/>
-                <w:lang w:val="nl-NL"/>
-              </w:rPr>
-              <w:instrText xml:space="preserve"> PAGEREF _Toc199752179 \h </w:instrText>
-            </w:r>
-            <w:r>
-              <w:rPr>
-                <w:webHidden/>
-                <w:lang w:val="nl-NL"/>
-              </w:rPr>
-            </w:r>
-            <w:r>
-              <w:rPr>
-                <w:webHidden/>
-                <w:lang w:val="nl-NL"/>
+                <w:noProof/>
+                <w:webHidden/>
+              </w:rPr>
+              <w:instrText xml:space="preserve"> PAGEREF _Toc199772006 \h </w:instrText>
+            </w:r>
+            <w:r>
+              <w:rPr>
+                <w:noProof/>
+                <w:webHidden/>
+              </w:rPr>
+            </w:r>
+            <w:r>
+              <w:rPr>
+                <w:noProof/>
+                <w:webHidden/>
               </w:rPr>
               <w:fldChar w:fldCharType="separate"/>
             </w:r>
             <w:r>
               <w:rPr>
-                <w:webHidden/>
-                <w:lang w:val="nl-NL"/>
+                <w:noProof/>
+                <w:webHidden/>
               </w:rPr>
               <w:t>2</w:t>
             </w:r>
             <w:r>
               <w:rPr>
-                <w:webHidden/>
-                <w:lang w:val="nl-NL"/>
+                <w:noProof/>
+                <w:webHidden/>
               </w:rPr>
               <w:fldChar w:fldCharType="end"/>
             </w:r>
@@ -1146,62 +1164,68 @@
               <w:tab w:val="right" w:leader="dot" w:pos="9016"/>
             </w:tabs>
             <w:rPr>
-              <w:lang w:val="nl-NL" w:eastAsia="en-BE"/>
+              <w:noProof/>
+              <w:kern w:val="2"/>
+              <w:sz w:val="24"/>
+              <w:szCs w:val="24"/>
+              <w:lang w:eastAsia="en-BE"/>
+              <w14:ligatures w14:val="standardContextual"/>
             </w:rPr>
           </w:pPr>
-          <w:hyperlink w:anchor="_Toc199752180" w:history="1">
+          <w:hyperlink w:anchor="_Toc199772007" w:history="1">
             <w:r>
               <w:rPr>
                 <w:rStyle w:val="Hyperlink"/>
+                <w:noProof/>
                 <w:lang w:val="nl-NL"/>
               </w:rPr>
               <w:t>Real World Test</w:t>
             </w:r>
             <w:r>
               <w:rPr>
-                <w:webHidden/>
-                <w:lang w:val="nl-NL"/>
+                <w:noProof/>
+                <w:webHidden/>
               </w:rPr>
               <w:tab/>
             </w:r>
             <w:r>
               <w:rPr>
-                <w:webHidden/>
-                <w:lang w:val="nl-NL"/>
+                <w:noProof/>
+                <w:webHidden/>
               </w:rPr>
               <w:fldChar w:fldCharType="begin"/>
             </w:r>
             <w:r>
               <w:rPr>
-                <w:webHidden/>
-                <w:lang w:val="nl-NL"/>
-              </w:rPr>
-              <w:instrText xml:space="preserve"> PAGEREF _Toc199752180 \h </w:instrText>
-            </w:r>
-            <w:r>
-              <w:rPr>
-                <w:webHidden/>
-                <w:lang w:val="nl-NL"/>
-              </w:rPr>
-            </w:r>
-            <w:r>
-              <w:rPr>
-                <w:webHidden/>
-                <w:lang w:val="nl-NL"/>
+                <w:noProof/>
+                <w:webHidden/>
+              </w:rPr>
+              <w:instrText xml:space="preserve"> PAGEREF _Toc199772007 \h </w:instrText>
+            </w:r>
+            <w:r>
+              <w:rPr>
+                <w:noProof/>
+                <w:webHidden/>
+              </w:rPr>
+            </w:r>
+            <w:r>
+              <w:rPr>
+                <w:noProof/>
+                <w:webHidden/>
               </w:rPr>
               <w:fldChar w:fldCharType="separate"/>
             </w:r>
             <w:r>
               <w:rPr>
-                <w:webHidden/>
-                <w:lang w:val="nl-NL"/>
+                <w:noProof/>
+                <w:webHidden/>
               </w:rPr>
               <w:t>2</w:t>
             </w:r>
             <w:r>
               <w:rPr>
-                <w:webHidden/>
-                <w:lang w:val="nl-NL"/>
+                <w:noProof/>
+                <w:webHidden/>
               </w:rPr>
               <w:fldChar w:fldCharType="end"/>
             </w:r>
@@ -1214,62 +1238,68 @@
               <w:tab w:val="right" w:leader="dot" w:pos="9016"/>
             </w:tabs>
             <w:rPr>
-              <w:lang w:val="nl-NL" w:eastAsia="en-BE"/>
+              <w:noProof/>
+              <w:kern w:val="2"/>
+              <w:sz w:val="24"/>
+              <w:szCs w:val="24"/>
+              <w:lang w:eastAsia="en-BE"/>
+              <w14:ligatures w14:val="standardContextual"/>
             </w:rPr>
           </w:pPr>
-          <w:hyperlink w:anchor="_Toc199752181" w:history="1">
+          <w:hyperlink w:anchor="_Toc199772008" w:history="1">
             <w:r>
               <w:rPr>
                 <w:rStyle w:val="Hyperlink"/>
+                <w:noProof/>
                 <w:lang w:val="nl-NL"/>
               </w:rPr>
               <w:t>Load Test</w:t>
             </w:r>
             <w:r>
               <w:rPr>
-                <w:webHidden/>
-                <w:lang w:val="nl-NL"/>
+                <w:noProof/>
+                <w:webHidden/>
               </w:rPr>
               <w:tab/>
             </w:r>
             <w:r>
               <w:rPr>
-                <w:webHidden/>
-                <w:lang w:val="nl-NL"/>
+                <w:noProof/>
+                <w:webHidden/>
               </w:rPr>
               <w:fldChar w:fldCharType="begin"/>
             </w:r>
             <w:r>
               <w:rPr>
-                <w:webHidden/>
-                <w:lang w:val="nl-NL"/>
-              </w:rPr>
-              <w:instrText xml:space="preserve"> PAGEREF _Toc199752181 \h </w:instrText>
-            </w:r>
-            <w:r>
-              <w:rPr>
-                <w:webHidden/>
-                <w:lang w:val="nl-NL"/>
-              </w:rPr>
-            </w:r>
-            <w:r>
-              <w:rPr>
-                <w:webHidden/>
-                <w:lang w:val="nl-NL"/>
+                <w:noProof/>
+                <w:webHidden/>
+              </w:rPr>
+              <w:instrText xml:space="preserve"> PAGEREF _Toc199772008 \h </w:instrText>
+            </w:r>
+            <w:r>
+              <w:rPr>
+                <w:noProof/>
+                <w:webHidden/>
+              </w:rPr>
+            </w:r>
+            <w:r>
+              <w:rPr>
+                <w:noProof/>
+                <w:webHidden/>
               </w:rPr>
               <w:fldChar w:fldCharType="separate"/>
             </w:r>
             <w:r>
               <w:rPr>
-                <w:webHidden/>
-                <w:lang w:val="nl-NL"/>
+                <w:noProof/>
+                <w:webHidden/>
               </w:rPr>
               <w:t>2</w:t>
             </w:r>
             <w:r>
               <w:rPr>
-                <w:webHidden/>
-                <w:lang w:val="nl-NL"/>
+                <w:noProof/>
+                <w:webHidden/>
               </w:rPr>
               <w:fldChar w:fldCharType="end"/>
             </w:r>
@@ -1282,62 +1312,68 @@
               <w:tab w:val="right" w:leader="dot" w:pos="9016"/>
             </w:tabs>
             <w:rPr>
-              <w:lang w:val="nl-NL" w:eastAsia="en-BE"/>
+              <w:noProof/>
+              <w:kern w:val="2"/>
+              <w:sz w:val="24"/>
+              <w:szCs w:val="24"/>
+              <w:lang w:eastAsia="en-BE"/>
+              <w14:ligatures w14:val="standardContextual"/>
             </w:rPr>
           </w:pPr>
-          <w:hyperlink w:anchor="_Toc199752182" w:history="1">
+          <w:hyperlink w:anchor="_Toc199772009" w:history="1">
             <w:r>
               <w:rPr>
                 <w:rStyle w:val="Hyperlink"/>
+                <w:noProof/>
                 <w:lang w:val="nl-NL"/>
               </w:rPr>
               <w:t>Hall Sensor User Story</w:t>
             </w:r>
             <w:r>
               <w:rPr>
-                <w:webHidden/>
-                <w:lang w:val="nl-NL"/>
+                <w:noProof/>
+                <w:webHidden/>
               </w:rPr>
               <w:tab/>
             </w:r>
             <w:r>
               <w:rPr>
-                <w:webHidden/>
-                <w:lang w:val="nl-NL"/>
+                <w:noProof/>
+                <w:webHidden/>
               </w:rPr>
               <w:fldChar w:fldCharType="begin"/>
             </w:r>
             <w:r>
               <w:rPr>
-                <w:webHidden/>
-                <w:lang w:val="nl-NL"/>
-              </w:rPr>
-              <w:instrText xml:space="preserve"> PAGEREF _Toc199752182 \h </w:instrText>
-            </w:r>
-            <w:r>
-              <w:rPr>
-                <w:webHidden/>
-                <w:lang w:val="nl-NL"/>
-              </w:rPr>
-            </w:r>
-            <w:r>
-              <w:rPr>
-                <w:webHidden/>
-                <w:lang w:val="nl-NL"/>
+                <w:noProof/>
+                <w:webHidden/>
+              </w:rPr>
+              <w:instrText xml:space="preserve"> PAGEREF _Toc199772009 \h </w:instrText>
+            </w:r>
+            <w:r>
+              <w:rPr>
+                <w:noProof/>
+                <w:webHidden/>
+              </w:rPr>
+            </w:r>
+            <w:r>
+              <w:rPr>
+                <w:noProof/>
+                <w:webHidden/>
               </w:rPr>
               <w:fldChar w:fldCharType="separate"/>
             </w:r>
             <w:r>
               <w:rPr>
-                <w:webHidden/>
-                <w:lang w:val="nl-NL"/>
-              </w:rPr>
-              <w:t>2</w:t>
-            </w:r>
-            <w:r>
-              <w:rPr>
-                <w:webHidden/>
-                <w:lang w:val="nl-NL"/>
+                <w:noProof/>
+                <w:webHidden/>
+              </w:rPr>
+              <w:t>3</w:t>
+            </w:r>
+            <w:r>
+              <w:rPr>
+                <w:noProof/>
+                <w:webHidden/>
               </w:rPr>
               <w:fldChar w:fldCharType="end"/>
             </w:r>
@@ -1350,62 +1386,68 @@
               <w:tab w:val="right" w:leader="dot" w:pos="9016"/>
             </w:tabs>
             <w:rPr>
-              <w:lang w:val="nl-NL" w:eastAsia="en-BE"/>
+              <w:noProof/>
+              <w:kern w:val="2"/>
+              <w:sz w:val="24"/>
+              <w:szCs w:val="24"/>
+              <w:lang w:eastAsia="en-BE"/>
+              <w14:ligatures w14:val="standardContextual"/>
             </w:rPr>
           </w:pPr>
-          <w:hyperlink w:anchor="_Toc199752183" w:history="1">
+          <w:hyperlink w:anchor="_Toc199772010" w:history="1">
             <w:r>
               <w:rPr>
                 <w:rStyle w:val="Hyperlink"/>
+                <w:noProof/>
                 <w:lang w:val="nl-NL"/>
               </w:rPr>
               <w:t>Unit Test</w:t>
             </w:r>
             <w:r>
               <w:rPr>
-                <w:webHidden/>
-                <w:lang w:val="nl-NL"/>
+                <w:noProof/>
+                <w:webHidden/>
               </w:rPr>
               <w:tab/>
             </w:r>
             <w:r>
               <w:rPr>
-                <w:webHidden/>
-                <w:lang w:val="nl-NL"/>
+                <w:noProof/>
+                <w:webHidden/>
               </w:rPr>
               <w:fldChar w:fldCharType="begin"/>
             </w:r>
             <w:r>
               <w:rPr>
-                <w:webHidden/>
-                <w:lang w:val="nl-NL"/>
-              </w:rPr>
-              <w:instrText xml:space="preserve"> PAGEREF _Toc199752183 \h </w:instrText>
-            </w:r>
-            <w:r>
-              <w:rPr>
-                <w:webHidden/>
-                <w:lang w:val="nl-NL"/>
-              </w:rPr>
-            </w:r>
-            <w:r>
-              <w:rPr>
-                <w:webHidden/>
-                <w:lang w:val="nl-NL"/>
+                <w:noProof/>
+                <w:webHidden/>
+              </w:rPr>
+              <w:instrText xml:space="preserve"> PAGEREF _Toc199772010 \h </w:instrText>
+            </w:r>
+            <w:r>
+              <w:rPr>
+                <w:noProof/>
+                <w:webHidden/>
+              </w:rPr>
+            </w:r>
+            <w:r>
+              <w:rPr>
+                <w:noProof/>
+                <w:webHidden/>
               </w:rPr>
               <w:fldChar w:fldCharType="separate"/>
             </w:r>
             <w:r>
               <w:rPr>
-                <w:webHidden/>
-                <w:lang w:val="nl-NL"/>
-              </w:rPr>
-              <w:t>2</w:t>
-            </w:r>
-            <w:r>
-              <w:rPr>
-                <w:webHidden/>
-                <w:lang w:val="nl-NL"/>
+                <w:noProof/>
+                <w:webHidden/>
+              </w:rPr>
+              <w:t>3</w:t>
+            </w:r>
+            <w:r>
+              <w:rPr>
+                <w:noProof/>
+                <w:webHidden/>
               </w:rPr>
               <w:fldChar w:fldCharType="end"/>
             </w:r>
@@ -1418,62 +1460,68 @@
               <w:tab w:val="right" w:leader="dot" w:pos="9016"/>
             </w:tabs>
             <w:rPr>
-              <w:lang w:val="nl-NL" w:eastAsia="en-BE"/>
+              <w:noProof/>
+              <w:kern w:val="2"/>
+              <w:sz w:val="24"/>
+              <w:szCs w:val="24"/>
+              <w:lang w:eastAsia="en-BE"/>
+              <w14:ligatures w14:val="standardContextual"/>
             </w:rPr>
           </w:pPr>
-          <w:hyperlink w:anchor="_Toc199752184" w:history="1">
+          <w:hyperlink w:anchor="_Toc199772011" w:history="1">
             <w:r>
               <w:rPr>
                 <w:rStyle w:val="Hyperlink"/>
+                <w:noProof/>
                 <w:lang w:val="nl-NL"/>
               </w:rPr>
               <w:t>Integratie Test</w:t>
             </w:r>
             <w:r>
               <w:rPr>
-                <w:webHidden/>
-                <w:lang w:val="nl-NL"/>
+                <w:noProof/>
+                <w:webHidden/>
               </w:rPr>
               <w:tab/>
             </w:r>
             <w:r>
               <w:rPr>
-                <w:webHidden/>
-                <w:lang w:val="nl-NL"/>
+                <w:noProof/>
+                <w:webHidden/>
               </w:rPr>
               <w:fldChar w:fldCharType="begin"/>
             </w:r>
             <w:r>
               <w:rPr>
-                <w:webHidden/>
-                <w:lang w:val="nl-NL"/>
-              </w:rPr>
-              <w:instrText xml:space="preserve"> PAGEREF _Toc199752184 \h </w:instrText>
-            </w:r>
-            <w:r>
-              <w:rPr>
-                <w:webHidden/>
-                <w:lang w:val="nl-NL"/>
-              </w:rPr>
-            </w:r>
-            <w:r>
-              <w:rPr>
-                <w:webHidden/>
-                <w:lang w:val="nl-NL"/>
+                <w:noProof/>
+                <w:webHidden/>
+              </w:rPr>
+              <w:instrText xml:space="preserve"> PAGEREF _Toc199772011 \h </w:instrText>
+            </w:r>
+            <w:r>
+              <w:rPr>
+                <w:noProof/>
+                <w:webHidden/>
+              </w:rPr>
+            </w:r>
+            <w:r>
+              <w:rPr>
+                <w:noProof/>
+                <w:webHidden/>
               </w:rPr>
               <w:fldChar w:fldCharType="separate"/>
             </w:r>
             <w:r>
               <w:rPr>
-                <w:webHidden/>
-                <w:lang w:val="nl-NL"/>
-              </w:rPr>
-              <w:t>2</w:t>
-            </w:r>
-            <w:r>
-              <w:rPr>
-                <w:webHidden/>
-                <w:lang w:val="nl-NL"/>
+                <w:noProof/>
+                <w:webHidden/>
+              </w:rPr>
+              <w:t>3</w:t>
+            </w:r>
+            <w:r>
+              <w:rPr>
+                <w:noProof/>
+                <w:webHidden/>
               </w:rPr>
               <w:fldChar w:fldCharType="end"/>
             </w:r>
@@ -1486,62 +1534,68 @@
               <w:tab w:val="right" w:leader="dot" w:pos="9016"/>
             </w:tabs>
             <w:rPr>
-              <w:lang w:val="nl-NL" w:eastAsia="en-BE"/>
+              <w:noProof/>
+              <w:kern w:val="2"/>
+              <w:sz w:val="24"/>
+              <w:szCs w:val="24"/>
+              <w:lang w:eastAsia="en-BE"/>
+              <w14:ligatures w14:val="standardContextual"/>
             </w:rPr>
           </w:pPr>
-          <w:hyperlink w:anchor="_Toc199752185" w:history="1">
+          <w:hyperlink w:anchor="_Toc199772012" w:history="1">
             <w:r>
               <w:rPr>
                 <w:rStyle w:val="Hyperlink"/>
+                <w:noProof/>
                 <w:lang w:val="nl-NL"/>
               </w:rPr>
               <w:t>Real World Test</w:t>
             </w:r>
             <w:r>
               <w:rPr>
-                <w:webHidden/>
-                <w:lang w:val="nl-NL"/>
+                <w:noProof/>
+                <w:webHidden/>
               </w:rPr>
               <w:tab/>
             </w:r>
             <w:r>
               <w:rPr>
-                <w:webHidden/>
-                <w:lang w:val="nl-NL"/>
+                <w:noProof/>
+                <w:webHidden/>
               </w:rPr>
               <w:fldChar w:fldCharType="begin"/>
             </w:r>
             <w:r>
               <w:rPr>
-                <w:webHidden/>
-                <w:lang w:val="nl-NL"/>
-              </w:rPr>
-              <w:instrText xml:space="preserve"> PAGEREF _Toc199752185 \h </w:instrText>
-            </w:r>
-            <w:r>
-              <w:rPr>
-                <w:webHidden/>
-                <w:lang w:val="nl-NL"/>
-              </w:rPr>
-            </w:r>
-            <w:r>
-              <w:rPr>
-                <w:webHidden/>
-                <w:lang w:val="nl-NL"/>
+                <w:noProof/>
+                <w:webHidden/>
+              </w:rPr>
+              <w:instrText xml:space="preserve"> PAGEREF _Toc199772012 \h </w:instrText>
+            </w:r>
+            <w:r>
+              <w:rPr>
+                <w:noProof/>
+                <w:webHidden/>
+              </w:rPr>
+            </w:r>
+            <w:r>
+              <w:rPr>
+                <w:noProof/>
+                <w:webHidden/>
               </w:rPr>
               <w:fldChar w:fldCharType="separate"/>
             </w:r>
             <w:r>
               <w:rPr>
-                <w:webHidden/>
-                <w:lang w:val="nl-NL"/>
+                <w:noProof/>
+                <w:webHidden/>
               </w:rPr>
               <w:t>3</w:t>
             </w:r>
             <w:r>
               <w:rPr>
-                <w:webHidden/>
-                <w:lang w:val="nl-NL"/>
+                <w:noProof/>
+                <w:webHidden/>
               </w:rPr>
               <w:fldChar w:fldCharType="end"/>
             </w:r>
@@ -1554,62 +1608,68 @@
               <w:tab w:val="right" w:leader="dot" w:pos="9016"/>
             </w:tabs>
             <w:rPr>
-              <w:lang w:val="nl-NL" w:eastAsia="en-BE"/>
+              <w:noProof/>
+              <w:kern w:val="2"/>
+              <w:sz w:val="24"/>
+              <w:szCs w:val="24"/>
+              <w:lang w:eastAsia="en-BE"/>
+              <w14:ligatures w14:val="standardContextual"/>
             </w:rPr>
           </w:pPr>
-          <w:hyperlink w:anchor="_Toc199752186" w:history="1">
+          <w:hyperlink w:anchor="_Toc199772013" w:history="1">
             <w:r>
               <w:rPr>
                 <w:rStyle w:val="Hyperlink"/>
+                <w:noProof/>
                 <w:lang w:val="nl-NL"/>
               </w:rPr>
               <w:t>Load Test</w:t>
             </w:r>
             <w:r>
               <w:rPr>
-                <w:webHidden/>
-                <w:lang w:val="nl-NL"/>
+                <w:noProof/>
+                <w:webHidden/>
               </w:rPr>
               <w:tab/>
             </w:r>
             <w:r>
               <w:rPr>
-                <w:webHidden/>
-                <w:lang w:val="nl-NL"/>
+                <w:noProof/>
+                <w:webHidden/>
               </w:rPr>
               <w:fldChar w:fldCharType="begin"/>
             </w:r>
             <w:r>
               <w:rPr>
-                <w:webHidden/>
-                <w:lang w:val="nl-NL"/>
-              </w:rPr>
-              <w:instrText xml:space="preserve"> PAGEREF _Toc199752186 \h </w:instrText>
-            </w:r>
-            <w:r>
-              <w:rPr>
-                <w:webHidden/>
-                <w:lang w:val="nl-NL"/>
-              </w:rPr>
-            </w:r>
-            <w:r>
-              <w:rPr>
-                <w:webHidden/>
-                <w:lang w:val="nl-NL"/>
+                <w:noProof/>
+                <w:webHidden/>
+              </w:rPr>
+              <w:instrText xml:space="preserve"> PAGEREF _Toc199772013 \h </w:instrText>
+            </w:r>
+            <w:r>
+              <w:rPr>
+                <w:noProof/>
+                <w:webHidden/>
+              </w:rPr>
+            </w:r>
+            <w:r>
+              <w:rPr>
+                <w:noProof/>
+                <w:webHidden/>
               </w:rPr>
               <w:fldChar w:fldCharType="separate"/>
             </w:r>
             <w:r>
               <w:rPr>
-                <w:webHidden/>
-                <w:lang w:val="nl-NL"/>
+                <w:noProof/>
+                <w:webHidden/>
               </w:rPr>
               <w:t>3</w:t>
             </w:r>
             <w:r>
               <w:rPr>
-                <w:webHidden/>
-                <w:lang w:val="nl-NL"/>
+                <w:noProof/>
+                <w:webHidden/>
               </w:rPr>
               <w:fldChar w:fldCharType="end"/>
             </w:r>
@@ -1622,62 +1682,68 @@
               <w:tab w:val="right" w:leader="dot" w:pos="9016"/>
             </w:tabs>
             <w:rPr>
-              <w:lang w:val="nl-NL" w:eastAsia="en-BE"/>
+              <w:noProof/>
+              <w:kern w:val="2"/>
+              <w:sz w:val="24"/>
+              <w:szCs w:val="24"/>
+              <w:lang w:eastAsia="en-BE"/>
+              <w14:ligatures w14:val="standardContextual"/>
             </w:rPr>
           </w:pPr>
-          <w:hyperlink w:anchor="_Toc199752187" w:history="1">
+          <w:hyperlink w:anchor="_Toc199772014" w:history="1">
             <w:r>
               <w:rPr>
                 <w:rStyle w:val="Hyperlink"/>
+                <w:noProof/>
                 <w:lang w:val="nl-NL"/>
               </w:rPr>
               <w:t>OLED Display User Story</w:t>
             </w:r>
             <w:r>
               <w:rPr>
-                <w:webHidden/>
-                <w:lang w:val="nl-NL"/>
+                <w:noProof/>
+                <w:webHidden/>
               </w:rPr>
               <w:tab/>
             </w:r>
             <w:r>
               <w:rPr>
-                <w:webHidden/>
-                <w:lang w:val="nl-NL"/>
+                <w:noProof/>
+                <w:webHidden/>
               </w:rPr>
               <w:fldChar w:fldCharType="begin"/>
             </w:r>
             <w:r>
               <w:rPr>
-                <w:webHidden/>
-                <w:lang w:val="nl-NL"/>
-              </w:rPr>
-              <w:instrText xml:space="preserve"> PAGEREF _Toc199752187 \h </w:instrText>
-            </w:r>
-            <w:r>
-              <w:rPr>
-                <w:webHidden/>
-                <w:lang w:val="nl-NL"/>
-              </w:rPr>
-            </w:r>
-            <w:r>
-              <w:rPr>
-                <w:webHidden/>
-                <w:lang w:val="nl-NL"/>
+                <w:noProof/>
+                <w:webHidden/>
+              </w:rPr>
+              <w:instrText xml:space="preserve"> PAGEREF _Toc199772014 \h </w:instrText>
+            </w:r>
+            <w:r>
+              <w:rPr>
+                <w:noProof/>
+                <w:webHidden/>
+              </w:rPr>
+            </w:r>
+            <w:r>
+              <w:rPr>
+                <w:noProof/>
+                <w:webHidden/>
               </w:rPr>
               <w:fldChar w:fldCharType="separate"/>
             </w:r>
             <w:r>
               <w:rPr>
-                <w:webHidden/>
-                <w:lang w:val="nl-NL"/>
-              </w:rPr>
-              <w:t>3</w:t>
-            </w:r>
-            <w:r>
-              <w:rPr>
-                <w:webHidden/>
-                <w:lang w:val="nl-NL"/>
+                <w:noProof/>
+                <w:webHidden/>
+              </w:rPr>
+              <w:t>4</w:t>
+            </w:r>
+            <w:r>
+              <w:rPr>
+                <w:noProof/>
+                <w:webHidden/>
               </w:rPr>
               <w:fldChar w:fldCharType="end"/>
             </w:r>
@@ -1690,62 +1756,68 @@
               <w:tab w:val="right" w:leader="dot" w:pos="9016"/>
             </w:tabs>
             <w:rPr>
-              <w:lang w:val="nl-NL" w:eastAsia="en-BE"/>
+              <w:noProof/>
+              <w:kern w:val="2"/>
+              <w:sz w:val="24"/>
+              <w:szCs w:val="24"/>
+              <w:lang w:eastAsia="en-BE"/>
+              <w14:ligatures w14:val="standardContextual"/>
             </w:rPr>
           </w:pPr>
-          <w:hyperlink w:anchor="_Toc199752188" w:history="1">
+          <w:hyperlink w:anchor="_Toc199772015" w:history="1">
             <w:r>
               <w:rPr>
                 <w:rStyle w:val="Hyperlink"/>
+                <w:noProof/>
                 <w:lang w:val="nl-NL"/>
               </w:rPr>
               <w:t>Unit Test</w:t>
             </w:r>
             <w:r>
               <w:rPr>
-                <w:webHidden/>
-                <w:lang w:val="nl-NL"/>
+                <w:noProof/>
+                <w:webHidden/>
               </w:rPr>
               <w:tab/>
             </w:r>
             <w:r>
               <w:rPr>
-                <w:webHidden/>
-                <w:lang w:val="nl-NL"/>
+                <w:noProof/>
+                <w:webHidden/>
               </w:rPr>
               <w:fldChar w:fldCharType="begin"/>
             </w:r>
             <w:r>
               <w:rPr>
-                <w:webHidden/>
-                <w:lang w:val="nl-NL"/>
-              </w:rPr>
-              <w:instrText xml:space="preserve"> PAGEREF _Toc199752188 \h </w:instrText>
-            </w:r>
-            <w:r>
-              <w:rPr>
-                <w:webHidden/>
-                <w:lang w:val="nl-NL"/>
-              </w:rPr>
-            </w:r>
-            <w:r>
-              <w:rPr>
-                <w:webHidden/>
-                <w:lang w:val="nl-NL"/>
+                <w:noProof/>
+                <w:webHidden/>
+              </w:rPr>
+              <w:instrText xml:space="preserve"> PAGEREF _Toc199772015 \h </w:instrText>
+            </w:r>
+            <w:r>
+              <w:rPr>
+                <w:noProof/>
+                <w:webHidden/>
+              </w:rPr>
+            </w:r>
+            <w:r>
+              <w:rPr>
+                <w:noProof/>
+                <w:webHidden/>
               </w:rPr>
               <w:fldChar w:fldCharType="separate"/>
             </w:r>
             <w:r>
               <w:rPr>
-                <w:webHidden/>
-                <w:lang w:val="nl-NL"/>
-              </w:rPr>
-              <w:t>3</w:t>
-            </w:r>
-            <w:r>
-              <w:rPr>
-                <w:webHidden/>
-                <w:lang w:val="nl-NL"/>
+                <w:noProof/>
+                <w:webHidden/>
+              </w:rPr>
+              <w:t>4</w:t>
+            </w:r>
+            <w:r>
+              <w:rPr>
+                <w:noProof/>
+                <w:webHidden/>
               </w:rPr>
               <w:fldChar w:fldCharType="end"/>
             </w:r>
@@ -1758,62 +1830,68 @@
               <w:tab w:val="right" w:leader="dot" w:pos="9016"/>
             </w:tabs>
             <w:rPr>
-              <w:lang w:val="nl-NL" w:eastAsia="en-BE"/>
+              <w:noProof/>
+              <w:kern w:val="2"/>
+              <w:sz w:val="24"/>
+              <w:szCs w:val="24"/>
+              <w:lang w:eastAsia="en-BE"/>
+              <w14:ligatures w14:val="standardContextual"/>
             </w:rPr>
           </w:pPr>
-          <w:hyperlink w:anchor="_Toc199752189" w:history="1">
+          <w:hyperlink w:anchor="_Toc199772016" w:history="1">
             <w:r>
               <w:rPr>
                 <w:rStyle w:val="Hyperlink"/>
+                <w:noProof/>
                 <w:lang w:val="nl-NL"/>
               </w:rPr>
               <w:t>Integratie Test</w:t>
             </w:r>
             <w:r>
               <w:rPr>
-                <w:webHidden/>
-                <w:lang w:val="nl-NL"/>
+                <w:noProof/>
+                <w:webHidden/>
               </w:rPr>
               <w:tab/>
             </w:r>
             <w:r>
               <w:rPr>
-                <w:webHidden/>
-                <w:lang w:val="nl-NL"/>
+                <w:noProof/>
+                <w:webHidden/>
               </w:rPr>
               <w:fldChar w:fldCharType="begin"/>
             </w:r>
             <w:r>
               <w:rPr>
-                <w:webHidden/>
-                <w:lang w:val="nl-NL"/>
-              </w:rPr>
-              <w:instrText xml:space="preserve"> PAGEREF _Toc199752189 \h </w:instrText>
-            </w:r>
-            <w:r>
-              <w:rPr>
-                <w:webHidden/>
-                <w:lang w:val="nl-NL"/>
-              </w:rPr>
-            </w:r>
-            <w:r>
-              <w:rPr>
-                <w:webHidden/>
-                <w:lang w:val="nl-NL"/>
+                <w:noProof/>
+                <w:webHidden/>
+              </w:rPr>
+              <w:instrText xml:space="preserve"> PAGEREF _Toc199772016 \h </w:instrText>
+            </w:r>
+            <w:r>
+              <w:rPr>
+                <w:noProof/>
+                <w:webHidden/>
+              </w:rPr>
+            </w:r>
+            <w:r>
+              <w:rPr>
+                <w:noProof/>
+                <w:webHidden/>
               </w:rPr>
               <w:fldChar w:fldCharType="separate"/>
             </w:r>
             <w:r>
               <w:rPr>
-                <w:webHidden/>
-                <w:lang w:val="nl-NL"/>
-              </w:rPr>
-              <w:t>3</w:t>
-            </w:r>
-            <w:r>
-              <w:rPr>
-                <w:webHidden/>
-                <w:lang w:val="nl-NL"/>
+                <w:noProof/>
+                <w:webHidden/>
+              </w:rPr>
+              <w:t>4</w:t>
+            </w:r>
+            <w:r>
+              <w:rPr>
+                <w:noProof/>
+                <w:webHidden/>
               </w:rPr>
               <w:fldChar w:fldCharType="end"/>
             </w:r>
@@ -1826,62 +1904,68 @@
               <w:tab w:val="right" w:leader="dot" w:pos="9016"/>
             </w:tabs>
             <w:rPr>
-              <w:lang w:val="nl-NL" w:eastAsia="en-BE"/>
+              <w:noProof/>
+              <w:kern w:val="2"/>
+              <w:sz w:val="24"/>
+              <w:szCs w:val="24"/>
+              <w:lang w:eastAsia="en-BE"/>
+              <w14:ligatures w14:val="standardContextual"/>
             </w:rPr>
           </w:pPr>
-          <w:hyperlink w:anchor="_Toc199752190" w:history="1">
+          <w:hyperlink w:anchor="_Toc199772017" w:history="1">
             <w:r>
               <w:rPr>
                 <w:rStyle w:val="Hyperlink"/>
+                <w:noProof/>
                 <w:lang w:val="nl-NL"/>
               </w:rPr>
               <w:t>Real World Test</w:t>
             </w:r>
             <w:r>
               <w:rPr>
-                <w:webHidden/>
-                <w:lang w:val="nl-NL"/>
+                <w:noProof/>
+                <w:webHidden/>
               </w:rPr>
               <w:tab/>
             </w:r>
             <w:r>
               <w:rPr>
-                <w:webHidden/>
-                <w:lang w:val="nl-NL"/>
+                <w:noProof/>
+                <w:webHidden/>
               </w:rPr>
               <w:fldChar w:fldCharType="begin"/>
             </w:r>
             <w:r>
               <w:rPr>
-                <w:webHidden/>
-                <w:lang w:val="nl-NL"/>
-              </w:rPr>
-              <w:instrText xml:space="preserve"> PAGEREF _Toc199752190 \h </w:instrText>
-            </w:r>
-            <w:r>
-              <w:rPr>
-                <w:webHidden/>
-                <w:lang w:val="nl-NL"/>
-              </w:rPr>
-            </w:r>
-            <w:r>
-              <w:rPr>
-                <w:webHidden/>
-                <w:lang w:val="nl-NL"/>
+                <w:noProof/>
+                <w:webHidden/>
+              </w:rPr>
+              <w:instrText xml:space="preserve"> PAGEREF _Toc199772017 \h </w:instrText>
+            </w:r>
+            <w:r>
+              <w:rPr>
+                <w:noProof/>
+                <w:webHidden/>
+              </w:rPr>
+            </w:r>
+            <w:r>
+              <w:rPr>
+                <w:noProof/>
+                <w:webHidden/>
               </w:rPr>
               <w:fldChar w:fldCharType="separate"/>
             </w:r>
             <w:r>
               <w:rPr>
-                <w:webHidden/>
-                <w:lang w:val="nl-NL"/>
-              </w:rPr>
-              <w:t>3</w:t>
-            </w:r>
-            <w:r>
-              <w:rPr>
-                <w:webHidden/>
-                <w:lang w:val="nl-NL"/>
+                <w:noProof/>
+                <w:webHidden/>
+              </w:rPr>
+              <w:t>4</w:t>
+            </w:r>
+            <w:r>
+              <w:rPr>
+                <w:noProof/>
+                <w:webHidden/>
               </w:rPr>
               <w:fldChar w:fldCharType="end"/>
             </w:r>
@@ -1894,62 +1978,68 @@
               <w:tab w:val="right" w:leader="dot" w:pos="9016"/>
             </w:tabs>
             <w:rPr>
-              <w:lang w:val="nl-NL" w:eastAsia="en-BE"/>
+              <w:noProof/>
+              <w:kern w:val="2"/>
+              <w:sz w:val="24"/>
+              <w:szCs w:val="24"/>
+              <w:lang w:eastAsia="en-BE"/>
+              <w14:ligatures w14:val="standardContextual"/>
             </w:rPr>
           </w:pPr>
-          <w:hyperlink w:anchor="_Toc199752191" w:history="1">
+          <w:hyperlink w:anchor="_Toc199772018" w:history="1">
             <w:r>
               <w:rPr>
                 <w:rStyle w:val="Hyperlink"/>
+                <w:noProof/>
                 <w:lang w:val="nl-NL"/>
               </w:rPr>
               <w:t>Load Test</w:t>
             </w:r>
             <w:r>
               <w:rPr>
-                <w:webHidden/>
-                <w:lang w:val="nl-NL"/>
+                <w:noProof/>
+                <w:webHidden/>
               </w:rPr>
               <w:tab/>
             </w:r>
             <w:r>
               <w:rPr>
-                <w:webHidden/>
-                <w:lang w:val="nl-NL"/>
+                <w:noProof/>
+                <w:webHidden/>
               </w:rPr>
               <w:fldChar w:fldCharType="begin"/>
             </w:r>
             <w:r>
               <w:rPr>
-                <w:webHidden/>
-                <w:lang w:val="nl-NL"/>
-              </w:rPr>
-              <w:instrText xml:space="preserve"> PAGEREF _Toc199752191 \h </w:instrText>
-            </w:r>
-            <w:r>
-              <w:rPr>
-                <w:webHidden/>
-                <w:lang w:val="nl-NL"/>
-              </w:rPr>
-            </w:r>
-            <w:r>
-              <w:rPr>
-                <w:webHidden/>
-                <w:lang w:val="nl-NL"/>
+                <w:noProof/>
+                <w:webHidden/>
+              </w:rPr>
+              <w:instrText xml:space="preserve"> PAGEREF _Toc199772018 \h </w:instrText>
+            </w:r>
+            <w:r>
+              <w:rPr>
+                <w:noProof/>
+                <w:webHidden/>
+              </w:rPr>
+            </w:r>
+            <w:r>
+              <w:rPr>
+                <w:noProof/>
+                <w:webHidden/>
               </w:rPr>
               <w:fldChar w:fldCharType="separate"/>
             </w:r>
             <w:r>
               <w:rPr>
-                <w:webHidden/>
-                <w:lang w:val="nl-NL"/>
-              </w:rPr>
-              <w:t>3</w:t>
-            </w:r>
-            <w:r>
-              <w:rPr>
-                <w:webHidden/>
-                <w:lang w:val="nl-NL"/>
+                <w:noProof/>
+                <w:webHidden/>
+              </w:rPr>
+              <w:t>5</w:t>
+            </w:r>
+            <w:r>
+              <w:rPr>
+                <w:noProof/>
+                <w:webHidden/>
               </w:rPr>
               <w:fldChar w:fldCharType="end"/>
             </w:r>
@@ -2105,7 +2195,7 @@
           <w:lang w:val="nl-NL"/>
         </w:rPr>
       </w:pPr>
-      <w:bookmarkStart w:id="0" w:name="_Toc199752177"/>
+      <w:bookmarkStart w:id="0" w:name="_Toc199772004"/>
       <w:r>
         <w:rPr>
           <w:lang w:val="nl-NL"/>
@@ -2179,7 +2269,7 @@
           <w:lang w:val="nl-NL"/>
         </w:rPr>
       </w:pPr>
-      <w:bookmarkStart w:id="1" w:name="_Toc199752178"/>
+      <w:bookmarkStart w:id="1" w:name="_Toc199772005"/>
       <w:r>
         <w:rPr>
           <w:lang w:val="nl-NL"/>
@@ -2581,7 +2671,7 @@
           <w:lang w:val="nl-NL"/>
         </w:rPr>
       </w:pPr>
-      <w:bookmarkStart w:id="2" w:name="_Toc199752179"/>
+      <w:bookmarkStart w:id="2" w:name="_Toc199772006"/>
       <w:r>
         <w:rPr>
           <w:lang w:val="nl-NL"/>
@@ -2720,7 +2810,7 @@
           <w:lang w:val="nl-NL"/>
         </w:rPr>
       </w:pPr>
-      <w:bookmarkStart w:id="3" w:name="_Toc199752180"/>
+      <w:bookmarkStart w:id="3" w:name="_Toc199772007"/>
       <w:r>
         <w:rPr>
           <w:lang w:val="nl-NL"/>
@@ -3120,7 +3210,7 @@
           <w:lang w:val="nl-NL"/>
         </w:rPr>
       </w:pPr>
-      <w:bookmarkStart w:id="4" w:name="_Toc199752181"/>
+      <w:bookmarkStart w:id="4" w:name="_Toc199772008"/>
       <w:r>
         <w:rPr>
           <w:lang w:val="nl-NL"/>
@@ -3526,7 +3616,7 @@
           <w:lang w:val="nl-NL"/>
         </w:rPr>
       </w:pPr>
-      <w:bookmarkStart w:id="5" w:name="_Toc199752182"/>
+      <w:bookmarkStart w:id="5" w:name="_Toc199772009"/>
       <w:r>
         <w:rPr>
           <w:lang w:val="nl-NL"/>
@@ -3599,7 +3689,7 @@
           <w:lang w:val="nl-NL"/>
         </w:rPr>
       </w:pPr>
-      <w:bookmarkStart w:id="6" w:name="_Toc199752183"/>
+      <w:bookmarkStart w:id="6" w:name="_Toc199772010"/>
       <w:r>
         <w:rPr>
           <w:lang w:val="nl-NL"/>
@@ -3919,7 +4009,7 @@
           <w:lang w:val="nl-NL"/>
         </w:rPr>
       </w:pPr>
-      <w:bookmarkStart w:id="7" w:name="_Toc199752184"/>
+      <w:bookmarkStart w:id="7" w:name="_Toc199772011"/>
       <w:r>
         <w:rPr>
           <w:lang w:val="nl-NL"/>
@@ -3986,7 +4076,7 @@
           <w:lang w:val="nl-NL"/>
         </w:rPr>
       </w:pPr>
-      <w:bookmarkStart w:id="8" w:name="_Toc199752185"/>
+      <w:bookmarkStart w:id="8" w:name="_Toc199772012"/>
       <w:r>
         <w:rPr>
           <w:lang w:val="nl-NL"/>
@@ -4314,7 +4404,7 @@
           <w:lang w:val="nl-NL"/>
         </w:rPr>
       </w:pPr>
-      <w:bookmarkStart w:id="9" w:name="_Toc199752186"/>
+      <w:bookmarkStart w:id="9" w:name="_Toc199772013"/>
       <w:r>
         <w:rPr>
           <w:lang w:val="nl-NL"/>
@@ -4635,7 +4725,7 @@
           <w:lang w:val="nl-NL"/>
         </w:rPr>
       </w:pPr>
-      <w:bookmarkStart w:id="10" w:name="_Toc199752187"/>
+      <w:bookmarkStart w:id="10" w:name="_Toc199772014"/>
       <w:r>
         <w:rPr>
           <w:lang w:val="nl-NL"/>
@@ -4708,7 +4798,7 @@
           <w:lang w:val="nl-NL"/>
         </w:rPr>
       </w:pPr>
-      <w:bookmarkStart w:id="11" w:name="_Toc199752188"/>
+      <w:bookmarkStart w:id="11" w:name="_Toc199772015"/>
       <w:r>
         <w:rPr>
           <w:lang w:val="nl-NL"/>
@@ -5160,7 +5250,7 @@
           <w:lang w:val="nl-NL"/>
         </w:rPr>
       </w:pPr>
-      <w:bookmarkStart w:id="12" w:name="_Toc199752189"/>
+      <w:bookmarkStart w:id="12" w:name="_Toc199772016"/>
       <w:r>
         <w:rPr>
           <w:lang w:val="nl-NL"/>
@@ -5265,7 +5355,7 @@
           <w:lang w:val="nl-NL"/>
         </w:rPr>
       </w:pPr>
-      <w:bookmarkStart w:id="13" w:name="_Toc199752190"/>
+      <w:bookmarkStart w:id="13" w:name="_Toc199772017"/>
       <w:r>
         <w:rPr>
           <w:lang w:val="nl-NL"/>
@@ -5587,7 +5677,7 @@
           <w:lang w:val="nl-NL"/>
         </w:rPr>
       </w:pPr>
-      <w:bookmarkStart w:id="14" w:name="_Toc199752191"/>
+      <w:bookmarkStart w:id="14" w:name="_Toc199772018"/>
       <w:r>
         <w:rPr>
           <w:lang w:val="nl-NL"/>

--- a/Afstudeerproject/Documentatie/Testing/Smart WiFi Lock Testing.docx
+++ b/Afstudeerproject/Documentatie/Testing/Smart WiFi Lock Testing.docx
@@ -658,7 +658,7 @@
                                           <w:szCs w:val="64"/>
                                           <w:lang w:val="nl-NL"/>
                                         </w:rPr>
-                                        <w:t>SMart wi-fi lock global testing document</w:t>
+                                        <w:t>SMart wi-fi lock testing document</w:t>
                                       </w:r>
                                     </w:p>
                                   </w:sdtContent>
@@ -808,7 +808,7 @@
                                     <w:szCs w:val="64"/>
                                     <w:lang w:val="nl-NL"/>
                                   </w:rPr>
-                                  <w:t>SMart wi-fi lock global testing document</w:t>
+                                  <w:t>SMart wi-fi lock testing document</w:t>
                                 </w:r>
                               </w:p>
                             </w:sdtContent>

--- a/Afstudeerproject/Documentatie/Testing/Smart WiFi Lock Testing.docx
+++ b/Afstudeerproject/Documentatie/Testing/Smart WiFi Lock Testing.docx
@@ -4,26 +4,16 @@
   <w:body>
     <w:sdt>
       <w:sdtPr>
-        <w:rPr>
-          <w:lang w:val="nl-NL"/>
-        </w:rPr>
         <w:id w:val="679939229"/>
         <w:docPartObj>
           <w:docPartGallery w:val="Cover Pages"/>
           <w:docPartUnique/>
         </w:docPartObj>
       </w:sdtPr>
+      <w:sdtEndPr/>
       <w:sdtContent>
         <w:p>
-          <w:pPr>
-            <w:rPr>
-              <w:lang w:val="nl-NL"/>
-            </w:rPr>
-          </w:pPr>
           <w:r>
-            <w:rPr>
-              <w:lang w:val="nl-NL"/>
-            </w:rPr>
             <mc:AlternateContent>
               <mc:Choice Requires="wpg">
                 <w:drawing>
@@ -636,6 +626,7 @@
                                     <w:dataBinding w:prefixMappings="xmlns:ns0='http://purl.org/dc/elements/1.1/' xmlns:ns1='http://schemas.openxmlformats.org/package/2006/metadata/core-properties' " w:xpath="/ns1:coreProperties[1]/ns0:title[1]" w:storeItemID="{6C3C8BC8-F283-45AE-878A-BAB7291924A1}"/>
                                     <w:text/>
                                   </w:sdtPr>
+                                  <w:sdtEndPr/>
                                   <w:sdtContent>
                                     <w:p>
                                       <w:pPr>
@@ -677,6 +668,7 @@
                                     <w:dataBinding w:prefixMappings="xmlns:ns0='http://purl.org/dc/elements/1.1/' xmlns:ns1='http://schemas.openxmlformats.org/package/2006/metadata/core-properties' " w:xpath="/ns1:coreProperties[1]/ns0:subject[1]" w:storeItemID="{6C3C8BC8-F283-45AE-878A-BAB7291924A1}"/>
                                     <w:text/>
                                   </w:sdtPr>
+                                  <w:sdtEndPr/>
                                   <w:sdtContent>
                                     <w:p>
                                       <w:pPr>
@@ -786,6 +778,7 @@
                               <w:dataBinding w:prefixMappings="xmlns:ns0='http://purl.org/dc/elements/1.1/' xmlns:ns1='http://schemas.openxmlformats.org/package/2006/metadata/core-properties' " w:xpath="/ns1:coreProperties[1]/ns0:title[1]" w:storeItemID="{6C3C8BC8-F283-45AE-878A-BAB7291924A1}"/>
                               <w:text/>
                             </w:sdtPr>
+                            <w:sdtEndPr/>
                             <w:sdtContent>
                               <w:p>
                                 <w:pPr>
@@ -827,6 +820,7 @@
                               <w:dataBinding w:prefixMappings="xmlns:ns0='http://purl.org/dc/elements/1.1/' xmlns:ns1='http://schemas.openxmlformats.org/package/2006/metadata/core-properties' " w:xpath="/ns1:coreProperties[1]/ns0:subject[1]" w:storeItemID="{6C3C8BC8-F283-45AE-878A-BAB7291924A1}"/>
                               <w:text/>
                             </w:sdtPr>
+                            <w:sdtEndPr/>
                             <w:sdtContent>
                               <w:p>
                                 <w:pPr>
@@ -869,13 +863,9 @@
               <w:kern w:val="28"/>
               <w:sz w:val="56"/>
               <w:szCs w:val="56"/>
-              <w:lang w:val="nl-NL"/>
             </w:rPr>
           </w:pPr>
           <w:r>
-            <w:rPr>
-              <w:lang w:val="nl-NL"/>
-            </w:rPr>
             <w:br w:type="page"/>
           </w:r>
         </w:p>
@@ -884,7 +874,10 @@
     <w:sdt>
       <w:sdtPr>
         <w:rPr>
-          <w:lang w:val="nl-NL"/>
+          <w:rFonts w:asciiTheme="minorHAnsi" w:eastAsiaTheme="minorEastAsia" w:hAnsiTheme="minorHAnsi" w:cstheme="minorBidi"/>
+          <w:color w:val="auto"/>
+          <w:sz w:val="20"/>
+          <w:szCs w:val="20"/>
         </w:rPr>
         <w:id w:val="1175923347"/>
         <w:docPartObj>
@@ -894,26 +887,16 @@
       </w:sdtPr>
       <w:sdtEndPr>
         <w:rPr>
-          <w:rFonts w:asciiTheme="minorHAnsi" w:eastAsiaTheme="minorEastAsia" w:hAnsiTheme="minorHAnsi" w:cstheme="minorBidi"/>
           <w:b/>
           <w:bCs/>
-          <w:color w:val="auto"/>
-          <w:sz w:val="20"/>
-          <w:szCs w:val="20"/>
         </w:rPr>
       </w:sdtEndPr>
       <w:sdtContent>
         <w:p>
           <w:pPr>
             <w:pStyle w:val="TOCHeading"/>
-            <w:rPr>
-              <w:lang w:val="nl-NL"/>
-            </w:rPr>
           </w:pPr>
           <w:r>
-            <w:rPr>
-              <w:lang w:val="nl-NL"/>
-            </w:rPr>
             <w:t>Inhoudstabel</w:t>
           </w:r>
         </w:p>
@@ -924,7 +907,6 @@
               <w:tab w:val="right" w:leader="dot" w:pos="9016"/>
             </w:tabs>
             <w:rPr>
-              <w:noProof/>
               <w:kern w:val="2"/>
               <w:sz w:val="24"/>
               <w:szCs w:val="24"/>
@@ -933,76 +915,58 @@
             </w:rPr>
           </w:pPr>
           <w:r>
-            <w:rPr>
-              <w:lang w:val="nl-NL"/>
-            </w:rPr>
             <w:fldChar w:fldCharType="begin"/>
           </w:r>
           <w:r>
-            <w:rPr>
-              <w:lang w:val="nl-NL"/>
-            </w:rPr>
             <w:instrText xml:space="preserve"> TOC \o "1-3" \h \z \u </w:instrText>
           </w:r>
           <w:r>
-            <w:rPr>
-              <w:lang w:val="nl-NL"/>
-            </w:rPr>
             <w:fldChar w:fldCharType="separate"/>
           </w:r>
-          <w:hyperlink w:anchor="_Toc199772004" w:history="1">
+          <w:hyperlink w:anchor="_Toc199839213" w:history="1">
             <w:r>
               <w:rPr>
                 <w:rStyle w:val="Hyperlink"/>
-                <w:noProof/>
-                <w:lang w:val="nl-NL"/>
               </w:rPr>
               <w:t>NFC Open User Story</w:t>
             </w:r>
             <w:r>
               <w:rPr>
-                <w:noProof/>
                 <w:webHidden/>
               </w:rPr>
               <w:tab/>
             </w:r>
             <w:r>
               <w:rPr>
-                <w:noProof/>
                 <w:webHidden/>
               </w:rPr>
               <w:fldChar w:fldCharType="begin"/>
             </w:r>
             <w:r>
               <w:rPr>
-                <w:noProof/>
-                <w:webHidden/>
-              </w:rPr>
-              <w:instrText xml:space="preserve"> PAGEREF _Toc199772004 \h </w:instrText>
-            </w:r>
-            <w:r>
-              <w:rPr>
-                <w:noProof/>
-                <w:webHidden/>
-              </w:rPr>
-            </w:r>
-            <w:r>
-              <w:rPr>
-                <w:noProof/>
+                <w:webHidden/>
+              </w:rPr>
+              <w:instrText xml:space="preserve"> PAGEREF _Toc199839213 \h </w:instrText>
+            </w:r>
+            <w:r>
+              <w:rPr>
+                <w:webHidden/>
+              </w:rPr>
+            </w:r>
+            <w:r>
+              <w:rPr>
                 <w:webHidden/>
               </w:rPr>
               <w:fldChar w:fldCharType="separate"/>
             </w:r>
             <w:r>
               <w:rPr>
-                <w:noProof/>
                 <w:webHidden/>
               </w:rPr>
               <w:t>2</w:t>
             </w:r>
             <w:r>
               <w:rPr>
-                <w:noProof/>
                 <w:webHidden/>
               </w:rPr>
               <w:fldChar w:fldCharType="end"/>
@@ -1016,7 +980,6 @@
               <w:tab w:val="right" w:leader="dot" w:pos="9016"/>
             </w:tabs>
             <w:rPr>
-              <w:noProof/>
               <w:kern w:val="2"/>
               <w:sz w:val="24"/>
               <w:szCs w:val="24"/>
@@ -1024,59 +987,50 @@
               <w14:ligatures w14:val="standardContextual"/>
             </w:rPr>
           </w:pPr>
-          <w:hyperlink w:anchor="_Toc199772005" w:history="1">
+          <w:hyperlink w:anchor="_Toc199839214" w:history="1">
             <w:r>
               <w:rPr>
                 <w:rStyle w:val="Hyperlink"/>
-                <w:noProof/>
-                <w:lang w:val="nl-NL"/>
               </w:rPr>
               <w:t>Unit Test</w:t>
             </w:r>
             <w:r>
               <w:rPr>
-                <w:noProof/>
                 <w:webHidden/>
               </w:rPr>
               <w:tab/>
             </w:r>
             <w:r>
               <w:rPr>
-                <w:noProof/>
                 <w:webHidden/>
               </w:rPr>
               <w:fldChar w:fldCharType="begin"/>
             </w:r>
             <w:r>
               <w:rPr>
-                <w:noProof/>
-                <w:webHidden/>
-              </w:rPr>
-              <w:instrText xml:space="preserve"> PAGEREF _Toc199772005 \h </w:instrText>
-            </w:r>
-            <w:r>
-              <w:rPr>
-                <w:noProof/>
-                <w:webHidden/>
-              </w:rPr>
-            </w:r>
-            <w:r>
-              <w:rPr>
-                <w:noProof/>
+                <w:webHidden/>
+              </w:rPr>
+              <w:instrText xml:space="preserve"> PAGEREF _Toc199839214 \h </w:instrText>
+            </w:r>
+            <w:r>
+              <w:rPr>
+                <w:webHidden/>
+              </w:rPr>
+            </w:r>
+            <w:r>
+              <w:rPr>
                 <w:webHidden/>
               </w:rPr>
               <w:fldChar w:fldCharType="separate"/>
             </w:r>
             <w:r>
               <w:rPr>
-                <w:noProof/>
                 <w:webHidden/>
               </w:rPr>
               <w:t>2</w:t>
             </w:r>
             <w:r>
               <w:rPr>
-                <w:noProof/>
                 <w:webHidden/>
               </w:rPr>
               <w:fldChar w:fldCharType="end"/>
@@ -1090,7 +1044,6 @@
               <w:tab w:val="right" w:leader="dot" w:pos="9016"/>
             </w:tabs>
             <w:rPr>
-              <w:noProof/>
               <w:kern w:val="2"/>
               <w:sz w:val="24"/>
               <w:szCs w:val="24"/>
@@ -1098,59 +1051,50 @@
               <w14:ligatures w14:val="standardContextual"/>
             </w:rPr>
           </w:pPr>
-          <w:hyperlink w:anchor="_Toc199772006" w:history="1">
+          <w:hyperlink w:anchor="_Toc199839215" w:history="1">
             <w:r>
               <w:rPr>
                 <w:rStyle w:val="Hyperlink"/>
-                <w:noProof/>
-                <w:lang w:val="nl-NL"/>
               </w:rPr>
               <w:t>Integratie Test</w:t>
             </w:r>
             <w:r>
               <w:rPr>
-                <w:noProof/>
                 <w:webHidden/>
               </w:rPr>
               <w:tab/>
             </w:r>
             <w:r>
               <w:rPr>
-                <w:noProof/>
                 <w:webHidden/>
               </w:rPr>
               <w:fldChar w:fldCharType="begin"/>
             </w:r>
             <w:r>
               <w:rPr>
-                <w:noProof/>
-                <w:webHidden/>
-              </w:rPr>
-              <w:instrText xml:space="preserve"> PAGEREF _Toc199772006 \h </w:instrText>
-            </w:r>
-            <w:r>
-              <w:rPr>
-                <w:noProof/>
-                <w:webHidden/>
-              </w:rPr>
-            </w:r>
-            <w:r>
-              <w:rPr>
-                <w:noProof/>
+                <w:webHidden/>
+              </w:rPr>
+              <w:instrText xml:space="preserve"> PAGEREF _Toc199839215 \h </w:instrText>
+            </w:r>
+            <w:r>
+              <w:rPr>
+                <w:webHidden/>
+              </w:rPr>
+            </w:r>
+            <w:r>
+              <w:rPr>
                 <w:webHidden/>
               </w:rPr>
               <w:fldChar w:fldCharType="separate"/>
             </w:r>
             <w:r>
               <w:rPr>
-                <w:noProof/>
-                <w:webHidden/>
-              </w:rPr>
-              <w:t>2</w:t>
-            </w:r>
-            <w:r>
-              <w:rPr>
-                <w:noProof/>
+                <w:webHidden/>
+              </w:rPr>
+              <w:t>3</w:t>
+            </w:r>
+            <w:r>
+              <w:rPr>
                 <w:webHidden/>
               </w:rPr>
               <w:fldChar w:fldCharType="end"/>
@@ -1164,7 +1108,6 @@
               <w:tab w:val="right" w:leader="dot" w:pos="9016"/>
             </w:tabs>
             <w:rPr>
-              <w:noProof/>
               <w:kern w:val="2"/>
               <w:sz w:val="24"/>
               <w:szCs w:val="24"/>
@@ -1172,59 +1115,50 @@
               <w14:ligatures w14:val="standardContextual"/>
             </w:rPr>
           </w:pPr>
-          <w:hyperlink w:anchor="_Toc199772007" w:history="1">
+          <w:hyperlink w:anchor="_Toc199839216" w:history="1">
             <w:r>
               <w:rPr>
                 <w:rStyle w:val="Hyperlink"/>
-                <w:noProof/>
-                <w:lang w:val="nl-NL"/>
               </w:rPr>
               <w:t>Real World Test</w:t>
             </w:r>
             <w:r>
               <w:rPr>
-                <w:noProof/>
                 <w:webHidden/>
               </w:rPr>
               <w:tab/>
             </w:r>
             <w:r>
               <w:rPr>
-                <w:noProof/>
                 <w:webHidden/>
               </w:rPr>
               <w:fldChar w:fldCharType="begin"/>
             </w:r>
             <w:r>
               <w:rPr>
-                <w:noProof/>
-                <w:webHidden/>
-              </w:rPr>
-              <w:instrText xml:space="preserve"> PAGEREF _Toc199772007 \h </w:instrText>
-            </w:r>
-            <w:r>
-              <w:rPr>
-                <w:noProof/>
-                <w:webHidden/>
-              </w:rPr>
-            </w:r>
-            <w:r>
-              <w:rPr>
-                <w:noProof/>
+                <w:webHidden/>
+              </w:rPr>
+              <w:instrText xml:space="preserve"> PAGEREF _Toc199839216 \h </w:instrText>
+            </w:r>
+            <w:r>
+              <w:rPr>
+                <w:webHidden/>
+              </w:rPr>
+            </w:r>
+            <w:r>
+              <w:rPr>
                 <w:webHidden/>
               </w:rPr>
               <w:fldChar w:fldCharType="separate"/>
             </w:r>
             <w:r>
               <w:rPr>
-                <w:noProof/>
-                <w:webHidden/>
-              </w:rPr>
-              <w:t>2</w:t>
-            </w:r>
-            <w:r>
-              <w:rPr>
-                <w:noProof/>
+                <w:webHidden/>
+              </w:rPr>
+              <w:t>3</w:t>
+            </w:r>
+            <w:r>
+              <w:rPr>
                 <w:webHidden/>
               </w:rPr>
               <w:fldChar w:fldCharType="end"/>
@@ -1238,7 +1172,6 @@
               <w:tab w:val="right" w:leader="dot" w:pos="9016"/>
             </w:tabs>
             <w:rPr>
-              <w:noProof/>
               <w:kern w:val="2"/>
               <w:sz w:val="24"/>
               <w:szCs w:val="24"/>
@@ -1246,59 +1179,50 @@
               <w14:ligatures w14:val="standardContextual"/>
             </w:rPr>
           </w:pPr>
-          <w:hyperlink w:anchor="_Toc199772008" w:history="1">
+          <w:hyperlink w:anchor="_Toc199839217" w:history="1">
             <w:r>
               <w:rPr>
                 <w:rStyle w:val="Hyperlink"/>
-                <w:noProof/>
-                <w:lang w:val="nl-NL"/>
               </w:rPr>
               <w:t>Load Test</w:t>
             </w:r>
             <w:r>
               <w:rPr>
-                <w:noProof/>
                 <w:webHidden/>
               </w:rPr>
               <w:tab/>
             </w:r>
             <w:r>
               <w:rPr>
-                <w:noProof/>
                 <w:webHidden/>
               </w:rPr>
               <w:fldChar w:fldCharType="begin"/>
             </w:r>
             <w:r>
               <w:rPr>
-                <w:noProof/>
-                <w:webHidden/>
-              </w:rPr>
-              <w:instrText xml:space="preserve"> PAGEREF _Toc199772008 \h </w:instrText>
-            </w:r>
-            <w:r>
-              <w:rPr>
-                <w:noProof/>
-                <w:webHidden/>
-              </w:rPr>
-            </w:r>
-            <w:r>
-              <w:rPr>
-                <w:noProof/>
+                <w:webHidden/>
+              </w:rPr>
+              <w:instrText xml:space="preserve"> PAGEREF _Toc199839217 \h </w:instrText>
+            </w:r>
+            <w:r>
+              <w:rPr>
+                <w:webHidden/>
+              </w:rPr>
+            </w:r>
+            <w:r>
+              <w:rPr>
                 <w:webHidden/>
               </w:rPr>
               <w:fldChar w:fldCharType="separate"/>
             </w:r>
             <w:r>
               <w:rPr>
-                <w:noProof/>
-                <w:webHidden/>
-              </w:rPr>
-              <w:t>2</w:t>
-            </w:r>
-            <w:r>
-              <w:rPr>
-                <w:noProof/>
+                <w:webHidden/>
+              </w:rPr>
+              <w:t>4</w:t>
+            </w:r>
+            <w:r>
+              <w:rPr>
                 <w:webHidden/>
               </w:rPr>
               <w:fldChar w:fldCharType="end"/>
@@ -1312,7 +1236,6 @@
               <w:tab w:val="right" w:leader="dot" w:pos="9016"/>
             </w:tabs>
             <w:rPr>
-              <w:noProof/>
               <w:kern w:val="2"/>
               <w:sz w:val="24"/>
               <w:szCs w:val="24"/>
@@ -1320,59 +1243,50 @@
               <w14:ligatures w14:val="standardContextual"/>
             </w:rPr>
           </w:pPr>
-          <w:hyperlink w:anchor="_Toc199772009" w:history="1">
+          <w:hyperlink w:anchor="_Toc199839218" w:history="1">
             <w:r>
               <w:rPr>
                 <w:rStyle w:val="Hyperlink"/>
-                <w:noProof/>
-                <w:lang w:val="nl-NL"/>
               </w:rPr>
               <w:t>Hall Sensor User Story</w:t>
             </w:r>
             <w:r>
               <w:rPr>
-                <w:noProof/>
                 <w:webHidden/>
               </w:rPr>
               <w:tab/>
             </w:r>
             <w:r>
               <w:rPr>
-                <w:noProof/>
                 <w:webHidden/>
               </w:rPr>
               <w:fldChar w:fldCharType="begin"/>
             </w:r>
             <w:r>
               <w:rPr>
-                <w:noProof/>
-                <w:webHidden/>
-              </w:rPr>
-              <w:instrText xml:space="preserve"> PAGEREF _Toc199772009 \h </w:instrText>
-            </w:r>
-            <w:r>
-              <w:rPr>
-                <w:noProof/>
-                <w:webHidden/>
-              </w:rPr>
-            </w:r>
-            <w:r>
-              <w:rPr>
-                <w:noProof/>
+                <w:webHidden/>
+              </w:rPr>
+              <w:instrText xml:space="preserve"> PAGEREF _Toc199839218 \h </w:instrText>
+            </w:r>
+            <w:r>
+              <w:rPr>
+                <w:webHidden/>
+              </w:rPr>
+            </w:r>
+            <w:r>
+              <w:rPr>
                 <w:webHidden/>
               </w:rPr>
               <w:fldChar w:fldCharType="separate"/>
             </w:r>
             <w:r>
               <w:rPr>
-                <w:noProof/>
-                <w:webHidden/>
-              </w:rPr>
-              <w:t>3</w:t>
-            </w:r>
-            <w:r>
-              <w:rPr>
-                <w:noProof/>
+                <w:webHidden/>
+              </w:rPr>
+              <w:t>5</w:t>
+            </w:r>
+            <w:r>
+              <w:rPr>
                 <w:webHidden/>
               </w:rPr>
               <w:fldChar w:fldCharType="end"/>
@@ -1386,7 +1300,6 @@
               <w:tab w:val="right" w:leader="dot" w:pos="9016"/>
             </w:tabs>
             <w:rPr>
-              <w:noProof/>
               <w:kern w:val="2"/>
               <w:sz w:val="24"/>
               <w:szCs w:val="24"/>
@@ -1394,59 +1307,50 @@
               <w14:ligatures w14:val="standardContextual"/>
             </w:rPr>
           </w:pPr>
-          <w:hyperlink w:anchor="_Toc199772010" w:history="1">
+          <w:hyperlink w:anchor="_Toc199839219" w:history="1">
             <w:r>
               <w:rPr>
                 <w:rStyle w:val="Hyperlink"/>
-                <w:noProof/>
-                <w:lang w:val="nl-NL"/>
               </w:rPr>
               <w:t>Unit Test</w:t>
             </w:r>
             <w:r>
               <w:rPr>
-                <w:noProof/>
                 <w:webHidden/>
               </w:rPr>
               <w:tab/>
             </w:r>
             <w:r>
               <w:rPr>
-                <w:noProof/>
                 <w:webHidden/>
               </w:rPr>
               <w:fldChar w:fldCharType="begin"/>
             </w:r>
             <w:r>
               <w:rPr>
-                <w:noProof/>
-                <w:webHidden/>
-              </w:rPr>
-              <w:instrText xml:space="preserve"> PAGEREF _Toc199772010 \h </w:instrText>
-            </w:r>
-            <w:r>
-              <w:rPr>
-                <w:noProof/>
-                <w:webHidden/>
-              </w:rPr>
-            </w:r>
-            <w:r>
-              <w:rPr>
-                <w:noProof/>
+                <w:webHidden/>
+              </w:rPr>
+              <w:instrText xml:space="preserve"> PAGEREF _Toc199839219 \h </w:instrText>
+            </w:r>
+            <w:r>
+              <w:rPr>
+                <w:webHidden/>
+              </w:rPr>
+            </w:r>
+            <w:r>
+              <w:rPr>
                 <w:webHidden/>
               </w:rPr>
               <w:fldChar w:fldCharType="separate"/>
             </w:r>
             <w:r>
               <w:rPr>
-                <w:noProof/>
-                <w:webHidden/>
-              </w:rPr>
-              <w:t>3</w:t>
-            </w:r>
-            <w:r>
-              <w:rPr>
-                <w:noProof/>
+                <w:webHidden/>
+              </w:rPr>
+              <w:t>5</w:t>
+            </w:r>
+            <w:r>
+              <w:rPr>
                 <w:webHidden/>
               </w:rPr>
               <w:fldChar w:fldCharType="end"/>
@@ -1460,7 +1364,6 @@
               <w:tab w:val="right" w:leader="dot" w:pos="9016"/>
             </w:tabs>
             <w:rPr>
-              <w:noProof/>
               <w:kern w:val="2"/>
               <w:sz w:val="24"/>
               <w:szCs w:val="24"/>
@@ -1468,59 +1371,50 @@
               <w14:ligatures w14:val="standardContextual"/>
             </w:rPr>
           </w:pPr>
-          <w:hyperlink w:anchor="_Toc199772011" w:history="1">
+          <w:hyperlink w:anchor="_Toc199839220" w:history="1">
             <w:r>
               <w:rPr>
                 <w:rStyle w:val="Hyperlink"/>
-                <w:noProof/>
-                <w:lang w:val="nl-NL"/>
               </w:rPr>
               <w:t>Integratie Test</w:t>
             </w:r>
             <w:r>
               <w:rPr>
-                <w:noProof/>
                 <w:webHidden/>
               </w:rPr>
               <w:tab/>
             </w:r>
             <w:r>
               <w:rPr>
-                <w:noProof/>
                 <w:webHidden/>
               </w:rPr>
               <w:fldChar w:fldCharType="begin"/>
             </w:r>
             <w:r>
               <w:rPr>
-                <w:noProof/>
-                <w:webHidden/>
-              </w:rPr>
-              <w:instrText xml:space="preserve"> PAGEREF _Toc199772011 \h </w:instrText>
-            </w:r>
-            <w:r>
-              <w:rPr>
-                <w:noProof/>
-                <w:webHidden/>
-              </w:rPr>
-            </w:r>
-            <w:r>
-              <w:rPr>
-                <w:noProof/>
+                <w:webHidden/>
+              </w:rPr>
+              <w:instrText xml:space="preserve"> PAGEREF _Toc199839220 \h </w:instrText>
+            </w:r>
+            <w:r>
+              <w:rPr>
+                <w:webHidden/>
+              </w:rPr>
+            </w:r>
+            <w:r>
+              <w:rPr>
                 <w:webHidden/>
               </w:rPr>
               <w:fldChar w:fldCharType="separate"/>
             </w:r>
             <w:r>
               <w:rPr>
-                <w:noProof/>
-                <w:webHidden/>
-              </w:rPr>
-              <w:t>3</w:t>
-            </w:r>
-            <w:r>
-              <w:rPr>
-                <w:noProof/>
+                <w:webHidden/>
+              </w:rPr>
+              <w:t>5</w:t>
+            </w:r>
+            <w:r>
+              <w:rPr>
                 <w:webHidden/>
               </w:rPr>
               <w:fldChar w:fldCharType="end"/>
@@ -1534,7 +1428,6 @@
               <w:tab w:val="right" w:leader="dot" w:pos="9016"/>
             </w:tabs>
             <w:rPr>
-              <w:noProof/>
               <w:kern w:val="2"/>
               <w:sz w:val="24"/>
               <w:szCs w:val="24"/>
@@ -1542,59 +1435,50 @@
               <w14:ligatures w14:val="standardContextual"/>
             </w:rPr>
           </w:pPr>
-          <w:hyperlink w:anchor="_Toc199772012" w:history="1">
+          <w:hyperlink w:anchor="_Toc199839221" w:history="1">
             <w:r>
               <w:rPr>
                 <w:rStyle w:val="Hyperlink"/>
-                <w:noProof/>
-                <w:lang w:val="nl-NL"/>
               </w:rPr>
               <w:t>Real World Test</w:t>
             </w:r>
             <w:r>
               <w:rPr>
-                <w:noProof/>
                 <w:webHidden/>
               </w:rPr>
               <w:tab/>
             </w:r>
             <w:r>
               <w:rPr>
-                <w:noProof/>
                 <w:webHidden/>
               </w:rPr>
               <w:fldChar w:fldCharType="begin"/>
             </w:r>
             <w:r>
               <w:rPr>
-                <w:noProof/>
-                <w:webHidden/>
-              </w:rPr>
-              <w:instrText xml:space="preserve"> PAGEREF _Toc199772012 \h </w:instrText>
-            </w:r>
-            <w:r>
-              <w:rPr>
-                <w:noProof/>
-                <w:webHidden/>
-              </w:rPr>
-            </w:r>
-            <w:r>
-              <w:rPr>
-                <w:noProof/>
+                <w:webHidden/>
+              </w:rPr>
+              <w:instrText xml:space="preserve"> PAGEREF _Toc199839221 \h </w:instrText>
+            </w:r>
+            <w:r>
+              <w:rPr>
+                <w:webHidden/>
+              </w:rPr>
+            </w:r>
+            <w:r>
+              <w:rPr>
                 <w:webHidden/>
               </w:rPr>
               <w:fldChar w:fldCharType="separate"/>
             </w:r>
             <w:r>
               <w:rPr>
-                <w:noProof/>
-                <w:webHidden/>
-              </w:rPr>
-              <w:t>3</w:t>
-            </w:r>
-            <w:r>
-              <w:rPr>
-                <w:noProof/>
+                <w:webHidden/>
+              </w:rPr>
+              <w:t>6</w:t>
+            </w:r>
+            <w:r>
+              <w:rPr>
                 <w:webHidden/>
               </w:rPr>
               <w:fldChar w:fldCharType="end"/>
@@ -1608,7 +1492,6 @@
               <w:tab w:val="right" w:leader="dot" w:pos="9016"/>
             </w:tabs>
             <w:rPr>
-              <w:noProof/>
               <w:kern w:val="2"/>
               <w:sz w:val="24"/>
               <w:szCs w:val="24"/>
@@ -1616,59 +1499,50 @@
               <w14:ligatures w14:val="standardContextual"/>
             </w:rPr>
           </w:pPr>
-          <w:hyperlink w:anchor="_Toc199772013" w:history="1">
+          <w:hyperlink w:anchor="_Toc199839222" w:history="1">
             <w:r>
               <w:rPr>
                 <w:rStyle w:val="Hyperlink"/>
-                <w:noProof/>
-                <w:lang w:val="nl-NL"/>
               </w:rPr>
               <w:t>Load Test</w:t>
             </w:r>
             <w:r>
               <w:rPr>
-                <w:noProof/>
                 <w:webHidden/>
               </w:rPr>
               <w:tab/>
             </w:r>
             <w:r>
               <w:rPr>
-                <w:noProof/>
                 <w:webHidden/>
               </w:rPr>
               <w:fldChar w:fldCharType="begin"/>
             </w:r>
             <w:r>
               <w:rPr>
-                <w:noProof/>
-                <w:webHidden/>
-              </w:rPr>
-              <w:instrText xml:space="preserve"> PAGEREF _Toc199772013 \h </w:instrText>
-            </w:r>
-            <w:r>
-              <w:rPr>
-                <w:noProof/>
-                <w:webHidden/>
-              </w:rPr>
-            </w:r>
-            <w:r>
-              <w:rPr>
-                <w:noProof/>
+                <w:webHidden/>
+              </w:rPr>
+              <w:instrText xml:space="preserve"> PAGEREF _Toc199839222 \h </w:instrText>
+            </w:r>
+            <w:r>
+              <w:rPr>
+                <w:webHidden/>
+              </w:rPr>
+            </w:r>
+            <w:r>
+              <w:rPr>
                 <w:webHidden/>
               </w:rPr>
               <w:fldChar w:fldCharType="separate"/>
             </w:r>
             <w:r>
               <w:rPr>
-                <w:noProof/>
-                <w:webHidden/>
-              </w:rPr>
-              <w:t>3</w:t>
-            </w:r>
-            <w:r>
-              <w:rPr>
-                <w:noProof/>
+                <w:webHidden/>
+              </w:rPr>
+              <w:t>6</w:t>
+            </w:r>
+            <w:r>
+              <w:rPr>
                 <w:webHidden/>
               </w:rPr>
               <w:fldChar w:fldCharType="end"/>
@@ -1682,7 +1556,6 @@
               <w:tab w:val="right" w:leader="dot" w:pos="9016"/>
             </w:tabs>
             <w:rPr>
-              <w:noProof/>
               <w:kern w:val="2"/>
               <w:sz w:val="24"/>
               <w:szCs w:val="24"/>
@@ -1690,59 +1563,50 @@
               <w14:ligatures w14:val="standardContextual"/>
             </w:rPr>
           </w:pPr>
-          <w:hyperlink w:anchor="_Toc199772014" w:history="1">
+          <w:hyperlink w:anchor="_Toc199839223" w:history="1">
             <w:r>
               <w:rPr>
                 <w:rStyle w:val="Hyperlink"/>
-                <w:noProof/>
-                <w:lang w:val="nl-NL"/>
               </w:rPr>
               <w:t>OLED Display User Story</w:t>
             </w:r>
             <w:r>
               <w:rPr>
-                <w:noProof/>
                 <w:webHidden/>
               </w:rPr>
               <w:tab/>
             </w:r>
             <w:r>
               <w:rPr>
-                <w:noProof/>
                 <w:webHidden/>
               </w:rPr>
               <w:fldChar w:fldCharType="begin"/>
             </w:r>
             <w:r>
               <w:rPr>
-                <w:noProof/>
-                <w:webHidden/>
-              </w:rPr>
-              <w:instrText xml:space="preserve"> PAGEREF _Toc199772014 \h </w:instrText>
-            </w:r>
-            <w:r>
-              <w:rPr>
-                <w:noProof/>
-                <w:webHidden/>
-              </w:rPr>
-            </w:r>
-            <w:r>
-              <w:rPr>
-                <w:noProof/>
+                <w:webHidden/>
+              </w:rPr>
+              <w:instrText xml:space="preserve"> PAGEREF _Toc199839223 \h </w:instrText>
+            </w:r>
+            <w:r>
+              <w:rPr>
+                <w:webHidden/>
+              </w:rPr>
+            </w:r>
+            <w:r>
+              <w:rPr>
                 <w:webHidden/>
               </w:rPr>
               <w:fldChar w:fldCharType="separate"/>
             </w:r>
             <w:r>
               <w:rPr>
-                <w:noProof/>
-                <w:webHidden/>
-              </w:rPr>
-              <w:t>4</w:t>
-            </w:r>
-            <w:r>
-              <w:rPr>
-                <w:noProof/>
+                <w:webHidden/>
+              </w:rPr>
+              <w:t>7</w:t>
+            </w:r>
+            <w:r>
+              <w:rPr>
                 <w:webHidden/>
               </w:rPr>
               <w:fldChar w:fldCharType="end"/>
@@ -1756,7 +1620,6 @@
               <w:tab w:val="right" w:leader="dot" w:pos="9016"/>
             </w:tabs>
             <w:rPr>
-              <w:noProof/>
               <w:kern w:val="2"/>
               <w:sz w:val="24"/>
               <w:szCs w:val="24"/>
@@ -1764,59 +1627,50 @@
               <w14:ligatures w14:val="standardContextual"/>
             </w:rPr>
           </w:pPr>
-          <w:hyperlink w:anchor="_Toc199772015" w:history="1">
+          <w:hyperlink w:anchor="_Toc199839224" w:history="1">
             <w:r>
               <w:rPr>
                 <w:rStyle w:val="Hyperlink"/>
-                <w:noProof/>
-                <w:lang w:val="nl-NL"/>
               </w:rPr>
               <w:t>Unit Test</w:t>
             </w:r>
             <w:r>
               <w:rPr>
-                <w:noProof/>
                 <w:webHidden/>
               </w:rPr>
               <w:tab/>
             </w:r>
             <w:r>
               <w:rPr>
-                <w:noProof/>
                 <w:webHidden/>
               </w:rPr>
               <w:fldChar w:fldCharType="begin"/>
             </w:r>
             <w:r>
               <w:rPr>
-                <w:noProof/>
-                <w:webHidden/>
-              </w:rPr>
-              <w:instrText xml:space="preserve"> PAGEREF _Toc199772015 \h </w:instrText>
-            </w:r>
-            <w:r>
-              <w:rPr>
-                <w:noProof/>
-                <w:webHidden/>
-              </w:rPr>
-            </w:r>
-            <w:r>
-              <w:rPr>
-                <w:noProof/>
+                <w:webHidden/>
+              </w:rPr>
+              <w:instrText xml:space="preserve"> PAGEREF _Toc199839224 \h </w:instrText>
+            </w:r>
+            <w:r>
+              <w:rPr>
+                <w:webHidden/>
+              </w:rPr>
+            </w:r>
+            <w:r>
+              <w:rPr>
                 <w:webHidden/>
               </w:rPr>
               <w:fldChar w:fldCharType="separate"/>
             </w:r>
             <w:r>
               <w:rPr>
-                <w:noProof/>
-                <w:webHidden/>
-              </w:rPr>
-              <w:t>4</w:t>
-            </w:r>
-            <w:r>
-              <w:rPr>
-                <w:noProof/>
+                <w:webHidden/>
+              </w:rPr>
+              <w:t>7</w:t>
+            </w:r>
+            <w:r>
+              <w:rPr>
                 <w:webHidden/>
               </w:rPr>
               <w:fldChar w:fldCharType="end"/>
@@ -1830,7 +1684,6 @@
               <w:tab w:val="right" w:leader="dot" w:pos="9016"/>
             </w:tabs>
             <w:rPr>
-              <w:noProof/>
               <w:kern w:val="2"/>
               <w:sz w:val="24"/>
               <w:szCs w:val="24"/>
@@ -1838,59 +1691,50 @@
               <w14:ligatures w14:val="standardContextual"/>
             </w:rPr>
           </w:pPr>
-          <w:hyperlink w:anchor="_Toc199772016" w:history="1">
+          <w:hyperlink w:anchor="_Toc199839225" w:history="1">
             <w:r>
               <w:rPr>
                 <w:rStyle w:val="Hyperlink"/>
-                <w:noProof/>
-                <w:lang w:val="nl-NL"/>
               </w:rPr>
               <w:t>Integratie Test</w:t>
             </w:r>
             <w:r>
               <w:rPr>
-                <w:noProof/>
                 <w:webHidden/>
               </w:rPr>
               <w:tab/>
             </w:r>
             <w:r>
               <w:rPr>
-                <w:noProof/>
                 <w:webHidden/>
               </w:rPr>
               <w:fldChar w:fldCharType="begin"/>
             </w:r>
             <w:r>
               <w:rPr>
-                <w:noProof/>
-                <w:webHidden/>
-              </w:rPr>
-              <w:instrText xml:space="preserve"> PAGEREF _Toc199772016 \h </w:instrText>
-            </w:r>
-            <w:r>
-              <w:rPr>
-                <w:noProof/>
-                <w:webHidden/>
-              </w:rPr>
-            </w:r>
-            <w:r>
-              <w:rPr>
-                <w:noProof/>
+                <w:webHidden/>
+              </w:rPr>
+              <w:instrText xml:space="preserve"> PAGEREF _Toc199839225 \h </w:instrText>
+            </w:r>
+            <w:r>
+              <w:rPr>
+                <w:webHidden/>
+              </w:rPr>
+            </w:r>
+            <w:r>
+              <w:rPr>
                 <w:webHidden/>
               </w:rPr>
               <w:fldChar w:fldCharType="separate"/>
             </w:r>
             <w:r>
               <w:rPr>
-                <w:noProof/>
-                <w:webHidden/>
-              </w:rPr>
-              <w:t>4</w:t>
-            </w:r>
-            <w:r>
-              <w:rPr>
-                <w:noProof/>
+                <w:webHidden/>
+              </w:rPr>
+              <w:t>8</w:t>
+            </w:r>
+            <w:r>
+              <w:rPr>
                 <w:webHidden/>
               </w:rPr>
               <w:fldChar w:fldCharType="end"/>
@@ -1904,7 +1748,6 @@
               <w:tab w:val="right" w:leader="dot" w:pos="9016"/>
             </w:tabs>
             <w:rPr>
-              <w:noProof/>
               <w:kern w:val="2"/>
               <w:sz w:val="24"/>
               <w:szCs w:val="24"/>
@@ -1912,59 +1755,50 @@
               <w14:ligatures w14:val="standardContextual"/>
             </w:rPr>
           </w:pPr>
-          <w:hyperlink w:anchor="_Toc199772017" w:history="1">
+          <w:hyperlink w:anchor="_Toc199839226" w:history="1">
             <w:r>
               <w:rPr>
                 <w:rStyle w:val="Hyperlink"/>
-                <w:noProof/>
-                <w:lang w:val="nl-NL"/>
               </w:rPr>
               <w:t>Real World Test</w:t>
             </w:r>
             <w:r>
               <w:rPr>
-                <w:noProof/>
                 <w:webHidden/>
               </w:rPr>
               <w:tab/>
             </w:r>
             <w:r>
               <w:rPr>
-                <w:noProof/>
                 <w:webHidden/>
               </w:rPr>
               <w:fldChar w:fldCharType="begin"/>
             </w:r>
             <w:r>
               <w:rPr>
-                <w:noProof/>
-                <w:webHidden/>
-              </w:rPr>
-              <w:instrText xml:space="preserve"> PAGEREF _Toc199772017 \h </w:instrText>
-            </w:r>
-            <w:r>
-              <w:rPr>
-                <w:noProof/>
-                <w:webHidden/>
-              </w:rPr>
-            </w:r>
-            <w:r>
-              <w:rPr>
-                <w:noProof/>
+                <w:webHidden/>
+              </w:rPr>
+              <w:instrText xml:space="preserve"> PAGEREF _Toc199839226 \h </w:instrText>
+            </w:r>
+            <w:r>
+              <w:rPr>
+                <w:webHidden/>
+              </w:rPr>
+            </w:r>
+            <w:r>
+              <w:rPr>
                 <w:webHidden/>
               </w:rPr>
               <w:fldChar w:fldCharType="separate"/>
             </w:r>
             <w:r>
               <w:rPr>
-                <w:noProof/>
-                <w:webHidden/>
-              </w:rPr>
-              <w:t>4</w:t>
-            </w:r>
-            <w:r>
-              <w:rPr>
-                <w:noProof/>
+                <w:webHidden/>
+              </w:rPr>
+              <w:t>8</w:t>
+            </w:r>
+            <w:r>
+              <w:rPr>
                 <w:webHidden/>
               </w:rPr>
               <w:fldChar w:fldCharType="end"/>
@@ -1978,7 +1812,6 @@
               <w:tab w:val="right" w:leader="dot" w:pos="9016"/>
             </w:tabs>
             <w:rPr>
-              <w:noProof/>
               <w:kern w:val="2"/>
               <w:sz w:val="24"/>
               <w:szCs w:val="24"/>
@@ -1986,59 +1819,50 @@
               <w14:ligatures w14:val="standardContextual"/>
             </w:rPr>
           </w:pPr>
-          <w:hyperlink w:anchor="_Toc199772018" w:history="1">
+          <w:hyperlink w:anchor="_Toc199839227" w:history="1">
             <w:r>
               <w:rPr>
                 <w:rStyle w:val="Hyperlink"/>
-                <w:noProof/>
-                <w:lang w:val="nl-NL"/>
               </w:rPr>
               <w:t>Load Test</w:t>
             </w:r>
             <w:r>
               <w:rPr>
-                <w:noProof/>
                 <w:webHidden/>
               </w:rPr>
               <w:tab/>
             </w:r>
             <w:r>
               <w:rPr>
-                <w:noProof/>
                 <w:webHidden/>
               </w:rPr>
               <w:fldChar w:fldCharType="begin"/>
             </w:r>
             <w:r>
               <w:rPr>
-                <w:noProof/>
-                <w:webHidden/>
-              </w:rPr>
-              <w:instrText xml:space="preserve"> PAGEREF _Toc199772018 \h </w:instrText>
-            </w:r>
-            <w:r>
-              <w:rPr>
-                <w:noProof/>
-                <w:webHidden/>
-              </w:rPr>
-            </w:r>
-            <w:r>
-              <w:rPr>
-                <w:noProof/>
+                <w:webHidden/>
+              </w:rPr>
+              <w:instrText xml:space="preserve"> PAGEREF _Toc199839227 \h </w:instrText>
+            </w:r>
+            <w:r>
+              <w:rPr>
+                <w:webHidden/>
+              </w:rPr>
+            </w:r>
+            <w:r>
+              <w:rPr>
                 <w:webHidden/>
               </w:rPr>
               <w:fldChar w:fldCharType="separate"/>
             </w:r>
             <w:r>
               <w:rPr>
-                <w:noProof/>
-                <w:webHidden/>
-              </w:rPr>
-              <w:t>5</w:t>
-            </w:r>
-            <w:r>
-              <w:rPr>
-                <w:noProof/>
+                <w:webHidden/>
+              </w:rPr>
+              <w:t>9</w:t>
+            </w:r>
+            <w:r>
+              <w:rPr>
                 <w:webHidden/>
               </w:rPr>
               <w:fldChar w:fldCharType="end"/>
@@ -2046,160 +1870,40 @@
           </w:hyperlink>
         </w:p>
         <w:p>
-          <w:pPr>
-            <w:rPr>
-              <w:lang w:val="nl-NL"/>
-            </w:rPr>
-          </w:pPr>
           <w:r>
             <w:rPr>
               <w:b/>
               <w:bCs/>
-              <w:lang w:val="nl-NL"/>
             </w:rPr>
             <w:fldChar w:fldCharType="end"/>
           </w:r>
         </w:p>
       </w:sdtContent>
     </w:sdt>
-    <w:p>
-      <w:pPr>
-        <w:rPr>
-          <w:lang w:val="nl-NL"/>
-        </w:rPr>
-      </w:pPr>
-    </w:p>
-    <w:p>
-      <w:pPr>
-        <w:rPr>
-          <w:lang w:val="nl-NL"/>
-        </w:rPr>
-      </w:pPr>
-    </w:p>
-    <w:p>
-      <w:pPr>
-        <w:rPr>
-          <w:lang w:val="nl-NL"/>
-        </w:rPr>
-      </w:pPr>
-    </w:p>
-    <w:p>
-      <w:pPr>
-        <w:rPr>
-          <w:lang w:val="nl-NL"/>
-        </w:rPr>
-      </w:pPr>
-    </w:p>
-    <w:p>
-      <w:pPr>
-        <w:rPr>
-          <w:lang w:val="nl-NL"/>
-        </w:rPr>
-      </w:pPr>
-    </w:p>
-    <w:p>
-      <w:pPr>
-        <w:rPr>
-          <w:lang w:val="nl-NL"/>
-        </w:rPr>
-      </w:pPr>
-    </w:p>
-    <w:p>
-      <w:pPr>
-        <w:rPr>
-          <w:lang w:val="nl-NL"/>
-        </w:rPr>
-      </w:pPr>
-    </w:p>
-    <w:p>
-      <w:pPr>
-        <w:rPr>
-          <w:lang w:val="nl-NL"/>
-        </w:rPr>
-      </w:pPr>
-    </w:p>
-    <w:p>
-      <w:pPr>
-        <w:rPr>
-          <w:lang w:val="nl-NL"/>
-        </w:rPr>
-      </w:pPr>
-    </w:p>
-    <w:p>
-      <w:pPr>
-        <w:rPr>
-          <w:lang w:val="nl-NL"/>
-        </w:rPr>
-      </w:pPr>
-    </w:p>
-    <w:p>
-      <w:pPr>
-        <w:rPr>
-          <w:lang w:val="nl-NL"/>
-        </w:rPr>
-      </w:pPr>
-    </w:p>
-    <w:p>
-      <w:pPr>
-        <w:rPr>
-          <w:lang w:val="nl-NL"/>
-        </w:rPr>
-      </w:pPr>
-    </w:p>
-    <w:p>
-      <w:pPr>
-        <w:rPr>
-          <w:lang w:val="nl-NL"/>
-        </w:rPr>
-      </w:pPr>
-    </w:p>
-    <w:p>
-      <w:pPr>
-        <w:rPr>
-          <w:lang w:val="nl-NL"/>
-        </w:rPr>
-      </w:pPr>
-    </w:p>
-    <w:p>
-      <w:pPr>
-        <w:rPr>
-          <w:lang w:val="nl-NL"/>
-        </w:rPr>
-      </w:pPr>
-    </w:p>
-    <w:p>
-      <w:pPr>
-        <w:rPr>
-          <w:lang w:val="nl-NL"/>
-        </w:rPr>
-      </w:pPr>
-    </w:p>
-    <w:p>
-      <w:pPr>
-        <w:rPr>
-          <w:lang w:val="nl-NL"/>
-        </w:rPr>
-      </w:pPr>
-    </w:p>
-    <w:p>
-      <w:pPr>
-        <w:rPr>
-          <w:lang w:val="nl-NL"/>
-        </w:rPr>
-      </w:pPr>
-    </w:p>
+    <w:p/>
+    <w:p/>
+    <w:p/>
+    <w:p/>
+    <w:p/>
+    <w:p/>
+    <w:p/>
+    <w:p/>
+    <w:p/>
+    <w:p/>
+    <w:p/>
+    <w:p/>
+    <w:p/>
+    <w:p/>
+    <w:p/>
+    <w:p/>
+    <w:p/>
+    <w:p/>
     <w:p>
       <w:pPr>
         <w:pStyle w:val="Heading1"/>
-        <w:rPr>
-          <w:lang w:val="nl-NL"/>
-        </w:rPr>
       </w:pPr>
-      <w:bookmarkStart w:id="0" w:name="_Toc199772004"/>
-      <w:r>
-        <w:rPr>
-          <w:lang w:val="nl-NL"/>
-        </w:rPr>
+      <w:bookmarkStart w:id="0" w:name="_Toc199839213"/>
+      <w:r>
         <w:lastRenderedPageBreak/>
         <w:t>NFC Open User Story</w:t>
       </w:r>
@@ -2210,54 +1914,19 @@
         <w:rPr>
           <w:i/>
           <w:iCs/>
-          <w:lang w:val="nl-NL"/>
         </w:rPr>
       </w:pPr>
       <w:r>
         <w:rPr>
           <w:i/>
           <w:iCs/>
-          <w:lang w:val="nl-NL"/>
         </w:rPr>
-        <w:t xml:space="preserve">Als </w:t>
+        <w:t>Als gebruiker van het systeem wil ik het slot kunnen openen met behulp van een NFC tag</w:t>
       </w:r>
       <w:r>
         <w:rPr>
           <w:i/>
           <w:iCs/>
-          <w:lang w:val="nl-NL"/>
-        </w:rPr>
-        <w:t>g</w:t>
-      </w:r>
-      <w:r>
-        <w:rPr>
-          <w:i/>
-          <w:iCs/>
-          <w:lang w:val="nl-NL"/>
-        </w:rPr>
-        <w:t>ebruiker</w:t>
-      </w:r>
-      <w:r>
-        <w:rPr>
-          <w:i/>
-          <w:iCs/>
-          <w:lang w:val="nl-NL"/>
-        </w:rPr>
-        <w:t xml:space="preserve"> van het systeem</w:t>
-      </w:r>
-      <w:r>
-        <w:rPr>
-          <w:i/>
-          <w:iCs/>
-          <w:lang w:val="nl-NL"/>
-        </w:rPr>
-        <w:t xml:space="preserve"> wil ik het slot kunnen openen met behulp van een NFC tag</w:t>
-      </w:r>
-      <w:r>
-        <w:rPr>
-          <w:i/>
-          <w:iCs/>
-          <w:lang w:val="nl-NL"/>
         </w:rPr>
         <w:t>.</w:t>
       </w:r>
@@ -2265,60 +1934,512 @@
     <w:p>
       <w:pPr>
         <w:pStyle w:val="Heading2"/>
-        <w:rPr>
-          <w:lang w:val="nl-NL"/>
-        </w:rPr>
       </w:pPr>
-      <w:bookmarkStart w:id="1" w:name="_Toc199772005"/>
-      <w:r>
-        <w:rPr>
-          <w:lang w:val="nl-NL"/>
-        </w:rPr>
+      <w:bookmarkStart w:id="1" w:name="_Toc199839214"/>
+      <w:r>
         <w:t>Unit Test</w:t>
       </w:r>
       <w:bookmarkEnd w:id="1"/>
     </w:p>
     <w:p>
+      <w:r>
+        <w:t xml:space="preserve">Bij deze tests test ik </w:t>
+      </w:r>
+      <w:r>
+        <w:t>de module apart. Hier wil ik vooral te weten komen hoe de module werk</w:t>
+      </w:r>
+      <w:r>
+        <w:t xml:space="preserve">. Hiervoor zal ik dus de voorbeeldcode gebruiken die door de </w:t>
+      </w:r>
+      <w:r>
+        <w:t>fabrikant werd</w:t>
+      </w:r>
+      <w:r>
+        <w:t xml:space="preserve"> </w:t>
+      </w:r>
+      <w:r>
+        <w:t>meegeleverd.</w:t>
+      </w:r>
+    </w:p>
+    <w:tbl>
+      <w:tblPr>
+        <w:tblStyle w:val="GridTable6Colorful-Accent1"/>
+        <w:tblW w:w="0" w:type="auto"/>
+        <w:tblLook w:val="04A0" w:firstRow="1" w:lastRow="0" w:firstColumn="1" w:lastColumn="0" w:noHBand="0" w:noVBand="1"/>
+      </w:tblPr>
+      <w:tblGrid>
+        <w:gridCol w:w="1246"/>
+        <w:gridCol w:w="1624"/>
+        <w:gridCol w:w="1659"/>
+        <w:gridCol w:w="4487"/>
+      </w:tblGrid>
+      <w:tr>
+        <w:trPr>
+          <w:cnfStyle w:val="100000000000" w:firstRow="1" w:lastRow="0" w:firstColumn="0" w:lastColumn="0" w:oddVBand="0" w:evenVBand="0" w:oddHBand="0" w:evenHBand="0" w:firstRowFirstColumn="0" w:firstRowLastColumn="0" w:lastRowFirstColumn="0" w:lastRowLastColumn="0"/>
+        </w:trPr>
+        <w:tc>
+          <w:tcPr>
+            <w:cnfStyle w:val="001000000000" w:firstRow="0" w:lastRow="0" w:firstColumn="1" w:lastColumn="0" w:oddVBand="0" w:evenVBand="0" w:oddHBand="0" w:evenHBand="0" w:firstRowFirstColumn="0" w:firstRowLastColumn="0" w:lastRowFirstColumn="0" w:lastRowLastColumn="0"/>
+            <w:tcW w:w="1838" w:type="dxa"/>
+          </w:tcPr>
+          <w:p>
+            <w:r>
+              <w:t>Wat wordt er getest</w:t>
+            </w:r>
+          </w:p>
+        </w:tc>
+        <w:tc>
+          <w:tcPr>
+            <w:tcW w:w="2410" w:type="dxa"/>
+          </w:tcPr>
+          <w:p>
+            <w:pPr>
+              <w:cnfStyle w:val="100000000000" w:firstRow="1" w:lastRow="0" w:firstColumn="0" w:lastColumn="0" w:oddVBand="0" w:evenVBand="0" w:oddHBand="0" w:evenHBand="0" w:firstRowFirstColumn="0" w:firstRowLastColumn="0" w:lastRowFirstColumn="0" w:lastRowLastColumn="0"/>
+            </w:pPr>
+            <w:r>
+              <w:t>Verwacht</w:t>
+            </w:r>
+            <w:r>
+              <w:t xml:space="preserve"> </w:t>
+            </w:r>
+            <w:r>
+              <w:t>Resultaat</w:t>
+            </w:r>
+          </w:p>
+        </w:tc>
+        <w:tc>
+          <w:tcPr>
+            <w:tcW w:w="2547" w:type="dxa"/>
+          </w:tcPr>
+          <w:p>
+            <w:pPr>
+              <w:cnfStyle w:val="100000000000" w:firstRow="1" w:lastRow="0" w:firstColumn="0" w:lastColumn="0" w:oddVBand="0" w:evenVBand="0" w:oddHBand="0" w:evenHBand="0" w:firstRowFirstColumn="0" w:firstRowLastColumn="0" w:lastRowFirstColumn="0" w:lastRowLastColumn="0"/>
+            </w:pPr>
+            <w:r>
+              <w:t>Werkelijk</w:t>
+            </w:r>
+            <w:r>
+              <w:t xml:space="preserve"> Resultaat</w:t>
+            </w:r>
+          </w:p>
+        </w:tc>
+        <w:tc>
+          <w:tcPr>
+            <w:tcW w:w="2221" w:type="dxa"/>
+          </w:tcPr>
+          <w:p>
+            <w:pPr>
+              <w:cnfStyle w:val="100000000000" w:firstRow="1" w:lastRow="0" w:firstColumn="0" w:lastColumn="0" w:oddVBand="0" w:evenVBand="0" w:oddHBand="0" w:evenHBand="0" w:firstRowFirstColumn="0" w:firstRowLastColumn="0" w:lastRowFirstColumn="0" w:lastRowLastColumn="0"/>
+            </w:pPr>
+            <w:r>
+              <w:t>Foto</w:t>
+            </w:r>
+          </w:p>
+        </w:tc>
+      </w:tr>
+      <w:tr>
+        <w:trPr>
+          <w:cnfStyle w:val="000000100000" w:firstRow="0" w:lastRow="0" w:firstColumn="0" w:lastColumn="0" w:oddVBand="0" w:evenVBand="0" w:oddHBand="1" w:evenHBand="0" w:firstRowFirstColumn="0" w:firstRowLastColumn="0" w:lastRowFirstColumn="0" w:lastRowLastColumn="0"/>
+        </w:trPr>
+        <w:tc>
+          <w:tcPr>
+            <w:cnfStyle w:val="001000000000" w:firstRow="0" w:lastRow="0" w:firstColumn="1" w:lastColumn="0" w:oddVBand="0" w:evenVBand="0" w:oddHBand="0" w:evenHBand="0" w:firstRowFirstColumn="0" w:firstRowLastColumn="0" w:lastRowFirstColumn="0" w:lastRowLastColumn="0"/>
+            <w:tcW w:w="1838" w:type="dxa"/>
+          </w:tcPr>
+          <w:p>
+            <w:pPr>
+              <w:rPr>
+                <w:b w:val="0"/>
+                <w:bCs w:val="0"/>
+              </w:rPr>
+            </w:pPr>
+            <w:r>
+              <w:rPr>
+                <w:b w:val="0"/>
+                <w:bCs w:val="0"/>
+              </w:rPr>
+              <w:t>NFC lezen</w:t>
+            </w:r>
+          </w:p>
+        </w:tc>
+        <w:tc>
+          <w:tcPr>
+            <w:tcW w:w="2410" w:type="dxa"/>
+          </w:tcPr>
+          <w:p>
+            <w:pPr>
+              <w:cnfStyle w:val="000000100000" w:firstRow="0" w:lastRow="0" w:firstColumn="0" w:lastColumn="0" w:oddVBand="0" w:evenVBand="0" w:oddHBand="1" w:evenHBand="0" w:firstRowFirstColumn="0" w:firstRowLastColumn="0" w:lastRowFirstColumn="0" w:lastRowLastColumn="0"/>
+            </w:pPr>
+            <w:r>
+              <w:t>De contents van de tag worden getoond in de seriële monitor</w:t>
+            </w:r>
+          </w:p>
+        </w:tc>
+        <w:tc>
+          <w:tcPr>
+            <w:tcW w:w="2547" w:type="dxa"/>
+          </w:tcPr>
+          <w:p>
+            <w:pPr>
+              <w:cnfStyle w:val="000000100000" w:firstRow="0" w:lastRow="0" w:firstColumn="0" w:lastColumn="0" w:oddVBand="0" w:evenVBand="0" w:oddHBand="1" w:evenHBand="0" w:firstRowFirstColumn="0" w:firstRowLastColumn="0" w:lastRowFirstColumn="0" w:lastRowLastColumn="0"/>
+            </w:pPr>
+            <w:r>
+              <w:t>Content wordt geprint in de seriële monitor</w:t>
+            </w:r>
+          </w:p>
+        </w:tc>
+        <w:tc>
+          <w:tcPr>
+            <w:tcW w:w="2221" w:type="dxa"/>
+          </w:tcPr>
+          <w:p>
+            <w:pPr>
+              <w:cnfStyle w:val="000000100000" w:firstRow="0" w:lastRow="0" w:firstColumn="0" w:lastColumn="0" w:oddVBand="0" w:evenVBand="0" w:oddHBand="1" w:evenHBand="0" w:firstRowFirstColumn="0" w:firstRowLastColumn="0" w:lastRowFirstColumn="0" w:lastRowLastColumn="0"/>
+            </w:pPr>
+            <w:r>
+              <w:drawing>
+                <wp:inline distT="0" distB="0" distL="0" distR="0" wp14:anchorId="670004EC" wp14:editId="2B8F9F58">
+                  <wp:extent cx="3462972" cy="2690231"/>
+                  <wp:effectExtent l="5398" t="0" r="0" b="0"/>
+                  <wp:docPr id="695754345" name="Picture 2"/>
+                  <wp:cNvGraphicFramePr>
+                    <a:graphicFrameLocks xmlns:a="http://schemas.openxmlformats.org/drawingml/2006/main" noChangeAspect="1"/>
+                  </wp:cNvGraphicFramePr>
+                  <a:graphic xmlns:a="http://schemas.openxmlformats.org/drawingml/2006/main">
+                    <a:graphicData uri="http://schemas.openxmlformats.org/drawingml/2006/picture">
+                      <pic:pic xmlns:pic="http://schemas.openxmlformats.org/drawingml/2006/picture">
+                        <pic:nvPicPr>
+                          <pic:cNvPr id="0" name="Picture 6"/>
+                          <pic:cNvPicPr>
+                            <a:picLocks noChangeAspect="1" noChangeArrowheads="1"/>
+                          </pic:cNvPicPr>
+                        </pic:nvPicPr>
+                        <pic:blipFill rotWithShape="1">
+                          <a:blip r:embed="rId5" cstate="print">
+                            <a:extLst>
+                              <a:ext uri="{28A0092B-C50C-407E-A947-70E740481C1C}">
+                                <a14:useLocalDpi xmlns:a14="http://schemas.microsoft.com/office/drawing/2010/main" val="0"/>
+                              </a:ext>
+                            </a:extLst>
+                          </a:blip>
+                          <a:srcRect l="7648" t="10232" r="5681"/>
+                          <a:stretch/>
+                        </pic:blipFill>
+                        <pic:spPr bwMode="auto">
+                          <a:xfrm rot="5400000">
+                            <a:off x="0" y="0"/>
+                            <a:ext cx="3542364" cy="2751908"/>
+                          </a:xfrm>
+                          <a:prstGeom prst="rect">
+                            <a:avLst/>
+                          </a:prstGeom>
+                          <a:noFill/>
+                          <a:ln>
+                            <a:noFill/>
+                          </a:ln>
+                          <a:extLst>
+                            <a:ext uri="{53640926-AAD7-44D8-BBD7-CCE9431645EC}">
+                              <a14:shadowObscured xmlns:a14="http://schemas.microsoft.com/office/drawing/2010/main"/>
+                            </a:ext>
+                          </a:extLst>
+                        </pic:spPr>
+                      </pic:pic>
+                    </a:graphicData>
+                  </a:graphic>
+                </wp:inline>
+              </w:drawing>
+            </w:r>
+          </w:p>
+        </w:tc>
+      </w:tr>
+      <w:tr>
+        <w:tc>
+          <w:tcPr>
+            <w:cnfStyle w:val="001000000000" w:firstRow="0" w:lastRow="0" w:firstColumn="1" w:lastColumn="0" w:oddVBand="0" w:evenVBand="0" w:oddHBand="0" w:evenHBand="0" w:firstRowFirstColumn="0" w:firstRowLastColumn="0" w:lastRowFirstColumn="0" w:lastRowLastColumn="0"/>
+            <w:tcW w:w="1838" w:type="dxa"/>
+          </w:tcPr>
+          <w:p>
+            <w:pPr>
+              <w:rPr>
+                <w:b w:val="0"/>
+                <w:bCs w:val="0"/>
+              </w:rPr>
+            </w:pPr>
+            <w:r>
+              <w:rPr>
+                <w:b w:val="0"/>
+                <w:bCs w:val="0"/>
+              </w:rPr>
+              <w:t>NFC schrijven</w:t>
+            </w:r>
+          </w:p>
+        </w:tc>
+        <w:tc>
+          <w:tcPr>
+            <w:tcW w:w="2410" w:type="dxa"/>
+          </w:tcPr>
+          <w:p>
+            <w:pPr>
+              <w:cnfStyle w:val="000000000000" w:firstRow="0" w:lastRow="0" w:firstColumn="0" w:lastColumn="0" w:oddVBand="0" w:evenVBand="0" w:oddHBand="0" w:evenHBand="0" w:firstRowFirstColumn="0" w:firstRowLastColumn="0" w:lastRowFirstColumn="0" w:lastRowLastColumn="0"/>
+            </w:pPr>
+            <w:r>
+              <w:t>De gekozen</w:t>
+            </w:r>
+            <w:r>
+              <w:t xml:space="preserve"> </w:t>
+            </w:r>
+            <w:r>
+              <w:t>string wordt</w:t>
+            </w:r>
+            <w:r>
+              <w:t xml:space="preserve"> geschreven naar de </w:t>
+            </w:r>
+            <w:r>
+              <w:t>NFC</w:t>
+            </w:r>
+            <w:r>
+              <w:t xml:space="preserve"> tag</w:t>
+            </w:r>
+          </w:p>
+        </w:tc>
+        <w:tc>
+          <w:tcPr>
+            <w:tcW w:w="2547" w:type="dxa"/>
+          </w:tcPr>
+          <w:p>
+            <w:pPr>
+              <w:cnfStyle w:val="000000000000" w:firstRow="0" w:lastRow="0" w:firstColumn="0" w:lastColumn="0" w:oddVBand="0" w:evenVBand="0" w:oddHBand="0" w:evenHBand="0" w:firstRowFirstColumn="0" w:firstRowLastColumn="0" w:lastRowFirstColumn="0" w:lastRowLastColumn="0"/>
+            </w:pPr>
+            <w:r>
+              <w:t xml:space="preserve">Content wordt geschreven </w:t>
+            </w:r>
+            <w:r>
+              <w:t>op de tag</w:t>
+            </w:r>
+          </w:p>
+        </w:tc>
+        <w:tc>
+          <w:tcPr>
+            <w:tcW w:w="2221" w:type="dxa"/>
+          </w:tcPr>
+          <w:p>
+            <w:pPr>
+              <w:cnfStyle w:val="000000000000" w:firstRow="0" w:lastRow="0" w:firstColumn="0" w:lastColumn="0" w:oddVBand="0" w:evenVBand="0" w:oddHBand="0" w:evenHBand="0" w:firstRowFirstColumn="0" w:firstRowLastColumn="0" w:lastRowFirstColumn="0" w:lastRowLastColumn="0"/>
+            </w:pPr>
+            <w:r>
+              <w:drawing>
+                <wp:inline distT="0" distB="0" distL="0" distR="0" wp14:anchorId="674D07FA" wp14:editId="032B34A7">
+                  <wp:extent cx="3729014" cy="2712386"/>
+                  <wp:effectExtent l="0" t="6033" r="0" b="0"/>
+                  <wp:docPr id="1076886470" name="Picture 4"/>
+                  <wp:cNvGraphicFramePr>
+                    <a:graphicFrameLocks xmlns:a="http://schemas.openxmlformats.org/drawingml/2006/main" noChangeAspect="1"/>
+                  </wp:cNvGraphicFramePr>
+                  <a:graphic xmlns:a="http://schemas.openxmlformats.org/drawingml/2006/main">
+                    <a:graphicData uri="http://schemas.openxmlformats.org/drawingml/2006/picture">
+                      <pic:pic xmlns:pic="http://schemas.openxmlformats.org/drawingml/2006/picture">
+                        <pic:nvPicPr>
+                          <pic:cNvPr id="0" name="Picture 13"/>
+                          <pic:cNvPicPr>
+                            <a:picLocks noChangeAspect="1" noChangeArrowheads="1"/>
+                          </pic:cNvPicPr>
+                        </pic:nvPicPr>
+                        <pic:blipFill rotWithShape="1">
+                          <a:blip r:embed="rId6" cstate="print">
+                            <a:extLst>
+                              <a:ext uri="{28A0092B-C50C-407E-A947-70E740481C1C}">
+                                <a14:useLocalDpi xmlns:a14="http://schemas.microsoft.com/office/drawing/2010/main" val="0"/>
+                              </a:ext>
+                            </a:extLst>
+                          </a:blip>
+                          <a:srcRect l="13960" t="22895" r="6531"/>
+                          <a:stretch/>
+                        </pic:blipFill>
+                        <pic:spPr bwMode="auto">
+                          <a:xfrm rot="5400000">
+                            <a:off x="0" y="0"/>
+                            <a:ext cx="3754863" cy="2731188"/>
+                          </a:xfrm>
+                          <a:prstGeom prst="rect">
+                            <a:avLst/>
+                          </a:prstGeom>
+                          <a:noFill/>
+                          <a:ln>
+                            <a:noFill/>
+                          </a:ln>
+                          <a:extLst>
+                            <a:ext uri="{53640926-AAD7-44D8-BBD7-CCE9431645EC}">
+                              <a14:shadowObscured xmlns:a14="http://schemas.microsoft.com/office/drawing/2010/main"/>
+                            </a:ext>
+                          </a:extLst>
+                        </pic:spPr>
+                      </pic:pic>
+                    </a:graphicData>
+                  </a:graphic>
+                </wp:inline>
+              </w:drawing>
+            </w:r>
+          </w:p>
+        </w:tc>
+      </w:tr>
+      <w:tr>
+        <w:trPr>
+          <w:cnfStyle w:val="000000100000" w:firstRow="0" w:lastRow="0" w:firstColumn="0" w:lastColumn="0" w:oddVBand="0" w:evenVBand="0" w:oddHBand="1" w:evenHBand="0" w:firstRowFirstColumn="0" w:firstRowLastColumn="0" w:lastRowFirstColumn="0" w:lastRowLastColumn="0"/>
+        </w:trPr>
+        <w:tc>
+          <w:tcPr>
+            <w:cnfStyle w:val="001000000000" w:firstRow="0" w:lastRow="0" w:firstColumn="1" w:lastColumn="0" w:oddVBand="0" w:evenVBand="0" w:oddHBand="0" w:evenHBand="0" w:firstRowFirstColumn="0" w:firstRowLastColumn="0" w:lastRowFirstColumn="0" w:lastRowLastColumn="0"/>
+            <w:tcW w:w="9016" w:type="dxa"/>
+            <w:gridSpan w:val="4"/>
+          </w:tcPr>
+          <w:p>
+            <w:pPr>
+              <w:rPr>
+                <w:b w:val="0"/>
+                <w:bCs w:val="0"/>
+              </w:rPr>
+            </w:pPr>
+            <w:r>
+              <w:t xml:space="preserve">Opmerkingen: </w:t>
+            </w:r>
+            <w:r>
+              <w:rPr>
+                <w:b w:val="0"/>
+                <w:bCs w:val="0"/>
+              </w:rPr>
+              <w:t xml:space="preserve">Alle tests werden </w:t>
+            </w:r>
+            <w:r>
+              <w:rPr>
+                <w:b w:val="0"/>
+                <w:bCs w:val="0"/>
+              </w:rPr>
+              <w:t>succesvol uitgevoerd</w:t>
+            </w:r>
+            <w:r>
+              <w:rPr>
+                <w:b w:val="0"/>
+                <w:bCs w:val="0"/>
+              </w:rPr>
+              <w:t xml:space="preserve"> en afgerond</w:t>
+            </w:r>
+          </w:p>
+        </w:tc>
+      </w:tr>
+    </w:tbl>
+    <w:p>
       <w:pPr>
-        <w:rPr>
-          <w:lang w:val="nl-NL"/>
-        </w:rPr>
+        <w:pStyle w:val="Heading2"/>
       </w:pPr>
-      <w:r>
-        <w:rPr>
-          <w:lang w:val="nl-NL"/>
-        </w:rPr>
-        <w:t xml:space="preserve">Bij deze tests test ik </w:t>
-      </w:r>
-      <w:r>
-        <w:rPr>
-          <w:lang w:val="nl-NL"/>
-        </w:rPr>
-        <w:t>de module apart. Hier wil ik vooral te weten komen hoe de module werk</w:t>
-      </w:r>
-      <w:r>
-        <w:rPr>
-          <w:lang w:val="nl-NL"/>
-        </w:rPr>
-        <w:t xml:space="preserve">. Hiervoor zal ik dus de voorbeeldcode gebruiken die door de </w:t>
-      </w:r>
-      <w:r>
-        <w:rPr>
-          <w:lang w:val="nl-NL"/>
-        </w:rPr>
-        <w:t>fabrikant werd</w:t>
-      </w:r>
-      <w:r>
-        <w:rPr>
-          <w:lang w:val="nl-NL"/>
-        </w:rPr>
+      <w:bookmarkStart w:id="2" w:name="_Toc199839215"/>
+      <w:r>
+        <w:lastRenderedPageBreak/>
+        <w:t>Integratie Test</w:t>
+      </w:r>
+      <w:bookmarkEnd w:id="2"/>
+    </w:p>
+    <w:p>
+      <w:r>
+        <w:t>Bij deze test</w:t>
+      </w:r>
+      <w:r>
+        <w:t xml:space="preserve"> zal ik</w:t>
+      </w:r>
+      <w:r>
+        <w:t xml:space="preserve"> de integratie tussen de NFC module en de rest van het systeem</w:t>
+      </w:r>
+      <w:r>
+        <w:t xml:space="preserve"> testen</w:t>
+      </w:r>
+      <w:r>
+        <w:t>.</w:t>
+      </w:r>
+      <w:r>
+        <w:t xml:space="preserve"> Ik wil dus te weten komen of </w:t>
+      </w:r>
+      <w:r>
+        <w:t xml:space="preserve">module correct wordt </w:t>
+      </w:r>
+      <w:r>
+        <w:t>gelezen</w:t>
+      </w:r>
+      <w:r>
+        <w:t>/geschreven</w:t>
+      </w:r>
+      <w:r>
+        <w:t xml:space="preserve"> en of deze data juist wordt verwerkt en doorgestuurd</w:t>
+      </w:r>
+      <w:r>
+        <w:t xml:space="preserve"> indien nodig</w:t>
+      </w:r>
+      <w:r>
+        <w:t>.</w:t>
+      </w:r>
+      <w:r>
+        <w:t xml:space="preserve"> Hiervoor heb ik een testplan opgesteld waarin ik alle mogelijke situaties </w:t>
+      </w:r>
+      <w:r>
+        <w:t>af ga en test of de verwachte output overeen komt met de werkelijke output.</w:t>
+      </w:r>
+    </w:p>
+    <w:p>
+      <w:r>
+        <w:t xml:space="preserve">Voor de integratie test </w:t>
+      </w:r>
+      <w:r>
+        <w:t xml:space="preserve">open je de </w:t>
+      </w:r>
+      <w:r>
+        <w:t>Excel</w:t>
+      </w:r>
+      <w:r>
+        <w:t xml:space="preserve"> “Integratie </w:t>
+      </w:r>
+      <w:r>
+        <w:t>T</w:t>
+      </w:r>
+      <w:r>
+        <w:t>est</w:t>
+      </w:r>
+      <w:r>
+        <w:t>en</w:t>
+      </w:r>
+      <w:r>
+        <w:t>.x</w:t>
+      </w:r>
+      <w:r>
+        <w:t>lsx”</w:t>
+      </w:r>
+    </w:p>
+    <w:p/>
+    <w:p>
+      <w:pPr>
+        <w:pStyle w:val="Heading2"/>
+      </w:pPr>
+      <w:bookmarkStart w:id="3" w:name="_Toc199839216"/>
+      <w:r>
+        <w:t>Real World Test</w:t>
+      </w:r>
+      <w:bookmarkEnd w:id="3"/>
+    </w:p>
+    <w:p>
+      <w:r>
+        <w:t>In dit soort test</w:t>
+      </w:r>
+      <w:r>
         <w:t xml:space="preserve"> </w:t>
       </w:r>
       <w:r>
-        <w:rPr>
-          <w:lang w:val="nl-NL"/>
-        </w:rPr>
-        <w:t>meegeleverd.</w:t>
+        <w:t>zal</w:t>
+      </w:r>
+      <w:r>
+        <w:t xml:space="preserve"> ik het gehele systeem in een zo realistisch mogelijke situatie</w:t>
+      </w:r>
+      <w:r>
+        <w:t xml:space="preserve"> testen</w:t>
+      </w:r>
+      <w:r>
+        <w:t>.</w:t>
       </w:r>
     </w:p>
     <w:tbl>
@@ -2343,15 +2464,7 @@
             <w:tcW w:w="1838" w:type="dxa"/>
           </w:tcPr>
           <w:p>
-            <w:pPr>
-              <w:rPr>
-                <w:lang w:val="nl-NL"/>
-              </w:rPr>
-            </w:pPr>
-            <w:r>
-              <w:rPr>
-                <w:lang w:val="nl-NL"/>
-              </w:rPr>
+            <w:r>
               <w:t>Wat wordt er getest</w:t>
             </w:r>
           </w:p>
@@ -2363,27 +2476,9 @@
           <w:p>
             <w:pPr>
               <w:cnfStyle w:val="100000000000" w:firstRow="1" w:lastRow="0" w:firstColumn="0" w:lastColumn="0" w:oddVBand="0" w:evenVBand="0" w:oddHBand="0" w:evenHBand="0" w:firstRowFirstColumn="0" w:firstRowLastColumn="0" w:lastRowFirstColumn="0" w:lastRowLastColumn="0"/>
-              <w:rPr>
-                <w:lang w:val="nl-NL"/>
-              </w:rPr>
-            </w:pPr>
-            <w:r>
-              <w:rPr>
-                <w:lang w:val="nl-NL"/>
-              </w:rPr>
-              <w:t>Verwacht</w:t>
-            </w:r>
-            <w:r>
-              <w:rPr>
-                <w:lang w:val="nl-NL"/>
-              </w:rPr>
-              <w:t xml:space="preserve"> </w:t>
-            </w:r>
-            <w:r>
-              <w:rPr>
-                <w:lang w:val="nl-NL"/>
-              </w:rPr>
-              <w:t>Resultaat</w:t>
+            </w:pPr>
+            <w:r>
+              <w:t>Verwacht Resultaat</w:t>
             </w:r>
           </w:p>
         </w:tc>
@@ -2394,21 +2489,9 @@
           <w:p>
             <w:pPr>
               <w:cnfStyle w:val="100000000000" w:firstRow="1" w:lastRow="0" w:firstColumn="0" w:lastColumn="0" w:oddVBand="0" w:evenVBand="0" w:oddHBand="0" w:evenHBand="0" w:firstRowFirstColumn="0" w:firstRowLastColumn="0" w:lastRowFirstColumn="0" w:lastRowLastColumn="0"/>
-              <w:rPr>
-                <w:lang w:val="nl-NL"/>
-              </w:rPr>
-            </w:pPr>
-            <w:r>
-              <w:rPr>
-                <w:lang w:val="nl-NL"/>
-              </w:rPr>
-              <w:t>Werkelijk</w:t>
-            </w:r>
-            <w:r>
-              <w:rPr>
-                <w:lang w:val="nl-NL"/>
-              </w:rPr>
-              <w:t xml:space="preserve"> Resultaat</w:t>
+            </w:pPr>
+            <w:r>
+              <w:t>Werkelijk Resultaat</w:t>
             </w:r>
           </w:p>
         </w:tc>
@@ -2419,14 +2502,8 @@
           <w:p>
             <w:pPr>
               <w:cnfStyle w:val="100000000000" w:firstRow="1" w:lastRow="0" w:firstColumn="0" w:lastColumn="0" w:oddVBand="0" w:evenVBand="0" w:oddHBand="0" w:evenHBand="0" w:firstRowFirstColumn="0" w:firstRowLastColumn="0" w:lastRowFirstColumn="0" w:lastRowLastColumn="0"/>
-              <w:rPr>
-                <w:lang w:val="nl-NL"/>
-              </w:rPr>
-            </w:pPr>
-            <w:r>
-              <w:rPr>
-                <w:lang w:val="nl-NL"/>
-              </w:rPr>
+            </w:pPr>
+            <w:r>
               <w:t>Foto</w:t>
             </w:r>
           </w:p>
@@ -2446,17 +2523,36 @@
               <w:rPr>
                 <w:b w:val="0"/>
                 <w:bCs w:val="0"/>
-                <w:lang w:val="nl-NL"/>
-              </w:rPr>
-            </w:pPr>
-            <w:r>
-              <w:rPr>
-                <w:b w:val="0"/>
-                <w:bCs w:val="0"/>
-                <w:lang w:val="nl-NL"/>
+              </w:rPr>
+            </w:pPr>
+            <w:r>
+              <w:rPr>
+                <w:b w:val="0"/>
+                <w:bCs w:val="0"/>
               </w:rPr>
               <w:t>NFC lezen</w:t>
             </w:r>
+            <w:r>
+              <w:rPr>
+                <w:b w:val="0"/>
+                <w:bCs w:val="0"/>
+              </w:rPr>
+              <w:t xml:space="preserve"> met realistische beweging</w:t>
+            </w:r>
+            <w:r>
+              <w:rPr>
+                <w:b w:val="0"/>
+                <w:bCs w:val="0"/>
+              </w:rPr>
+              <w:t xml:space="preserve"> in </w:t>
+            </w:r>
+            <w:r>
+              <w:rPr>
+                <w:b w:val="0"/>
+                <w:bCs w:val="0"/>
+              </w:rPr>
+              <w:t>finale behuizing</w:t>
+            </w:r>
           </w:p>
         </w:tc>
         <w:tc>
@@ -2466,15 +2562,12 @@
           <w:p>
             <w:pPr>
               <w:cnfStyle w:val="000000100000" w:firstRow="0" w:lastRow="0" w:firstColumn="0" w:lastColumn="0" w:oddVBand="0" w:evenVBand="0" w:oddHBand="1" w:evenHBand="0" w:firstRowFirstColumn="0" w:firstRowLastColumn="0" w:lastRowFirstColumn="0" w:lastRowLastColumn="0"/>
-              <w:rPr>
-                <w:lang w:val="nl-NL"/>
-              </w:rPr>
-            </w:pPr>
-            <w:r>
-              <w:rPr>
-                <w:lang w:val="nl-NL"/>
-              </w:rPr>
-              <w:t>De contents van de tag worden getoond in de seriële monitor</w:t>
+            </w:pPr>
+            <w:r>
+              <w:t xml:space="preserve">Tag wordt gelezen, solenoïde slot opent en OLED display toont </w:t>
+            </w:r>
+            <w:r>
+              <w:t>status</w:t>
             </w:r>
           </w:p>
         </w:tc>
@@ -2485,15 +2578,9 @@
           <w:p>
             <w:pPr>
               <w:cnfStyle w:val="000000100000" w:firstRow="0" w:lastRow="0" w:firstColumn="0" w:lastColumn="0" w:oddVBand="0" w:evenVBand="0" w:oddHBand="1" w:evenHBand="0" w:firstRowFirstColumn="0" w:firstRowLastColumn="0" w:lastRowFirstColumn="0" w:lastRowLastColumn="0"/>
-              <w:rPr>
-                <w:lang w:val="nl-NL"/>
-              </w:rPr>
-            </w:pPr>
-            <w:r>
-              <w:rPr>
-                <w:lang w:val="nl-NL"/>
-              </w:rPr>
-              <w:t>Content wordt geprint in de seriële monitor</w:t>
+            </w:pPr>
+            <w:r>
+              <w:t>Slot opent en display toont correcte status</w:t>
             </w:r>
           </w:p>
         </w:tc>
@@ -2504,9 +2591,6 @@
           <w:p>
             <w:pPr>
               <w:cnfStyle w:val="000000100000" w:firstRow="0" w:lastRow="0" w:firstColumn="0" w:lastColumn="0" w:oddVBand="0" w:evenVBand="0" w:oddHBand="1" w:evenHBand="0" w:firstRowFirstColumn="0" w:firstRowLastColumn="0" w:lastRowFirstColumn="0" w:lastRowLastColumn="0"/>
-              <w:rPr>
-                <w:lang w:val="nl-NL"/>
-              </w:rPr>
             </w:pPr>
           </w:p>
         </w:tc>
@@ -2522,16 +2606,21 @@
               <w:rPr>
                 <w:b w:val="0"/>
                 <w:bCs w:val="0"/>
-                <w:lang w:val="nl-NL"/>
-              </w:rPr>
-            </w:pPr>
-            <w:r>
-              <w:rPr>
-                <w:b w:val="0"/>
-                <w:bCs w:val="0"/>
-                <w:lang w:val="nl-NL"/>
-              </w:rPr>
-              <w:t>NFC schrijven</w:t>
+              </w:rPr>
+            </w:pPr>
+            <w:r>
+              <w:rPr>
+                <w:b w:val="0"/>
+                <w:bCs w:val="0"/>
+              </w:rPr>
+              <w:t>NFC Schrijven met realistische beweging</w:t>
+            </w:r>
+            <w:r>
+              <w:rPr>
+                <w:b w:val="0"/>
+                <w:bCs w:val="0"/>
+              </w:rPr>
+              <w:t xml:space="preserve"> in finale behuizing</w:t>
             </w:r>
           </w:p>
         </w:tc>
@@ -2542,33 +2631,12 @@
           <w:p>
             <w:pPr>
               <w:cnfStyle w:val="000000000000" w:firstRow="0" w:lastRow="0" w:firstColumn="0" w:lastColumn="0" w:oddVBand="0" w:evenVBand="0" w:oddHBand="0" w:evenHBand="0" w:firstRowFirstColumn="0" w:firstRowLastColumn="0" w:lastRowFirstColumn="0" w:lastRowLastColumn="0"/>
-              <w:rPr>
-                <w:lang w:val="nl-NL"/>
-              </w:rPr>
-            </w:pPr>
-            <w:r>
-              <w:rPr>
-                <w:lang w:val="nl-NL"/>
-              </w:rPr>
-              <w:t>Het gekozen</w:t>
-            </w:r>
-            <w:r>
-              <w:rPr>
-                <w:lang w:val="nl-NL"/>
-              </w:rPr>
-              <w:t xml:space="preserve"> woord wordt geschreven naar de </w:t>
-            </w:r>
-            <w:r>
-              <w:rPr>
-                <w:lang w:val="nl-NL"/>
-              </w:rPr>
-              <w:t>NFC</w:t>
-            </w:r>
-            <w:r>
-              <w:rPr>
-                <w:lang w:val="nl-NL"/>
-              </w:rPr>
-              <w:t xml:space="preserve"> tag</w:t>
+            </w:pPr>
+            <w:r>
+              <w:t>Tag wordt geschreven</w:t>
+            </w:r>
+            <w:r>
+              <w:t xml:space="preserve"> en OLED display toont status</w:t>
             </w:r>
           </w:p>
         </w:tc>
@@ -2579,15 +2647,9 @@
           <w:p>
             <w:pPr>
               <w:cnfStyle w:val="000000000000" w:firstRow="0" w:lastRow="0" w:firstColumn="0" w:lastColumn="0" w:oddVBand="0" w:evenVBand="0" w:oddHBand="0" w:evenHBand="0" w:firstRowFirstColumn="0" w:firstRowLastColumn="0" w:lastRowFirstColumn="0" w:lastRowLastColumn="0"/>
-              <w:rPr>
-                <w:lang w:val="nl-NL"/>
-              </w:rPr>
-            </w:pPr>
-            <w:r>
-              <w:rPr>
-                <w:lang w:val="nl-NL"/>
-              </w:rPr>
-              <w:t>Content wordt geschreven naar seriële monitor</w:t>
+            </w:pPr>
+            <w:r>
+              <w:t>Tag wordt overschreven en display toont correcte status</w:t>
             </w:r>
           </w:p>
         </w:tc>
@@ -2598,9 +2660,6 @@
           <w:p>
             <w:pPr>
               <w:cnfStyle w:val="000000000000" w:firstRow="0" w:lastRow="0" w:firstColumn="0" w:lastColumn="0" w:oddVBand="0" w:evenVBand="0" w:oddHBand="0" w:evenHBand="0" w:firstRowFirstColumn="0" w:firstRowLastColumn="0" w:lastRowFirstColumn="0" w:lastRowLastColumn="0"/>
-              <w:rPr>
-                <w:lang w:val="nl-NL"/>
-              </w:rPr>
             </w:pPr>
           </w:p>
         </w:tc>
@@ -2620,38 +2679,425 @@
               <w:rPr>
                 <w:b w:val="0"/>
                 <w:bCs w:val="0"/>
-                <w:lang w:val="nl-NL"/>
-              </w:rPr>
-            </w:pPr>
-            <w:r>
-              <w:rPr>
-                <w:lang w:val="nl-NL"/>
-              </w:rPr>
+              </w:rPr>
+            </w:pPr>
+            <w:r>
               <w:t xml:space="preserve">Opmerkingen: </w:t>
             </w:r>
             <w:r>
               <w:rPr>
                 <w:b w:val="0"/>
                 <w:bCs w:val="0"/>
-                <w:lang w:val="nl-NL"/>
-              </w:rPr>
-              <w:t xml:space="preserve">Alle tests werden </w:t>
-            </w:r>
-            <w:r>
-              <w:rPr>
-                <w:b w:val="0"/>
-                <w:bCs w:val="0"/>
-                <w:lang w:val="nl-NL"/>
-              </w:rPr>
-              <w:t>succesvol uitgevoerd</w:t>
-            </w:r>
-            <w:r>
-              <w:rPr>
-                <w:b w:val="0"/>
-                <w:bCs w:val="0"/>
-                <w:lang w:val="nl-NL"/>
-              </w:rPr>
-              <w:t xml:space="preserve"> en afgerond</w:t>
+              </w:rPr>
+              <w:t>Alle</w:t>
+            </w:r>
+            <w:r>
+              <w:rPr>
+                <w:b w:val="0"/>
+                <w:bCs w:val="0"/>
+              </w:rPr>
+              <w:t xml:space="preserve"> tests werden succesvol uitgevoerd en afgerond</w:t>
+            </w:r>
+          </w:p>
+        </w:tc>
+      </w:tr>
+    </w:tbl>
+    <w:p/>
+    <w:p/>
+    <w:p/>
+    <w:p/>
+    <w:p/>
+    <w:p/>
+    <w:p/>
+    <w:p/>
+    <w:p/>
+    <w:p/>
+    <w:p/>
+    <w:p/>
+    <w:p/>
+    <w:p/>
+    <w:p/>
+    <w:p/>
+    <w:p/>
+    <w:p/>
+    <w:p/>
+    <w:p/>
+    <w:p>
+      <w:pPr>
+        <w:pStyle w:val="Heading2"/>
+      </w:pPr>
+      <w:bookmarkStart w:id="4" w:name="_Toc199839217"/>
+      <w:r>
+        <w:lastRenderedPageBreak/>
+        <w:t>Load Test</w:t>
+      </w:r>
+      <w:bookmarkEnd w:id="4"/>
+    </w:p>
+    <w:p>
+      <w:r>
+        <w:t xml:space="preserve">Bij deze test zal ik testen wat de limieten zijn van de NFC module. Ik denk hier vooral aan </w:t>
+      </w:r>
+      <w:r>
+        <w:t>maximale afstand van de tag en bijvoorbeeld de snelheid van de module.</w:t>
+      </w:r>
+    </w:p>
+    <w:tbl>
+      <w:tblPr>
+        <w:tblStyle w:val="GridTable6Colorful-Accent1"/>
+        <w:tblW w:w="0" w:type="auto"/>
+        <w:tblLook w:val="04A0" w:firstRow="1" w:lastRow="0" w:firstColumn="1" w:lastColumn="0" w:noHBand="0" w:noVBand="1"/>
+      </w:tblPr>
+      <w:tblGrid>
+        <w:gridCol w:w="1227"/>
+        <w:gridCol w:w="1349"/>
+        <w:gridCol w:w="1364"/>
+        <w:gridCol w:w="5076"/>
+      </w:tblGrid>
+      <w:tr>
+        <w:trPr>
+          <w:cnfStyle w:val="100000000000" w:firstRow="1" w:lastRow="0" w:firstColumn="0" w:lastColumn="0" w:oddVBand="0" w:evenVBand="0" w:oddHBand="0" w:evenHBand="0" w:firstRowFirstColumn="0" w:firstRowLastColumn="0" w:lastRowFirstColumn="0" w:lastRowLastColumn="0"/>
+        </w:trPr>
+        <w:tc>
+          <w:tcPr>
+            <w:cnfStyle w:val="001000000000" w:firstRow="0" w:lastRow="0" w:firstColumn="1" w:lastColumn="0" w:oddVBand="0" w:evenVBand="0" w:oddHBand="0" w:evenHBand="0" w:firstRowFirstColumn="0" w:firstRowLastColumn="0" w:lastRowFirstColumn="0" w:lastRowLastColumn="0"/>
+            <w:tcW w:w="1838" w:type="dxa"/>
+          </w:tcPr>
+          <w:p>
+            <w:r>
+              <w:t>Wat wordt er getest</w:t>
+            </w:r>
+          </w:p>
+        </w:tc>
+        <w:tc>
+          <w:tcPr>
+            <w:tcW w:w="2410" w:type="dxa"/>
+          </w:tcPr>
+          <w:p>
+            <w:pPr>
+              <w:cnfStyle w:val="100000000000" w:firstRow="1" w:lastRow="0" w:firstColumn="0" w:lastColumn="0" w:oddVBand="0" w:evenVBand="0" w:oddHBand="0" w:evenHBand="0" w:firstRowFirstColumn="0" w:firstRowLastColumn="0" w:lastRowFirstColumn="0" w:lastRowLastColumn="0"/>
+            </w:pPr>
+            <w:r>
+              <w:t>Verwacht Resultaat</w:t>
+            </w:r>
+          </w:p>
+        </w:tc>
+        <w:tc>
+          <w:tcPr>
+            <w:tcW w:w="2547" w:type="dxa"/>
+          </w:tcPr>
+          <w:p>
+            <w:pPr>
+              <w:cnfStyle w:val="100000000000" w:firstRow="1" w:lastRow="0" w:firstColumn="0" w:lastColumn="0" w:oddVBand="0" w:evenVBand="0" w:oddHBand="0" w:evenHBand="0" w:firstRowFirstColumn="0" w:firstRowLastColumn="0" w:lastRowFirstColumn="0" w:lastRowLastColumn="0"/>
+            </w:pPr>
+            <w:r>
+              <w:t>Werkelijk Resultaat</w:t>
+            </w:r>
+          </w:p>
+        </w:tc>
+        <w:tc>
+          <w:tcPr>
+            <w:tcW w:w="2221" w:type="dxa"/>
+          </w:tcPr>
+          <w:p>
+            <w:pPr>
+              <w:cnfStyle w:val="100000000000" w:firstRow="1" w:lastRow="0" w:firstColumn="0" w:lastColumn="0" w:oddVBand="0" w:evenVBand="0" w:oddHBand="0" w:evenHBand="0" w:firstRowFirstColumn="0" w:firstRowLastColumn="0" w:lastRowFirstColumn="0" w:lastRowLastColumn="0"/>
+            </w:pPr>
+            <w:r>
+              <w:t>Foto</w:t>
+            </w:r>
+          </w:p>
+        </w:tc>
+      </w:tr>
+      <w:tr>
+        <w:trPr>
+          <w:cnfStyle w:val="000000100000" w:firstRow="0" w:lastRow="0" w:firstColumn="0" w:lastColumn="0" w:oddVBand="0" w:evenVBand="0" w:oddHBand="1" w:evenHBand="0" w:firstRowFirstColumn="0" w:firstRowLastColumn="0" w:lastRowFirstColumn="0" w:lastRowLastColumn="0"/>
+        </w:trPr>
+        <w:tc>
+          <w:tcPr>
+            <w:cnfStyle w:val="001000000000" w:firstRow="0" w:lastRow="0" w:firstColumn="1" w:lastColumn="0" w:oddVBand="0" w:evenVBand="0" w:oddHBand="0" w:evenHBand="0" w:firstRowFirstColumn="0" w:firstRowLastColumn="0" w:lastRowFirstColumn="0" w:lastRowLastColumn="0"/>
+            <w:tcW w:w="1838" w:type="dxa"/>
+          </w:tcPr>
+          <w:p>
+            <w:pPr>
+              <w:rPr>
+                <w:b w:val="0"/>
+                <w:bCs w:val="0"/>
+              </w:rPr>
+            </w:pPr>
+            <w:r>
+              <w:rPr>
+                <w:b w:val="0"/>
+                <w:bCs w:val="0"/>
+              </w:rPr>
+              <w:t>NFC lezen vanop een zo ver mogelijke afstand</w:t>
+            </w:r>
+          </w:p>
+        </w:tc>
+        <w:tc>
+          <w:tcPr>
+            <w:tcW w:w="2410" w:type="dxa"/>
+          </w:tcPr>
+          <w:p>
+            <w:pPr>
+              <w:cnfStyle w:val="000000100000" w:firstRow="0" w:lastRow="0" w:firstColumn="0" w:lastColumn="0" w:oddVBand="0" w:evenVBand="0" w:oddHBand="1" w:evenHBand="0" w:firstRowFirstColumn="0" w:firstRowLastColumn="0" w:lastRowFirstColumn="0" w:lastRowLastColumn="0"/>
+            </w:pPr>
+            <w:r>
+              <w:t>Tag wordt correct gelezen en data wordt getoond in seriële monitor</w:t>
+            </w:r>
+          </w:p>
+        </w:tc>
+        <w:tc>
+          <w:tcPr>
+            <w:tcW w:w="2547" w:type="dxa"/>
+          </w:tcPr>
+          <w:p>
+            <w:pPr>
+              <w:cnfStyle w:val="000000100000" w:firstRow="0" w:lastRow="0" w:firstColumn="0" w:lastColumn="0" w:oddVBand="0" w:evenVBand="0" w:oddHBand="1" w:evenHBand="0" w:firstRowFirstColumn="0" w:firstRowLastColumn="0" w:lastRowFirstColumn="0" w:lastRowLastColumn="0"/>
+            </w:pPr>
+            <w:r>
+              <w:t>Tag wordt gelezen en getoond in seriële monitor</w:t>
+            </w:r>
+          </w:p>
+        </w:tc>
+        <w:tc>
+          <w:tcPr>
+            <w:tcW w:w="2221" w:type="dxa"/>
+          </w:tcPr>
+          <w:p>
+            <w:pPr>
+              <w:cnfStyle w:val="000000100000" w:firstRow="0" w:lastRow="0" w:firstColumn="0" w:lastColumn="0" w:oddVBand="0" w:evenVBand="0" w:oddHBand="1" w:evenHBand="0" w:firstRowFirstColumn="0" w:firstRowLastColumn="0" w:lastRowFirstColumn="0" w:lastRowLastColumn="0"/>
+            </w:pPr>
+            <w:r>
+              <w:drawing>
+                <wp:inline distT="0" distB="0" distL="0" distR="0" wp14:anchorId="582A109B" wp14:editId="038F1008">
+                  <wp:extent cx="3772490" cy="3073631"/>
+                  <wp:effectExtent l="6350" t="0" r="6350" b="6350"/>
+                  <wp:docPr id="1985615062" name="Picture 6"/>
+                  <wp:cNvGraphicFramePr>
+                    <a:graphicFrameLocks xmlns:a="http://schemas.openxmlformats.org/drawingml/2006/main" noChangeAspect="1"/>
+                  </wp:cNvGraphicFramePr>
+                  <a:graphic xmlns:a="http://schemas.openxmlformats.org/drawingml/2006/main">
+                    <a:graphicData uri="http://schemas.openxmlformats.org/drawingml/2006/picture">
+                      <pic:pic xmlns:pic="http://schemas.openxmlformats.org/drawingml/2006/picture">
+                        <pic:nvPicPr>
+                          <pic:cNvPr id="0" name="Picture 20"/>
+                          <pic:cNvPicPr>
+                            <a:picLocks noChangeAspect="1" noChangeArrowheads="1"/>
+                          </pic:cNvPicPr>
+                        </pic:nvPicPr>
+                        <pic:blipFill rotWithShape="1">
+                          <a:blip r:embed="rId7" cstate="print">
+                            <a:extLst>
+                              <a:ext uri="{28A0092B-C50C-407E-A947-70E740481C1C}">
+                                <a14:useLocalDpi xmlns:a14="http://schemas.microsoft.com/office/drawing/2010/main" val="0"/>
+                              </a:ext>
+                            </a:extLst>
+                          </a:blip>
+                          <a:srcRect l="21804" t="8811" b="6247"/>
+                          <a:stretch/>
+                        </pic:blipFill>
+                        <pic:spPr bwMode="auto">
+                          <a:xfrm rot="5400000">
+                            <a:off x="0" y="0"/>
+                            <a:ext cx="3834719" cy="3124332"/>
+                          </a:xfrm>
+                          <a:prstGeom prst="rect">
+                            <a:avLst/>
+                          </a:prstGeom>
+                          <a:noFill/>
+                          <a:ln>
+                            <a:noFill/>
+                          </a:ln>
+                          <a:extLst>
+                            <a:ext uri="{53640926-AAD7-44D8-BBD7-CCE9431645EC}">
+                              <a14:shadowObscured xmlns:a14="http://schemas.microsoft.com/office/drawing/2010/main"/>
+                            </a:ext>
+                          </a:extLst>
+                        </pic:spPr>
+                      </pic:pic>
+                    </a:graphicData>
+                  </a:graphic>
+                </wp:inline>
+              </w:drawing>
+            </w:r>
+          </w:p>
+        </w:tc>
+      </w:tr>
+      <w:tr>
+        <w:tc>
+          <w:tcPr>
+            <w:cnfStyle w:val="001000000000" w:firstRow="0" w:lastRow="0" w:firstColumn="1" w:lastColumn="0" w:oddVBand="0" w:evenVBand="0" w:oddHBand="0" w:evenHBand="0" w:firstRowFirstColumn="0" w:firstRowLastColumn="0" w:lastRowFirstColumn="0" w:lastRowLastColumn="0"/>
+            <w:tcW w:w="1838" w:type="dxa"/>
+          </w:tcPr>
+          <w:p>
+            <w:pPr>
+              <w:rPr>
+                <w:b w:val="0"/>
+                <w:bCs w:val="0"/>
+              </w:rPr>
+            </w:pPr>
+            <w:r>
+              <w:rPr>
+                <w:b w:val="0"/>
+                <w:bCs w:val="0"/>
+              </w:rPr>
+              <w:t>NFC lezen met een zo kort mogelijke delay</w:t>
+            </w:r>
+          </w:p>
+        </w:tc>
+        <w:tc>
+          <w:tcPr>
+            <w:tcW w:w="2410" w:type="dxa"/>
+          </w:tcPr>
+          <w:p>
+            <w:pPr>
+              <w:cnfStyle w:val="000000000000" w:firstRow="0" w:lastRow="0" w:firstColumn="0" w:lastColumn="0" w:oddVBand="0" w:evenVBand="0" w:oddHBand="0" w:evenHBand="0" w:firstRowFirstColumn="0" w:firstRowLastColumn="0" w:lastRowFirstColumn="0" w:lastRowLastColumn="0"/>
+            </w:pPr>
+            <w:r>
+              <w:t xml:space="preserve">Tags worden zo snel mogelijk na elkaar </w:t>
+            </w:r>
+            <w:r>
+              <w:t>correct uit</w:t>
+            </w:r>
+            <w:r>
+              <w:t>gelezen</w:t>
+            </w:r>
+            <w:r>
+              <w:t xml:space="preserve"> en getoond in seriële monitor</w:t>
+            </w:r>
+          </w:p>
+        </w:tc>
+        <w:tc>
+          <w:tcPr>
+            <w:tcW w:w="2547" w:type="dxa"/>
+          </w:tcPr>
+          <w:p>
+            <w:pPr>
+              <w:cnfStyle w:val="000000000000" w:firstRow="0" w:lastRow="0" w:firstColumn="0" w:lastColumn="0" w:oddVBand="0" w:evenVBand="0" w:oddHBand="0" w:evenHBand="0" w:firstRowFirstColumn="0" w:firstRowLastColumn="0" w:lastRowFirstColumn="0" w:lastRowLastColumn="0"/>
+            </w:pPr>
+            <w:r>
+              <w:t>Tags worden uitgelezen en getoond in seriële monitor</w:t>
+            </w:r>
+          </w:p>
+        </w:tc>
+        <w:tc>
+          <w:tcPr>
+            <w:tcW w:w="2221" w:type="dxa"/>
+          </w:tcPr>
+          <w:p>
+            <w:pPr>
+              <w:cnfStyle w:val="000000000000" w:firstRow="0" w:lastRow="0" w:firstColumn="0" w:lastColumn="0" w:oddVBand="0" w:evenVBand="0" w:oddHBand="0" w:evenHBand="0" w:firstRowFirstColumn="0" w:firstRowLastColumn="0" w:lastRowFirstColumn="0" w:lastRowLastColumn="0"/>
+            </w:pPr>
+            <w:r>
+              <w:drawing>
+                <wp:inline distT="0" distB="0" distL="0" distR="0" wp14:anchorId="44CD1E65" wp14:editId="0F63D27F">
+                  <wp:extent cx="3720190" cy="3025934"/>
+                  <wp:effectExtent l="4127" t="0" r="0" b="0"/>
+                  <wp:docPr id="1949291441" name="Picture 8"/>
+                  <wp:cNvGraphicFramePr>
+                    <a:graphicFrameLocks xmlns:a="http://schemas.openxmlformats.org/drawingml/2006/main" noChangeAspect="1"/>
+                  </wp:cNvGraphicFramePr>
+                  <a:graphic xmlns:a="http://schemas.openxmlformats.org/drawingml/2006/main">
+                    <a:graphicData uri="http://schemas.openxmlformats.org/drawingml/2006/picture">
+                      <pic:pic xmlns:pic="http://schemas.openxmlformats.org/drawingml/2006/picture">
+                        <pic:nvPicPr>
+                          <pic:cNvPr id="0" name="Picture 27"/>
+                          <pic:cNvPicPr>
+                            <a:picLocks noChangeAspect="1" noChangeArrowheads="1"/>
+                          </pic:cNvPicPr>
+                        </pic:nvPicPr>
+                        <pic:blipFill rotWithShape="1">
+                          <a:blip r:embed="rId8" cstate="print">
+                            <a:extLst>
+                              <a:ext uri="{28A0092B-C50C-407E-A947-70E740481C1C}">
+                                <a14:useLocalDpi xmlns:a14="http://schemas.microsoft.com/office/drawing/2010/main" val="0"/>
+                              </a:ext>
+                            </a:extLst>
+                          </a:blip>
+                          <a:srcRect l="15156" t="7991" r="8375" b="9084"/>
+                          <a:stretch/>
+                        </pic:blipFill>
+                        <pic:spPr bwMode="auto">
+                          <a:xfrm rot="5400000">
+                            <a:off x="0" y="0"/>
+                            <a:ext cx="3827741" cy="3113414"/>
+                          </a:xfrm>
+                          <a:prstGeom prst="rect">
+                            <a:avLst/>
+                          </a:prstGeom>
+                          <a:noFill/>
+                          <a:ln>
+                            <a:noFill/>
+                          </a:ln>
+                          <a:extLst>
+                            <a:ext uri="{53640926-AAD7-44D8-BBD7-CCE9431645EC}">
+                              <a14:shadowObscured xmlns:a14="http://schemas.microsoft.com/office/drawing/2010/main"/>
+                            </a:ext>
+                          </a:extLst>
+                        </pic:spPr>
+                      </pic:pic>
+                    </a:graphicData>
+                  </a:graphic>
+                </wp:inline>
+              </w:drawing>
+            </w:r>
+          </w:p>
+        </w:tc>
+      </w:tr>
+      <w:tr>
+        <w:trPr>
+          <w:cnfStyle w:val="000000100000" w:firstRow="0" w:lastRow="0" w:firstColumn="0" w:lastColumn="0" w:oddVBand="0" w:evenVBand="0" w:oddHBand="1" w:evenHBand="0" w:firstRowFirstColumn="0" w:firstRowLastColumn="0" w:lastRowFirstColumn="0" w:lastRowLastColumn="0"/>
+        </w:trPr>
+        <w:tc>
+          <w:tcPr>
+            <w:cnfStyle w:val="001000000000" w:firstRow="0" w:lastRow="0" w:firstColumn="1" w:lastColumn="0" w:oddVBand="0" w:evenVBand="0" w:oddHBand="0" w:evenHBand="0" w:firstRowFirstColumn="0" w:firstRowLastColumn="0" w:lastRowFirstColumn="0" w:lastRowLastColumn="0"/>
+            <w:tcW w:w="9016" w:type="dxa"/>
+            <w:gridSpan w:val="4"/>
+          </w:tcPr>
+          <w:p>
+            <w:pPr>
+              <w:rPr>
+                <w:b w:val="0"/>
+                <w:bCs w:val="0"/>
+              </w:rPr>
+            </w:pPr>
+            <w:r>
+              <w:t xml:space="preserve">Opmerkingen: </w:t>
+            </w:r>
+            <w:r>
+              <w:rPr>
+                <w:b w:val="0"/>
+                <w:bCs w:val="0"/>
+              </w:rPr>
+              <w:t>Alle tests werden succesvol uitgevoerd en afgerond. De maximale afstand voor lezen en schrijven i</w:t>
+            </w:r>
+            <w:r>
+              <w:rPr>
+                <w:b w:val="0"/>
+                <w:bCs w:val="0"/>
+              </w:rPr>
+              <w:t>s ±</w:t>
+            </w:r>
+            <w:r>
+              <w:rPr>
+                <w:b w:val="0"/>
+                <w:bCs w:val="0"/>
+              </w:rPr>
+              <w:t>3 cm en minimum delay tussen elke scan is ±0,</w:t>
+            </w:r>
+            <w:r>
+              <w:rPr>
+                <w:b w:val="0"/>
+                <w:bCs w:val="0"/>
+              </w:rPr>
+              <w:t>3</w:t>
+            </w:r>
+            <w:r>
+              <w:rPr>
+                <w:b w:val="0"/>
+                <w:bCs w:val="0"/>
+              </w:rPr>
+              <w:t xml:space="preserve"> seconden.</w:t>
             </w:r>
           </w:p>
         </w:tc>
@@ -2659,207 +3105,347 @@
     </w:tbl>
     <w:p>
       <w:pPr>
+        <w:pStyle w:val="Heading1"/>
+      </w:pPr>
+      <w:bookmarkStart w:id="5" w:name="_Toc199839218"/>
+      <w:r>
+        <w:lastRenderedPageBreak/>
+        <w:t>Hall Sensor User Story</w:t>
+      </w:r>
+      <w:bookmarkEnd w:id="5"/>
+    </w:p>
+    <w:p>
+      <w:pPr>
         <w:rPr>
-          <w:lang w:val="nl-NL"/>
+          <w:i/>
+          <w:iCs/>
         </w:rPr>
       </w:pPr>
+      <w:r>
+        <w:rPr>
+          <w:i/>
+          <w:iCs/>
+        </w:rPr>
+        <w:t>Als beheerder van het system wil ik kunnen weten of een deur fysiek open staat of niet</w:t>
+      </w:r>
+      <w:r>
+        <w:rPr>
+          <w:i/>
+          <w:iCs/>
+        </w:rPr>
+        <w:t xml:space="preserve"> en hier een melding van krijgen als deze te lang open staat.</w:t>
+      </w:r>
     </w:p>
     <w:p>
       <w:pPr>
         <w:pStyle w:val="Heading2"/>
-        <w:rPr>
-          <w:lang w:val="nl-NL"/>
-        </w:rPr>
       </w:pPr>
-      <w:bookmarkStart w:id="2" w:name="_Toc199772006"/>
-      <w:r>
-        <w:rPr>
-          <w:lang w:val="nl-NL"/>
-        </w:rPr>
-        <w:t>Integratie Test</w:t>
-      </w:r>
-      <w:bookmarkEnd w:id="2"/>
+      <w:bookmarkStart w:id="6" w:name="_Toc199839219"/>
+      <w:r>
+        <w:t>Unit Test</w:t>
+      </w:r>
+      <w:bookmarkEnd w:id="6"/>
     </w:p>
     <w:p>
-      <w:pPr>
-        <w:rPr>
-          <w:lang w:val="nl-NL"/>
-        </w:rPr>
-      </w:pPr>
-      <w:r>
-        <w:rPr>
-          <w:lang w:val="nl-NL"/>
-        </w:rPr>
-        <w:t>Bij deze test</w:t>
-      </w:r>
-      <w:r>
-        <w:rPr>
-          <w:lang w:val="nl-NL"/>
-        </w:rPr>
-        <w:t xml:space="preserve"> zal ik</w:t>
-      </w:r>
-      <w:r>
-        <w:rPr>
-          <w:lang w:val="nl-NL"/>
-        </w:rPr>
-        <w:t xml:space="preserve"> de integratie tussen de NFC module en de rest van het systeem</w:t>
-      </w:r>
-      <w:r>
-        <w:rPr>
-          <w:lang w:val="nl-NL"/>
-        </w:rPr>
-        <w:t xml:space="preserve"> testen</w:t>
-      </w:r>
-      <w:r>
-        <w:rPr>
-          <w:lang w:val="nl-NL"/>
-        </w:rPr>
-        <w:t>.</w:t>
-      </w:r>
-      <w:r>
-        <w:rPr>
-          <w:lang w:val="nl-NL"/>
-        </w:rPr>
-        <w:t xml:space="preserve"> Ik wil dus te weten komen of </w:t>
-      </w:r>
-      <w:r>
-        <w:rPr>
-          <w:lang w:val="nl-NL"/>
-        </w:rPr>
-        <w:t xml:space="preserve">module correct wordt </w:t>
-      </w:r>
-      <w:r>
-        <w:rPr>
-          <w:lang w:val="nl-NL"/>
-        </w:rPr>
-        <w:t>gelezen en of deze data juist wordt verwerkt en doorgestuurd.</w:t>
+      <w:r>
+        <w:t>Bij de unit test zal ik de sensor apart testen, om te weten te komen hoe deze juist werkt.</w:t>
+      </w:r>
+      <w:r>
+        <w:t xml:space="preserve"> Hiervoor bekijk ik wederom de voorbeeldcode meegeleverd door de fabrikant.</w:t>
       </w:r>
     </w:p>
-    <w:p>
-      <w:pPr>
-        <w:rPr>
-          <w:lang w:val="nl-NL"/>
-        </w:rPr>
-      </w:pPr>
-      <w:r>
-        <w:rPr>
-          <w:lang w:val="nl-NL"/>
-        </w:rPr>
-        <w:t xml:space="preserve">Voor de integratie test </w:t>
-      </w:r>
-      <w:r>
-        <w:rPr>
-          <w:lang w:val="nl-NL"/>
-        </w:rPr>
-        <w:t xml:space="preserve">open je de </w:t>
-      </w:r>
-      <w:r>
-        <w:rPr>
-          <w:lang w:val="nl-NL"/>
-        </w:rPr>
-        <w:t>Excel</w:t>
-      </w:r>
-      <w:r>
-        <w:rPr>
-          <w:lang w:val="nl-NL"/>
-        </w:rPr>
-        <w:t xml:space="preserve"> “Integratie </w:t>
-      </w:r>
-      <w:r>
-        <w:rPr>
-          <w:lang w:val="nl-NL"/>
-        </w:rPr>
-        <w:t>T</w:t>
-      </w:r>
-      <w:r>
-        <w:rPr>
-          <w:lang w:val="nl-NL"/>
-        </w:rPr>
-        <w:t>est</w:t>
-      </w:r>
-      <w:r>
-        <w:rPr>
-          <w:lang w:val="nl-NL"/>
-        </w:rPr>
-        <w:t>en</w:t>
-      </w:r>
-      <w:r>
-        <w:rPr>
-          <w:lang w:val="nl-NL"/>
-        </w:rPr>
-        <w:t>.x</w:t>
-      </w:r>
-      <w:r>
-        <w:rPr>
-          <w:lang w:val="nl-NL"/>
-        </w:rPr>
-        <w:t>lsx”</w:t>
-      </w:r>
-    </w:p>
-    <w:p>
-      <w:pPr>
-        <w:rPr>
-          <w:lang w:val="nl-NL"/>
-        </w:rPr>
-      </w:pPr>
-    </w:p>
+    <w:tbl>
+      <w:tblPr>
+        <w:tblStyle w:val="GridTable6Colorful-Accent1"/>
+        <w:tblW w:w="0" w:type="auto"/>
+        <w:tblLook w:val="04A0" w:firstRow="1" w:lastRow="0" w:firstColumn="1" w:lastColumn="0" w:noHBand="0" w:noVBand="1"/>
+      </w:tblPr>
+      <w:tblGrid>
+        <w:gridCol w:w="1129"/>
+        <w:gridCol w:w="1201"/>
+        <w:gridCol w:w="1430"/>
+        <w:gridCol w:w="5256"/>
+      </w:tblGrid>
+      <w:tr>
+        <w:trPr>
+          <w:cnfStyle w:val="100000000000" w:firstRow="1" w:lastRow="0" w:firstColumn="0" w:lastColumn="0" w:oddVBand="0" w:evenVBand="0" w:oddHBand="0" w:evenHBand="0" w:firstRowFirstColumn="0" w:firstRowLastColumn="0" w:lastRowFirstColumn="0" w:lastRowLastColumn="0"/>
+        </w:trPr>
+        <w:tc>
+          <w:tcPr>
+            <w:cnfStyle w:val="001000000000" w:firstRow="0" w:lastRow="0" w:firstColumn="1" w:lastColumn="0" w:oddVBand="0" w:evenVBand="0" w:oddHBand="0" w:evenHBand="0" w:firstRowFirstColumn="0" w:firstRowLastColumn="0" w:lastRowFirstColumn="0" w:lastRowLastColumn="0"/>
+            <w:tcW w:w="1129" w:type="dxa"/>
+          </w:tcPr>
+          <w:p>
+            <w:r>
+              <w:t>Wat wordt er getest</w:t>
+            </w:r>
+          </w:p>
+        </w:tc>
+        <w:tc>
+          <w:tcPr>
+            <w:tcW w:w="1201" w:type="dxa"/>
+          </w:tcPr>
+          <w:p>
+            <w:pPr>
+              <w:cnfStyle w:val="100000000000" w:firstRow="1" w:lastRow="0" w:firstColumn="0" w:lastColumn="0" w:oddVBand="0" w:evenVBand="0" w:oddHBand="0" w:evenHBand="0" w:firstRowFirstColumn="0" w:firstRowLastColumn="0" w:lastRowFirstColumn="0" w:lastRowLastColumn="0"/>
+            </w:pPr>
+            <w:r>
+              <w:t>Verwacht Resultaat</w:t>
+            </w:r>
+          </w:p>
+        </w:tc>
+        <w:tc>
+          <w:tcPr>
+            <w:tcW w:w="1430" w:type="dxa"/>
+          </w:tcPr>
+          <w:p>
+            <w:pPr>
+              <w:cnfStyle w:val="100000000000" w:firstRow="1" w:lastRow="0" w:firstColumn="0" w:lastColumn="0" w:oddVBand="0" w:evenVBand="0" w:oddHBand="0" w:evenHBand="0" w:firstRowFirstColumn="0" w:firstRowLastColumn="0" w:lastRowFirstColumn="0" w:lastRowLastColumn="0"/>
+            </w:pPr>
+            <w:r>
+              <w:t>Werkelijk Resultaat</w:t>
+            </w:r>
+          </w:p>
+        </w:tc>
+        <w:tc>
+          <w:tcPr>
+            <w:tcW w:w="5256" w:type="dxa"/>
+          </w:tcPr>
+          <w:p>
+            <w:pPr>
+              <w:cnfStyle w:val="100000000000" w:firstRow="1" w:lastRow="0" w:firstColumn="0" w:lastColumn="0" w:oddVBand="0" w:evenVBand="0" w:oddHBand="0" w:evenHBand="0" w:firstRowFirstColumn="0" w:firstRowLastColumn="0" w:lastRowFirstColumn="0" w:lastRowLastColumn="0"/>
+            </w:pPr>
+            <w:r>
+              <w:t>Foto</w:t>
+            </w:r>
+          </w:p>
+        </w:tc>
+      </w:tr>
+      <w:tr>
+        <w:trPr>
+          <w:cnfStyle w:val="000000100000" w:firstRow="0" w:lastRow="0" w:firstColumn="0" w:lastColumn="0" w:oddVBand="0" w:evenVBand="0" w:oddHBand="1" w:evenHBand="0" w:firstRowFirstColumn="0" w:firstRowLastColumn="0" w:lastRowFirstColumn="0" w:lastRowLastColumn="0"/>
+        </w:trPr>
+        <w:tc>
+          <w:tcPr>
+            <w:cnfStyle w:val="001000000000" w:firstRow="0" w:lastRow="0" w:firstColumn="1" w:lastColumn="0" w:oddVBand="0" w:evenVBand="0" w:oddHBand="0" w:evenHBand="0" w:firstRowFirstColumn="0" w:firstRowLastColumn="0" w:lastRowFirstColumn="0" w:lastRowLastColumn="0"/>
+            <w:tcW w:w="1129" w:type="dxa"/>
+          </w:tcPr>
+          <w:p>
+            <w:pPr>
+              <w:rPr>
+                <w:b w:val="0"/>
+                <w:bCs w:val="0"/>
+              </w:rPr>
+            </w:pPr>
+            <w:r>
+              <w:rPr>
+                <w:b w:val="0"/>
+                <w:bCs w:val="0"/>
+              </w:rPr>
+              <w:t>Hall sensor lezen</w:t>
+            </w:r>
+          </w:p>
+        </w:tc>
+        <w:tc>
+          <w:tcPr>
+            <w:tcW w:w="1201" w:type="dxa"/>
+          </w:tcPr>
+          <w:p>
+            <w:pPr>
+              <w:cnfStyle w:val="000000100000" w:firstRow="0" w:lastRow="0" w:firstColumn="0" w:lastColumn="0" w:oddVBand="0" w:evenVBand="0" w:oddHBand="1" w:evenHBand="0" w:firstRowFirstColumn="0" w:firstRowLastColumn="0" w:lastRowFirstColumn="0" w:lastRowLastColumn="0"/>
+            </w:pPr>
+            <w:r>
+              <w:t xml:space="preserve">Analoge waarde van de sensor wordt gelezen en </w:t>
+            </w:r>
+            <w:r>
+              <w:t>getoond in seriële monitor</w:t>
+            </w:r>
+          </w:p>
+        </w:tc>
+        <w:tc>
+          <w:tcPr>
+            <w:tcW w:w="1430" w:type="dxa"/>
+          </w:tcPr>
+          <w:p>
+            <w:pPr>
+              <w:cnfStyle w:val="000000100000" w:firstRow="0" w:lastRow="0" w:firstColumn="0" w:lastColumn="0" w:oddVBand="0" w:evenVBand="0" w:oddHBand="1" w:evenHBand="0" w:firstRowFirstColumn="0" w:firstRowLastColumn="0" w:lastRowFirstColumn="0" w:lastRowLastColumn="0"/>
+            </w:pPr>
+            <w:r>
+              <w:t>Analoge waarde wordt uitgelezen en getoond in seriële monitor</w:t>
+            </w:r>
+          </w:p>
+        </w:tc>
+        <w:tc>
+          <w:tcPr>
+            <w:tcW w:w="5256" w:type="dxa"/>
+          </w:tcPr>
+          <w:p>
+            <w:pPr>
+              <w:cnfStyle w:val="000000100000" w:firstRow="0" w:lastRow="0" w:firstColumn="0" w:lastColumn="0" w:oddVBand="0" w:evenVBand="0" w:oddHBand="1" w:evenHBand="0" w:firstRowFirstColumn="0" w:firstRowLastColumn="0" w:lastRowFirstColumn="0" w:lastRowLastColumn="0"/>
+            </w:pPr>
+            <w:r>
+              <w:drawing>
+                <wp:inline distT="0" distB="0" distL="0" distR="0" wp14:anchorId="51E303C9" wp14:editId="42B20F5E">
+                  <wp:extent cx="3825042" cy="3135982"/>
+                  <wp:effectExtent l="1588" t="0" r="6032" b="6033"/>
+                  <wp:docPr id="267819543" name="Picture 10"/>
+                  <wp:cNvGraphicFramePr>
+                    <a:graphicFrameLocks xmlns:a="http://schemas.openxmlformats.org/drawingml/2006/main" noChangeAspect="1"/>
+                  </wp:cNvGraphicFramePr>
+                  <a:graphic xmlns:a="http://schemas.openxmlformats.org/drawingml/2006/main">
+                    <a:graphicData uri="http://schemas.openxmlformats.org/drawingml/2006/picture">
+                      <pic:pic xmlns:pic="http://schemas.openxmlformats.org/drawingml/2006/picture">
+                        <pic:nvPicPr>
+                          <pic:cNvPr id="0" name="Picture 34"/>
+                          <pic:cNvPicPr>
+                            <a:picLocks noChangeAspect="1" noChangeArrowheads="1"/>
+                          </pic:cNvPicPr>
+                        </pic:nvPicPr>
+                        <pic:blipFill rotWithShape="1">
+                          <a:blip r:embed="rId9" cstate="print">
+                            <a:extLst>
+                              <a:ext uri="{28A0092B-C50C-407E-A947-70E740481C1C}">
+                                <a14:useLocalDpi xmlns:a14="http://schemas.microsoft.com/office/drawing/2010/main" val="0"/>
+                              </a:ext>
+                            </a:extLst>
+                          </a:blip>
+                          <a:srcRect l="13828" t="19128" r="12187"/>
+                          <a:stretch/>
+                        </pic:blipFill>
+                        <pic:spPr bwMode="auto">
+                          <a:xfrm rot="5400000">
+                            <a:off x="0" y="0"/>
+                            <a:ext cx="3977712" cy="3261150"/>
+                          </a:xfrm>
+                          <a:prstGeom prst="rect">
+                            <a:avLst/>
+                          </a:prstGeom>
+                          <a:noFill/>
+                          <a:ln>
+                            <a:noFill/>
+                          </a:ln>
+                          <a:extLst>
+                            <a:ext uri="{53640926-AAD7-44D8-BBD7-CCE9431645EC}">
+                              <a14:shadowObscured xmlns:a14="http://schemas.microsoft.com/office/drawing/2010/main"/>
+                            </a:ext>
+                          </a:extLst>
+                        </pic:spPr>
+                      </pic:pic>
+                    </a:graphicData>
+                  </a:graphic>
+                </wp:inline>
+              </w:drawing>
+            </w:r>
+          </w:p>
+        </w:tc>
+      </w:tr>
+      <w:tr>
+        <w:tc>
+          <w:tcPr>
+            <w:cnfStyle w:val="001000000000" w:firstRow="0" w:lastRow="0" w:firstColumn="1" w:lastColumn="0" w:oddVBand="0" w:evenVBand="0" w:oddHBand="0" w:evenHBand="0" w:firstRowFirstColumn="0" w:firstRowLastColumn="0" w:lastRowFirstColumn="0" w:lastRowLastColumn="0"/>
+            <w:tcW w:w="9016" w:type="dxa"/>
+            <w:gridSpan w:val="4"/>
+          </w:tcPr>
+          <w:p>
+            <w:pPr>
+              <w:rPr>
+                <w:b w:val="0"/>
+                <w:bCs w:val="0"/>
+              </w:rPr>
+            </w:pPr>
+            <w:r>
+              <w:t xml:space="preserve">Opmerkingen: </w:t>
+            </w:r>
+            <w:r>
+              <w:rPr>
+                <w:b w:val="0"/>
+                <w:bCs w:val="0"/>
+              </w:rPr>
+              <w:t>Alle tests werden succesvol uitgevoerd en afgerond.</w:t>
+            </w:r>
+            <w:r>
+              <w:rPr>
+                <w:b w:val="0"/>
+                <w:bCs w:val="0"/>
+              </w:rPr>
+              <w:t xml:space="preserve"> De waarden voor het detecteren en niet detecteren van een magneet worden genoteerd</w:t>
+            </w:r>
+            <w:r>
+              <w:rPr>
+                <w:b w:val="0"/>
+                <w:bCs w:val="0"/>
+              </w:rPr>
+              <w:t xml:space="preserve"> voor later gebruik</w:t>
+            </w:r>
+            <w:r>
+              <w:rPr>
+                <w:b w:val="0"/>
+                <w:bCs w:val="0"/>
+              </w:rPr>
+              <w:t>.</w:t>
+            </w:r>
+          </w:p>
+        </w:tc>
+      </w:tr>
+    </w:tbl>
+    <w:p/>
     <w:p>
       <w:pPr>
         <w:pStyle w:val="Heading2"/>
-        <w:rPr>
-          <w:lang w:val="nl-NL"/>
-        </w:rPr>
       </w:pPr>
-      <w:bookmarkStart w:id="3" w:name="_Toc199772007"/>
-      <w:r>
-        <w:rPr>
-          <w:lang w:val="nl-NL"/>
-        </w:rPr>
-        <w:t>Real World Test</w:t>
-      </w:r>
-      <w:bookmarkEnd w:id="3"/>
+      <w:bookmarkStart w:id="7" w:name="_Toc199839220"/>
+      <w:r>
+        <w:t>Integratie Test</w:t>
+      </w:r>
+      <w:bookmarkEnd w:id="7"/>
     </w:p>
     <w:p>
+      <w:r>
+        <w:t>Bij deze integratie test zal ik testen</w:t>
+      </w:r>
+      <w:r>
+        <w:t xml:space="preserve"> of de hall sensor op een correcte manier </w:t>
+      </w:r>
+      <w:r>
+        <w:t>interageert met</w:t>
+      </w:r>
+      <w:r>
+        <w:t xml:space="preserve"> de rest van het systeem.</w:t>
+      </w:r>
+      <w:r>
+        <w:t xml:space="preserve"> Hiervoor heb ik wederom een testplan gemaakt waarin ik elke mogelijke situatie overloop</w:t>
+      </w:r>
+      <w:r>
+        <w:t xml:space="preserve"> en de werkelijke output vergelijk met mijn verwachtingen.</w:t>
+      </w:r>
+    </w:p>
+    <w:p>
+      <w:r>
+        <w:t>Voor de integratie test open je de Excel “Integratie Testen.xlsx”</w:t>
+      </w:r>
+    </w:p>
+    <w:p/>
+    <w:p/>
+    <w:p/>
+    <w:p/>
+    <w:p/>
+    <w:p>
       <w:pPr>
-        <w:rPr>
-          <w:lang w:val="nl-NL"/>
-        </w:rPr>
+        <w:pStyle w:val="Heading2"/>
       </w:pPr>
-      <w:r>
-        <w:rPr>
-          <w:lang w:val="nl-NL"/>
-        </w:rPr>
-        <w:t>In dit soort test</w:t>
-      </w:r>
-      <w:r>
-        <w:rPr>
-          <w:lang w:val="nl-NL"/>
-        </w:rPr>
-        <w:t xml:space="preserve"> </w:t>
-      </w:r>
-      <w:r>
-        <w:rPr>
-          <w:lang w:val="nl-NL"/>
-        </w:rPr>
-        <w:t>zal</w:t>
-      </w:r>
-      <w:r>
-        <w:rPr>
-          <w:lang w:val="nl-NL"/>
-        </w:rPr>
-        <w:t xml:space="preserve"> ik het gehele systeem in een zo realistisch mogelijke situatie</w:t>
-      </w:r>
-      <w:r>
-        <w:rPr>
-          <w:lang w:val="nl-NL"/>
-        </w:rPr>
-        <w:t xml:space="preserve"> testen</w:t>
-      </w:r>
-      <w:r>
-        <w:rPr>
-          <w:lang w:val="nl-NL"/>
-        </w:rPr>
-        <w:t>.</w:t>
+      <w:bookmarkStart w:id="8" w:name="_Toc199839221"/>
+      <w:r>
+        <w:lastRenderedPageBreak/>
+        <w:t>Real World Test</w:t>
+      </w:r>
+      <w:bookmarkEnd w:id="8"/>
+    </w:p>
+    <w:p>
+      <w:r>
+        <w:t xml:space="preserve">Voor dit soort test bootsen we terug een zo realistisch mogelijke </w:t>
+      </w:r>
+      <w:r>
+        <w:t>situatie na en kijken we of alles loopt zoals het hoort.</w:t>
       </w:r>
     </w:p>
     <w:tbl>
@@ -2884,15 +3470,7 @@
             <w:tcW w:w="1838" w:type="dxa"/>
           </w:tcPr>
           <w:p>
-            <w:pPr>
-              <w:rPr>
-                <w:lang w:val="nl-NL"/>
-              </w:rPr>
-            </w:pPr>
-            <w:r>
-              <w:rPr>
-                <w:lang w:val="nl-NL"/>
-              </w:rPr>
+            <w:r>
               <w:t>Wat wordt er getest</w:t>
             </w:r>
           </w:p>
@@ -2904,14 +3482,8 @@
           <w:p>
             <w:pPr>
               <w:cnfStyle w:val="100000000000" w:firstRow="1" w:lastRow="0" w:firstColumn="0" w:lastColumn="0" w:oddVBand="0" w:evenVBand="0" w:oddHBand="0" w:evenHBand="0" w:firstRowFirstColumn="0" w:firstRowLastColumn="0" w:lastRowFirstColumn="0" w:lastRowLastColumn="0"/>
-              <w:rPr>
-                <w:lang w:val="nl-NL"/>
-              </w:rPr>
-            </w:pPr>
-            <w:r>
-              <w:rPr>
-                <w:lang w:val="nl-NL"/>
-              </w:rPr>
+            </w:pPr>
+            <w:r>
               <w:t>Verwacht Resultaat</w:t>
             </w:r>
           </w:p>
@@ -2923,14 +3495,8 @@
           <w:p>
             <w:pPr>
               <w:cnfStyle w:val="100000000000" w:firstRow="1" w:lastRow="0" w:firstColumn="0" w:lastColumn="0" w:oddVBand="0" w:evenVBand="0" w:oddHBand="0" w:evenHBand="0" w:firstRowFirstColumn="0" w:firstRowLastColumn="0" w:lastRowFirstColumn="0" w:lastRowLastColumn="0"/>
-              <w:rPr>
-                <w:lang w:val="nl-NL"/>
-              </w:rPr>
-            </w:pPr>
-            <w:r>
-              <w:rPr>
-                <w:lang w:val="nl-NL"/>
-              </w:rPr>
+            </w:pPr>
+            <w:r>
               <w:t>Werkelijk Resultaat</w:t>
             </w:r>
           </w:p>
@@ -2942,14 +3508,8 @@
           <w:p>
             <w:pPr>
               <w:cnfStyle w:val="100000000000" w:firstRow="1" w:lastRow="0" w:firstColumn="0" w:lastColumn="0" w:oddVBand="0" w:evenVBand="0" w:oddHBand="0" w:evenHBand="0" w:firstRowFirstColumn="0" w:firstRowLastColumn="0" w:lastRowFirstColumn="0" w:lastRowLastColumn="0"/>
-              <w:rPr>
-                <w:lang w:val="nl-NL"/>
-              </w:rPr>
-            </w:pPr>
-            <w:r>
-              <w:rPr>
-                <w:lang w:val="nl-NL"/>
-              </w:rPr>
+            </w:pPr>
+            <w:r>
               <w:t>Foto</w:t>
             </w:r>
           </w:p>
@@ -2969,40 +3529,14 @@
               <w:rPr>
                 <w:b w:val="0"/>
                 <w:bCs w:val="0"/>
-                <w:lang w:val="nl-NL"/>
-              </w:rPr>
-            </w:pPr>
-            <w:r>
-              <w:rPr>
-                <w:b w:val="0"/>
-                <w:bCs w:val="0"/>
-                <w:lang w:val="nl-NL"/>
-              </w:rPr>
-              <w:t>NFC lezen</w:t>
-            </w:r>
-            <w:r>
-              <w:rPr>
-                <w:b w:val="0"/>
-                <w:bCs w:val="0"/>
-                <w:lang w:val="nl-NL"/>
-              </w:rPr>
-              <w:t xml:space="preserve"> met realistische beweging</w:t>
-            </w:r>
-            <w:r>
-              <w:rPr>
-                <w:b w:val="0"/>
-                <w:bCs w:val="0"/>
-                <w:lang w:val="nl-NL"/>
-              </w:rPr>
-              <w:t xml:space="preserve"> in </w:t>
-            </w:r>
-            <w:r>
-              <w:rPr>
-                <w:b w:val="0"/>
-                <w:bCs w:val="0"/>
-                <w:lang w:val="nl-NL"/>
-              </w:rPr>
-              <w:t>finale behuizing</w:t>
+              </w:rPr>
+            </w:pPr>
+            <w:r>
+              <w:rPr>
+                <w:b w:val="0"/>
+                <w:bCs w:val="0"/>
+              </w:rPr>
+              <w:t>Hall sensor gemonteerd op de deur</w:t>
             </w:r>
           </w:p>
         </w:tc>
@@ -3013,21 +3547,21 @@
           <w:p>
             <w:pPr>
               <w:cnfStyle w:val="000000100000" w:firstRow="0" w:lastRow="0" w:firstColumn="0" w:lastColumn="0" w:oddVBand="0" w:evenVBand="0" w:oddHBand="1" w:evenHBand="0" w:firstRowFirstColumn="0" w:firstRowLastColumn="0" w:lastRowFirstColumn="0" w:lastRowLastColumn="0"/>
-              <w:rPr>
-                <w:lang w:val="nl-NL"/>
-              </w:rPr>
-            </w:pPr>
-            <w:r>
-              <w:rPr>
-                <w:lang w:val="nl-NL"/>
-              </w:rPr>
-              <w:t xml:space="preserve">Tag wordt gelezen, solenoïde slot opent en OLED display toont </w:t>
-            </w:r>
-            <w:r>
-              <w:rPr>
-                <w:lang w:val="nl-NL"/>
-              </w:rPr>
-              <w:t>status</w:t>
+            </w:pPr>
+            <w:r>
+              <w:t xml:space="preserve">Sensor wordt gelezen en toont “Open” op de OLED display als de deur open </w:t>
+            </w:r>
+            <w:r>
+              <w:t>staat</w:t>
+            </w:r>
+            <w:r>
+              <w:t xml:space="preserve"> en “Closed” als de deur gesloten </w:t>
+            </w:r>
+            <w:r>
+              <w:t>is</w:t>
+            </w:r>
+            <w:r>
+              <w:t>.</w:t>
             </w:r>
           </w:p>
         </w:tc>
@@ -3038,15 +3572,9 @@
           <w:p>
             <w:pPr>
               <w:cnfStyle w:val="000000100000" w:firstRow="0" w:lastRow="0" w:firstColumn="0" w:lastColumn="0" w:oddVBand="0" w:evenVBand="0" w:oddHBand="1" w:evenHBand="0" w:firstRowFirstColumn="0" w:firstRowLastColumn="0" w:lastRowFirstColumn="0" w:lastRowLastColumn="0"/>
-              <w:rPr>
-                <w:lang w:val="nl-NL"/>
-              </w:rPr>
-            </w:pPr>
-            <w:r>
-              <w:rPr>
-                <w:lang w:val="nl-NL"/>
-              </w:rPr>
-              <w:t>Slot opent en display toont correcte status</w:t>
+            </w:pPr>
+            <w:r>
+              <w:t>Correcte string wordt getoond op de OLED display</w:t>
             </w:r>
           </w:p>
         </w:tc>
@@ -3057,9 +3585,16 @@
           <w:p>
             <w:pPr>
               <w:cnfStyle w:val="000000100000" w:firstRow="0" w:lastRow="0" w:firstColumn="0" w:lastColumn="0" w:oddVBand="0" w:evenVBand="0" w:oddHBand="1" w:evenHBand="0" w:firstRowFirstColumn="0" w:firstRowLastColumn="0" w:lastRowFirstColumn="0" w:lastRowLastColumn="0"/>
-              <w:rPr>
-                <w:lang w:val="nl-NL"/>
-              </w:rPr>
+            </w:pPr>
+          </w:p>
+          <w:p>
+            <w:pPr>
+              <w:cnfStyle w:val="000000100000" w:firstRow="0" w:lastRow="0" w:firstColumn="0" w:lastColumn="0" w:oddVBand="0" w:evenVBand="0" w:oddHBand="1" w:evenHBand="0" w:firstRowFirstColumn="0" w:firstRowLastColumn="0" w:lastRowFirstColumn="0" w:lastRowLastColumn="0"/>
+            </w:pPr>
+          </w:p>
+          <w:p>
+            <w:pPr>
+              <w:cnfStyle w:val="000000100000" w:firstRow="0" w:lastRow="0" w:firstColumn="0" w:lastColumn="0" w:oddVBand="0" w:evenVBand="0" w:oddHBand="1" w:evenHBand="0" w:firstRowFirstColumn="0" w:firstRowLastColumn="0" w:lastRowFirstColumn="0" w:lastRowLastColumn="0"/>
             </w:pPr>
           </w:p>
         </w:tc>
@@ -3068,89 +3603,122 @@
         <w:tc>
           <w:tcPr>
             <w:cnfStyle w:val="001000000000" w:firstRow="0" w:lastRow="0" w:firstColumn="1" w:lastColumn="0" w:oddVBand="0" w:evenVBand="0" w:oddHBand="0" w:evenHBand="0" w:firstRowFirstColumn="0" w:firstRowLastColumn="0" w:lastRowFirstColumn="0" w:lastRowLastColumn="0"/>
-            <w:tcW w:w="1838" w:type="dxa"/>
-          </w:tcPr>
-          <w:p>
-            <w:pPr>
-              <w:rPr>
-                <w:b w:val="0"/>
-                <w:bCs w:val="0"/>
-                <w:lang w:val="nl-NL"/>
-              </w:rPr>
-            </w:pPr>
-            <w:r>
-              <w:rPr>
-                <w:b w:val="0"/>
-                <w:bCs w:val="0"/>
-                <w:lang w:val="nl-NL"/>
-              </w:rPr>
-              <w:t>NFC Schrijven met realistische beweging</w:t>
-            </w:r>
-            <w:r>
-              <w:rPr>
-                <w:b w:val="0"/>
-                <w:bCs w:val="0"/>
-                <w:lang w:val="nl-NL"/>
-              </w:rPr>
-              <w:t xml:space="preserve"> in finale behuizing</w:t>
-            </w:r>
-          </w:p>
-        </w:tc>
-        <w:tc>
-          <w:tcPr>
-            <w:tcW w:w="2410" w:type="dxa"/>
-          </w:tcPr>
-          <w:p>
-            <w:pPr>
-              <w:cnfStyle w:val="000000000000" w:firstRow="0" w:lastRow="0" w:firstColumn="0" w:lastColumn="0" w:oddVBand="0" w:evenVBand="0" w:oddHBand="0" w:evenHBand="0" w:firstRowFirstColumn="0" w:firstRowLastColumn="0" w:lastRowFirstColumn="0" w:lastRowLastColumn="0"/>
-              <w:rPr>
-                <w:lang w:val="nl-NL"/>
-              </w:rPr>
-            </w:pPr>
-            <w:r>
-              <w:rPr>
-                <w:lang w:val="nl-NL"/>
-              </w:rPr>
-              <w:t>Tag wordt geschreven</w:t>
-            </w:r>
-            <w:r>
-              <w:rPr>
-                <w:lang w:val="nl-NL"/>
-              </w:rPr>
-              <w:t xml:space="preserve"> en OLED display toont status</w:t>
-            </w:r>
-          </w:p>
-        </w:tc>
-        <w:tc>
-          <w:tcPr>
-            <w:tcW w:w="2547" w:type="dxa"/>
-          </w:tcPr>
-          <w:p>
-            <w:pPr>
-              <w:cnfStyle w:val="000000000000" w:firstRow="0" w:lastRow="0" w:firstColumn="0" w:lastColumn="0" w:oddVBand="0" w:evenVBand="0" w:oddHBand="0" w:evenHBand="0" w:firstRowFirstColumn="0" w:firstRowLastColumn="0" w:lastRowFirstColumn="0" w:lastRowLastColumn="0"/>
-              <w:rPr>
-                <w:lang w:val="nl-NL"/>
-              </w:rPr>
-            </w:pPr>
-            <w:r>
-              <w:rPr>
-                <w:lang w:val="nl-NL"/>
-              </w:rPr>
-              <w:t>Tag wordt overschreven en display toont correcte status</w:t>
-            </w:r>
-          </w:p>
-        </w:tc>
-        <w:tc>
-          <w:tcPr>
-            <w:tcW w:w="2221" w:type="dxa"/>
-          </w:tcPr>
-          <w:p>
-            <w:pPr>
-              <w:cnfStyle w:val="000000000000" w:firstRow="0" w:lastRow="0" w:firstColumn="0" w:lastColumn="0" w:oddVBand="0" w:evenVBand="0" w:oddHBand="0" w:evenHBand="0" w:firstRowFirstColumn="0" w:firstRowLastColumn="0" w:lastRowFirstColumn="0" w:lastRowLastColumn="0"/>
-              <w:rPr>
-                <w:lang w:val="nl-NL"/>
-              </w:rPr>
-            </w:pPr>
+            <w:tcW w:w="9016" w:type="dxa"/>
+            <w:gridSpan w:val="4"/>
+          </w:tcPr>
+          <w:p>
+            <w:r>
+              <w:t xml:space="preserve">Opmerkingen: </w:t>
+            </w:r>
+            <w:r>
+              <w:rPr>
+                <w:b w:val="0"/>
+                <w:bCs w:val="0"/>
+              </w:rPr>
+              <w:t>Alle tests werden succesvol uitgevoerd en afgerond.</w:t>
+            </w:r>
+            <w:r>
+              <w:rPr>
+                <w:b w:val="0"/>
+                <w:bCs w:val="0"/>
+              </w:rPr>
+              <w:t xml:space="preserve"> Ook de integratie met Telegram verliep vlekkeloos.</w:t>
+            </w:r>
+          </w:p>
+        </w:tc>
+      </w:tr>
+    </w:tbl>
+    <w:p>
+      <w:pPr>
+        <w:pStyle w:val="Heading2"/>
+      </w:pPr>
+      <w:bookmarkStart w:id="9" w:name="_Toc199839222"/>
+      <w:r>
+        <w:t>Load Test</w:t>
+      </w:r>
+      <w:bookmarkEnd w:id="9"/>
+    </w:p>
+    <w:p>
+      <w:r>
+        <w:t>Voor de load test van de hall sensor</w:t>
+      </w:r>
+      <w:r>
+        <w:t xml:space="preserve"> zal ik testen hoe snel ik deze kan </w:t>
+      </w:r>
+      <w:r>
+        <w:t>uitlezen</w:t>
+      </w:r>
+      <w:r>
+        <w:t xml:space="preserve"> en hoe ze </w:t>
+      </w:r>
+      <w:r>
+        <w:t>presteert op lange termijn.</w:t>
+      </w:r>
+    </w:p>
+    <w:tbl>
+      <w:tblPr>
+        <w:tblStyle w:val="GridTable6Colorful-Accent1"/>
+        <w:tblW w:w="0" w:type="auto"/>
+        <w:tblLook w:val="04A0" w:firstRow="1" w:lastRow="0" w:firstColumn="1" w:lastColumn="0" w:noHBand="0" w:noVBand="1"/>
+      </w:tblPr>
+      <w:tblGrid>
+        <w:gridCol w:w="1237"/>
+        <w:gridCol w:w="1443"/>
+        <w:gridCol w:w="1469"/>
+        <w:gridCol w:w="4867"/>
+      </w:tblGrid>
+      <w:tr>
+        <w:trPr>
+          <w:cnfStyle w:val="100000000000" w:firstRow="1" w:lastRow="0" w:firstColumn="0" w:lastColumn="0" w:oddVBand="0" w:evenVBand="0" w:oddHBand="0" w:evenHBand="0" w:firstRowFirstColumn="0" w:firstRowLastColumn="0" w:lastRowFirstColumn="0" w:lastRowLastColumn="0"/>
+        </w:trPr>
+        <w:tc>
+          <w:tcPr>
+            <w:cnfStyle w:val="001000000000" w:firstRow="0" w:lastRow="0" w:firstColumn="1" w:lastColumn="0" w:oddVBand="0" w:evenVBand="0" w:oddHBand="0" w:evenHBand="0" w:firstRowFirstColumn="0" w:firstRowLastColumn="0" w:lastRowFirstColumn="0" w:lastRowLastColumn="0"/>
+            <w:tcW w:w="1237" w:type="dxa"/>
+          </w:tcPr>
+          <w:p>
+            <w:r>
+              <w:t>Wat wordt er getest</w:t>
+            </w:r>
+          </w:p>
+        </w:tc>
+        <w:tc>
+          <w:tcPr>
+            <w:tcW w:w="1443" w:type="dxa"/>
+          </w:tcPr>
+          <w:p>
+            <w:pPr>
+              <w:cnfStyle w:val="100000000000" w:firstRow="1" w:lastRow="0" w:firstColumn="0" w:lastColumn="0" w:oddVBand="0" w:evenVBand="0" w:oddHBand="0" w:evenHBand="0" w:firstRowFirstColumn="0" w:firstRowLastColumn="0" w:lastRowFirstColumn="0" w:lastRowLastColumn="0"/>
+            </w:pPr>
+            <w:r>
+              <w:t>Verwacht Resultaat</w:t>
+            </w:r>
+          </w:p>
+        </w:tc>
+        <w:tc>
+          <w:tcPr>
+            <w:tcW w:w="1469" w:type="dxa"/>
+          </w:tcPr>
+          <w:p>
+            <w:pPr>
+              <w:cnfStyle w:val="100000000000" w:firstRow="1" w:lastRow="0" w:firstColumn="0" w:lastColumn="0" w:oddVBand="0" w:evenVBand="0" w:oddHBand="0" w:evenHBand="0" w:firstRowFirstColumn="0" w:firstRowLastColumn="0" w:lastRowFirstColumn="0" w:lastRowLastColumn="0"/>
+            </w:pPr>
+            <w:r>
+              <w:t>Werkelijk Resultaat</w:t>
+            </w:r>
+          </w:p>
+        </w:tc>
+        <w:tc>
+          <w:tcPr>
+            <w:tcW w:w="4867" w:type="dxa"/>
+          </w:tcPr>
+          <w:p>
+            <w:pPr>
+              <w:cnfStyle w:val="100000000000" w:firstRow="1" w:lastRow="0" w:firstColumn="0" w:lastColumn="0" w:oddVBand="0" w:evenVBand="0" w:oddHBand="0" w:evenHBand="0" w:firstRowFirstColumn="0" w:firstRowLastColumn="0" w:lastRowFirstColumn="0" w:lastRowLastColumn="0"/>
+            </w:pPr>
+            <w:r>
+              <w:t>Foto</w:t>
+            </w:r>
           </w:p>
         </w:tc>
       </w:tr>
@@ -3161,6 +3729,137 @@
         <w:tc>
           <w:tcPr>
             <w:cnfStyle w:val="001000000000" w:firstRow="0" w:lastRow="0" w:firstColumn="1" w:lastColumn="0" w:oddVBand="0" w:evenVBand="0" w:oddHBand="0" w:evenHBand="0" w:firstRowFirstColumn="0" w:firstRowLastColumn="0" w:lastRowFirstColumn="0" w:lastRowLastColumn="0"/>
+            <w:tcW w:w="1237" w:type="dxa"/>
+          </w:tcPr>
+          <w:p>
+            <w:pPr>
+              <w:rPr>
+                <w:b w:val="0"/>
+                <w:bCs w:val="0"/>
+              </w:rPr>
+            </w:pPr>
+            <w:r>
+              <w:rPr>
+                <w:b w:val="0"/>
+                <w:bCs w:val="0"/>
+              </w:rPr>
+              <w:t xml:space="preserve">Minimale delay tussen </w:t>
+            </w:r>
+            <w:r>
+              <w:rPr>
+                <w:b w:val="0"/>
+                <w:bCs w:val="0"/>
+              </w:rPr>
+              <w:t>elke lezing van de sensor</w:t>
+            </w:r>
+          </w:p>
+        </w:tc>
+        <w:tc>
+          <w:tcPr>
+            <w:tcW w:w="1443" w:type="dxa"/>
+          </w:tcPr>
+          <w:p>
+            <w:pPr>
+              <w:cnfStyle w:val="000000100000" w:firstRow="0" w:lastRow="0" w:firstColumn="0" w:lastColumn="0" w:oddVBand="0" w:evenVBand="0" w:oddHBand="1" w:evenHBand="0" w:firstRowFirstColumn="0" w:firstRowLastColumn="0" w:lastRowFirstColumn="0" w:lastRowLastColumn="0"/>
+            </w:pPr>
+            <w:r>
+              <w:t>De sensor wordt elk</w:t>
+            </w:r>
+            <w:r>
+              <w:t>e</w:t>
+            </w:r>
+            <w:r>
+              <w:t xml:space="preserve"> </w:t>
+            </w:r>
+            <w:r>
+              <w:t>tiende van een</w:t>
+            </w:r>
+            <w:r>
+              <w:t xml:space="preserve"> seconde uitgelezen en correct getoond in de seriële monitor</w:t>
+            </w:r>
+          </w:p>
+        </w:tc>
+        <w:tc>
+          <w:tcPr>
+            <w:tcW w:w="1469" w:type="dxa"/>
+          </w:tcPr>
+          <w:p>
+            <w:pPr>
+              <w:cnfStyle w:val="000000100000" w:firstRow="0" w:lastRow="0" w:firstColumn="0" w:lastColumn="0" w:oddVBand="0" w:evenVBand="0" w:oddHBand="1" w:evenHBand="0" w:firstRowFirstColumn="0" w:firstRowLastColumn="0" w:lastRowFirstColumn="0" w:lastRowLastColumn="0"/>
+            </w:pPr>
+            <w:r>
+              <w:t>Sensor waardes worden uitgelezen en getoond in seriële monitor</w:t>
+            </w:r>
+          </w:p>
+        </w:tc>
+        <w:tc>
+          <w:tcPr>
+            <w:tcW w:w="4867" w:type="dxa"/>
+          </w:tcPr>
+          <w:p>
+            <w:pPr>
+              <w:cnfStyle w:val="000000100000" w:firstRow="0" w:lastRow="0" w:firstColumn="0" w:lastColumn="0" w:oddVBand="0" w:evenVBand="0" w:oddHBand="1" w:evenHBand="0" w:firstRowFirstColumn="0" w:firstRowLastColumn="0" w:lastRowFirstColumn="0" w:lastRowLastColumn="0"/>
+            </w:pPr>
+            <w:r>
+              <w:drawing>
+                <wp:inline distT="0" distB="0" distL="0" distR="0" wp14:anchorId="67FBC439" wp14:editId="40A3A343">
+                  <wp:extent cx="4358406" cy="2949103"/>
+                  <wp:effectExtent l="0" t="317" r="4127" b="4128"/>
+                  <wp:docPr id="2131913057" name="Picture 12"/>
+                  <wp:cNvGraphicFramePr>
+                    <a:graphicFrameLocks xmlns:a="http://schemas.openxmlformats.org/drawingml/2006/main" noChangeAspect="1"/>
+                  </wp:cNvGraphicFramePr>
+                  <a:graphic xmlns:a="http://schemas.openxmlformats.org/drawingml/2006/main">
+                    <a:graphicData uri="http://schemas.openxmlformats.org/drawingml/2006/picture">
+                      <pic:pic xmlns:pic="http://schemas.openxmlformats.org/drawingml/2006/picture">
+                        <pic:nvPicPr>
+                          <pic:cNvPr id="0" name="Picture 41"/>
+                          <pic:cNvPicPr>
+                            <a:picLocks noChangeAspect="1" noChangeArrowheads="1"/>
+                          </pic:cNvPicPr>
+                        </pic:nvPicPr>
+                        <pic:blipFill rotWithShape="1">
+                          <a:blip r:embed="rId10" cstate="print">
+                            <a:extLst>
+                              <a:ext uri="{28A0092B-C50C-407E-A947-70E740481C1C}">
+                                <a14:useLocalDpi xmlns:a14="http://schemas.microsoft.com/office/drawing/2010/main" val="0"/>
+                              </a:ext>
+                            </a:extLst>
+                          </a:blip>
+                          <a:srcRect l="17283" t="34239" r="9822"/>
+                          <a:stretch/>
+                        </pic:blipFill>
+                        <pic:spPr bwMode="auto">
+                          <a:xfrm rot="5400000">
+                            <a:off x="0" y="0"/>
+                            <a:ext cx="4457152" cy="3015919"/>
+                          </a:xfrm>
+                          <a:prstGeom prst="rect">
+                            <a:avLst/>
+                          </a:prstGeom>
+                          <a:noFill/>
+                          <a:ln>
+                            <a:noFill/>
+                          </a:ln>
+                          <a:extLst>
+                            <a:ext uri="{53640926-AAD7-44D8-BBD7-CCE9431645EC}">
+                              <a14:shadowObscured xmlns:a14="http://schemas.microsoft.com/office/drawing/2010/main"/>
+                            </a:ext>
+                          </a:extLst>
+                        </pic:spPr>
+                      </pic:pic>
+                    </a:graphicData>
+                  </a:graphic>
+                </wp:inline>
+              </w:drawing>
+            </w:r>
+          </w:p>
+        </w:tc>
+      </w:tr>
+      <w:tr>
+        <w:tc>
+          <w:tcPr>
+            <w:cnfStyle w:val="001000000000" w:firstRow="0" w:lastRow="0" w:firstColumn="1" w:lastColumn="0" w:oddVBand="0" w:evenVBand="0" w:oddHBand="0" w:evenHBand="0" w:firstRowFirstColumn="0" w:firstRowLastColumn="0" w:lastRowFirstColumn="0" w:lastRowLastColumn="0"/>
             <w:tcW w:w="9016" w:type="dxa"/>
             <w:gridSpan w:val="4"/>
           </w:tcPr>
@@ -3169,28 +3868,473 @@
               <w:rPr>
                 <w:b w:val="0"/>
                 <w:bCs w:val="0"/>
-                <w:lang w:val="nl-NL"/>
-              </w:rPr>
-            </w:pPr>
-            <w:r>
-              <w:rPr>
-                <w:lang w:val="nl-NL"/>
-              </w:rPr>
+              </w:rPr>
+            </w:pPr>
+            <w:r>
               <w:t xml:space="preserve">Opmerkingen: </w:t>
             </w:r>
             <w:r>
               <w:rPr>
-                <w:lang w:val="nl-NL"/>
-              </w:rPr>
+                <w:b w:val="0"/>
+                <w:bCs w:val="0"/>
+              </w:rPr>
+              <w:t>Alle tests werden succesvol uitgevoerd en afgerond.</w:t>
+            </w:r>
+            <w:r>
+              <w:rPr>
+                <w:b w:val="0"/>
+                <w:bCs w:val="0"/>
+              </w:rPr>
+              <w:t xml:space="preserve"> Het is een analoge sensor, dus </w:t>
+            </w:r>
+            <w:r>
+              <w:rPr>
+                <w:b w:val="0"/>
+                <w:bCs w:val="0"/>
+              </w:rPr>
+              <w:t>kan ik de sensor zonder probleem heel snel uitlezen. Het OLED Display zal dus bepalen hoe snel het systeem geüpdate</w:t>
+            </w:r>
+            <w:r>
+              <w:rPr>
+                <w:b w:val="0"/>
+                <w:bCs w:val="0"/>
+              </w:rPr>
+              <w:t>t</w:t>
+            </w:r>
+            <w:r>
+              <w:rPr>
+                <w:b w:val="0"/>
+                <w:bCs w:val="0"/>
+              </w:rPr>
+              <w:t xml:space="preserve"> kan worden.</w:t>
+            </w:r>
+          </w:p>
+        </w:tc>
+      </w:tr>
+    </w:tbl>
+    <w:p/>
+    <w:p>
+      <w:pPr>
+        <w:pStyle w:val="Heading1"/>
+      </w:pPr>
+      <w:bookmarkStart w:id="10" w:name="_Toc199839223"/>
+      <w:r>
+        <w:lastRenderedPageBreak/>
+        <w:t>OLED Display User Story</w:t>
+      </w:r>
+      <w:bookmarkEnd w:id="10"/>
+    </w:p>
+    <w:p>
+      <w:pPr>
+        <w:rPr>
+          <w:i/>
+          <w:iCs/>
+        </w:rPr>
+      </w:pPr>
+      <w:r>
+        <w:rPr>
+          <w:i/>
+          <w:iCs/>
+        </w:rPr>
+        <w:t>Als gebruiker van het systeem wil ik nuttige info over het systeem te zien krijgen op de OLED display.</w:t>
+      </w:r>
+    </w:p>
+    <w:p>
+      <w:pPr>
+        <w:pStyle w:val="Heading2"/>
+      </w:pPr>
+      <w:bookmarkStart w:id="11" w:name="_Toc199839224"/>
+      <w:r>
+        <w:t>Unit Test</w:t>
+      </w:r>
+      <w:bookmarkEnd w:id="11"/>
+    </w:p>
+    <w:p>
+      <w:r>
+        <w:t>Bij de unit test van de OLED display test ik terug de display apart.</w:t>
+      </w:r>
+      <w:r>
+        <w:t xml:space="preserve"> Hier is het belangrijk om te weten te komen hoe de display juist werkt aangezien deze wel eens voor vertraging zou kunnen zorgen in het systeem.</w:t>
+      </w:r>
+    </w:p>
+    <w:tbl>
+      <w:tblPr>
+        <w:tblStyle w:val="GridTable6Colorful-Accent1"/>
+        <w:tblW w:w="0" w:type="auto"/>
+        <w:tblLook w:val="04A0" w:firstRow="1" w:lastRow="0" w:firstColumn="1" w:lastColumn="0" w:noHBand="0" w:noVBand="1"/>
+      </w:tblPr>
+      <w:tblGrid>
+        <w:gridCol w:w="1271"/>
+        <w:gridCol w:w="1528"/>
+        <w:gridCol w:w="1587"/>
+        <w:gridCol w:w="4630"/>
+      </w:tblGrid>
+      <w:tr>
+        <w:trPr>
+          <w:cnfStyle w:val="100000000000" w:firstRow="1" w:lastRow="0" w:firstColumn="0" w:lastColumn="0" w:oddVBand="0" w:evenVBand="0" w:oddHBand="0" w:evenHBand="0" w:firstRowFirstColumn="0" w:firstRowLastColumn="0" w:lastRowFirstColumn="0" w:lastRowLastColumn="0"/>
+        </w:trPr>
+        <w:tc>
+          <w:tcPr>
+            <w:cnfStyle w:val="001000000000" w:firstRow="0" w:lastRow="0" w:firstColumn="1" w:lastColumn="0" w:oddVBand="0" w:evenVBand="0" w:oddHBand="0" w:evenHBand="0" w:firstRowFirstColumn="0" w:firstRowLastColumn="0" w:lastRowFirstColumn="0" w:lastRowLastColumn="0"/>
+            <w:tcW w:w="1271" w:type="dxa"/>
+          </w:tcPr>
+          <w:p>
+            <w:r>
+              <w:t>Wat wordt er getest</w:t>
+            </w:r>
+          </w:p>
+        </w:tc>
+        <w:tc>
+          <w:tcPr>
+            <w:tcW w:w="1528" w:type="dxa"/>
+          </w:tcPr>
+          <w:p>
+            <w:pPr>
+              <w:cnfStyle w:val="100000000000" w:firstRow="1" w:lastRow="0" w:firstColumn="0" w:lastColumn="0" w:oddVBand="0" w:evenVBand="0" w:oddHBand="0" w:evenHBand="0" w:firstRowFirstColumn="0" w:firstRowLastColumn="0" w:lastRowFirstColumn="0" w:lastRowLastColumn="0"/>
+            </w:pPr>
+            <w:r>
+              <w:t>Verwacht Resultaat</w:t>
+            </w:r>
+          </w:p>
+        </w:tc>
+        <w:tc>
+          <w:tcPr>
+            <w:tcW w:w="1587" w:type="dxa"/>
+          </w:tcPr>
+          <w:p>
+            <w:pPr>
+              <w:cnfStyle w:val="100000000000" w:firstRow="1" w:lastRow="0" w:firstColumn="0" w:lastColumn="0" w:oddVBand="0" w:evenVBand="0" w:oddHBand="0" w:evenHBand="0" w:firstRowFirstColumn="0" w:firstRowLastColumn="0" w:lastRowFirstColumn="0" w:lastRowLastColumn="0"/>
+            </w:pPr>
+            <w:r>
+              <w:t>Werkelijk Resultaat</w:t>
+            </w:r>
+          </w:p>
+        </w:tc>
+        <w:tc>
+          <w:tcPr>
+            <w:tcW w:w="4630" w:type="dxa"/>
+          </w:tcPr>
+          <w:p>
+            <w:pPr>
+              <w:cnfStyle w:val="100000000000" w:firstRow="1" w:lastRow="0" w:firstColumn="0" w:lastColumn="0" w:oddVBand="0" w:evenVBand="0" w:oddHBand="0" w:evenHBand="0" w:firstRowFirstColumn="0" w:firstRowLastColumn="0" w:lastRowFirstColumn="0" w:lastRowLastColumn="0"/>
+            </w:pPr>
+            <w:r>
+              <w:t>Foto</w:t>
+            </w:r>
+          </w:p>
+        </w:tc>
+      </w:tr>
+      <w:tr>
+        <w:trPr>
+          <w:cnfStyle w:val="000000100000" w:firstRow="0" w:lastRow="0" w:firstColumn="0" w:lastColumn="0" w:oddVBand="0" w:evenVBand="0" w:oddHBand="1" w:evenHBand="0" w:firstRowFirstColumn="0" w:firstRowLastColumn="0" w:lastRowFirstColumn="0" w:lastRowLastColumn="0"/>
+        </w:trPr>
+        <w:tc>
+          <w:tcPr>
+            <w:cnfStyle w:val="001000000000" w:firstRow="0" w:lastRow="0" w:firstColumn="1" w:lastColumn="0" w:oddVBand="0" w:evenVBand="0" w:oddHBand="0" w:evenHBand="0" w:firstRowFirstColumn="0" w:firstRowLastColumn="0" w:lastRowFirstColumn="0" w:lastRowLastColumn="0"/>
+            <w:tcW w:w="1271" w:type="dxa"/>
+          </w:tcPr>
+          <w:p>
+            <w:pPr>
+              <w:rPr>
+                <w:b w:val="0"/>
+                <w:bCs w:val="0"/>
+              </w:rPr>
+            </w:pPr>
+            <w:r>
+              <w:rPr>
+                <w:b w:val="0"/>
+                <w:bCs w:val="0"/>
+              </w:rPr>
+              <w:t>OLED display “Hello World”</w:t>
+            </w:r>
+          </w:p>
+        </w:tc>
+        <w:tc>
+          <w:tcPr>
+            <w:tcW w:w="1528" w:type="dxa"/>
+          </w:tcPr>
+          <w:p>
+            <w:pPr>
+              <w:cnfStyle w:val="000000100000" w:firstRow="0" w:lastRow="0" w:firstColumn="0" w:lastColumn="0" w:oddVBand="0" w:evenVBand="0" w:oddHBand="1" w:evenHBand="0" w:firstRowFirstColumn="0" w:firstRowLastColumn="0" w:lastRowFirstColumn="0" w:lastRowLastColumn="0"/>
+            </w:pPr>
+            <w:r>
+              <w:t xml:space="preserve">“Hello World” wordt </w:t>
+            </w:r>
+            <w:r>
+              <w:t>getoond</w:t>
+            </w:r>
+            <w:r>
+              <w:t xml:space="preserve"> op de OLED display </w:t>
+            </w:r>
+            <w:r>
+              <w:t>wanneer het programma opstart</w:t>
+            </w:r>
+          </w:p>
+        </w:tc>
+        <w:tc>
+          <w:tcPr>
+            <w:tcW w:w="1587" w:type="dxa"/>
+          </w:tcPr>
+          <w:p>
+            <w:pPr>
+              <w:cnfStyle w:val="000000100000" w:firstRow="0" w:lastRow="0" w:firstColumn="0" w:lastColumn="0" w:oddVBand="0" w:evenVBand="0" w:oddHBand="1" w:evenHBand="0" w:firstRowFirstColumn="0" w:firstRowLastColumn="0" w:lastRowFirstColumn="0" w:lastRowLastColumn="0"/>
+            </w:pPr>
+            <w:r>
+              <w:t xml:space="preserve">“Hello World” wordt getoond op het </w:t>
+            </w:r>
+            <w:r>
+              <w:t>display</w:t>
+            </w:r>
+          </w:p>
+        </w:tc>
+        <w:tc>
+          <w:tcPr>
+            <w:tcW w:w="4630" w:type="dxa"/>
+          </w:tcPr>
+          <w:p>
+            <w:pPr>
+              <w:cnfStyle w:val="000000100000" w:firstRow="0" w:lastRow="0" w:firstColumn="0" w:lastColumn="0" w:oddVBand="0" w:evenVBand="0" w:oddHBand="1" w:evenHBand="0" w:firstRowFirstColumn="0" w:firstRowLastColumn="0" w:lastRowFirstColumn="0" w:lastRowLastColumn="0"/>
+            </w:pPr>
+            <w:r>
+              <w:drawing>
+                <wp:inline distT="0" distB="0" distL="0" distR="0" wp14:anchorId="74AD85A9" wp14:editId="0CF80B92">
+                  <wp:extent cx="3786108" cy="2800128"/>
+                  <wp:effectExtent l="0" t="2223" r="2858" b="2857"/>
+                  <wp:docPr id="108527926" name="Picture 14"/>
+                  <wp:cNvGraphicFramePr>
+                    <a:graphicFrameLocks xmlns:a="http://schemas.openxmlformats.org/drawingml/2006/main" noChangeAspect="1"/>
+                  </wp:cNvGraphicFramePr>
+                  <a:graphic xmlns:a="http://schemas.openxmlformats.org/drawingml/2006/main">
+                    <a:graphicData uri="http://schemas.openxmlformats.org/drawingml/2006/picture">
+                      <pic:pic xmlns:pic="http://schemas.openxmlformats.org/drawingml/2006/picture">
+                        <pic:nvPicPr>
+                          <pic:cNvPr id="0" name="Picture 48"/>
+                          <pic:cNvPicPr>
+                            <a:picLocks noChangeAspect="1" noChangeArrowheads="1"/>
+                          </pic:cNvPicPr>
+                        </pic:nvPicPr>
+                        <pic:blipFill rotWithShape="1">
+                          <a:blip r:embed="rId11" cstate="print">
+                            <a:extLst>
+                              <a:ext uri="{28A0092B-C50C-407E-A947-70E740481C1C}">
+                                <a14:useLocalDpi xmlns:a14="http://schemas.microsoft.com/office/drawing/2010/main" val="0"/>
+                              </a:ext>
+                            </a:extLst>
+                          </a:blip>
+                          <a:srcRect l="16862" t="9649" r="5841" b="14134"/>
+                          <a:stretch/>
+                        </pic:blipFill>
+                        <pic:spPr bwMode="auto">
+                          <a:xfrm rot="5400000">
+                            <a:off x="0" y="0"/>
+                            <a:ext cx="3845868" cy="2844326"/>
+                          </a:xfrm>
+                          <a:prstGeom prst="rect">
+                            <a:avLst/>
+                          </a:prstGeom>
+                          <a:noFill/>
+                          <a:ln>
+                            <a:noFill/>
+                          </a:ln>
+                          <a:extLst>
+                            <a:ext uri="{53640926-AAD7-44D8-BBD7-CCE9431645EC}">
+                              <a14:shadowObscured xmlns:a14="http://schemas.microsoft.com/office/drawing/2010/main"/>
+                            </a:ext>
+                          </a:extLst>
+                        </pic:spPr>
+                      </pic:pic>
+                    </a:graphicData>
+                  </a:graphic>
+                </wp:inline>
+              </w:drawing>
+            </w:r>
+          </w:p>
+        </w:tc>
+      </w:tr>
+      <w:tr>
+        <w:tc>
+          <w:tcPr>
+            <w:cnfStyle w:val="001000000000" w:firstRow="0" w:lastRow="0" w:firstColumn="1" w:lastColumn="0" w:oddVBand="0" w:evenVBand="0" w:oddHBand="0" w:evenHBand="0" w:firstRowFirstColumn="0" w:firstRowLastColumn="0" w:lastRowFirstColumn="0" w:lastRowLastColumn="0"/>
+            <w:tcW w:w="1271" w:type="dxa"/>
+          </w:tcPr>
+          <w:p>
+            <w:pPr>
+              <w:rPr>
+                <w:b w:val="0"/>
+                <w:bCs w:val="0"/>
+              </w:rPr>
+            </w:pPr>
+            <w:r>
+              <w:rPr>
+                <w:b w:val="0"/>
+                <w:bCs w:val="0"/>
+              </w:rPr>
+              <w:lastRenderedPageBreak/>
+              <w:t>OLED Display</w:t>
+            </w:r>
+            <w:r>
               <w:t xml:space="preserve"> </w:t>
             </w:r>
             <w:r>
               <w:rPr>
                 <w:b w:val="0"/>
                 <w:bCs w:val="0"/>
-                <w:lang w:val="nl-NL"/>
-              </w:rPr>
-              <w:t>Alle tests werden succesvol uitgevoerd en afgerond</w:t>
+              </w:rPr>
+              <w:t>update display</w:t>
+            </w:r>
+          </w:p>
+        </w:tc>
+        <w:tc>
+          <w:tcPr>
+            <w:tcW w:w="1528" w:type="dxa"/>
+          </w:tcPr>
+          <w:p>
+            <w:pPr>
+              <w:cnfStyle w:val="000000000000" w:firstRow="0" w:lastRow="0" w:firstColumn="0" w:lastColumn="0" w:oddVBand="0" w:evenVBand="0" w:oddHBand="0" w:evenHBand="0" w:firstRowFirstColumn="0" w:firstRowLastColumn="0" w:lastRowFirstColumn="0" w:lastRowLastColumn="0"/>
+            </w:pPr>
+            <w:r>
+              <w:t>Het display wordt elke seconde geüpdatet met een teller die optelt</w:t>
+            </w:r>
+          </w:p>
+        </w:tc>
+        <w:tc>
+          <w:tcPr>
+            <w:tcW w:w="1587" w:type="dxa"/>
+          </w:tcPr>
+          <w:p>
+            <w:pPr>
+              <w:cnfStyle w:val="000000000000" w:firstRow="0" w:lastRow="0" w:firstColumn="0" w:lastColumn="0" w:oddVBand="0" w:evenVBand="0" w:oddHBand="0" w:evenHBand="0" w:firstRowFirstColumn="0" w:firstRowLastColumn="0" w:lastRowFirstColumn="0" w:lastRowLastColumn="0"/>
+            </w:pPr>
+            <w:r>
+              <w:t>De teller wordt elke seconde geüpdatet op het display</w:t>
+            </w:r>
+          </w:p>
+        </w:tc>
+        <w:tc>
+          <w:tcPr>
+            <w:tcW w:w="4630" w:type="dxa"/>
+          </w:tcPr>
+          <w:p>
+            <w:pPr>
+              <w:cnfStyle w:val="000000000000" w:firstRow="0" w:lastRow="0" w:firstColumn="0" w:lastColumn="0" w:oddVBand="0" w:evenVBand="0" w:oddHBand="0" w:evenHBand="0" w:firstRowFirstColumn="0" w:firstRowLastColumn="0" w:lastRowFirstColumn="0" w:lastRowLastColumn="0"/>
+            </w:pPr>
+            <w:r>
+              <w:drawing>
+                <wp:inline distT="0" distB="0" distL="0" distR="0" wp14:anchorId="53582B51" wp14:editId="5E160A20">
+                  <wp:extent cx="4418354" cy="2751670"/>
+                  <wp:effectExtent l="0" t="4763" r="0" b="0"/>
+                  <wp:docPr id="669263901" name="Picture 16"/>
+                  <wp:cNvGraphicFramePr>
+                    <a:graphicFrameLocks xmlns:a="http://schemas.openxmlformats.org/drawingml/2006/main" noChangeAspect="1"/>
+                  </wp:cNvGraphicFramePr>
+                  <a:graphic xmlns:a="http://schemas.openxmlformats.org/drawingml/2006/main">
+                    <a:graphicData uri="http://schemas.openxmlformats.org/drawingml/2006/picture">
+                      <pic:pic xmlns:pic="http://schemas.openxmlformats.org/drawingml/2006/picture">
+                        <pic:nvPicPr>
+                          <pic:cNvPr id="0" name="Picture 55"/>
+                          <pic:cNvPicPr>
+                            <a:picLocks noChangeAspect="1" noChangeArrowheads="1"/>
+                          </pic:cNvPicPr>
+                        </pic:nvPicPr>
+                        <pic:blipFill rotWithShape="1">
+                          <a:blip r:embed="rId12" cstate="print">
+                            <a:extLst>
+                              <a:ext uri="{28A0092B-C50C-407E-A947-70E740481C1C}">
+                                <a14:useLocalDpi xmlns:a14="http://schemas.microsoft.com/office/drawing/2010/main" val="0"/>
+                              </a:ext>
+                            </a:extLst>
+                          </a:blip>
+                          <a:srcRect l="25792" t="33842" r="3075" b="7097"/>
+                          <a:stretch/>
+                        </pic:blipFill>
+                        <pic:spPr bwMode="auto">
+                          <a:xfrm rot="5400000">
+                            <a:off x="0" y="0"/>
+                            <a:ext cx="4518700" cy="2814164"/>
+                          </a:xfrm>
+                          <a:prstGeom prst="rect">
+                            <a:avLst/>
+                          </a:prstGeom>
+                          <a:noFill/>
+                          <a:ln>
+                            <a:noFill/>
+                          </a:ln>
+                          <a:extLst>
+                            <a:ext uri="{53640926-AAD7-44D8-BBD7-CCE9431645EC}">
+                              <a14:shadowObscured xmlns:a14="http://schemas.microsoft.com/office/drawing/2010/main"/>
+                            </a:ext>
+                          </a:extLst>
+                        </pic:spPr>
+                      </pic:pic>
+                    </a:graphicData>
+                  </a:graphic>
+                </wp:inline>
+              </w:drawing>
+            </w:r>
+          </w:p>
+        </w:tc>
+      </w:tr>
+      <w:tr>
+        <w:trPr>
+          <w:cnfStyle w:val="000000100000" w:firstRow="0" w:lastRow="0" w:firstColumn="0" w:lastColumn="0" w:oddVBand="0" w:evenVBand="0" w:oddHBand="1" w:evenHBand="0" w:firstRowFirstColumn="0" w:firstRowLastColumn="0" w:lastRowFirstColumn="0" w:lastRowLastColumn="0"/>
+        </w:trPr>
+        <w:tc>
+          <w:tcPr>
+            <w:cnfStyle w:val="001000000000" w:firstRow="0" w:lastRow="0" w:firstColumn="1" w:lastColumn="0" w:oddVBand="0" w:evenVBand="0" w:oddHBand="0" w:evenHBand="0" w:firstRowFirstColumn="0" w:firstRowLastColumn="0" w:lastRowFirstColumn="0" w:lastRowLastColumn="0"/>
+            <w:tcW w:w="9016" w:type="dxa"/>
+            <w:gridSpan w:val="4"/>
+          </w:tcPr>
+          <w:p>
+            <w:pPr>
+              <w:rPr>
+                <w:b w:val="0"/>
+                <w:bCs w:val="0"/>
+              </w:rPr>
+            </w:pPr>
+            <w:r>
+              <w:t xml:space="preserve">Opmerkingen: </w:t>
+            </w:r>
+            <w:r>
+              <w:rPr>
+                <w:b w:val="0"/>
+                <w:bCs w:val="0"/>
+              </w:rPr>
+              <w:t>Alle tests werden succesvol uitgevoerd en afgerond.</w:t>
+            </w:r>
+            <w:r>
+              <w:rPr>
+                <w:b w:val="0"/>
+                <w:bCs w:val="0"/>
+              </w:rPr>
+              <w:t xml:space="preserve"> </w:t>
+            </w:r>
+            <w:r>
+              <w:rPr>
+                <w:b w:val="0"/>
+                <w:bCs w:val="0"/>
+              </w:rPr>
+              <w:t xml:space="preserve">Na onsuccesvolle eerste pogingen, merkte ik dat ik de SDA en SCL draden had </w:t>
+            </w:r>
+            <w:r>
+              <w:rPr>
+                <w:b w:val="0"/>
+                <w:bCs w:val="0"/>
+              </w:rPr>
+              <w:t>omgewisseld</w:t>
+            </w:r>
+            <w:r>
+              <w:rPr>
+                <w:b w:val="0"/>
+                <w:bCs w:val="0"/>
+              </w:rPr>
+              <w:t>.</w:t>
+            </w:r>
+            <w:r>
+              <w:rPr>
+                <w:b w:val="0"/>
+                <w:bCs w:val="0"/>
+              </w:rPr>
+              <w:t xml:space="preserve"> Na deze aanpassing verliep de rest vlekkeloos.</w:t>
             </w:r>
           </w:p>
         </w:tc>
@@ -3198,44 +4342,69 @@
     </w:tbl>
     <w:p>
       <w:pPr>
-        <w:rPr>
-          <w:lang w:val="nl-NL"/>
-        </w:rPr>
+        <w:pStyle w:val="Heading2"/>
       </w:pPr>
+      <w:bookmarkStart w:id="12" w:name="_Toc199839225"/>
+      <w:r>
+        <w:t>Integratie Test</w:t>
+      </w:r>
+      <w:bookmarkEnd w:id="12"/>
+    </w:p>
+    <w:p>
+      <w:r>
+        <w:t>Bij de integratie test van de display</w:t>
+      </w:r>
+      <w:r>
+        <w:t xml:space="preserve"> test ik hoe deze presteert in combinatie met de rest van het systeem. Hier wil ik te weten komen of </w:t>
+      </w:r>
+      <w:r>
+        <w:t>de correcte berichten getoond worden.</w:t>
+      </w:r>
+    </w:p>
+    <w:p>
+      <w:r>
+        <w:t>Dit voelde voor mij onlo</w:t>
+      </w:r>
+      <w:r>
+        <w:t xml:space="preserve">gisch aan om op dezelfde manier te doen als de vorige User Stories. Heb daarom een video gemaakt waarin ik </w:t>
+      </w:r>
+      <w:r>
+        <w:t>over alle functionaliteit van het systeem ga, om zo al mijn situaties te kunnen testen.</w:t>
+      </w:r>
+    </w:p>
+    <w:p>
+      <w:r>
+        <w:t>“</w:t>
+      </w:r>
+      <w:r>
+        <w:t>Link naar video hier</w:t>
+      </w:r>
+      <w:r>
+        <w:t>”</w:t>
+      </w:r>
     </w:p>
     <w:p>
       <w:pPr>
         <w:pStyle w:val="Heading2"/>
-        <w:rPr>
-          <w:lang w:val="nl-NL"/>
-        </w:rPr>
       </w:pPr>
-      <w:bookmarkStart w:id="4" w:name="_Toc199772008"/>
-      <w:r>
-        <w:rPr>
-          <w:lang w:val="nl-NL"/>
-        </w:rPr>
-        <w:t>Load Test</w:t>
-      </w:r>
-      <w:bookmarkEnd w:id="4"/>
+      <w:bookmarkStart w:id="13" w:name="_Toc199839226"/>
+      <w:r>
+        <w:t>Real World Test</w:t>
+      </w:r>
+      <w:bookmarkEnd w:id="13"/>
     </w:p>
     <w:p>
-      <w:pPr>
-        <w:rPr>
-          <w:lang w:val="nl-NL"/>
-        </w:rPr>
-      </w:pPr>
-      <w:r>
-        <w:rPr>
-          <w:lang w:val="nl-NL"/>
-        </w:rPr>
-        <w:t xml:space="preserve">Bij deze test zal ik testen wat de limieten zijn van de NFC module. Ik denk hier vooral aan </w:t>
-      </w:r>
-      <w:r>
-        <w:rPr>
-          <w:lang w:val="nl-NL"/>
-        </w:rPr>
-        <w:t>maximale afstand van de tag en bijvoorbeeld de snelheid van de module.</w:t>
+      <w:r>
+        <w:t>Voor de real world test boots ik wederom een zo realistisch mogelijke situatie na</w:t>
+      </w:r>
+      <w:r>
+        <w:t xml:space="preserve"> en test ik de prestaties van </w:t>
+      </w:r>
+      <w:r>
+        <w:t>de display</w:t>
+      </w:r>
+      <w:r>
+        <w:t>.</w:t>
       </w:r>
     </w:p>
     <w:tbl>
@@ -3260,15 +4429,7 @@
             <w:tcW w:w="1838" w:type="dxa"/>
           </w:tcPr>
           <w:p>
-            <w:pPr>
-              <w:rPr>
-                <w:lang w:val="nl-NL"/>
-              </w:rPr>
-            </w:pPr>
-            <w:r>
-              <w:rPr>
-                <w:lang w:val="nl-NL"/>
-              </w:rPr>
+            <w:r>
               <w:t>Wat wordt er getest</w:t>
             </w:r>
           </w:p>
@@ -3280,14 +4441,8 @@
           <w:p>
             <w:pPr>
               <w:cnfStyle w:val="100000000000" w:firstRow="1" w:lastRow="0" w:firstColumn="0" w:lastColumn="0" w:oddVBand="0" w:evenVBand="0" w:oddHBand="0" w:evenHBand="0" w:firstRowFirstColumn="0" w:firstRowLastColumn="0" w:lastRowFirstColumn="0" w:lastRowLastColumn="0"/>
-              <w:rPr>
-                <w:lang w:val="nl-NL"/>
-              </w:rPr>
-            </w:pPr>
-            <w:r>
-              <w:rPr>
-                <w:lang w:val="nl-NL"/>
-              </w:rPr>
+            </w:pPr>
+            <w:r>
               <w:t>Verwacht Resultaat</w:t>
             </w:r>
           </w:p>
@@ -3299,14 +4454,8 @@
           <w:p>
             <w:pPr>
               <w:cnfStyle w:val="100000000000" w:firstRow="1" w:lastRow="0" w:firstColumn="0" w:lastColumn="0" w:oddVBand="0" w:evenVBand="0" w:oddHBand="0" w:evenHBand="0" w:firstRowFirstColumn="0" w:firstRowLastColumn="0" w:lastRowFirstColumn="0" w:lastRowLastColumn="0"/>
-              <w:rPr>
-                <w:lang w:val="nl-NL"/>
-              </w:rPr>
-            </w:pPr>
-            <w:r>
-              <w:rPr>
-                <w:lang w:val="nl-NL"/>
-              </w:rPr>
+            </w:pPr>
+            <w:r>
               <w:t>Werkelijk Resultaat</w:t>
             </w:r>
           </w:p>
@@ -3318,14 +4467,8 @@
           <w:p>
             <w:pPr>
               <w:cnfStyle w:val="100000000000" w:firstRow="1" w:lastRow="0" w:firstColumn="0" w:lastColumn="0" w:oddVBand="0" w:evenVBand="0" w:oddHBand="0" w:evenHBand="0" w:firstRowFirstColumn="0" w:firstRowLastColumn="0" w:lastRowFirstColumn="0" w:lastRowLastColumn="0"/>
-              <w:rPr>
-                <w:lang w:val="nl-NL"/>
-              </w:rPr>
-            </w:pPr>
-            <w:r>
-              <w:rPr>
-                <w:lang w:val="nl-NL"/>
-              </w:rPr>
+            </w:pPr>
+            <w:r>
               <w:t>Foto</w:t>
             </w:r>
           </w:p>
@@ -3345,16 +4488,14 @@
               <w:rPr>
                 <w:b w:val="0"/>
                 <w:bCs w:val="0"/>
-                <w:lang w:val="nl-NL"/>
-              </w:rPr>
-            </w:pPr>
-            <w:r>
-              <w:rPr>
-                <w:b w:val="0"/>
-                <w:bCs w:val="0"/>
-                <w:lang w:val="nl-NL"/>
-              </w:rPr>
-              <w:t>NFC lezen vanop een zo ver mogelijke afstand</w:t>
+              </w:rPr>
+            </w:pPr>
+            <w:r>
+              <w:rPr>
+                <w:b w:val="0"/>
+                <w:bCs w:val="0"/>
+              </w:rPr>
+              <w:t>OLED display toont correcte informatie over het systeem</w:t>
             </w:r>
           </w:p>
         </w:tc>
@@ -3365,15 +4506,9 @@
           <w:p>
             <w:pPr>
               <w:cnfStyle w:val="000000100000" w:firstRow="0" w:lastRow="0" w:firstColumn="0" w:lastColumn="0" w:oddVBand="0" w:evenVBand="0" w:oddHBand="1" w:evenHBand="0" w:firstRowFirstColumn="0" w:firstRowLastColumn="0" w:lastRowFirstColumn="0" w:lastRowLastColumn="0"/>
-              <w:rPr>
-                <w:lang w:val="nl-NL"/>
-              </w:rPr>
-            </w:pPr>
-            <w:r>
-              <w:rPr>
-                <w:lang w:val="nl-NL"/>
-              </w:rPr>
-              <w:t>Tag wordt correct gelezen en data wordt getoond in seriële monitor</w:t>
+            </w:pPr>
+            <w:r>
+              <w:t>OLED display toont de huidige status van de deur en correcte berichten i.v.m. lezen en schrijven</w:t>
             </w:r>
           </w:p>
         </w:tc>
@@ -3384,15 +4519,12 @@
           <w:p>
             <w:pPr>
               <w:cnfStyle w:val="000000100000" w:firstRow="0" w:lastRow="0" w:firstColumn="0" w:lastColumn="0" w:oddVBand="0" w:evenVBand="0" w:oddHBand="1" w:evenHBand="0" w:firstRowFirstColumn="0" w:firstRowLastColumn="0" w:lastRowFirstColumn="0" w:lastRowLastColumn="0"/>
-              <w:rPr>
-                <w:lang w:val="nl-NL"/>
-              </w:rPr>
-            </w:pPr>
-            <w:r>
-              <w:rPr>
-                <w:lang w:val="nl-NL"/>
-              </w:rPr>
-              <w:t>Tag wordt gelezen en getoond in seriële monitor</w:t>
+            </w:pPr>
+            <w:r>
+              <w:t>OLED display toont correcte status</w:t>
+            </w:r>
+            <w:r>
+              <w:t xml:space="preserve"> en berichten</w:t>
             </w:r>
           </w:p>
         </w:tc>
@@ -3403,119 +4535,11 @@
           <w:p>
             <w:pPr>
               <w:cnfStyle w:val="000000100000" w:firstRow="0" w:lastRow="0" w:firstColumn="0" w:lastColumn="0" w:oddVBand="0" w:evenVBand="0" w:oddHBand="1" w:evenHBand="0" w:firstRowFirstColumn="0" w:firstRowLastColumn="0" w:lastRowFirstColumn="0" w:lastRowLastColumn="0"/>
-              <w:rPr>
-                <w:lang w:val="nl-NL"/>
-              </w:rPr>
             </w:pPr>
           </w:p>
         </w:tc>
       </w:tr>
       <w:tr>
-        <w:tc>
-          <w:tcPr>
-            <w:cnfStyle w:val="001000000000" w:firstRow="0" w:lastRow="0" w:firstColumn="1" w:lastColumn="0" w:oddVBand="0" w:evenVBand="0" w:oddHBand="0" w:evenHBand="0" w:firstRowFirstColumn="0" w:firstRowLastColumn="0" w:lastRowFirstColumn="0" w:lastRowLastColumn="0"/>
-            <w:tcW w:w="1838" w:type="dxa"/>
-          </w:tcPr>
-          <w:p>
-            <w:pPr>
-              <w:rPr>
-                <w:b w:val="0"/>
-                <w:bCs w:val="0"/>
-                <w:lang w:val="nl-NL"/>
-              </w:rPr>
-            </w:pPr>
-            <w:r>
-              <w:rPr>
-                <w:b w:val="0"/>
-                <w:bCs w:val="0"/>
-                <w:lang w:val="nl-NL"/>
-              </w:rPr>
-              <w:t>NFC lezen met een zo kort mogelijke delay</w:t>
-            </w:r>
-          </w:p>
-        </w:tc>
-        <w:tc>
-          <w:tcPr>
-            <w:tcW w:w="2410" w:type="dxa"/>
-          </w:tcPr>
-          <w:p>
-            <w:pPr>
-              <w:cnfStyle w:val="000000000000" w:firstRow="0" w:lastRow="0" w:firstColumn="0" w:lastColumn="0" w:oddVBand="0" w:evenVBand="0" w:oddHBand="0" w:evenHBand="0" w:firstRowFirstColumn="0" w:firstRowLastColumn="0" w:lastRowFirstColumn="0" w:lastRowLastColumn="0"/>
-              <w:rPr>
-                <w:lang w:val="nl-NL"/>
-              </w:rPr>
-            </w:pPr>
-            <w:r>
-              <w:rPr>
-                <w:lang w:val="nl-NL"/>
-              </w:rPr>
-              <w:t xml:space="preserve">Tags worden zo snel mogelijk na elkaar </w:t>
-            </w:r>
-            <w:r>
-              <w:rPr>
-                <w:lang w:val="nl-NL"/>
-              </w:rPr>
-              <w:t>correct uit</w:t>
-            </w:r>
-            <w:r>
-              <w:rPr>
-                <w:lang w:val="nl-NL"/>
-              </w:rPr>
-              <w:t>gelezen</w:t>
-            </w:r>
-            <w:r>
-              <w:rPr>
-                <w:lang w:val="nl-NL"/>
-              </w:rPr>
-              <w:t xml:space="preserve"> en </w:t>
-            </w:r>
-            <w:r>
-              <w:rPr>
-                <w:lang w:val="nl-NL"/>
-              </w:rPr>
-              <w:lastRenderedPageBreak/>
-              <w:t>getoond in seriële monitor</w:t>
-            </w:r>
-          </w:p>
-        </w:tc>
-        <w:tc>
-          <w:tcPr>
-            <w:tcW w:w="2547" w:type="dxa"/>
-          </w:tcPr>
-          <w:p>
-            <w:pPr>
-              <w:cnfStyle w:val="000000000000" w:firstRow="0" w:lastRow="0" w:firstColumn="0" w:lastColumn="0" w:oddVBand="0" w:evenVBand="0" w:oddHBand="0" w:evenHBand="0" w:firstRowFirstColumn="0" w:firstRowLastColumn="0" w:lastRowFirstColumn="0" w:lastRowLastColumn="0"/>
-              <w:rPr>
-                <w:lang w:val="nl-NL"/>
-              </w:rPr>
-            </w:pPr>
-            <w:r>
-              <w:rPr>
-                <w:lang w:val="nl-NL"/>
-              </w:rPr>
-              <w:lastRenderedPageBreak/>
-              <w:t>Tags worden uitgelezen en getoond in seriële monitor</w:t>
-            </w:r>
-          </w:p>
-        </w:tc>
-        <w:tc>
-          <w:tcPr>
-            <w:tcW w:w="2221" w:type="dxa"/>
-          </w:tcPr>
-          <w:p>
-            <w:pPr>
-              <w:cnfStyle w:val="000000000000" w:firstRow="0" w:lastRow="0" w:firstColumn="0" w:lastColumn="0" w:oddVBand="0" w:evenVBand="0" w:oddHBand="0" w:evenHBand="0" w:firstRowFirstColumn="0" w:firstRowLastColumn="0" w:lastRowFirstColumn="0" w:lastRowLastColumn="0"/>
-              <w:rPr>
-                <w:lang w:val="nl-NL"/>
-              </w:rPr>
-            </w:pPr>
-          </w:p>
-        </w:tc>
-      </w:tr>
-      <w:tr>
-        <w:trPr>
-          <w:cnfStyle w:val="000000100000" w:firstRow="0" w:lastRow="0" w:firstColumn="0" w:lastColumn="0" w:oddVBand="0" w:evenVBand="0" w:oddHBand="1" w:evenHBand="0" w:firstRowFirstColumn="0" w:firstRowLastColumn="0" w:lastRowFirstColumn="0" w:lastRowLastColumn="0"/>
-        </w:trPr>
         <w:tc>
           <w:tcPr>
             <w:cnfStyle w:val="001000000000" w:firstRow="0" w:lastRow="0" w:firstColumn="1" w:lastColumn="0" w:oddVBand="0" w:evenVBand="0" w:oddHBand="0" w:evenHBand="0" w:firstRowFirstColumn="0" w:firstRowLastColumn="0" w:lastRowFirstColumn="0" w:lastRowLastColumn="0"/>
@@ -3523,198 +4547,35 @@
             <w:gridSpan w:val="4"/>
           </w:tcPr>
           <w:p>
-            <w:pPr>
-              <w:rPr>
-                <w:b w:val="0"/>
-                <w:bCs w:val="0"/>
-                <w:lang w:val="nl-NL"/>
-              </w:rPr>
-            </w:pPr>
-            <w:r>
-              <w:rPr>
-                <w:lang w:val="nl-NL"/>
-              </w:rPr>
+            <w:r>
               <w:t xml:space="preserve">Opmerkingen: </w:t>
             </w:r>
             <w:r>
               <w:rPr>
                 <w:b w:val="0"/>
                 <w:bCs w:val="0"/>
-                <w:lang w:val="nl-NL"/>
-              </w:rPr>
-              <w:t>Alle tests werden succesvol uitgevoerd en afgerond. De maximale afstand voor lezen en schrijven i</w:t>
-            </w:r>
-            <w:r>
-              <w:rPr>
-                <w:b w:val="0"/>
-                <w:bCs w:val="0"/>
-                <w:lang w:val="nl-NL"/>
-              </w:rPr>
-              <w:t xml:space="preserve">s </w:t>
-            </w:r>
-            <w:r>
-              <w:rPr>
-                <w:b w:val="0"/>
-                <w:bCs w:val="0"/>
-                <w:lang w:val="nl-NL"/>
-              </w:rPr>
-              <w:t>±</w:t>
-            </w:r>
-            <w:r>
-              <w:rPr>
-                <w:b w:val="0"/>
-                <w:bCs w:val="0"/>
-                <w:lang w:val="nl-NL"/>
-              </w:rPr>
-              <w:t xml:space="preserve">3 cm en minimum delay tussen elke scan is </w:t>
-            </w:r>
-            <w:r>
-              <w:rPr>
-                <w:b w:val="0"/>
-                <w:bCs w:val="0"/>
-              </w:rPr>
-              <w:t>±</w:t>
-            </w:r>
-            <w:r>
-              <w:rPr>
-                <w:b w:val="0"/>
-                <w:bCs w:val="0"/>
-              </w:rPr>
-              <w:t xml:space="preserve">0,5 </w:t>
-            </w:r>
-            <w:proofErr w:type="spellStart"/>
-            <w:r>
-              <w:rPr>
-                <w:b w:val="0"/>
-                <w:bCs w:val="0"/>
-              </w:rPr>
-              <w:t>seconden</w:t>
-            </w:r>
-            <w:proofErr w:type="spellEnd"/>
-            <w:r>
-              <w:rPr>
-                <w:b w:val="0"/>
-                <w:bCs w:val="0"/>
-              </w:rPr>
-              <w:t>.</w:t>
+              </w:rPr>
+              <w:t>Alle tests werden succesvol uitgevoerd en afgerond.</w:t>
             </w:r>
           </w:p>
         </w:tc>
       </w:tr>
     </w:tbl>
-    <w:p>
-      <w:pPr>
-        <w:rPr>
-          <w:lang w:val="nl-NL"/>
-        </w:rPr>
-      </w:pPr>
-    </w:p>
-    <w:p>
-      <w:pPr>
-        <w:pStyle w:val="Heading1"/>
-        <w:rPr>
-          <w:lang w:val="nl-NL"/>
-        </w:rPr>
-      </w:pPr>
-      <w:bookmarkStart w:id="5" w:name="_Toc199772009"/>
-      <w:r>
-        <w:rPr>
-          <w:lang w:val="nl-NL"/>
-        </w:rPr>
-        <w:t>Hall Sensor User Story</w:t>
-      </w:r>
-      <w:bookmarkEnd w:id="5"/>
-    </w:p>
-    <w:p>
-      <w:pPr>
-        <w:rPr>
-          <w:i/>
-          <w:iCs/>
-          <w:lang w:val="nl-NL"/>
-        </w:rPr>
-      </w:pPr>
-      <w:r>
-        <w:rPr>
-          <w:i/>
-          <w:iCs/>
-          <w:lang w:val="nl-NL"/>
-        </w:rPr>
-        <w:t xml:space="preserve">Als </w:t>
-      </w:r>
-      <w:r>
-        <w:rPr>
-          <w:i/>
-          <w:iCs/>
-          <w:lang w:val="nl-NL"/>
-        </w:rPr>
-        <w:t>b</w:t>
-      </w:r>
-      <w:r>
-        <w:rPr>
-          <w:i/>
-          <w:iCs/>
-          <w:lang w:val="nl-NL"/>
-        </w:rPr>
-        <w:t xml:space="preserve">eheerder </w:t>
-      </w:r>
-      <w:r>
-        <w:rPr>
-          <w:i/>
-          <w:iCs/>
-          <w:lang w:val="nl-NL"/>
-        </w:rPr>
-        <w:t xml:space="preserve">van het system </w:t>
-      </w:r>
-      <w:r>
-        <w:rPr>
-          <w:i/>
-          <w:iCs/>
-          <w:lang w:val="nl-NL"/>
-        </w:rPr>
-        <w:t>wil ik kunnen weten of een deur fysiek open staat of niet</w:t>
-      </w:r>
-      <w:r>
-        <w:rPr>
-          <w:i/>
-          <w:iCs/>
-          <w:lang w:val="nl-NL"/>
-        </w:rPr>
-        <w:t xml:space="preserve"> en hier een melding van krijgen als deze te lang open staat.</w:t>
-      </w:r>
-    </w:p>
+    <w:p/>
     <w:p>
       <w:pPr>
         <w:pStyle w:val="Heading2"/>
-        <w:rPr>
-          <w:lang w:val="nl-NL"/>
-        </w:rPr>
       </w:pPr>
-      <w:bookmarkStart w:id="6" w:name="_Toc199772010"/>
-      <w:r>
-        <w:rPr>
-          <w:lang w:val="nl-NL"/>
-        </w:rPr>
-        <w:t>Unit Test</w:t>
-      </w:r>
-      <w:bookmarkEnd w:id="6"/>
+      <w:bookmarkStart w:id="14" w:name="_Toc199839227"/>
+      <w:r>
+        <w:lastRenderedPageBreak/>
+        <w:t>Load Test</w:t>
+      </w:r>
+      <w:bookmarkEnd w:id="14"/>
     </w:p>
     <w:p>
-      <w:pPr>
-        <w:rPr>
-          <w:lang w:val="nl-NL"/>
-        </w:rPr>
-      </w:pPr>
-      <w:r>
-        <w:rPr>
-          <w:lang w:val="nl-NL"/>
-        </w:rPr>
-        <w:t>Bij de unit test zal ik de sensor apart testen, om te weten te komen hoe deze juist werkt.</w:t>
-      </w:r>
-      <w:r>
-        <w:rPr>
-          <w:lang w:val="nl-NL"/>
-        </w:rPr>
-        <w:t xml:space="preserve"> Hiervoor bekijk ik wederom de voorbeeldcode meegeleverd door de fabrikant.</w:t>
+      <w:r>
+        <w:t>Qua load test wil ik achterhalen hoe snel ik de display kan updaten en hoe ze presteert op lange termijn.</w:t>
       </w:r>
     </w:p>
     <w:tbl>
@@ -3739,15 +4600,7 @@
             <w:tcW w:w="1838" w:type="dxa"/>
           </w:tcPr>
           <w:p>
-            <w:pPr>
-              <w:rPr>
-                <w:lang w:val="nl-NL"/>
-              </w:rPr>
-            </w:pPr>
-            <w:r>
-              <w:rPr>
-                <w:lang w:val="nl-NL"/>
-              </w:rPr>
+            <w:r>
               <w:t>Wat wordt er getest</w:t>
             </w:r>
           </w:p>
@@ -3759,14 +4612,8 @@
           <w:p>
             <w:pPr>
               <w:cnfStyle w:val="100000000000" w:firstRow="1" w:lastRow="0" w:firstColumn="0" w:lastColumn="0" w:oddVBand="0" w:evenVBand="0" w:oddHBand="0" w:evenHBand="0" w:firstRowFirstColumn="0" w:firstRowLastColumn="0" w:lastRowFirstColumn="0" w:lastRowLastColumn="0"/>
-              <w:rPr>
-                <w:lang w:val="nl-NL"/>
-              </w:rPr>
-            </w:pPr>
-            <w:r>
-              <w:rPr>
-                <w:lang w:val="nl-NL"/>
-              </w:rPr>
+            </w:pPr>
+            <w:r>
               <w:t>Verwacht Resultaat</w:t>
             </w:r>
           </w:p>
@@ -3778,14 +4625,8 @@
           <w:p>
             <w:pPr>
               <w:cnfStyle w:val="100000000000" w:firstRow="1" w:lastRow="0" w:firstColumn="0" w:lastColumn="0" w:oddVBand="0" w:evenVBand="0" w:oddHBand="0" w:evenHBand="0" w:firstRowFirstColumn="0" w:firstRowLastColumn="0" w:lastRowFirstColumn="0" w:lastRowLastColumn="0"/>
-              <w:rPr>
-                <w:lang w:val="nl-NL"/>
-              </w:rPr>
-            </w:pPr>
-            <w:r>
-              <w:rPr>
-                <w:lang w:val="nl-NL"/>
-              </w:rPr>
+            </w:pPr>
+            <w:r>
               <w:t>Werkelijk Resultaat</w:t>
             </w:r>
           </w:p>
@@ -3797,14 +4638,8 @@
           <w:p>
             <w:pPr>
               <w:cnfStyle w:val="100000000000" w:firstRow="1" w:lastRow="0" w:firstColumn="0" w:lastColumn="0" w:oddVBand="0" w:evenVBand="0" w:oddHBand="0" w:evenHBand="0" w:firstRowFirstColumn="0" w:firstRowLastColumn="0" w:lastRowFirstColumn="0" w:lastRowLastColumn="0"/>
-              <w:rPr>
-                <w:lang w:val="nl-NL"/>
-              </w:rPr>
-            </w:pPr>
-            <w:r>
-              <w:rPr>
-                <w:lang w:val="nl-NL"/>
-              </w:rPr>
+            </w:pPr>
+            <w:r>
               <w:t>Foto</w:t>
             </w:r>
           </w:p>
@@ -3824,16 +4659,14 @@
               <w:rPr>
                 <w:b w:val="0"/>
                 <w:bCs w:val="0"/>
-                <w:lang w:val="nl-NL"/>
-              </w:rPr>
-            </w:pPr>
-            <w:r>
-              <w:rPr>
-                <w:b w:val="0"/>
-                <w:bCs w:val="0"/>
-                <w:lang w:val="nl-NL"/>
-              </w:rPr>
-              <w:t>Hall sensor lezen</w:t>
+              </w:rPr>
+            </w:pPr>
+            <w:r>
+              <w:rPr>
+                <w:b w:val="0"/>
+                <w:bCs w:val="0"/>
+              </w:rPr>
+              <w:t>OLED display update snelheid</w:t>
             </w:r>
           </w:p>
         </w:tc>
@@ -3844,21 +4677,15 @@
           <w:p>
             <w:pPr>
               <w:cnfStyle w:val="000000100000" w:firstRow="0" w:lastRow="0" w:firstColumn="0" w:lastColumn="0" w:oddVBand="0" w:evenVBand="0" w:oddHBand="1" w:evenHBand="0" w:firstRowFirstColumn="0" w:firstRowLastColumn="0" w:lastRowFirstColumn="0" w:lastRowLastColumn="0"/>
-              <w:rPr>
-                <w:lang w:val="nl-NL"/>
-              </w:rPr>
-            </w:pPr>
-            <w:r>
-              <w:rPr>
-                <w:lang w:val="nl-NL"/>
-              </w:rPr>
-              <w:t xml:space="preserve">Analoge waarde van de sensor wordt gelezen en </w:t>
-            </w:r>
-            <w:r>
-              <w:rPr>
-                <w:lang w:val="nl-NL"/>
-              </w:rPr>
-              <w:t>getoond in seriële monitor</w:t>
+            </w:pPr>
+            <w:r>
+              <w:t xml:space="preserve">OLED display en de rest van programma blijft responsive wanneer het display elke </w:t>
+            </w:r>
+            <w:r>
+              <w:t xml:space="preserve">halve seconde wordt </w:t>
+            </w:r>
+            <w:r>
+              <w:t>geüpdatet</w:t>
             </w:r>
           </w:p>
         </w:tc>
@@ -3869,15 +4696,12 @@
           <w:p>
             <w:pPr>
               <w:cnfStyle w:val="000000100000" w:firstRow="0" w:lastRow="0" w:firstColumn="0" w:lastColumn="0" w:oddVBand="0" w:evenVBand="0" w:oddHBand="1" w:evenHBand="0" w:firstRowFirstColumn="0" w:firstRowLastColumn="0" w:lastRowFirstColumn="0" w:lastRowLastColumn="0"/>
-              <w:rPr>
-                <w:lang w:val="nl-NL"/>
-              </w:rPr>
-            </w:pPr>
-            <w:r>
-              <w:rPr>
-                <w:lang w:val="nl-NL"/>
-              </w:rPr>
-              <w:t>Analoge waarde wordt uitgelezen en getoond in seriële monitor</w:t>
+            </w:pPr>
+            <w:r>
+              <w:t xml:space="preserve">OLED display toont correcte </w:t>
+            </w:r>
+            <w:r>
+              <w:t>berichten</w:t>
             </w:r>
           </w:p>
         </w:tc>
@@ -3888,73 +4712,11 @@
           <w:p>
             <w:pPr>
               <w:cnfStyle w:val="000000100000" w:firstRow="0" w:lastRow="0" w:firstColumn="0" w:lastColumn="0" w:oddVBand="0" w:evenVBand="0" w:oddHBand="1" w:evenHBand="0" w:firstRowFirstColumn="0" w:firstRowLastColumn="0" w:lastRowFirstColumn="0" w:lastRowLastColumn="0"/>
-              <w:rPr>
-                <w:lang w:val="nl-NL"/>
-              </w:rPr>
             </w:pPr>
           </w:p>
         </w:tc>
       </w:tr>
       <w:tr>
-        <w:tc>
-          <w:tcPr>
-            <w:cnfStyle w:val="001000000000" w:firstRow="0" w:lastRow="0" w:firstColumn="1" w:lastColumn="0" w:oddVBand="0" w:evenVBand="0" w:oddHBand="0" w:evenHBand="0" w:firstRowFirstColumn="0" w:firstRowLastColumn="0" w:lastRowFirstColumn="0" w:lastRowLastColumn="0"/>
-            <w:tcW w:w="1838" w:type="dxa"/>
-          </w:tcPr>
-          <w:p>
-            <w:pPr>
-              <w:rPr>
-                <w:b w:val="0"/>
-                <w:bCs w:val="0"/>
-                <w:lang w:val="nl-NL"/>
-              </w:rPr>
-            </w:pPr>
-          </w:p>
-        </w:tc>
-        <w:tc>
-          <w:tcPr>
-            <w:tcW w:w="2410" w:type="dxa"/>
-          </w:tcPr>
-          <w:p>
-            <w:pPr>
-              <w:cnfStyle w:val="000000000000" w:firstRow="0" w:lastRow="0" w:firstColumn="0" w:lastColumn="0" w:oddVBand="0" w:evenVBand="0" w:oddHBand="0" w:evenHBand="0" w:firstRowFirstColumn="0" w:firstRowLastColumn="0" w:lastRowFirstColumn="0" w:lastRowLastColumn="0"/>
-              <w:rPr>
-                <w:lang w:val="nl-NL"/>
-              </w:rPr>
-            </w:pPr>
-          </w:p>
-        </w:tc>
-        <w:tc>
-          <w:tcPr>
-            <w:tcW w:w="2547" w:type="dxa"/>
-          </w:tcPr>
-          <w:p>
-            <w:pPr>
-              <w:cnfStyle w:val="000000000000" w:firstRow="0" w:lastRow="0" w:firstColumn="0" w:lastColumn="0" w:oddVBand="0" w:evenVBand="0" w:oddHBand="0" w:evenHBand="0" w:firstRowFirstColumn="0" w:firstRowLastColumn="0" w:lastRowFirstColumn="0" w:lastRowLastColumn="0"/>
-              <w:rPr>
-                <w:lang w:val="nl-NL"/>
-              </w:rPr>
-            </w:pPr>
-          </w:p>
-        </w:tc>
-        <w:tc>
-          <w:tcPr>
-            <w:tcW w:w="2221" w:type="dxa"/>
-          </w:tcPr>
-          <w:p>
-            <w:pPr>
-              <w:cnfStyle w:val="000000000000" w:firstRow="0" w:lastRow="0" w:firstColumn="0" w:lastColumn="0" w:oddVBand="0" w:evenVBand="0" w:oddHBand="0" w:evenHBand="0" w:firstRowFirstColumn="0" w:firstRowLastColumn="0" w:lastRowFirstColumn="0" w:lastRowLastColumn="0"/>
-              <w:rPr>
-                <w:lang w:val="nl-NL"/>
-              </w:rPr>
-            </w:pPr>
-          </w:p>
-        </w:tc>
-      </w:tr>
-      <w:tr>
-        <w:trPr>
-          <w:cnfStyle w:val="000000100000" w:firstRow="0" w:lastRow="0" w:firstColumn="0" w:lastColumn="0" w:oddVBand="0" w:evenVBand="0" w:oddHBand="1" w:evenHBand="0" w:firstRowFirstColumn="0" w:firstRowLastColumn="0" w:lastRowFirstColumn="0" w:lastRowLastColumn="0"/>
-        </w:trPr>
         <w:tc>
           <w:tcPr>
             <w:cnfStyle w:val="001000000000" w:firstRow="0" w:lastRow="0" w:firstColumn="1" w:lastColumn="0" w:oddVBand="0" w:evenVBand="0" w:oddHBand="0" w:evenHBand="0" w:firstRowFirstColumn="0" w:firstRowLastColumn="0" w:lastRowFirstColumn="0" w:lastRowLastColumn="0"/>
@@ -3962,2018 +4724,85 @@
             <w:gridSpan w:val="4"/>
           </w:tcPr>
           <w:p>
-            <w:pPr>
-              <w:rPr>
-                <w:b w:val="0"/>
-                <w:bCs w:val="0"/>
-                <w:lang w:val="nl-NL"/>
-              </w:rPr>
-            </w:pPr>
-            <w:r>
-              <w:rPr>
-                <w:lang w:val="nl-NL"/>
-              </w:rPr>
+            <w:r>
               <w:t xml:space="preserve">Opmerkingen: </w:t>
             </w:r>
             <w:r>
               <w:rPr>
                 <w:b w:val="0"/>
                 <w:bCs w:val="0"/>
-                <w:lang w:val="nl-NL"/>
-              </w:rPr>
-              <w:t>Alle tests werden succesvol uitgevoerd en afgerond.</w:t>
-            </w:r>
-            <w:r>
-              <w:rPr>
-                <w:b w:val="0"/>
-                <w:bCs w:val="0"/>
-                <w:lang w:val="nl-NL"/>
-              </w:rPr>
-              <w:t xml:space="preserve"> De waarden voor het detecteren en niet detecteren van een magneet worden genoteerd.</w:t>
+              </w:rPr>
+              <w:t xml:space="preserve">Alle tests werden succesvol uitgevoerd en afgerond. De maximale updatesnelheid voor dit display is </w:t>
+            </w:r>
+            <w:r>
+              <w:rPr>
+                <w:b w:val="0"/>
+                <w:bCs w:val="0"/>
+              </w:rPr>
+              <w:t>±0,5 seconden.</w:t>
+            </w:r>
+            <w:r>
+              <w:rPr>
+                <w:b w:val="0"/>
+                <w:bCs w:val="0"/>
+              </w:rPr>
+              <w:t xml:space="preserve"> Vanaf we </w:t>
+            </w:r>
+            <w:r>
+              <w:rPr>
+                <w:b w:val="0"/>
+                <w:bCs w:val="0"/>
+              </w:rPr>
+              <w:t xml:space="preserve">het display </w:t>
+            </w:r>
+            <w:r>
+              <w:rPr>
+                <w:b w:val="0"/>
+                <w:bCs w:val="0"/>
+              </w:rPr>
+              <w:t xml:space="preserve">meerdere keren per seconde </w:t>
+            </w:r>
+            <w:r>
+              <w:rPr>
+                <w:b w:val="0"/>
+                <w:bCs w:val="0"/>
+              </w:rPr>
+              <w:t>updaten</w:t>
+            </w:r>
+            <w:r>
+              <w:rPr>
+                <w:b w:val="0"/>
+                <w:bCs w:val="0"/>
+              </w:rPr>
+              <w:t xml:space="preserve">, dan </w:t>
+            </w:r>
+            <w:r>
+              <w:rPr>
+                <w:b w:val="0"/>
+                <w:bCs w:val="0"/>
+              </w:rPr>
+              <w:t xml:space="preserve">vertraagt het </w:t>
+            </w:r>
+            <w:r>
+              <w:rPr>
+                <w:b w:val="0"/>
+                <w:bCs w:val="0"/>
+              </w:rPr>
+              <w:t>programma</w:t>
+            </w:r>
+            <w:r>
+              <w:rPr>
+                <w:b w:val="0"/>
+                <w:bCs w:val="0"/>
+              </w:rPr>
+              <w:t>.</w:t>
             </w:r>
           </w:p>
         </w:tc>
       </w:tr>
     </w:tbl>
-    <w:p>
-      <w:pPr>
-        <w:rPr>
-          <w:lang w:val="nl-NL"/>
-        </w:rPr>
-      </w:pPr>
-    </w:p>
-    <w:p>
-      <w:pPr>
-        <w:pStyle w:val="Heading2"/>
-        <w:rPr>
-          <w:lang w:val="nl-NL"/>
-        </w:rPr>
-      </w:pPr>
-      <w:bookmarkStart w:id="7" w:name="_Toc199772011"/>
-      <w:r>
-        <w:rPr>
-          <w:lang w:val="nl-NL"/>
-        </w:rPr>
-        <w:t>Integratie Test</w:t>
-      </w:r>
-      <w:bookmarkEnd w:id="7"/>
-    </w:p>
-    <w:p>
-      <w:pPr>
-        <w:rPr>
-          <w:lang w:val="nl-NL"/>
-        </w:rPr>
-      </w:pPr>
-      <w:r>
-        <w:rPr>
-          <w:lang w:val="nl-NL"/>
-        </w:rPr>
-        <w:t>Bij deze integratie test zal ik testen</w:t>
-      </w:r>
-      <w:r>
-        <w:rPr>
-          <w:lang w:val="nl-NL"/>
-        </w:rPr>
-        <w:t xml:space="preserve"> of de hall sensor op een correcte manier </w:t>
-      </w:r>
-      <w:r>
-        <w:rPr>
-          <w:lang w:val="nl-NL"/>
-        </w:rPr>
-        <w:t>interageert met</w:t>
-      </w:r>
-      <w:r>
-        <w:rPr>
-          <w:lang w:val="nl-NL"/>
-        </w:rPr>
-        <w:t xml:space="preserve"> de rest van het systeem.</w:t>
-      </w:r>
-    </w:p>
-    <w:p>
-      <w:pPr>
-        <w:rPr>
-          <w:lang w:val="nl-NL"/>
-        </w:rPr>
-      </w:pPr>
-      <w:r>
-        <w:rPr>
-          <w:lang w:val="nl-NL"/>
-        </w:rPr>
-        <w:t>Voor de integratie test open je de Excel “Integratie Testen.xlsx”</w:t>
-      </w:r>
-    </w:p>
-    <w:p>
-      <w:pPr>
-        <w:rPr>
-          <w:lang w:val="nl-NL"/>
-        </w:rPr>
-      </w:pPr>
-    </w:p>
-    <w:p>
-      <w:pPr>
-        <w:pStyle w:val="Heading2"/>
-        <w:rPr>
-          <w:lang w:val="nl-NL"/>
-        </w:rPr>
-      </w:pPr>
-      <w:bookmarkStart w:id="8" w:name="_Toc199772012"/>
-      <w:r>
-        <w:rPr>
-          <w:lang w:val="nl-NL"/>
-        </w:rPr>
-        <w:t>Real World Test</w:t>
-      </w:r>
-      <w:bookmarkEnd w:id="8"/>
-    </w:p>
-    <w:p>
-      <w:pPr>
-        <w:rPr>
-          <w:lang w:val="nl-NL"/>
-        </w:rPr>
-      </w:pPr>
-      <w:r>
-        <w:rPr>
-          <w:lang w:val="nl-NL"/>
-        </w:rPr>
-        <w:t xml:space="preserve">Voor dit soort test bootsen we terug een zo realistisch mogelijke </w:t>
-      </w:r>
-      <w:r>
-        <w:rPr>
-          <w:lang w:val="nl-NL"/>
-        </w:rPr>
-        <w:t>situatie na en kijken we of alles loopt zoals het hoort.</w:t>
-      </w:r>
-    </w:p>
-    <w:tbl>
-      <w:tblPr>
-        <w:tblStyle w:val="GridTable6Colorful-Accent1"/>
-        <w:tblW w:w="0" w:type="auto"/>
-        <w:tblLook w:val="04A0" w:firstRow="1" w:lastRow="0" w:firstColumn="1" w:lastColumn="0" w:noHBand="0" w:noVBand="1"/>
-      </w:tblPr>
-      <w:tblGrid>
-        <w:gridCol w:w="1838"/>
-        <w:gridCol w:w="2410"/>
-        <w:gridCol w:w="2547"/>
-        <w:gridCol w:w="2221"/>
-      </w:tblGrid>
-      <w:tr>
-        <w:trPr>
-          <w:cnfStyle w:val="100000000000" w:firstRow="1" w:lastRow="0" w:firstColumn="0" w:lastColumn="0" w:oddVBand="0" w:evenVBand="0" w:oddHBand="0" w:evenHBand="0" w:firstRowFirstColumn="0" w:firstRowLastColumn="0" w:lastRowFirstColumn="0" w:lastRowLastColumn="0"/>
-        </w:trPr>
-        <w:tc>
-          <w:tcPr>
-            <w:cnfStyle w:val="001000000000" w:firstRow="0" w:lastRow="0" w:firstColumn="1" w:lastColumn="0" w:oddVBand="0" w:evenVBand="0" w:oddHBand="0" w:evenHBand="0" w:firstRowFirstColumn="0" w:firstRowLastColumn="0" w:lastRowFirstColumn="0" w:lastRowLastColumn="0"/>
-            <w:tcW w:w="1838" w:type="dxa"/>
-          </w:tcPr>
-          <w:p>
-            <w:pPr>
-              <w:rPr>
-                <w:lang w:val="nl-NL"/>
-              </w:rPr>
-            </w:pPr>
-            <w:r>
-              <w:rPr>
-                <w:lang w:val="nl-NL"/>
-              </w:rPr>
-              <w:t>Wat wordt er getest</w:t>
-            </w:r>
-          </w:p>
-        </w:tc>
-        <w:tc>
-          <w:tcPr>
-            <w:tcW w:w="2410" w:type="dxa"/>
-          </w:tcPr>
-          <w:p>
-            <w:pPr>
-              <w:cnfStyle w:val="100000000000" w:firstRow="1" w:lastRow="0" w:firstColumn="0" w:lastColumn="0" w:oddVBand="0" w:evenVBand="0" w:oddHBand="0" w:evenHBand="0" w:firstRowFirstColumn="0" w:firstRowLastColumn="0" w:lastRowFirstColumn="0" w:lastRowLastColumn="0"/>
-              <w:rPr>
-                <w:lang w:val="nl-NL"/>
-              </w:rPr>
-            </w:pPr>
-            <w:r>
-              <w:rPr>
-                <w:lang w:val="nl-NL"/>
-              </w:rPr>
-              <w:t>Verwacht Resultaat</w:t>
-            </w:r>
-          </w:p>
-        </w:tc>
-        <w:tc>
-          <w:tcPr>
-            <w:tcW w:w="2547" w:type="dxa"/>
-          </w:tcPr>
-          <w:p>
-            <w:pPr>
-              <w:cnfStyle w:val="100000000000" w:firstRow="1" w:lastRow="0" w:firstColumn="0" w:lastColumn="0" w:oddVBand="0" w:evenVBand="0" w:oddHBand="0" w:evenHBand="0" w:firstRowFirstColumn="0" w:firstRowLastColumn="0" w:lastRowFirstColumn="0" w:lastRowLastColumn="0"/>
-              <w:rPr>
-                <w:lang w:val="nl-NL"/>
-              </w:rPr>
-            </w:pPr>
-            <w:r>
-              <w:rPr>
-                <w:lang w:val="nl-NL"/>
-              </w:rPr>
-              <w:t>Werkelijk Resultaat</w:t>
-            </w:r>
-          </w:p>
-        </w:tc>
-        <w:tc>
-          <w:tcPr>
-            <w:tcW w:w="2221" w:type="dxa"/>
-          </w:tcPr>
-          <w:p>
-            <w:pPr>
-              <w:cnfStyle w:val="100000000000" w:firstRow="1" w:lastRow="0" w:firstColumn="0" w:lastColumn="0" w:oddVBand="0" w:evenVBand="0" w:oddHBand="0" w:evenHBand="0" w:firstRowFirstColumn="0" w:firstRowLastColumn="0" w:lastRowFirstColumn="0" w:lastRowLastColumn="0"/>
-              <w:rPr>
-                <w:lang w:val="nl-NL"/>
-              </w:rPr>
-            </w:pPr>
-            <w:r>
-              <w:rPr>
-                <w:lang w:val="nl-NL"/>
-              </w:rPr>
-              <w:t>Foto</w:t>
-            </w:r>
-          </w:p>
-        </w:tc>
-      </w:tr>
-      <w:tr>
-        <w:trPr>
-          <w:cnfStyle w:val="000000100000" w:firstRow="0" w:lastRow="0" w:firstColumn="0" w:lastColumn="0" w:oddVBand="0" w:evenVBand="0" w:oddHBand="1" w:evenHBand="0" w:firstRowFirstColumn="0" w:firstRowLastColumn="0" w:lastRowFirstColumn="0" w:lastRowLastColumn="0"/>
-        </w:trPr>
-        <w:tc>
-          <w:tcPr>
-            <w:cnfStyle w:val="001000000000" w:firstRow="0" w:lastRow="0" w:firstColumn="1" w:lastColumn="0" w:oddVBand="0" w:evenVBand="0" w:oddHBand="0" w:evenHBand="0" w:firstRowFirstColumn="0" w:firstRowLastColumn="0" w:lastRowFirstColumn="0" w:lastRowLastColumn="0"/>
-            <w:tcW w:w="1838" w:type="dxa"/>
-          </w:tcPr>
-          <w:p>
-            <w:pPr>
-              <w:rPr>
-                <w:b w:val="0"/>
-                <w:bCs w:val="0"/>
-                <w:lang w:val="nl-NL"/>
-              </w:rPr>
-            </w:pPr>
-            <w:r>
-              <w:rPr>
-                <w:b w:val="0"/>
-                <w:bCs w:val="0"/>
-                <w:lang w:val="nl-NL"/>
-              </w:rPr>
-              <w:t>Hall sensor gemonteerd op de deur</w:t>
-            </w:r>
-          </w:p>
-        </w:tc>
-        <w:tc>
-          <w:tcPr>
-            <w:tcW w:w="2410" w:type="dxa"/>
-          </w:tcPr>
-          <w:p>
-            <w:pPr>
-              <w:cnfStyle w:val="000000100000" w:firstRow="0" w:lastRow="0" w:firstColumn="0" w:lastColumn="0" w:oddVBand="0" w:evenVBand="0" w:oddHBand="1" w:evenHBand="0" w:firstRowFirstColumn="0" w:firstRowLastColumn="0" w:lastRowFirstColumn="0" w:lastRowLastColumn="0"/>
-              <w:rPr>
-                <w:lang w:val="nl-NL"/>
-              </w:rPr>
-            </w:pPr>
-            <w:r>
-              <w:rPr>
-                <w:lang w:val="nl-NL"/>
-              </w:rPr>
-              <w:t xml:space="preserve">Sensor wordt gelezen en toont “Open” op de OLED display als de deur open </w:t>
-            </w:r>
-            <w:r>
-              <w:rPr>
-                <w:lang w:val="nl-NL"/>
-              </w:rPr>
-              <w:t>staat</w:t>
-            </w:r>
-            <w:r>
-              <w:rPr>
-                <w:lang w:val="nl-NL"/>
-              </w:rPr>
-              <w:t xml:space="preserve"> en “Closed” als de deur gesloten </w:t>
-            </w:r>
-            <w:r>
-              <w:rPr>
-                <w:lang w:val="nl-NL"/>
-              </w:rPr>
-              <w:t>is</w:t>
-            </w:r>
-            <w:r>
-              <w:rPr>
-                <w:lang w:val="nl-NL"/>
-              </w:rPr>
-              <w:t>.</w:t>
-            </w:r>
-          </w:p>
-        </w:tc>
-        <w:tc>
-          <w:tcPr>
-            <w:tcW w:w="2547" w:type="dxa"/>
-          </w:tcPr>
-          <w:p>
-            <w:pPr>
-              <w:cnfStyle w:val="000000100000" w:firstRow="0" w:lastRow="0" w:firstColumn="0" w:lastColumn="0" w:oddVBand="0" w:evenVBand="0" w:oddHBand="1" w:evenHBand="0" w:firstRowFirstColumn="0" w:firstRowLastColumn="0" w:lastRowFirstColumn="0" w:lastRowLastColumn="0"/>
-              <w:rPr>
-                <w:lang w:val="nl-NL"/>
-              </w:rPr>
-            </w:pPr>
-            <w:r>
-              <w:rPr>
-                <w:lang w:val="nl-NL"/>
-              </w:rPr>
-              <w:t>Correcte string wordt getoond op de OLED display</w:t>
-            </w:r>
-          </w:p>
-        </w:tc>
-        <w:tc>
-          <w:tcPr>
-            <w:tcW w:w="2221" w:type="dxa"/>
-          </w:tcPr>
-          <w:p>
-            <w:pPr>
-              <w:cnfStyle w:val="000000100000" w:firstRow="0" w:lastRow="0" w:firstColumn="0" w:lastColumn="0" w:oddVBand="0" w:evenVBand="0" w:oddHBand="1" w:evenHBand="0" w:firstRowFirstColumn="0" w:firstRowLastColumn="0" w:lastRowFirstColumn="0" w:lastRowLastColumn="0"/>
-              <w:rPr>
-                <w:lang w:val="nl-NL"/>
-              </w:rPr>
-            </w:pPr>
-          </w:p>
-        </w:tc>
-      </w:tr>
-      <w:tr>
-        <w:tc>
-          <w:tcPr>
-            <w:cnfStyle w:val="001000000000" w:firstRow="0" w:lastRow="0" w:firstColumn="1" w:lastColumn="0" w:oddVBand="0" w:evenVBand="0" w:oddHBand="0" w:evenHBand="0" w:firstRowFirstColumn="0" w:firstRowLastColumn="0" w:lastRowFirstColumn="0" w:lastRowLastColumn="0"/>
-            <w:tcW w:w="1838" w:type="dxa"/>
-          </w:tcPr>
-          <w:p>
-            <w:pPr>
-              <w:rPr>
-                <w:b w:val="0"/>
-                <w:bCs w:val="0"/>
-                <w:lang w:val="nl-NL"/>
-              </w:rPr>
-            </w:pPr>
-          </w:p>
-        </w:tc>
-        <w:tc>
-          <w:tcPr>
-            <w:tcW w:w="2410" w:type="dxa"/>
-          </w:tcPr>
-          <w:p>
-            <w:pPr>
-              <w:cnfStyle w:val="000000000000" w:firstRow="0" w:lastRow="0" w:firstColumn="0" w:lastColumn="0" w:oddVBand="0" w:evenVBand="0" w:oddHBand="0" w:evenHBand="0" w:firstRowFirstColumn="0" w:firstRowLastColumn="0" w:lastRowFirstColumn="0" w:lastRowLastColumn="0"/>
-              <w:rPr>
-                <w:lang w:val="nl-NL"/>
-              </w:rPr>
-            </w:pPr>
-          </w:p>
-        </w:tc>
-        <w:tc>
-          <w:tcPr>
-            <w:tcW w:w="2547" w:type="dxa"/>
-          </w:tcPr>
-          <w:p>
-            <w:pPr>
-              <w:cnfStyle w:val="000000000000" w:firstRow="0" w:lastRow="0" w:firstColumn="0" w:lastColumn="0" w:oddVBand="0" w:evenVBand="0" w:oddHBand="0" w:evenHBand="0" w:firstRowFirstColumn="0" w:firstRowLastColumn="0" w:lastRowFirstColumn="0" w:lastRowLastColumn="0"/>
-              <w:rPr>
-                <w:lang w:val="nl-NL"/>
-              </w:rPr>
-            </w:pPr>
-          </w:p>
-        </w:tc>
-        <w:tc>
-          <w:tcPr>
-            <w:tcW w:w="2221" w:type="dxa"/>
-          </w:tcPr>
-          <w:p>
-            <w:pPr>
-              <w:cnfStyle w:val="000000000000" w:firstRow="0" w:lastRow="0" w:firstColumn="0" w:lastColumn="0" w:oddVBand="0" w:evenVBand="0" w:oddHBand="0" w:evenHBand="0" w:firstRowFirstColumn="0" w:firstRowLastColumn="0" w:lastRowFirstColumn="0" w:lastRowLastColumn="0"/>
-              <w:rPr>
-                <w:lang w:val="nl-NL"/>
-              </w:rPr>
-            </w:pPr>
-          </w:p>
-        </w:tc>
-      </w:tr>
-      <w:tr>
-        <w:trPr>
-          <w:cnfStyle w:val="000000100000" w:firstRow="0" w:lastRow="0" w:firstColumn="0" w:lastColumn="0" w:oddVBand="0" w:evenVBand="0" w:oddHBand="1" w:evenHBand="0" w:firstRowFirstColumn="0" w:firstRowLastColumn="0" w:lastRowFirstColumn="0" w:lastRowLastColumn="0"/>
-        </w:trPr>
-        <w:tc>
-          <w:tcPr>
-            <w:cnfStyle w:val="001000000000" w:firstRow="0" w:lastRow="0" w:firstColumn="1" w:lastColumn="0" w:oddVBand="0" w:evenVBand="0" w:oddHBand="0" w:evenHBand="0" w:firstRowFirstColumn="0" w:firstRowLastColumn="0" w:lastRowFirstColumn="0" w:lastRowLastColumn="0"/>
-            <w:tcW w:w="9016" w:type="dxa"/>
-            <w:gridSpan w:val="4"/>
-          </w:tcPr>
-          <w:p>
-            <w:pPr>
-              <w:rPr>
-                <w:lang w:val="nl-NL"/>
-              </w:rPr>
-            </w:pPr>
-            <w:r>
-              <w:rPr>
-                <w:lang w:val="nl-NL"/>
-              </w:rPr>
-              <w:t xml:space="preserve">Opmerkingen: </w:t>
-            </w:r>
-            <w:r>
-              <w:rPr>
-                <w:b w:val="0"/>
-                <w:bCs w:val="0"/>
-                <w:lang w:val="nl-NL"/>
-              </w:rPr>
-              <w:t>Alle tests werden succesvol uitgevoerd en afgerond.</w:t>
-            </w:r>
-          </w:p>
-        </w:tc>
-      </w:tr>
-    </w:tbl>
-    <w:p>
-      <w:pPr>
-        <w:rPr>
-          <w:lang w:val="nl-NL"/>
-        </w:rPr>
-      </w:pPr>
-    </w:p>
-    <w:p>
-      <w:pPr>
-        <w:pStyle w:val="Heading2"/>
-        <w:rPr>
-          <w:lang w:val="nl-NL"/>
-        </w:rPr>
-      </w:pPr>
-      <w:bookmarkStart w:id="9" w:name="_Toc199772013"/>
-      <w:r>
-        <w:rPr>
-          <w:lang w:val="nl-NL"/>
-        </w:rPr>
-        <w:t>Load Test</w:t>
-      </w:r>
-      <w:bookmarkEnd w:id="9"/>
-    </w:p>
-    <w:p>
-      <w:pPr>
-        <w:rPr>
-          <w:lang w:val="nl-NL"/>
-        </w:rPr>
-      </w:pPr>
-      <w:r>
-        <w:rPr>
-          <w:lang w:val="nl-NL"/>
-        </w:rPr>
-        <w:t>Voor de load test van de hall sensor</w:t>
-      </w:r>
-      <w:r>
-        <w:rPr>
-          <w:lang w:val="nl-NL"/>
-        </w:rPr>
-        <w:t xml:space="preserve"> zal ik testen hoe snel ik deze kan updaten en hoe ze </w:t>
-      </w:r>
-      <w:r>
-        <w:rPr>
-          <w:lang w:val="nl-NL"/>
-        </w:rPr>
-        <w:t>presteert op lange termijn.</w:t>
-      </w:r>
-    </w:p>
-    <w:tbl>
-      <w:tblPr>
-        <w:tblStyle w:val="GridTable6Colorful-Accent1"/>
-        <w:tblW w:w="0" w:type="auto"/>
-        <w:tblLook w:val="04A0" w:firstRow="1" w:lastRow="0" w:firstColumn="1" w:lastColumn="0" w:noHBand="0" w:noVBand="1"/>
-      </w:tblPr>
-      <w:tblGrid>
-        <w:gridCol w:w="1838"/>
-        <w:gridCol w:w="2410"/>
-        <w:gridCol w:w="2547"/>
-        <w:gridCol w:w="2221"/>
-      </w:tblGrid>
-      <w:tr>
-        <w:trPr>
-          <w:cnfStyle w:val="100000000000" w:firstRow="1" w:lastRow="0" w:firstColumn="0" w:lastColumn="0" w:oddVBand="0" w:evenVBand="0" w:oddHBand="0" w:evenHBand="0" w:firstRowFirstColumn="0" w:firstRowLastColumn="0" w:lastRowFirstColumn="0" w:lastRowLastColumn="0"/>
-        </w:trPr>
-        <w:tc>
-          <w:tcPr>
-            <w:cnfStyle w:val="001000000000" w:firstRow="0" w:lastRow="0" w:firstColumn="1" w:lastColumn="0" w:oddVBand="0" w:evenVBand="0" w:oddHBand="0" w:evenHBand="0" w:firstRowFirstColumn="0" w:firstRowLastColumn="0" w:lastRowFirstColumn="0" w:lastRowLastColumn="0"/>
-            <w:tcW w:w="1838" w:type="dxa"/>
-          </w:tcPr>
-          <w:p>
-            <w:pPr>
-              <w:rPr>
-                <w:lang w:val="nl-NL"/>
-              </w:rPr>
-            </w:pPr>
-            <w:r>
-              <w:rPr>
-                <w:lang w:val="nl-NL"/>
-              </w:rPr>
-              <w:t>Wat wordt er getest</w:t>
-            </w:r>
-          </w:p>
-        </w:tc>
-        <w:tc>
-          <w:tcPr>
-            <w:tcW w:w="2410" w:type="dxa"/>
-          </w:tcPr>
-          <w:p>
-            <w:pPr>
-              <w:cnfStyle w:val="100000000000" w:firstRow="1" w:lastRow="0" w:firstColumn="0" w:lastColumn="0" w:oddVBand="0" w:evenVBand="0" w:oddHBand="0" w:evenHBand="0" w:firstRowFirstColumn="0" w:firstRowLastColumn="0" w:lastRowFirstColumn="0" w:lastRowLastColumn="0"/>
-              <w:rPr>
-                <w:lang w:val="nl-NL"/>
-              </w:rPr>
-            </w:pPr>
-            <w:r>
-              <w:rPr>
-                <w:lang w:val="nl-NL"/>
-              </w:rPr>
-              <w:t>Verwacht Resultaat</w:t>
-            </w:r>
-          </w:p>
-        </w:tc>
-        <w:tc>
-          <w:tcPr>
-            <w:tcW w:w="2547" w:type="dxa"/>
-          </w:tcPr>
-          <w:p>
-            <w:pPr>
-              <w:cnfStyle w:val="100000000000" w:firstRow="1" w:lastRow="0" w:firstColumn="0" w:lastColumn="0" w:oddVBand="0" w:evenVBand="0" w:oddHBand="0" w:evenHBand="0" w:firstRowFirstColumn="0" w:firstRowLastColumn="0" w:lastRowFirstColumn="0" w:lastRowLastColumn="0"/>
-              <w:rPr>
-                <w:lang w:val="nl-NL"/>
-              </w:rPr>
-            </w:pPr>
-            <w:r>
-              <w:rPr>
-                <w:lang w:val="nl-NL"/>
-              </w:rPr>
-              <w:t>Werkelijk Resultaat</w:t>
-            </w:r>
-          </w:p>
-        </w:tc>
-        <w:tc>
-          <w:tcPr>
-            <w:tcW w:w="2221" w:type="dxa"/>
-          </w:tcPr>
-          <w:p>
-            <w:pPr>
-              <w:cnfStyle w:val="100000000000" w:firstRow="1" w:lastRow="0" w:firstColumn="0" w:lastColumn="0" w:oddVBand="0" w:evenVBand="0" w:oddHBand="0" w:evenHBand="0" w:firstRowFirstColumn="0" w:firstRowLastColumn="0" w:lastRowFirstColumn="0" w:lastRowLastColumn="0"/>
-              <w:rPr>
-                <w:lang w:val="nl-NL"/>
-              </w:rPr>
-            </w:pPr>
-            <w:r>
-              <w:rPr>
-                <w:lang w:val="nl-NL"/>
-              </w:rPr>
-              <w:t>Foto</w:t>
-            </w:r>
-          </w:p>
-        </w:tc>
-      </w:tr>
-      <w:tr>
-        <w:trPr>
-          <w:cnfStyle w:val="000000100000" w:firstRow="0" w:lastRow="0" w:firstColumn="0" w:lastColumn="0" w:oddVBand="0" w:evenVBand="0" w:oddHBand="1" w:evenHBand="0" w:firstRowFirstColumn="0" w:firstRowLastColumn="0" w:lastRowFirstColumn="0" w:lastRowLastColumn="0"/>
-        </w:trPr>
-        <w:tc>
-          <w:tcPr>
-            <w:cnfStyle w:val="001000000000" w:firstRow="0" w:lastRow="0" w:firstColumn="1" w:lastColumn="0" w:oddVBand="0" w:evenVBand="0" w:oddHBand="0" w:evenHBand="0" w:firstRowFirstColumn="0" w:firstRowLastColumn="0" w:lastRowFirstColumn="0" w:lastRowLastColumn="0"/>
-            <w:tcW w:w="1838" w:type="dxa"/>
-          </w:tcPr>
-          <w:p>
-            <w:pPr>
-              <w:rPr>
-                <w:b w:val="0"/>
-                <w:bCs w:val="0"/>
-                <w:lang w:val="nl-NL"/>
-              </w:rPr>
-            </w:pPr>
-            <w:r>
-              <w:rPr>
-                <w:b w:val="0"/>
-                <w:bCs w:val="0"/>
-                <w:lang w:val="nl-NL"/>
-              </w:rPr>
-              <w:lastRenderedPageBreak/>
-              <w:t xml:space="preserve">Minimale delay tussen </w:t>
-            </w:r>
-            <w:r>
-              <w:rPr>
-                <w:b w:val="0"/>
-                <w:bCs w:val="0"/>
-                <w:lang w:val="nl-NL"/>
-              </w:rPr>
-              <w:t>elke lezing van de sensor</w:t>
-            </w:r>
-          </w:p>
-        </w:tc>
-        <w:tc>
-          <w:tcPr>
-            <w:tcW w:w="2410" w:type="dxa"/>
-          </w:tcPr>
-          <w:p>
-            <w:pPr>
-              <w:cnfStyle w:val="000000100000" w:firstRow="0" w:lastRow="0" w:firstColumn="0" w:lastColumn="0" w:oddVBand="0" w:evenVBand="0" w:oddHBand="1" w:evenHBand="0" w:firstRowFirstColumn="0" w:firstRowLastColumn="0" w:lastRowFirstColumn="0" w:lastRowLastColumn="0"/>
-              <w:rPr>
-                <w:lang w:val="nl-NL"/>
-              </w:rPr>
-            </w:pPr>
-            <w:r>
-              <w:rPr>
-                <w:lang w:val="nl-NL"/>
-              </w:rPr>
-              <w:t>De sensor wordt elke halve seconde uitgelezen en correct getoond in de seriële monitor</w:t>
-            </w:r>
-          </w:p>
-        </w:tc>
-        <w:tc>
-          <w:tcPr>
-            <w:tcW w:w="2547" w:type="dxa"/>
-          </w:tcPr>
-          <w:p>
-            <w:pPr>
-              <w:cnfStyle w:val="000000100000" w:firstRow="0" w:lastRow="0" w:firstColumn="0" w:lastColumn="0" w:oddVBand="0" w:evenVBand="0" w:oddHBand="1" w:evenHBand="0" w:firstRowFirstColumn="0" w:firstRowLastColumn="0" w:lastRowFirstColumn="0" w:lastRowLastColumn="0"/>
-              <w:rPr>
-                <w:lang w:val="nl-NL"/>
-              </w:rPr>
-            </w:pPr>
-            <w:r>
-              <w:rPr>
-                <w:lang w:val="nl-NL"/>
-              </w:rPr>
-              <w:t>Sensor waardes worden uitgelezen en getoond in seriële monitor</w:t>
-            </w:r>
-          </w:p>
-        </w:tc>
-        <w:tc>
-          <w:tcPr>
-            <w:tcW w:w="2221" w:type="dxa"/>
-          </w:tcPr>
-          <w:p>
-            <w:pPr>
-              <w:cnfStyle w:val="000000100000" w:firstRow="0" w:lastRow="0" w:firstColumn="0" w:lastColumn="0" w:oddVBand="0" w:evenVBand="0" w:oddHBand="1" w:evenHBand="0" w:firstRowFirstColumn="0" w:firstRowLastColumn="0" w:lastRowFirstColumn="0" w:lastRowLastColumn="0"/>
-              <w:rPr>
-                <w:lang w:val="nl-NL"/>
-              </w:rPr>
-            </w:pPr>
-          </w:p>
-        </w:tc>
-      </w:tr>
-      <w:tr>
-        <w:tc>
-          <w:tcPr>
-            <w:cnfStyle w:val="001000000000" w:firstRow="0" w:lastRow="0" w:firstColumn="1" w:lastColumn="0" w:oddVBand="0" w:evenVBand="0" w:oddHBand="0" w:evenHBand="0" w:firstRowFirstColumn="0" w:firstRowLastColumn="0" w:lastRowFirstColumn="0" w:lastRowLastColumn="0"/>
-            <w:tcW w:w="1838" w:type="dxa"/>
-          </w:tcPr>
-          <w:p>
-            <w:pPr>
-              <w:rPr>
-                <w:b w:val="0"/>
-                <w:bCs w:val="0"/>
-                <w:lang w:val="nl-NL"/>
-              </w:rPr>
-            </w:pPr>
-          </w:p>
-        </w:tc>
-        <w:tc>
-          <w:tcPr>
-            <w:tcW w:w="2410" w:type="dxa"/>
-          </w:tcPr>
-          <w:p>
-            <w:pPr>
-              <w:cnfStyle w:val="000000000000" w:firstRow="0" w:lastRow="0" w:firstColumn="0" w:lastColumn="0" w:oddVBand="0" w:evenVBand="0" w:oddHBand="0" w:evenHBand="0" w:firstRowFirstColumn="0" w:firstRowLastColumn="0" w:lastRowFirstColumn="0" w:lastRowLastColumn="0"/>
-              <w:rPr>
-                <w:lang w:val="nl-NL"/>
-              </w:rPr>
-            </w:pPr>
-          </w:p>
-        </w:tc>
-        <w:tc>
-          <w:tcPr>
-            <w:tcW w:w="2547" w:type="dxa"/>
-          </w:tcPr>
-          <w:p>
-            <w:pPr>
-              <w:cnfStyle w:val="000000000000" w:firstRow="0" w:lastRow="0" w:firstColumn="0" w:lastColumn="0" w:oddVBand="0" w:evenVBand="0" w:oddHBand="0" w:evenHBand="0" w:firstRowFirstColumn="0" w:firstRowLastColumn="0" w:lastRowFirstColumn="0" w:lastRowLastColumn="0"/>
-              <w:rPr>
-                <w:lang w:val="nl-NL"/>
-              </w:rPr>
-            </w:pPr>
-          </w:p>
-        </w:tc>
-        <w:tc>
-          <w:tcPr>
-            <w:tcW w:w="2221" w:type="dxa"/>
-          </w:tcPr>
-          <w:p>
-            <w:pPr>
-              <w:cnfStyle w:val="000000000000" w:firstRow="0" w:lastRow="0" w:firstColumn="0" w:lastColumn="0" w:oddVBand="0" w:evenVBand="0" w:oddHBand="0" w:evenHBand="0" w:firstRowFirstColumn="0" w:firstRowLastColumn="0" w:lastRowFirstColumn="0" w:lastRowLastColumn="0"/>
-              <w:rPr>
-                <w:lang w:val="nl-NL"/>
-              </w:rPr>
-            </w:pPr>
-          </w:p>
-        </w:tc>
-      </w:tr>
-      <w:tr>
-        <w:trPr>
-          <w:cnfStyle w:val="000000100000" w:firstRow="0" w:lastRow="0" w:firstColumn="0" w:lastColumn="0" w:oddVBand="0" w:evenVBand="0" w:oddHBand="1" w:evenHBand="0" w:firstRowFirstColumn="0" w:firstRowLastColumn="0" w:lastRowFirstColumn="0" w:lastRowLastColumn="0"/>
-        </w:trPr>
-        <w:tc>
-          <w:tcPr>
-            <w:cnfStyle w:val="001000000000" w:firstRow="0" w:lastRow="0" w:firstColumn="1" w:lastColumn="0" w:oddVBand="0" w:evenVBand="0" w:oddHBand="0" w:evenHBand="0" w:firstRowFirstColumn="0" w:firstRowLastColumn="0" w:lastRowFirstColumn="0" w:lastRowLastColumn="0"/>
-            <w:tcW w:w="9016" w:type="dxa"/>
-            <w:gridSpan w:val="4"/>
-          </w:tcPr>
-          <w:p>
-            <w:pPr>
-              <w:rPr>
-                <w:b w:val="0"/>
-                <w:bCs w:val="0"/>
-                <w:lang w:val="nl-NL"/>
-              </w:rPr>
-            </w:pPr>
-            <w:r>
-              <w:rPr>
-                <w:lang w:val="nl-NL"/>
-              </w:rPr>
-              <w:t xml:space="preserve">Opmerkingen: </w:t>
-            </w:r>
-            <w:r>
-              <w:rPr>
-                <w:b w:val="0"/>
-                <w:bCs w:val="0"/>
-                <w:lang w:val="nl-NL"/>
-              </w:rPr>
-              <w:t>Alle tests werden succesvol uitgevoerd en afgerond.</w:t>
-            </w:r>
-          </w:p>
-        </w:tc>
-      </w:tr>
-    </w:tbl>
-    <w:p>
-      <w:pPr>
-        <w:rPr>
-          <w:lang w:val="nl-NL"/>
-        </w:rPr>
-      </w:pPr>
-    </w:p>
-    <w:p>
-      <w:pPr>
-        <w:pStyle w:val="Heading1"/>
-        <w:rPr>
-          <w:lang w:val="nl-NL"/>
-        </w:rPr>
-      </w:pPr>
-      <w:bookmarkStart w:id="10" w:name="_Toc199772014"/>
-      <w:r>
-        <w:rPr>
-          <w:lang w:val="nl-NL"/>
-        </w:rPr>
-        <w:t>OLED Display User Story</w:t>
-      </w:r>
-      <w:bookmarkEnd w:id="10"/>
-    </w:p>
-    <w:p>
-      <w:pPr>
-        <w:rPr>
-          <w:i/>
-          <w:iCs/>
-          <w:lang w:val="nl-NL"/>
-        </w:rPr>
-      </w:pPr>
-      <w:r>
-        <w:rPr>
-          <w:i/>
-          <w:iCs/>
-          <w:lang w:val="nl-NL"/>
-        </w:rPr>
-        <w:t xml:space="preserve">Als gebruiker </w:t>
-      </w:r>
-      <w:r>
-        <w:rPr>
-          <w:i/>
-          <w:iCs/>
-          <w:lang w:val="nl-NL"/>
-        </w:rPr>
-        <w:t xml:space="preserve">van het systeem </w:t>
-      </w:r>
-      <w:r>
-        <w:rPr>
-          <w:i/>
-          <w:iCs/>
-          <w:lang w:val="nl-NL"/>
-        </w:rPr>
-        <w:t xml:space="preserve">wil ik nuttige info </w:t>
-      </w:r>
-      <w:r>
-        <w:rPr>
-          <w:i/>
-          <w:iCs/>
-          <w:lang w:val="nl-NL"/>
-        </w:rPr>
-        <w:t xml:space="preserve">over het systeem te zien krijgen op </w:t>
-      </w:r>
-      <w:r>
-        <w:rPr>
-          <w:i/>
-          <w:iCs/>
-          <w:lang w:val="nl-NL"/>
-        </w:rPr>
-        <w:t>de OLED display</w:t>
-      </w:r>
-      <w:r>
-        <w:rPr>
-          <w:i/>
-          <w:iCs/>
-          <w:lang w:val="nl-NL"/>
-        </w:rPr>
-        <w:t>.</w:t>
-      </w:r>
-    </w:p>
-    <w:p>
-      <w:pPr>
-        <w:pStyle w:val="Heading2"/>
-        <w:rPr>
-          <w:lang w:val="nl-NL"/>
-        </w:rPr>
-      </w:pPr>
-      <w:bookmarkStart w:id="11" w:name="_Toc199772015"/>
-      <w:r>
-        <w:rPr>
-          <w:lang w:val="nl-NL"/>
-        </w:rPr>
-        <w:t>Unit Test</w:t>
-      </w:r>
-      <w:bookmarkEnd w:id="11"/>
-    </w:p>
-    <w:p>
-      <w:pPr>
-        <w:rPr>
-          <w:lang w:val="nl-NL"/>
-        </w:rPr>
-      </w:pPr>
-      <w:r>
-        <w:rPr>
-          <w:lang w:val="nl-NL"/>
-        </w:rPr>
-        <w:t>Bij de unit test van de OLED display test ik terug de display apart.</w:t>
-      </w:r>
-      <w:r>
-        <w:rPr>
-          <w:lang w:val="nl-NL"/>
-        </w:rPr>
-        <w:t xml:space="preserve"> Hier is het belangrijk om te weten te komen hoe de display juist werkt aangezien deze wel eens voor vertraging zou kunnen zorgen in het systeem.</w:t>
-      </w:r>
-    </w:p>
-    <w:tbl>
-      <w:tblPr>
-        <w:tblStyle w:val="GridTable6Colorful-Accent1"/>
-        <w:tblW w:w="0" w:type="auto"/>
-        <w:tblLook w:val="04A0" w:firstRow="1" w:lastRow="0" w:firstColumn="1" w:lastColumn="0" w:noHBand="0" w:noVBand="1"/>
-      </w:tblPr>
-      <w:tblGrid>
-        <w:gridCol w:w="1838"/>
-        <w:gridCol w:w="2410"/>
-        <w:gridCol w:w="2547"/>
-        <w:gridCol w:w="2221"/>
-      </w:tblGrid>
-      <w:tr>
-        <w:trPr>
-          <w:cnfStyle w:val="100000000000" w:firstRow="1" w:lastRow="0" w:firstColumn="0" w:lastColumn="0" w:oddVBand="0" w:evenVBand="0" w:oddHBand="0" w:evenHBand="0" w:firstRowFirstColumn="0" w:firstRowLastColumn="0" w:lastRowFirstColumn="0" w:lastRowLastColumn="0"/>
-        </w:trPr>
-        <w:tc>
-          <w:tcPr>
-            <w:cnfStyle w:val="001000000000" w:firstRow="0" w:lastRow="0" w:firstColumn="1" w:lastColumn="0" w:oddVBand="0" w:evenVBand="0" w:oddHBand="0" w:evenHBand="0" w:firstRowFirstColumn="0" w:firstRowLastColumn="0" w:lastRowFirstColumn="0" w:lastRowLastColumn="0"/>
-            <w:tcW w:w="1838" w:type="dxa"/>
-          </w:tcPr>
-          <w:p>
-            <w:pPr>
-              <w:rPr>
-                <w:lang w:val="nl-NL"/>
-              </w:rPr>
-            </w:pPr>
-            <w:r>
-              <w:rPr>
-                <w:lang w:val="nl-NL"/>
-              </w:rPr>
-              <w:t>Wat wordt er getest</w:t>
-            </w:r>
-          </w:p>
-        </w:tc>
-        <w:tc>
-          <w:tcPr>
-            <w:tcW w:w="2410" w:type="dxa"/>
-          </w:tcPr>
-          <w:p>
-            <w:pPr>
-              <w:cnfStyle w:val="100000000000" w:firstRow="1" w:lastRow="0" w:firstColumn="0" w:lastColumn="0" w:oddVBand="0" w:evenVBand="0" w:oddHBand="0" w:evenHBand="0" w:firstRowFirstColumn="0" w:firstRowLastColumn="0" w:lastRowFirstColumn="0" w:lastRowLastColumn="0"/>
-              <w:rPr>
-                <w:lang w:val="nl-NL"/>
-              </w:rPr>
-            </w:pPr>
-            <w:r>
-              <w:rPr>
-                <w:lang w:val="nl-NL"/>
-              </w:rPr>
-              <w:t>Verwacht Resultaat</w:t>
-            </w:r>
-          </w:p>
-        </w:tc>
-        <w:tc>
-          <w:tcPr>
-            <w:tcW w:w="2547" w:type="dxa"/>
-          </w:tcPr>
-          <w:p>
-            <w:pPr>
-              <w:cnfStyle w:val="100000000000" w:firstRow="1" w:lastRow="0" w:firstColumn="0" w:lastColumn="0" w:oddVBand="0" w:evenVBand="0" w:oddHBand="0" w:evenHBand="0" w:firstRowFirstColumn="0" w:firstRowLastColumn="0" w:lastRowFirstColumn="0" w:lastRowLastColumn="0"/>
-              <w:rPr>
-                <w:lang w:val="nl-NL"/>
-              </w:rPr>
-            </w:pPr>
-            <w:r>
-              <w:rPr>
-                <w:lang w:val="nl-NL"/>
-              </w:rPr>
-              <w:t>Werkelijk Resultaat</w:t>
-            </w:r>
-          </w:p>
-        </w:tc>
-        <w:tc>
-          <w:tcPr>
-            <w:tcW w:w="2221" w:type="dxa"/>
-          </w:tcPr>
-          <w:p>
-            <w:pPr>
-              <w:cnfStyle w:val="100000000000" w:firstRow="1" w:lastRow="0" w:firstColumn="0" w:lastColumn="0" w:oddVBand="0" w:evenVBand="0" w:oddHBand="0" w:evenHBand="0" w:firstRowFirstColumn="0" w:firstRowLastColumn="0" w:lastRowFirstColumn="0" w:lastRowLastColumn="0"/>
-              <w:rPr>
-                <w:lang w:val="nl-NL"/>
-              </w:rPr>
-            </w:pPr>
-            <w:r>
-              <w:rPr>
-                <w:lang w:val="nl-NL"/>
-              </w:rPr>
-              <w:t>Foto</w:t>
-            </w:r>
-          </w:p>
-        </w:tc>
-      </w:tr>
-      <w:tr>
-        <w:trPr>
-          <w:cnfStyle w:val="000000100000" w:firstRow="0" w:lastRow="0" w:firstColumn="0" w:lastColumn="0" w:oddVBand="0" w:evenVBand="0" w:oddHBand="1" w:evenHBand="0" w:firstRowFirstColumn="0" w:firstRowLastColumn="0" w:lastRowFirstColumn="0" w:lastRowLastColumn="0"/>
-        </w:trPr>
-        <w:tc>
-          <w:tcPr>
-            <w:cnfStyle w:val="001000000000" w:firstRow="0" w:lastRow="0" w:firstColumn="1" w:lastColumn="0" w:oddVBand="0" w:evenVBand="0" w:oddHBand="0" w:evenHBand="0" w:firstRowFirstColumn="0" w:firstRowLastColumn="0" w:lastRowFirstColumn="0" w:lastRowLastColumn="0"/>
-            <w:tcW w:w="1838" w:type="dxa"/>
-          </w:tcPr>
-          <w:p>
-            <w:pPr>
-              <w:rPr>
-                <w:b w:val="0"/>
-                <w:bCs w:val="0"/>
-                <w:lang w:val="nl-NL"/>
-              </w:rPr>
-            </w:pPr>
-            <w:r>
-              <w:rPr>
-                <w:b w:val="0"/>
-                <w:bCs w:val="0"/>
-                <w:lang w:val="nl-NL"/>
-              </w:rPr>
-              <w:t>OLED display “</w:t>
-            </w:r>
-            <w:proofErr w:type="spellStart"/>
-            <w:r>
-              <w:rPr>
-                <w:b w:val="0"/>
-                <w:bCs w:val="0"/>
-                <w:lang w:val="nl-NL"/>
-              </w:rPr>
-              <w:t>Hello</w:t>
-            </w:r>
-            <w:proofErr w:type="spellEnd"/>
-            <w:r>
-              <w:rPr>
-                <w:b w:val="0"/>
-                <w:bCs w:val="0"/>
-                <w:lang w:val="nl-NL"/>
-              </w:rPr>
-              <w:t xml:space="preserve"> World”</w:t>
-            </w:r>
-          </w:p>
-        </w:tc>
-        <w:tc>
-          <w:tcPr>
-            <w:tcW w:w="2410" w:type="dxa"/>
-          </w:tcPr>
-          <w:p>
-            <w:pPr>
-              <w:cnfStyle w:val="000000100000" w:firstRow="0" w:lastRow="0" w:firstColumn="0" w:lastColumn="0" w:oddVBand="0" w:evenVBand="0" w:oddHBand="1" w:evenHBand="0" w:firstRowFirstColumn="0" w:firstRowLastColumn="0" w:lastRowFirstColumn="0" w:lastRowLastColumn="0"/>
-              <w:rPr>
-                <w:lang w:val="nl-NL"/>
-              </w:rPr>
-            </w:pPr>
-            <w:r>
-              <w:rPr>
-                <w:lang w:val="nl-NL"/>
-              </w:rPr>
-              <w:t>“</w:t>
-            </w:r>
-            <w:proofErr w:type="spellStart"/>
-            <w:r>
-              <w:rPr>
-                <w:lang w:val="nl-NL"/>
-              </w:rPr>
-              <w:t>Hello</w:t>
-            </w:r>
-            <w:proofErr w:type="spellEnd"/>
-            <w:r>
-              <w:rPr>
-                <w:lang w:val="nl-NL"/>
-              </w:rPr>
-              <w:t xml:space="preserve"> World” wordt </w:t>
-            </w:r>
-            <w:proofErr w:type="spellStart"/>
-            <w:r>
-              <w:rPr>
-                <w:lang w:val="nl-NL"/>
-              </w:rPr>
-              <w:t>getoondt</w:t>
-            </w:r>
-            <w:proofErr w:type="spellEnd"/>
-            <w:r>
-              <w:rPr>
-                <w:lang w:val="nl-NL"/>
-              </w:rPr>
-              <w:t xml:space="preserve"> op de OLED display </w:t>
-            </w:r>
-            <w:r>
-              <w:rPr>
-                <w:lang w:val="nl-NL"/>
-              </w:rPr>
-              <w:t>wanneer het programma opstart</w:t>
-            </w:r>
-          </w:p>
-        </w:tc>
-        <w:tc>
-          <w:tcPr>
-            <w:tcW w:w="2547" w:type="dxa"/>
-          </w:tcPr>
-          <w:p>
-            <w:pPr>
-              <w:cnfStyle w:val="000000100000" w:firstRow="0" w:lastRow="0" w:firstColumn="0" w:lastColumn="0" w:oddVBand="0" w:evenVBand="0" w:oddHBand="1" w:evenHBand="0" w:firstRowFirstColumn="0" w:firstRowLastColumn="0" w:lastRowFirstColumn="0" w:lastRowLastColumn="0"/>
-              <w:rPr>
-                <w:lang w:val="nl-NL"/>
-              </w:rPr>
-            </w:pPr>
-            <w:r>
-              <w:rPr>
-                <w:lang w:val="nl-NL"/>
-              </w:rPr>
-              <w:t>“</w:t>
-            </w:r>
-            <w:proofErr w:type="spellStart"/>
-            <w:r>
-              <w:rPr>
-                <w:lang w:val="nl-NL"/>
-              </w:rPr>
-              <w:t>Hello</w:t>
-            </w:r>
-            <w:proofErr w:type="spellEnd"/>
-            <w:r>
-              <w:rPr>
-                <w:lang w:val="nl-NL"/>
-              </w:rPr>
-              <w:t xml:space="preserve"> World” wordt getoond op het </w:t>
-            </w:r>
-            <w:r>
-              <w:rPr>
-                <w:lang w:val="nl-NL"/>
-              </w:rPr>
-              <w:t>display</w:t>
-            </w:r>
-          </w:p>
-        </w:tc>
-        <w:tc>
-          <w:tcPr>
-            <w:tcW w:w="2221" w:type="dxa"/>
-          </w:tcPr>
-          <w:p>
-            <w:pPr>
-              <w:cnfStyle w:val="000000100000" w:firstRow="0" w:lastRow="0" w:firstColumn="0" w:lastColumn="0" w:oddVBand="0" w:evenVBand="0" w:oddHBand="1" w:evenHBand="0" w:firstRowFirstColumn="0" w:firstRowLastColumn="0" w:lastRowFirstColumn="0" w:lastRowLastColumn="0"/>
-              <w:rPr>
-                <w:lang w:val="nl-NL"/>
-              </w:rPr>
-            </w:pPr>
-          </w:p>
-        </w:tc>
-      </w:tr>
-      <w:tr>
-        <w:tc>
-          <w:tcPr>
-            <w:cnfStyle w:val="001000000000" w:firstRow="0" w:lastRow="0" w:firstColumn="1" w:lastColumn="0" w:oddVBand="0" w:evenVBand="0" w:oddHBand="0" w:evenHBand="0" w:firstRowFirstColumn="0" w:firstRowLastColumn="0" w:lastRowFirstColumn="0" w:lastRowLastColumn="0"/>
-            <w:tcW w:w="1838" w:type="dxa"/>
-          </w:tcPr>
-          <w:p>
-            <w:pPr>
-              <w:rPr>
-                <w:b w:val="0"/>
-                <w:bCs w:val="0"/>
-                <w:lang w:val="nl-NL"/>
-              </w:rPr>
-            </w:pPr>
-            <w:r>
-              <w:rPr>
-                <w:b w:val="0"/>
-                <w:bCs w:val="0"/>
-                <w:lang w:val="nl-NL"/>
-              </w:rPr>
-              <w:t>OLED Display</w:t>
-            </w:r>
-            <w:r>
-              <w:rPr>
-                <w:lang w:val="nl-NL"/>
-              </w:rPr>
-              <w:t xml:space="preserve"> </w:t>
-            </w:r>
-            <w:r>
-              <w:rPr>
-                <w:b w:val="0"/>
-                <w:bCs w:val="0"/>
-                <w:lang w:val="nl-NL"/>
-              </w:rPr>
-              <w:t>update display</w:t>
-            </w:r>
-          </w:p>
-        </w:tc>
-        <w:tc>
-          <w:tcPr>
-            <w:tcW w:w="2410" w:type="dxa"/>
-          </w:tcPr>
-          <w:p>
-            <w:pPr>
-              <w:cnfStyle w:val="000000000000" w:firstRow="0" w:lastRow="0" w:firstColumn="0" w:lastColumn="0" w:oddVBand="0" w:evenVBand="0" w:oddHBand="0" w:evenHBand="0" w:firstRowFirstColumn="0" w:firstRowLastColumn="0" w:lastRowFirstColumn="0" w:lastRowLastColumn="0"/>
-              <w:rPr>
-                <w:lang w:val="nl-NL"/>
-              </w:rPr>
-            </w:pPr>
-            <w:r>
-              <w:rPr>
-                <w:lang w:val="nl-NL"/>
-              </w:rPr>
-              <w:t>Het display wordt elke seconde geüpdatet met een teller die optelt</w:t>
-            </w:r>
-          </w:p>
-        </w:tc>
-        <w:tc>
-          <w:tcPr>
-            <w:tcW w:w="2547" w:type="dxa"/>
-          </w:tcPr>
-          <w:p>
-            <w:pPr>
-              <w:cnfStyle w:val="000000000000" w:firstRow="0" w:lastRow="0" w:firstColumn="0" w:lastColumn="0" w:oddVBand="0" w:evenVBand="0" w:oddHBand="0" w:evenHBand="0" w:firstRowFirstColumn="0" w:firstRowLastColumn="0" w:lastRowFirstColumn="0" w:lastRowLastColumn="0"/>
-              <w:rPr>
-                <w:lang w:val="nl-NL"/>
-              </w:rPr>
-            </w:pPr>
-            <w:r>
-              <w:rPr>
-                <w:lang w:val="nl-NL"/>
-              </w:rPr>
-              <w:t>De teller wordt elke seconde geüpdatet op het display</w:t>
-            </w:r>
-          </w:p>
-        </w:tc>
-        <w:tc>
-          <w:tcPr>
-            <w:tcW w:w="2221" w:type="dxa"/>
-          </w:tcPr>
-          <w:p>
-            <w:pPr>
-              <w:cnfStyle w:val="000000000000" w:firstRow="0" w:lastRow="0" w:firstColumn="0" w:lastColumn="0" w:oddVBand="0" w:evenVBand="0" w:oddHBand="0" w:evenHBand="0" w:firstRowFirstColumn="0" w:firstRowLastColumn="0" w:lastRowFirstColumn="0" w:lastRowLastColumn="0"/>
-              <w:rPr>
-                <w:lang w:val="nl-NL"/>
-              </w:rPr>
-            </w:pPr>
-          </w:p>
-        </w:tc>
-      </w:tr>
-      <w:tr>
-        <w:trPr>
-          <w:cnfStyle w:val="000000100000" w:firstRow="0" w:lastRow="0" w:firstColumn="0" w:lastColumn="0" w:oddVBand="0" w:evenVBand="0" w:oddHBand="1" w:evenHBand="0" w:firstRowFirstColumn="0" w:firstRowLastColumn="0" w:lastRowFirstColumn="0" w:lastRowLastColumn="0"/>
-        </w:trPr>
-        <w:tc>
-          <w:tcPr>
-            <w:cnfStyle w:val="001000000000" w:firstRow="0" w:lastRow="0" w:firstColumn="1" w:lastColumn="0" w:oddVBand="0" w:evenVBand="0" w:oddHBand="0" w:evenHBand="0" w:firstRowFirstColumn="0" w:firstRowLastColumn="0" w:lastRowFirstColumn="0" w:lastRowLastColumn="0"/>
-            <w:tcW w:w="9016" w:type="dxa"/>
-            <w:gridSpan w:val="4"/>
-          </w:tcPr>
-          <w:p>
-            <w:pPr>
-              <w:rPr>
-                <w:b w:val="0"/>
-                <w:bCs w:val="0"/>
-                <w:lang w:val="nl-NL"/>
-              </w:rPr>
-            </w:pPr>
-            <w:r>
-              <w:rPr>
-                <w:lang w:val="nl-NL"/>
-              </w:rPr>
-              <w:t xml:space="preserve">Opmerkingen: </w:t>
-            </w:r>
-            <w:r>
-              <w:rPr>
-                <w:b w:val="0"/>
-                <w:bCs w:val="0"/>
-                <w:lang w:val="nl-NL"/>
-              </w:rPr>
-              <w:t>Alle tests werden succesvol uitgevoerd en afgerond.</w:t>
-            </w:r>
-            <w:r>
-              <w:rPr>
-                <w:b w:val="0"/>
-                <w:bCs w:val="0"/>
-                <w:lang w:val="nl-NL"/>
-              </w:rPr>
-              <w:t xml:space="preserve"> </w:t>
-            </w:r>
-            <w:r>
-              <w:rPr>
-                <w:b w:val="0"/>
-                <w:bCs w:val="0"/>
-                <w:lang w:val="nl-NL"/>
-              </w:rPr>
-              <w:t xml:space="preserve">Na een onsuccesvolle eerste pogingen, merkte ik dat ik de SDA en SCL draden had </w:t>
-            </w:r>
-            <w:r>
-              <w:rPr>
-                <w:b w:val="0"/>
-                <w:bCs w:val="0"/>
-                <w:lang w:val="nl-NL"/>
-              </w:rPr>
-              <w:t>omgewisseld</w:t>
-            </w:r>
-            <w:r>
-              <w:rPr>
-                <w:b w:val="0"/>
-                <w:bCs w:val="0"/>
-                <w:lang w:val="nl-NL"/>
-              </w:rPr>
-              <w:t>.</w:t>
-            </w:r>
-            <w:r>
-              <w:rPr>
-                <w:b w:val="0"/>
-                <w:bCs w:val="0"/>
-                <w:lang w:val="nl-NL"/>
-              </w:rPr>
-              <w:t xml:space="preserve"> Na deze aanpassing verliep de rest vlekkeloos.</w:t>
-            </w:r>
-          </w:p>
-        </w:tc>
-      </w:tr>
-    </w:tbl>
-    <w:p>
-      <w:pPr>
-        <w:rPr>
-          <w:lang w:val="nl-NL"/>
-        </w:rPr>
-      </w:pPr>
-    </w:p>
-    <w:p>
-      <w:pPr>
-        <w:pStyle w:val="Heading2"/>
-        <w:rPr>
-          <w:lang w:val="nl-NL"/>
-        </w:rPr>
-      </w:pPr>
-      <w:bookmarkStart w:id="12" w:name="_Toc199772016"/>
-      <w:r>
-        <w:rPr>
-          <w:lang w:val="nl-NL"/>
-        </w:rPr>
-        <w:t>Integratie Test</w:t>
-      </w:r>
-      <w:bookmarkEnd w:id="12"/>
-    </w:p>
-    <w:p>
-      <w:pPr>
-        <w:rPr>
-          <w:lang w:val="nl-NL"/>
-        </w:rPr>
-      </w:pPr>
-      <w:r>
-        <w:rPr>
-          <w:lang w:val="nl-NL"/>
-        </w:rPr>
-        <w:t>Bij de integratie test van de display</w:t>
-      </w:r>
-      <w:r>
-        <w:rPr>
-          <w:lang w:val="nl-NL"/>
-        </w:rPr>
-        <w:t xml:space="preserve"> test ik hoe deze presteert in combinatie met de rest van het systeem. Hier wil ik te weten komen of </w:t>
-      </w:r>
-      <w:r>
-        <w:rPr>
-          <w:lang w:val="nl-NL"/>
-        </w:rPr>
-        <w:t>de correcte berichten getoond worden.</w:t>
-      </w:r>
-    </w:p>
-    <w:p>
-      <w:pPr>
-        <w:rPr>
-          <w:lang w:val="nl-NL"/>
-        </w:rPr>
-      </w:pPr>
-      <w:r>
-        <w:rPr>
-          <w:lang w:val="nl-NL"/>
-        </w:rPr>
-        <w:t>Dit voelde voor mij onlo</w:t>
-      </w:r>
-      <w:r>
-        <w:rPr>
-          <w:lang w:val="nl-NL"/>
-        </w:rPr>
-        <w:t xml:space="preserve">gisch aan om op dezelfde manier te doen als de vorige User </w:t>
-      </w:r>
-      <w:proofErr w:type="spellStart"/>
-      <w:r>
-        <w:rPr>
-          <w:lang w:val="nl-NL"/>
-        </w:rPr>
-        <w:t>Stories</w:t>
-      </w:r>
-      <w:proofErr w:type="spellEnd"/>
-      <w:r>
-        <w:rPr>
-          <w:lang w:val="nl-NL"/>
-        </w:rPr>
-        <w:t xml:space="preserve">. Heb daarom een video gemaakt waarin ik </w:t>
-      </w:r>
-      <w:r>
-        <w:rPr>
-          <w:lang w:val="nl-NL"/>
-        </w:rPr>
-        <w:t>over alle functionaliteit van het systeem ga, om zo al mijn situaties te kunnen testen.</w:t>
-      </w:r>
-    </w:p>
-    <w:p>
-      <w:pPr>
-        <w:rPr>
-          <w:lang w:val="nl-NL"/>
-        </w:rPr>
-      </w:pPr>
-      <w:r>
-        <w:rPr>
-          <w:lang w:val="nl-NL"/>
-        </w:rPr>
-        <w:t>“</w:t>
-      </w:r>
-      <w:r>
-        <w:rPr>
-          <w:lang w:val="nl-NL"/>
-        </w:rPr>
-        <w:t>Link naar video hier</w:t>
-      </w:r>
-      <w:r>
-        <w:rPr>
-          <w:lang w:val="nl-NL"/>
-        </w:rPr>
-        <w:t>”</w:t>
-      </w:r>
-    </w:p>
-    <w:p>
-      <w:pPr>
-        <w:pStyle w:val="Heading2"/>
-        <w:rPr>
-          <w:lang w:val="nl-NL"/>
-        </w:rPr>
-      </w:pPr>
-      <w:bookmarkStart w:id="13" w:name="_Toc199772017"/>
-      <w:r>
-        <w:rPr>
-          <w:lang w:val="nl-NL"/>
-        </w:rPr>
-        <w:t>Real World Test</w:t>
-      </w:r>
-      <w:bookmarkEnd w:id="13"/>
-    </w:p>
-    <w:p>
-      <w:pPr>
-        <w:rPr>
-          <w:lang w:val="nl-NL"/>
-        </w:rPr>
-      </w:pPr>
-      <w:r>
-        <w:rPr>
-          <w:lang w:val="nl-NL"/>
-        </w:rPr>
-        <w:t>Voor de real world test boots ik wederom een zo realistisch mogelijke situatie na</w:t>
-      </w:r>
-      <w:r>
-        <w:rPr>
-          <w:lang w:val="nl-NL"/>
-        </w:rPr>
-        <w:t xml:space="preserve"> en test ik de prestaties van </w:t>
-      </w:r>
-      <w:r>
-        <w:rPr>
-          <w:lang w:val="nl-NL"/>
-        </w:rPr>
-        <w:t>de display</w:t>
-      </w:r>
-      <w:r>
-        <w:rPr>
-          <w:lang w:val="nl-NL"/>
-        </w:rPr>
-        <w:t>.</w:t>
-      </w:r>
-    </w:p>
-    <w:tbl>
-      <w:tblPr>
-        <w:tblStyle w:val="GridTable6Colorful-Accent1"/>
-        <w:tblW w:w="0" w:type="auto"/>
-        <w:tblLook w:val="04A0" w:firstRow="1" w:lastRow="0" w:firstColumn="1" w:lastColumn="0" w:noHBand="0" w:noVBand="1"/>
-      </w:tblPr>
-      <w:tblGrid>
-        <w:gridCol w:w="1838"/>
-        <w:gridCol w:w="2410"/>
-        <w:gridCol w:w="2547"/>
-        <w:gridCol w:w="2221"/>
-      </w:tblGrid>
-      <w:tr>
-        <w:trPr>
-          <w:cnfStyle w:val="100000000000" w:firstRow="1" w:lastRow="0" w:firstColumn="0" w:lastColumn="0" w:oddVBand="0" w:evenVBand="0" w:oddHBand="0" w:evenHBand="0" w:firstRowFirstColumn="0" w:firstRowLastColumn="0" w:lastRowFirstColumn="0" w:lastRowLastColumn="0"/>
-        </w:trPr>
-        <w:tc>
-          <w:tcPr>
-            <w:cnfStyle w:val="001000000000" w:firstRow="0" w:lastRow="0" w:firstColumn="1" w:lastColumn="0" w:oddVBand="0" w:evenVBand="0" w:oddHBand="0" w:evenHBand="0" w:firstRowFirstColumn="0" w:firstRowLastColumn="0" w:lastRowFirstColumn="0" w:lastRowLastColumn="0"/>
-            <w:tcW w:w="1838" w:type="dxa"/>
-          </w:tcPr>
-          <w:p>
-            <w:pPr>
-              <w:rPr>
-                <w:lang w:val="nl-NL"/>
-              </w:rPr>
-            </w:pPr>
-            <w:r>
-              <w:rPr>
-                <w:lang w:val="nl-NL"/>
-              </w:rPr>
-              <w:t>Wat wordt er getest</w:t>
-            </w:r>
-          </w:p>
-        </w:tc>
-        <w:tc>
-          <w:tcPr>
-            <w:tcW w:w="2410" w:type="dxa"/>
-          </w:tcPr>
-          <w:p>
-            <w:pPr>
-              <w:cnfStyle w:val="100000000000" w:firstRow="1" w:lastRow="0" w:firstColumn="0" w:lastColumn="0" w:oddVBand="0" w:evenVBand="0" w:oddHBand="0" w:evenHBand="0" w:firstRowFirstColumn="0" w:firstRowLastColumn="0" w:lastRowFirstColumn="0" w:lastRowLastColumn="0"/>
-              <w:rPr>
-                <w:lang w:val="nl-NL"/>
-              </w:rPr>
-            </w:pPr>
-            <w:r>
-              <w:rPr>
-                <w:lang w:val="nl-NL"/>
-              </w:rPr>
-              <w:t>Verwacht Resultaat</w:t>
-            </w:r>
-          </w:p>
-        </w:tc>
-        <w:tc>
-          <w:tcPr>
-            <w:tcW w:w="2547" w:type="dxa"/>
-          </w:tcPr>
-          <w:p>
-            <w:pPr>
-              <w:cnfStyle w:val="100000000000" w:firstRow="1" w:lastRow="0" w:firstColumn="0" w:lastColumn="0" w:oddVBand="0" w:evenVBand="0" w:oddHBand="0" w:evenHBand="0" w:firstRowFirstColumn="0" w:firstRowLastColumn="0" w:lastRowFirstColumn="0" w:lastRowLastColumn="0"/>
-              <w:rPr>
-                <w:lang w:val="nl-NL"/>
-              </w:rPr>
-            </w:pPr>
-            <w:r>
-              <w:rPr>
-                <w:lang w:val="nl-NL"/>
-              </w:rPr>
-              <w:t>Werkelijk Resultaat</w:t>
-            </w:r>
-          </w:p>
-        </w:tc>
-        <w:tc>
-          <w:tcPr>
-            <w:tcW w:w="2221" w:type="dxa"/>
-          </w:tcPr>
-          <w:p>
-            <w:pPr>
-              <w:cnfStyle w:val="100000000000" w:firstRow="1" w:lastRow="0" w:firstColumn="0" w:lastColumn="0" w:oddVBand="0" w:evenVBand="0" w:oddHBand="0" w:evenHBand="0" w:firstRowFirstColumn="0" w:firstRowLastColumn="0" w:lastRowFirstColumn="0" w:lastRowLastColumn="0"/>
-              <w:rPr>
-                <w:lang w:val="nl-NL"/>
-              </w:rPr>
-            </w:pPr>
-            <w:r>
-              <w:rPr>
-                <w:lang w:val="nl-NL"/>
-              </w:rPr>
-              <w:t>Foto</w:t>
-            </w:r>
-          </w:p>
-        </w:tc>
-      </w:tr>
-      <w:tr>
-        <w:trPr>
-          <w:cnfStyle w:val="000000100000" w:firstRow="0" w:lastRow="0" w:firstColumn="0" w:lastColumn="0" w:oddVBand="0" w:evenVBand="0" w:oddHBand="1" w:evenHBand="0" w:firstRowFirstColumn="0" w:firstRowLastColumn="0" w:lastRowFirstColumn="0" w:lastRowLastColumn="0"/>
-        </w:trPr>
-        <w:tc>
-          <w:tcPr>
-            <w:cnfStyle w:val="001000000000" w:firstRow="0" w:lastRow="0" w:firstColumn="1" w:lastColumn="0" w:oddVBand="0" w:evenVBand="0" w:oddHBand="0" w:evenHBand="0" w:firstRowFirstColumn="0" w:firstRowLastColumn="0" w:lastRowFirstColumn="0" w:lastRowLastColumn="0"/>
-            <w:tcW w:w="1838" w:type="dxa"/>
-          </w:tcPr>
-          <w:p>
-            <w:pPr>
-              <w:rPr>
-                <w:b w:val="0"/>
-                <w:bCs w:val="0"/>
-                <w:lang w:val="nl-NL"/>
-              </w:rPr>
-            </w:pPr>
-            <w:r>
-              <w:rPr>
-                <w:b w:val="0"/>
-                <w:bCs w:val="0"/>
-                <w:lang w:val="nl-NL"/>
-              </w:rPr>
-              <w:t>OLED display toont correcte informatie over het systeem</w:t>
-            </w:r>
-          </w:p>
-        </w:tc>
-        <w:tc>
-          <w:tcPr>
-            <w:tcW w:w="2410" w:type="dxa"/>
-          </w:tcPr>
-          <w:p>
-            <w:pPr>
-              <w:cnfStyle w:val="000000100000" w:firstRow="0" w:lastRow="0" w:firstColumn="0" w:lastColumn="0" w:oddVBand="0" w:evenVBand="0" w:oddHBand="1" w:evenHBand="0" w:firstRowFirstColumn="0" w:firstRowLastColumn="0" w:lastRowFirstColumn="0" w:lastRowLastColumn="0"/>
-              <w:rPr>
-                <w:lang w:val="nl-NL"/>
-              </w:rPr>
-            </w:pPr>
-            <w:r>
-              <w:rPr>
-                <w:lang w:val="nl-NL"/>
-              </w:rPr>
-              <w:t>OLED display toont de huidige status van de deur en correcte berichten i.v.m. lezen en schrijven</w:t>
-            </w:r>
-          </w:p>
-        </w:tc>
-        <w:tc>
-          <w:tcPr>
-            <w:tcW w:w="2547" w:type="dxa"/>
-          </w:tcPr>
-          <w:p>
-            <w:pPr>
-              <w:cnfStyle w:val="000000100000" w:firstRow="0" w:lastRow="0" w:firstColumn="0" w:lastColumn="0" w:oddVBand="0" w:evenVBand="0" w:oddHBand="1" w:evenHBand="0" w:firstRowFirstColumn="0" w:firstRowLastColumn="0" w:lastRowFirstColumn="0" w:lastRowLastColumn="0"/>
-              <w:rPr>
-                <w:lang w:val="nl-NL"/>
-              </w:rPr>
-            </w:pPr>
-            <w:r>
-              <w:rPr>
-                <w:lang w:val="nl-NL"/>
-              </w:rPr>
-              <w:t>OLED display toont correcte status</w:t>
-            </w:r>
-            <w:r>
-              <w:rPr>
-                <w:lang w:val="nl-NL"/>
-              </w:rPr>
-              <w:t xml:space="preserve"> en berichten</w:t>
-            </w:r>
-          </w:p>
-        </w:tc>
-        <w:tc>
-          <w:tcPr>
-            <w:tcW w:w="2221" w:type="dxa"/>
-          </w:tcPr>
-          <w:p>
-            <w:pPr>
-              <w:cnfStyle w:val="000000100000" w:firstRow="0" w:lastRow="0" w:firstColumn="0" w:lastColumn="0" w:oddVBand="0" w:evenVBand="0" w:oddHBand="1" w:evenHBand="0" w:firstRowFirstColumn="0" w:firstRowLastColumn="0" w:lastRowFirstColumn="0" w:lastRowLastColumn="0"/>
-              <w:rPr>
-                <w:lang w:val="nl-NL"/>
-              </w:rPr>
-            </w:pPr>
-          </w:p>
-        </w:tc>
-      </w:tr>
-      <w:tr>
-        <w:tc>
-          <w:tcPr>
-            <w:cnfStyle w:val="001000000000" w:firstRow="0" w:lastRow="0" w:firstColumn="1" w:lastColumn="0" w:oddVBand="0" w:evenVBand="0" w:oddHBand="0" w:evenHBand="0" w:firstRowFirstColumn="0" w:firstRowLastColumn="0" w:lastRowFirstColumn="0" w:lastRowLastColumn="0"/>
-            <w:tcW w:w="1838" w:type="dxa"/>
-          </w:tcPr>
-          <w:p>
-            <w:pPr>
-              <w:rPr>
-                <w:b w:val="0"/>
-                <w:bCs w:val="0"/>
-                <w:lang w:val="nl-NL"/>
-              </w:rPr>
-            </w:pPr>
-          </w:p>
-        </w:tc>
-        <w:tc>
-          <w:tcPr>
-            <w:tcW w:w="2410" w:type="dxa"/>
-          </w:tcPr>
-          <w:p>
-            <w:pPr>
-              <w:cnfStyle w:val="000000000000" w:firstRow="0" w:lastRow="0" w:firstColumn="0" w:lastColumn="0" w:oddVBand="0" w:evenVBand="0" w:oddHBand="0" w:evenHBand="0" w:firstRowFirstColumn="0" w:firstRowLastColumn="0" w:lastRowFirstColumn="0" w:lastRowLastColumn="0"/>
-              <w:rPr>
-                <w:lang w:val="nl-NL"/>
-              </w:rPr>
-            </w:pPr>
-          </w:p>
-        </w:tc>
-        <w:tc>
-          <w:tcPr>
-            <w:tcW w:w="2547" w:type="dxa"/>
-          </w:tcPr>
-          <w:p>
-            <w:pPr>
-              <w:cnfStyle w:val="000000000000" w:firstRow="0" w:lastRow="0" w:firstColumn="0" w:lastColumn="0" w:oddVBand="0" w:evenVBand="0" w:oddHBand="0" w:evenHBand="0" w:firstRowFirstColumn="0" w:firstRowLastColumn="0" w:lastRowFirstColumn="0" w:lastRowLastColumn="0"/>
-              <w:rPr>
-                <w:lang w:val="nl-NL"/>
-              </w:rPr>
-            </w:pPr>
-          </w:p>
-        </w:tc>
-        <w:tc>
-          <w:tcPr>
-            <w:tcW w:w="2221" w:type="dxa"/>
-          </w:tcPr>
-          <w:p>
-            <w:pPr>
-              <w:cnfStyle w:val="000000000000" w:firstRow="0" w:lastRow="0" w:firstColumn="0" w:lastColumn="0" w:oddVBand="0" w:evenVBand="0" w:oddHBand="0" w:evenHBand="0" w:firstRowFirstColumn="0" w:firstRowLastColumn="0" w:lastRowFirstColumn="0" w:lastRowLastColumn="0"/>
-              <w:rPr>
-                <w:lang w:val="nl-NL"/>
-              </w:rPr>
-            </w:pPr>
-          </w:p>
-        </w:tc>
-      </w:tr>
-      <w:tr>
-        <w:trPr>
-          <w:cnfStyle w:val="000000100000" w:firstRow="0" w:lastRow="0" w:firstColumn="0" w:lastColumn="0" w:oddVBand="0" w:evenVBand="0" w:oddHBand="1" w:evenHBand="0" w:firstRowFirstColumn="0" w:firstRowLastColumn="0" w:lastRowFirstColumn="0" w:lastRowLastColumn="0"/>
-        </w:trPr>
-        <w:tc>
-          <w:tcPr>
-            <w:cnfStyle w:val="001000000000" w:firstRow="0" w:lastRow="0" w:firstColumn="1" w:lastColumn="0" w:oddVBand="0" w:evenVBand="0" w:oddHBand="0" w:evenHBand="0" w:firstRowFirstColumn="0" w:firstRowLastColumn="0" w:lastRowFirstColumn="0" w:lastRowLastColumn="0"/>
-            <w:tcW w:w="9016" w:type="dxa"/>
-            <w:gridSpan w:val="4"/>
-          </w:tcPr>
-          <w:p>
-            <w:pPr>
-              <w:rPr>
-                <w:lang w:val="nl-NL"/>
-              </w:rPr>
-            </w:pPr>
-            <w:r>
-              <w:rPr>
-                <w:lang w:val="nl-NL"/>
-              </w:rPr>
-              <w:t xml:space="preserve">Opmerkingen: </w:t>
-            </w:r>
-            <w:r>
-              <w:rPr>
-                <w:b w:val="0"/>
-                <w:bCs w:val="0"/>
-                <w:lang w:val="nl-NL"/>
-              </w:rPr>
-              <w:t>Alle tests werden succesvol uitgevoerd en afgerond.</w:t>
-            </w:r>
-          </w:p>
-        </w:tc>
-      </w:tr>
-    </w:tbl>
-    <w:p>
-      <w:pPr>
-        <w:rPr>
-          <w:lang w:val="nl-NL"/>
-        </w:rPr>
-      </w:pPr>
-    </w:p>
-    <w:p>
-      <w:pPr>
-        <w:pStyle w:val="Heading2"/>
-        <w:rPr>
-          <w:lang w:val="nl-NL"/>
-        </w:rPr>
-      </w:pPr>
-      <w:bookmarkStart w:id="14" w:name="_Toc199772018"/>
-      <w:r>
-        <w:rPr>
-          <w:lang w:val="nl-NL"/>
-        </w:rPr>
-        <w:t>Load Test</w:t>
-      </w:r>
-      <w:bookmarkEnd w:id="14"/>
-    </w:p>
-    <w:p>
-      <w:pPr>
-        <w:rPr>
-          <w:lang w:val="nl-NL"/>
-        </w:rPr>
-      </w:pPr>
-      <w:r>
-        <w:rPr>
-          <w:lang w:val="nl-NL"/>
-        </w:rPr>
-        <w:t>Qua load test wil ik achterhalen hoe snel ik de display kan updaten en hoe ze presteert op lange termijn.</w:t>
-      </w:r>
-    </w:p>
-    <w:tbl>
-      <w:tblPr>
-        <w:tblStyle w:val="GridTable6Colorful-Accent1"/>
-        <w:tblW w:w="0" w:type="auto"/>
-        <w:tblLook w:val="04A0" w:firstRow="1" w:lastRow="0" w:firstColumn="1" w:lastColumn="0" w:noHBand="0" w:noVBand="1"/>
-      </w:tblPr>
-      <w:tblGrid>
-        <w:gridCol w:w="1838"/>
-        <w:gridCol w:w="2410"/>
-        <w:gridCol w:w="2547"/>
-        <w:gridCol w:w="2221"/>
-      </w:tblGrid>
-      <w:tr>
-        <w:trPr>
-          <w:cnfStyle w:val="100000000000" w:firstRow="1" w:lastRow="0" w:firstColumn="0" w:lastColumn="0" w:oddVBand="0" w:evenVBand="0" w:oddHBand="0" w:evenHBand="0" w:firstRowFirstColumn="0" w:firstRowLastColumn="0" w:lastRowFirstColumn="0" w:lastRowLastColumn="0"/>
-        </w:trPr>
-        <w:tc>
-          <w:tcPr>
-            <w:cnfStyle w:val="001000000000" w:firstRow="0" w:lastRow="0" w:firstColumn="1" w:lastColumn="0" w:oddVBand="0" w:evenVBand="0" w:oddHBand="0" w:evenHBand="0" w:firstRowFirstColumn="0" w:firstRowLastColumn="0" w:lastRowFirstColumn="0" w:lastRowLastColumn="0"/>
-            <w:tcW w:w="1838" w:type="dxa"/>
-          </w:tcPr>
-          <w:p>
-            <w:pPr>
-              <w:rPr>
-                <w:lang w:val="nl-NL"/>
-              </w:rPr>
-            </w:pPr>
-            <w:r>
-              <w:rPr>
-                <w:lang w:val="nl-NL"/>
-              </w:rPr>
-              <w:t>Wat wordt er getest</w:t>
-            </w:r>
-          </w:p>
-        </w:tc>
-        <w:tc>
-          <w:tcPr>
-            <w:tcW w:w="2410" w:type="dxa"/>
-          </w:tcPr>
-          <w:p>
-            <w:pPr>
-              <w:cnfStyle w:val="100000000000" w:firstRow="1" w:lastRow="0" w:firstColumn="0" w:lastColumn="0" w:oddVBand="0" w:evenVBand="0" w:oddHBand="0" w:evenHBand="0" w:firstRowFirstColumn="0" w:firstRowLastColumn="0" w:lastRowFirstColumn="0" w:lastRowLastColumn="0"/>
-              <w:rPr>
-                <w:lang w:val="nl-NL"/>
-              </w:rPr>
-            </w:pPr>
-            <w:r>
-              <w:rPr>
-                <w:lang w:val="nl-NL"/>
-              </w:rPr>
-              <w:t>Verwacht Resultaat</w:t>
-            </w:r>
-          </w:p>
-        </w:tc>
-        <w:tc>
-          <w:tcPr>
-            <w:tcW w:w="2547" w:type="dxa"/>
-          </w:tcPr>
-          <w:p>
-            <w:pPr>
-              <w:cnfStyle w:val="100000000000" w:firstRow="1" w:lastRow="0" w:firstColumn="0" w:lastColumn="0" w:oddVBand="0" w:evenVBand="0" w:oddHBand="0" w:evenHBand="0" w:firstRowFirstColumn="0" w:firstRowLastColumn="0" w:lastRowFirstColumn="0" w:lastRowLastColumn="0"/>
-              <w:rPr>
-                <w:lang w:val="nl-NL"/>
-              </w:rPr>
-            </w:pPr>
-            <w:r>
-              <w:rPr>
-                <w:lang w:val="nl-NL"/>
-              </w:rPr>
-              <w:t>Werkelijk Resultaat</w:t>
-            </w:r>
-          </w:p>
-        </w:tc>
-        <w:tc>
-          <w:tcPr>
-            <w:tcW w:w="2221" w:type="dxa"/>
-          </w:tcPr>
-          <w:p>
-            <w:pPr>
-              <w:cnfStyle w:val="100000000000" w:firstRow="1" w:lastRow="0" w:firstColumn="0" w:lastColumn="0" w:oddVBand="0" w:evenVBand="0" w:oddHBand="0" w:evenHBand="0" w:firstRowFirstColumn="0" w:firstRowLastColumn="0" w:lastRowFirstColumn="0" w:lastRowLastColumn="0"/>
-              <w:rPr>
-                <w:lang w:val="nl-NL"/>
-              </w:rPr>
-            </w:pPr>
-            <w:r>
-              <w:rPr>
-                <w:lang w:val="nl-NL"/>
-              </w:rPr>
-              <w:t>Foto</w:t>
-            </w:r>
-          </w:p>
-        </w:tc>
-      </w:tr>
-      <w:tr>
-        <w:trPr>
-          <w:cnfStyle w:val="000000100000" w:firstRow="0" w:lastRow="0" w:firstColumn="0" w:lastColumn="0" w:oddVBand="0" w:evenVBand="0" w:oddHBand="1" w:evenHBand="0" w:firstRowFirstColumn="0" w:firstRowLastColumn="0" w:lastRowFirstColumn="0" w:lastRowLastColumn="0"/>
-        </w:trPr>
-        <w:tc>
-          <w:tcPr>
-            <w:cnfStyle w:val="001000000000" w:firstRow="0" w:lastRow="0" w:firstColumn="1" w:lastColumn="0" w:oddVBand="0" w:evenVBand="0" w:oddHBand="0" w:evenHBand="0" w:firstRowFirstColumn="0" w:firstRowLastColumn="0" w:lastRowFirstColumn="0" w:lastRowLastColumn="0"/>
-            <w:tcW w:w="1838" w:type="dxa"/>
-          </w:tcPr>
-          <w:p>
-            <w:pPr>
-              <w:rPr>
-                <w:b w:val="0"/>
-                <w:bCs w:val="0"/>
-                <w:lang w:val="nl-NL"/>
-              </w:rPr>
-            </w:pPr>
-            <w:r>
-              <w:rPr>
-                <w:b w:val="0"/>
-                <w:bCs w:val="0"/>
-                <w:lang w:val="nl-NL"/>
-              </w:rPr>
-              <w:t>OLED display update snelheid</w:t>
-            </w:r>
-          </w:p>
-        </w:tc>
-        <w:tc>
-          <w:tcPr>
-            <w:tcW w:w="2410" w:type="dxa"/>
-          </w:tcPr>
-          <w:p>
-            <w:pPr>
-              <w:cnfStyle w:val="000000100000" w:firstRow="0" w:lastRow="0" w:firstColumn="0" w:lastColumn="0" w:oddVBand="0" w:evenVBand="0" w:oddHBand="1" w:evenHBand="0" w:firstRowFirstColumn="0" w:firstRowLastColumn="0" w:lastRowFirstColumn="0" w:lastRowLastColumn="0"/>
-              <w:rPr>
-                <w:lang w:val="nl-NL"/>
-              </w:rPr>
-            </w:pPr>
-            <w:r>
-              <w:rPr>
-                <w:lang w:val="nl-NL"/>
-              </w:rPr>
-              <w:t xml:space="preserve">OLED display en de rest van programma blijft </w:t>
-            </w:r>
-            <w:proofErr w:type="spellStart"/>
-            <w:r>
-              <w:rPr>
-                <w:lang w:val="nl-NL"/>
-              </w:rPr>
-              <w:t>responsive</w:t>
-            </w:r>
-            <w:proofErr w:type="spellEnd"/>
-            <w:r>
-              <w:rPr>
-                <w:lang w:val="nl-NL"/>
-              </w:rPr>
-              <w:t xml:space="preserve"> wanneer het display elke </w:t>
-            </w:r>
-            <w:r>
-              <w:rPr>
-                <w:lang w:val="nl-NL"/>
-              </w:rPr>
-              <w:t xml:space="preserve">halve seconde wordt </w:t>
-            </w:r>
-            <w:proofErr w:type="spellStart"/>
-            <w:r>
-              <w:rPr>
-                <w:lang w:val="nl-NL"/>
-              </w:rPr>
-              <w:t>geupdate</w:t>
-            </w:r>
-            <w:proofErr w:type="spellEnd"/>
-          </w:p>
-        </w:tc>
-        <w:tc>
-          <w:tcPr>
-            <w:tcW w:w="2547" w:type="dxa"/>
-          </w:tcPr>
-          <w:p>
-            <w:pPr>
-              <w:cnfStyle w:val="000000100000" w:firstRow="0" w:lastRow="0" w:firstColumn="0" w:lastColumn="0" w:oddVBand="0" w:evenVBand="0" w:oddHBand="1" w:evenHBand="0" w:firstRowFirstColumn="0" w:firstRowLastColumn="0" w:lastRowFirstColumn="0" w:lastRowLastColumn="0"/>
-              <w:rPr>
-                <w:lang w:val="nl-NL"/>
-              </w:rPr>
-            </w:pPr>
-            <w:r>
-              <w:rPr>
-                <w:lang w:val="nl-NL"/>
-              </w:rPr>
-              <w:t xml:space="preserve">OLED display toont correcte </w:t>
-            </w:r>
-            <w:r>
-              <w:rPr>
-                <w:lang w:val="nl-NL"/>
-              </w:rPr>
-              <w:t>berichten</w:t>
-            </w:r>
-          </w:p>
-        </w:tc>
-        <w:tc>
-          <w:tcPr>
-            <w:tcW w:w="2221" w:type="dxa"/>
-          </w:tcPr>
-          <w:p>
-            <w:pPr>
-              <w:cnfStyle w:val="000000100000" w:firstRow="0" w:lastRow="0" w:firstColumn="0" w:lastColumn="0" w:oddVBand="0" w:evenVBand="0" w:oddHBand="1" w:evenHBand="0" w:firstRowFirstColumn="0" w:firstRowLastColumn="0" w:lastRowFirstColumn="0" w:lastRowLastColumn="0"/>
-              <w:rPr>
-                <w:lang w:val="nl-NL"/>
-              </w:rPr>
-            </w:pPr>
-          </w:p>
-        </w:tc>
-      </w:tr>
-      <w:tr>
-        <w:tc>
-          <w:tcPr>
-            <w:cnfStyle w:val="001000000000" w:firstRow="0" w:lastRow="0" w:firstColumn="1" w:lastColumn="0" w:oddVBand="0" w:evenVBand="0" w:oddHBand="0" w:evenHBand="0" w:firstRowFirstColumn="0" w:firstRowLastColumn="0" w:lastRowFirstColumn="0" w:lastRowLastColumn="0"/>
-            <w:tcW w:w="9016" w:type="dxa"/>
-            <w:gridSpan w:val="4"/>
-          </w:tcPr>
-          <w:p>
-            <w:pPr>
-              <w:rPr>
-                <w:lang w:val="nl-NL"/>
-              </w:rPr>
-            </w:pPr>
-            <w:r>
-              <w:rPr>
-                <w:lang w:val="nl-NL"/>
-              </w:rPr>
-              <w:t xml:space="preserve">Opmerkingen: </w:t>
-            </w:r>
-            <w:r>
-              <w:rPr>
-                <w:b w:val="0"/>
-                <w:bCs w:val="0"/>
-                <w:lang w:val="nl-NL"/>
-              </w:rPr>
-              <w:t>Alle tests werden succesvol uitgevoerd en afgerond.</w:t>
-            </w:r>
-            <w:r>
-              <w:rPr>
-                <w:b w:val="0"/>
-                <w:bCs w:val="0"/>
-                <w:lang w:val="nl-NL"/>
-              </w:rPr>
-              <w:t xml:space="preserve"> De maximale updatesnelheid voor dit display is </w:t>
-            </w:r>
-            <w:r>
-              <w:rPr>
-                <w:b w:val="0"/>
-                <w:bCs w:val="0"/>
-                <w:lang w:val="nl-NL"/>
-              </w:rPr>
-              <w:t>±</w:t>
-            </w:r>
-            <w:r>
-              <w:rPr>
-                <w:b w:val="0"/>
-                <w:bCs w:val="0"/>
-                <w:lang w:val="nl-NL"/>
-              </w:rPr>
-              <w:t>0,5 seconden.</w:t>
-            </w:r>
-          </w:p>
-        </w:tc>
-      </w:tr>
-    </w:tbl>
-    <w:p>
-      <w:pPr>
-        <w:rPr>
-          <w:lang w:val="nl-NL"/>
-        </w:rPr>
-      </w:pPr>
-    </w:p>
-    <w:p>
-      <w:pPr>
-        <w:rPr>
-          <w:lang w:val="nl-NL"/>
-        </w:rPr>
-      </w:pPr>
-    </w:p>
+    <w:p/>
+    <w:p/>
     <w:sectPr>
       <w:pgSz w:w="11906" w:h="16838"/>
       <w:pgMar w:top="1440" w:right="1440" w:bottom="1440" w:left="1440" w:header="708" w:footer="708" w:gutter="0"/>
@@ -6383,6 +5212,9 @@
     <w:name w:val="Normal"/>
     <w:qFormat/>
     <w:rsid w:val="007F7034"/>
+    <w:rPr>
+      <w:lang w:val="nl-NL"/>
+    </w:rPr>
   </w:style>
   <w:style w:type="paragraph" w:styleId="Heading1">
     <w:name w:val="heading 1"/>

--- a/Afstudeerproject/Documentatie/Testing/Smart WiFi Lock Testing.docx
+++ b/Afstudeerproject/Documentatie/Testing/Smart WiFi Lock Testing.docx
@@ -10,10 +10,12 @@
           <w:docPartUnique/>
         </w:docPartObj>
       </w:sdtPr>
-      <w:sdtEndPr/>
       <w:sdtContent>
         <w:p>
           <w:r>
+            <w:rPr>
+              <w:noProof/>
+            </w:rPr>
             <mc:AlternateContent>
               <mc:Choice Requires="wpg">
                 <w:drawing>
@@ -108,7 +110,7 @@
                                 <w:txbxContent>
                                   <w:p>
                                     <w:pPr>
-                                      <w:pStyle w:val="NoSpacing"/>
+                                      <w:pStyle w:val="Geenafstand"/>
                                       <w:rPr>
                                         <w:color w:val="FFFFFF" w:themeColor="background1"/>
                                         <w:sz w:val="48"/>
@@ -626,11 +628,10 @@
                                     <w:dataBinding w:prefixMappings="xmlns:ns0='http://purl.org/dc/elements/1.1/' xmlns:ns1='http://schemas.openxmlformats.org/package/2006/metadata/core-properties' " w:xpath="/ns1:coreProperties[1]/ns0:title[1]" w:storeItemID="{6C3C8BC8-F283-45AE-878A-BAB7291924A1}"/>
                                     <w:text/>
                                   </w:sdtPr>
-                                  <w:sdtEndPr/>
                                   <w:sdtContent>
                                     <w:p>
                                       <w:pPr>
-                                        <w:pStyle w:val="NoSpacing"/>
+                                        <w:pStyle w:val="Geenafstand"/>
                                         <w:rPr>
                                           <w:rFonts w:asciiTheme="majorHAnsi" w:eastAsiaTheme="majorEastAsia" w:hAnsiTheme="majorHAnsi" w:cstheme="majorBidi"/>
                                           <w:caps/>
@@ -668,11 +669,10 @@
                                     <w:dataBinding w:prefixMappings="xmlns:ns0='http://purl.org/dc/elements/1.1/' xmlns:ns1='http://schemas.openxmlformats.org/package/2006/metadata/core-properties' " w:xpath="/ns1:coreProperties[1]/ns0:subject[1]" w:storeItemID="{6C3C8BC8-F283-45AE-878A-BAB7291924A1}"/>
                                     <w:text/>
                                   </w:sdtPr>
-                                  <w:sdtEndPr/>
                                   <w:sdtContent>
                                     <w:p>
                                       <w:pPr>
-                                        <w:pStyle w:val="NoSpacing"/>
+                                        <w:pStyle w:val="Geenafstand"/>
                                         <w:spacing w:before="120"/>
                                         <w:rPr>
                                           <w:color w:val="052F61" w:themeColor="accent1"/>
@@ -725,7 +725,7 @@
                           <w:txbxContent>
                             <w:p>
                               <w:pPr>
-                                <w:pStyle w:val="NoSpacing"/>
+                                <w:pStyle w:val="Geenafstand"/>
                                 <w:rPr>
                                   <w:color w:val="FFFFFF" w:themeColor="background1"/>
                                   <w:sz w:val="48"/>
@@ -778,11 +778,10 @@
                               <w:dataBinding w:prefixMappings="xmlns:ns0='http://purl.org/dc/elements/1.1/' xmlns:ns1='http://schemas.openxmlformats.org/package/2006/metadata/core-properties' " w:xpath="/ns1:coreProperties[1]/ns0:title[1]" w:storeItemID="{6C3C8BC8-F283-45AE-878A-BAB7291924A1}"/>
                               <w:text/>
                             </w:sdtPr>
-                            <w:sdtEndPr/>
                             <w:sdtContent>
                               <w:p>
                                 <w:pPr>
-                                  <w:pStyle w:val="NoSpacing"/>
+                                  <w:pStyle w:val="Geenafstand"/>
                                   <w:rPr>
                                     <w:rFonts w:asciiTheme="majorHAnsi" w:eastAsiaTheme="majorEastAsia" w:hAnsiTheme="majorHAnsi" w:cstheme="majorBidi"/>
                                     <w:caps/>
@@ -820,11 +819,10 @@
                               <w:dataBinding w:prefixMappings="xmlns:ns0='http://purl.org/dc/elements/1.1/' xmlns:ns1='http://schemas.openxmlformats.org/package/2006/metadata/core-properties' " w:xpath="/ns1:coreProperties[1]/ns0:subject[1]" w:storeItemID="{6C3C8BC8-F283-45AE-878A-BAB7291924A1}"/>
                               <w:text/>
                             </w:sdtPr>
-                            <w:sdtEndPr/>
                             <w:sdtContent>
                               <w:p>
                                 <w:pPr>
-                                  <w:pStyle w:val="NoSpacing"/>
+                                  <w:pStyle w:val="Geenafstand"/>
                                   <w:spacing w:before="120"/>
                                   <w:rPr>
                                     <w:color w:val="052F61" w:themeColor="accent1"/>
@@ -894,7 +892,7 @@
       <w:sdtContent>
         <w:p>
           <w:pPr>
-            <w:pStyle w:val="TOCHeading"/>
+            <w:pStyle w:val="Kopvaninhoudsopgave"/>
           </w:pPr>
           <w:r>
             <w:t>Inhoudstabel</w:t>
@@ -902,7 +900,7 @@
         </w:p>
         <w:p>
           <w:pPr>
-            <w:pStyle w:val="TOC1"/>
+            <w:pStyle w:val="Inhopg1"/>
             <w:tabs>
               <w:tab w:val="right" w:leader="dot" w:pos="9016"/>
             </w:tabs>
@@ -975,7 +973,7 @@
         </w:p>
         <w:p>
           <w:pPr>
-            <w:pStyle w:val="TOC2"/>
+            <w:pStyle w:val="Inhopg2"/>
             <w:tabs>
               <w:tab w:val="right" w:leader="dot" w:pos="9016"/>
             </w:tabs>
@@ -1039,7 +1037,7 @@
         </w:p>
         <w:p>
           <w:pPr>
-            <w:pStyle w:val="TOC2"/>
+            <w:pStyle w:val="Inhopg2"/>
             <w:tabs>
               <w:tab w:val="right" w:leader="dot" w:pos="9016"/>
             </w:tabs>
@@ -1103,7 +1101,7 @@
         </w:p>
         <w:p>
           <w:pPr>
-            <w:pStyle w:val="TOC2"/>
+            <w:pStyle w:val="Inhopg2"/>
             <w:tabs>
               <w:tab w:val="right" w:leader="dot" w:pos="9016"/>
             </w:tabs>
@@ -1167,7 +1165,7 @@
         </w:p>
         <w:p>
           <w:pPr>
-            <w:pStyle w:val="TOC2"/>
+            <w:pStyle w:val="Inhopg2"/>
             <w:tabs>
               <w:tab w:val="right" w:leader="dot" w:pos="9016"/>
             </w:tabs>
@@ -1231,7 +1229,7 @@
         </w:p>
         <w:p>
           <w:pPr>
-            <w:pStyle w:val="TOC1"/>
+            <w:pStyle w:val="Inhopg1"/>
             <w:tabs>
               <w:tab w:val="right" w:leader="dot" w:pos="9016"/>
             </w:tabs>
@@ -1295,7 +1293,7 @@
         </w:p>
         <w:p>
           <w:pPr>
-            <w:pStyle w:val="TOC2"/>
+            <w:pStyle w:val="Inhopg2"/>
             <w:tabs>
               <w:tab w:val="right" w:leader="dot" w:pos="9016"/>
             </w:tabs>
@@ -1359,7 +1357,7 @@
         </w:p>
         <w:p>
           <w:pPr>
-            <w:pStyle w:val="TOC2"/>
+            <w:pStyle w:val="Inhopg2"/>
             <w:tabs>
               <w:tab w:val="right" w:leader="dot" w:pos="9016"/>
             </w:tabs>
@@ -1423,7 +1421,7 @@
         </w:p>
         <w:p>
           <w:pPr>
-            <w:pStyle w:val="TOC2"/>
+            <w:pStyle w:val="Inhopg2"/>
             <w:tabs>
               <w:tab w:val="right" w:leader="dot" w:pos="9016"/>
             </w:tabs>
@@ -1487,7 +1485,7 @@
         </w:p>
         <w:p>
           <w:pPr>
-            <w:pStyle w:val="TOC2"/>
+            <w:pStyle w:val="Inhopg2"/>
             <w:tabs>
               <w:tab w:val="right" w:leader="dot" w:pos="9016"/>
             </w:tabs>
@@ -1551,7 +1549,7 @@
         </w:p>
         <w:p>
           <w:pPr>
-            <w:pStyle w:val="TOC1"/>
+            <w:pStyle w:val="Inhopg1"/>
             <w:tabs>
               <w:tab w:val="right" w:leader="dot" w:pos="9016"/>
             </w:tabs>
@@ -1615,7 +1613,7 @@
         </w:p>
         <w:p>
           <w:pPr>
-            <w:pStyle w:val="TOC2"/>
+            <w:pStyle w:val="Inhopg2"/>
             <w:tabs>
               <w:tab w:val="right" w:leader="dot" w:pos="9016"/>
             </w:tabs>
@@ -1679,7 +1677,7 @@
         </w:p>
         <w:p>
           <w:pPr>
-            <w:pStyle w:val="TOC2"/>
+            <w:pStyle w:val="Inhopg2"/>
             <w:tabs>
               <w:tab w:val="right" w:leader="dot" w:pos="9016"/>
             </w:tabs>
@@ -1743,7 +1741,7 @@
         </w:p>
         <w:p>
           <w:pPr>
-            <w:pStyle w:val="TOC2"/>
+            <w:pStyle w:val="Inhopg2"/>
             <w:tabs>
               <w:tab w:val="right" w:leader="dot" w:pos="9016"/>
             </w:tabs>
@@ -1807,7 +1805,7 @@
         </w:p>
         <w:p>
           <w:pPr>
-            <w:pStyle w:val="TOC2"/>
+            <w:pStyle w:val="Inhopg2"/>
             <w:tabs>
               <w:tab w:val="right" w:leader="dot" w:pos="9016"/>
             </w:tabs>
@@ -1900,7 +1898,7 @@
     <w:p/>
     <w:p>
       <w:pPr>
-        <w:pStyle w:val="Heading1"/>
+        <w:pStyle w:val="Kop1"/>
       </w:pPr>
       <w:bookmarkStart w:id="0" w:name="_Toc199839213"/>
       <w:r>
@@ -1933,7 +1931,7 @@
     </w:p>
     <w:p>
       <w:pPr>
-        <w:pStyle w:val="Heading2"/>
+        <w:pStyle w:val="Kop2"/>
       </w:pPr>
       <w:bookmarkStart w:id="1" w:name="_Toc199839214"/>
       <w:r>
@@ -1963,7 +1961,7 @@
     </w:p>
     <w:tbl>
       <w:tblPr>
-        <w:tblStyle w:val="GridTable6Colorful-Accent1"/>
+        <w:tblStyle w:val="Rastertabel6kleurrijk-Accent1"/>
         <w:tblW w:w="0" w:type="auto"/>
         <w:tblLook w:val="04A0" w:firstRow="1" w:lastRow="0" w:firstColumn="1" w:lastColumn="0" w:noHBand="0" w:noVBand="1"/>
       </w:tblPr>
@@ -2097,6 +2095,9 @@
               <w:cnfStyle w:val="000000100000" w:firstRow="0" w:lastRow="0" w:firstColumn="0" w:lastColumn="0" w:oddVBand="0" w:evenVBand="0" w:oddHBand="1" w:evenHBand="0" w:firstRowFirstColumn="0" w:firstRowLastColumn="0" w:lastRowFirstColumn="0" w:lastRowLastColumn="0"/>
             </w:pPr>
             <w:r>
+              <w:rPr>
+                <w:noProof/>
+              </w:rPr>
               <w:drawing>
                 <wp:inline distT="0" distB="0" distL="0" distR="0" wp14:anchorId="670004EC" wp14:editId="2B8F9F58">
                   <wp:extent cx="3462972" cy="2690231"/>
@@ -2227,6 +2228,9 @@
               <w:cnfStyle w:val="000000000000" w:firstRow="0" w:lastRow="0" w:firstColumn="0" w:lastColumn="0" w:oddVBand="0" w:evenVBand="0" w:oddHBand="0" w:evenHBand="0" w:firstRowFirstColumn="0" w:firstRowLastColumn="0" w:lastRowFirstColumn="0" w:lastRowLastColumn="0"/>
             </w:pPr>
             <w:r>
+              <w:rPr>
+                <w:noProof/>
+              </w:rPr>
               <w:drawing>
                 <wp:inline distT="0" distB="0" distL="0" distR="0" wp14:anchorId="674D07FA" wp14:editId="032B34A7">
                   <wp:extent cx="3729014" cy="2712386"/>
@@ -2329,7 +2333,7 @@
     </w:tbl>
     <w:p>
       <w:pPr>
-        <w:pStyle w:val="Heading2"/>
+        <w:pStyle w:val="Kop2"/>
       </w:pPr>
       <w:bookmarkStart w:id="2" w:name="_Toc199839215"/>
       <w:r>
@@ -2414,7 +2418,7 @@
     <w:p/>
     <w:p>
       <w:pPr>
-        <w:pStyle w:val="Heading2"/>
+        <w:pStyle w:val="Kop2"/>
       </w:pPr>
       <w:bookmarkStart w:id="3" w:name="_Toc199839216"/>
       <w:r>
@@ -2444,7 +2448,7 @@
     </w:p>
     <w:tbl>
       <w:tblPr>
-        <w:tblStyle w:val="GridTable6Colorful-Accent1"/>
+        <w:tblStyle w:val="Rastertabel6kleurrijk-Accent1"/>
         <w:tblW w:w="0" w:type="auto"/>
         <w:tblLook w:val="04A0" w:firstRow="1" w:lastRow="0" w:firstColumn="1" w:lastColumn="0" w:noHBand="0" w:noVBand="1"/>
       </w:tblPr>
@@ -2724,7 +2728,7 @@
     <w:p/>
     <w:p>
       <w:pPr>
-        <w:pStyle w:val="Heading2"/>
+        <w:pStyle w:val="Kop2"/>
       </w:pPr>
       <w:bookmarkStart w:id="4" w:name="_Toc199839217"/>
       <w:r>
@@ -2743,7 +2747,7 @@
     </w:p>
     <w:tbl>
       <w:tblPr>
-        <w:tblStyle w:val="GridTable6Colorful-Accent1"/>
+        <w:tblStyle w:val="Rastertabel6kleurrijk-Accent1"/>
         <w:tblW w:w="0" w:type="auto"/>
         <w:tblLook w:val="04A0" w:firstRow="1" w:lastRow="0" w:firstColumn="1" w:lastColumn="0" w:noHBand="0" w:noVBand="1"/>
       </w:tblPr>
@@ -2868,6 +2872,9 @@
               <w:cnfStyle w:val="000000100000" w:firstRow="0" w:lastRow="0" w:firstColumn="0" w:lastColumn="0" w:oddVBand="0" w:evenVBand="0" w:oddHBand="1" w:evenHBand="0" w:firstRowFirstColumn="0" w:firstRowLastColumn="0" w:lastRowFirstColumn="0" w:lastRowLastColumn="0"/>
             </w:pPr>
             <w:r>
+              <w:rPr>
+                <w:noProof/>
+              </w:rPr>
               <w:drawing>
                 <wp:inline distT="0" distB="0" distL="0" distR="0" wp14:anchorId="582A109B" wp14:editId="038F1008">
                   <wp:extent cx="3772490" cy="3073631"/>
@@ -2989,6 +2996,9 @@
               <w:cnfStyle w:val="000000000000" w:firstRow="0" w:lastRow="0" w:firstColumn="0" w:lastColumn="0" w:oddVBand="0" w:evenVBand="0" w:oddHBand="0" w:evenHBand="0" w:firstRowFirstColumn="0" w:firstRowLastColumn="0" w:lastRowFirstColumn="0" w:lastRowLastColumn="0"/>
             </w:pPr>
             <w:r>
+              <w:rPr>
+                <w:noProof/>
+              </w:rPr>
               <w:drawing>
                 <wp:inline distT="0" distB="0" distL="0" distR="0" wp14:anchorId="44CD1E65" wp14:editId="0F63D27F">
                   <wp:extent cx="3720190" cy="3025934"/>
@@ -3105,7 +3115,7 @@
     </w:tbl>
     <w:p>
       <w:pPr>
-        <w:pStyle w:val="Heading1"/>
+        <w:pStyle w:val="Kop1"/>
       </w:pPr>
       <w:bookmarkStart w:id="5" w:name="_Toc199839218"/>
       <w:r>
@@ -3138,7 +3148,7 @@
     </w:p>
     <w:p>
       <w:pPr>
-        <w:pStyle w:val="Heading2"/>
+        <w:pStyle w:val="Kop2"/>
       </w:pPr>
       <w:bookmarkStart w:id="6" w:name="_Toc199839219"/>
       <w:r>
@@ -3156,7 +3166,7 @@
     </w:p>
     <w:tbl>
       <w:tblPr>
-        <w:tblStyle w:val="GridTable6Colorful-Accent1"/>
+        <w:tblStyle w:val="Rastertabel6kleurrijk-Accent1"/>
         <w:tblW w:w="0" w:type="auto"/>
         <w:tblLook w:val="04A0" w:firstRow="1" w:lastRow="0" w:firstColumn="1" w:lastColumn="0" w:noHBand="0" w:noVBand="1"/>
       </w:tblPr>
@@ -3284,6 +3294,9 @@
               <w:cnfStyle w:val="000000100000" w:firstRow="0" w:lastRow="0" w:firstColumn="0" w:lastColumn="0" w:oddVBand="0" w:evenVBand="0" w:oddHBand="1" w:evenHBand="0" w:firstRowFirstColumn="0" w:firstRowLastColumn="0" w:lastRowFirstColumn="0" w:lastRowLastColumn="0"/>
             </w:pPr>
             <w:r>
+              <w:rPr>
+                <w:noProof/>
+              </w:rPr>
               <w:drawing>
                 <wp:inline distT="0" distB="0" distL="0" distR="0" wp14:anchorId="51E303C9" wp14:editId="42B20F5E">
                   <wp:extent cx="3825042" cy="3135982"/>
@@ -3391,7 +3404,7 @@
     <w:p/>
     <w:p>
       <w:pPr>
-        <w:pStyle w:val="Heading2"/>
+        <w:pStyle w:val="Kop2"/>
       </w:pPr>
       <w:bookmarkStart w:id="7" w:name="_Toc199839220"/>
       <w:r>
@@ -3431,7 +3444,7 @@
     <w:p/>
     <w:p>
       <w:pPr>
-        <w:pStyle w:val="Heading2"/>
+        <w:pStyle w:val="Kop2"/>
       </w:pPr>
       <w:bookmarkStart w:id="8" w:name="_Toc199839221"/>
       <w:r>
@@ -3450,7 +3463,7 @@
     </w:p>
     <w:tbl>
       <w:tblPr>
-        <w:tblStyle w:val="GridTable6Colorful-Accent1"/>
+        <w:tblStyle w:val="Rastertabel6kleurrijk-Accent1"/>
         <w:tblW w:w="0" w:type="auto"/>
         <w:tblLook w:val="04A0" w:firstRow="1" w:lastRow="0" w:firstColumn="1" w:lastColumn="0" w:noHBand="0" w:noVBand="1"/>
       </w:tblPr>
@@ -3630,7 +3643,7 @@
     </w:tbl>
     <w:p>
       <w:pPr>
-        <w:pStyle w:val="Heading2"/>
+        <w:pStyle w:val="Kop2"/>
       </w:pPr>
       <w:bookmarkStart w:id="9" w:name="_Toc199839222"/>
       <w:r>
@@ -3657,7 +3670,7 @@
     </w:p>
     <w:tbl>
       <w:tblPr>
-        <w:tblStyle w:val="GridTable6Colorful-Accent1"/>
+        <w:tblStyle w:val="Rastertabel6kleurrijk-Accent1"/>
         <w:tblW w:w="0" w:type="auto"/>
         <w:tblLook w:val="04A0" w:firstRow="1" w:lastRow="0" w:firstColumn="1" w:lastColumn="0" w:noHBand="0" w:noVBand="1"/>
       </w:tblPr>
@@ -3801,6 +3814,9 @@
               <w:cnfStyle w:val="000000100000" w:firstRow="0" w:lastRow="0" w:firstColumn="0" w:lastColumn="0" w:oddVBand="0" w:evenVBand="0" w:oddHBand="1" w:evenHBand="0" w:firstRowFirstColumn="0" w:firstRowLastColumn="0" w:lastRowFirstColumn="0" w:lastRowLastColumn="0"/>
             </w:pPr>
             <w:r>
+              <w:rPr>
+                <w:noProof/>
+              </w:rPr>
               <w:drawing>
                 <wp:inline distT="0" distB="0" distL="0" distR="0" wp14:anchorId="67FBC439" wp14:editId="40A3A343">
                   <wp:extent cx="4358406" cy="2949103"/>
@@ -3915,7 +3931,7 @@
     <w:p/>
     <w:p>
       <w:pPr>
-        <w:pStyle w:val="Heading1"/>
+        <w:pStyle w:val="Kop1"/>
       </w:pPr>
       <w:bookmarkStart w:id="10" w:name="_Toc199839223"/>
       <w:r>
@@ -3941,7 +3957,7 @@
     </w:p>
     <w:p>
       <w:pPr>
-        <w:pStyle w:val="Heading2"/>
+        <w:pStyle w:val="Kop2"/>
       </w:pPr>
       <w:bookmarkStart w:id="11" w:name="_Toc199839224"/>
       <w:r>
@@ -3959,7 +3975,7 @@
     </w:p>
     <w:tbl>
       <w:tblPr>
-        <w:tblStyle w:val="GridTable6Colorful-Accent1"/>
+        <w:tblStyle w:val="Rastertabel6kleurrijk-Accent1"/>
         <w:tblW w:w="0" w:type="auto"/>
         <w:tblLook w:val="04A0" w:firstRow="1" w:lastRow="0" w:firstColumn="1" w:lastColumn="0" w:noHBand="0" w:noVBand="1"/>
       </w:tblPr>
@@ -4096,6 +4112,9 @@
               <w:cnfStyle w:val="000000100000" w:firstRow="0" w:lastRow="0" w:firstColumn="0" w:lastColumn="0" w:oddVBand="0" w:evenVBand="0" w:oddHBand="1" w:evenHBand="0" w:firstRowFirstColumn="0" w:firstRowLastColumn="0" w:lastRowFirstColumn="0" w:lastRowLastColumn="0"/>
             </w:pPr>
             <w:r>
+              <w:rPr>
+                <w:noProof/>
+              </w:rPr>
               <w:drawing>
                 <wp:inline distT="0" distB="0" distL="0" distR="0" wp14:anchorId="74AD85A9" wp14:editId="0CF80B92">
                   <wp:extent cx="3786108" cy="2800128"/>
@@ -4219,6 +4238,9 @@
               <w:cnfStyle w:val="000000000000" w:firstRow="0" w:lastRow="0" w:firstColumn="0" w:lastColumn="0" w:oddVBand="0" w:evenVBand="0" w:oddHBand="0" w:evenHBand="0" w:firstRowFirstColumn="0" w:firstRowLastColumn="0" w:lastRowFirstColumn="0" w:lastRowLastColumn="0"/>
             </w:pPr>
             <w:r>
+              <w:rPr>
+                <w:noProof/>
+              </w:rPr>
               <w:drawing>
                 <wp:inline distT="0" distB="0" distL="0" distR="0" wp14:anchorId="53582B51" wp14:editId="5E160A20">
                   <wp:extent cx="4418354" cy="2751670"/>
@@ -4342,7 +4364,7 @@
     </w:tbl>
     <w:p>
       <w:pPr>
-        <w:pStyle w:val="Heading2"/>
+        <w:pStyle w:val="Kop2"/>
       </w:pPr>
       <w:bookmarkStart w:id="12" w:name="_Toc199839225"/>
       <w:r>
@@ -4385,7 +4407,7 @@
     </w:p>
     <w:p>
       <w:pPr>
-        <w:pStyle w:val="Heading2"/>
+        <w:pStyle w:val="Kop2"/>
       </w:pPr>
       <w:bookmarkStart w:id="13" w:name="_Toc199839226"/>
       <w:r>
@@ -4409,7 +4431,7 @@
     </w:p>
     <w:tbl>
       <w:tblPr>
-        <w:tblStyle w:val="GridTable6Colorful-Accent1"/>
+        <w:tblStyle w:val="Rastertabel6kleurrijk-Accent1"/>
         <w:tblW w:w="0" w:type="auto"/>
         <w:tblLook w:val="04A0" w:firstRow="1" w:lastRow="0" w:firstColumn="1" w:lastColumn="0" w:noHBand="0" w:noVBand="1"/>
       </w:tblPr>
@@ -4564,7 +4586,7 @@
     <w:p/>
     <w:p>
       <w:pPr>
-        <w:pStyle w:val="Heading2"/>
+        <w:pStyle w:val="Kop2"/>
       </w:pPr>
       <w:bookmarkStart w:id="14" w:name="_Toc199839227"/>
       <w:r>
@@ -4580,15 +4602,15 @@
     </w:p>
     <w:tbl>
       <w:tblPr>
-        <w:tblStyle w:val="GridTable6Colorful-Accent1"/>
+        <w:tblStyle w:val="Rastertabel6kleurrijk-Accent1"/>
         <w:tblW w:w="0" w:type="auto"/>
         <w:tblLook w:val="04A0" w:firstRow="1" w:lastRow="0" w:firstColumn="1" w:lastColumn="0" w:noHBand="0" w:noVBand="1"/>
       </w:tblPr>
       <w:tblGrid>
-        <w:gridCol w:w="1838"/>
-        <w:gridCol w:w="2410"/>
-        <w:gridCol w:w="2547"/>
-        <w:gridCol w:w="2221"/>
+        <w:gridCol w:w="1354"/>
+        <w:gridCol w:w="1809"/>
+        <w:gridCol w:w="1728"/>
+        <w:gridCol w:w="4125"/>
       </w:tblGrid>
       <w:tr>
         <w:trPr>
@@ -4713,6 +4735,64 @@
             <w:pPr>
               <w:cnfStyle w:val="000000100000" w:firstRow="0" w:lastRow="0" w:firstColumn="0" w:lastColumn="0" w:oddVBand="0" w:evenVBand="0" w:oddHBand="1" w:evenHBand="0" w:firstRowFirstColumn="0" w:firstRowLastColumn="0" w:lastRowFirstColumn="0" w:lastRowLastColumn="0"/>
             </w:pPr>
+            <w:r>
+              <w:rPr>
+                <w:noProof/>
+              </w:rPr>
+              <w:drawing>
+                <wp:inline distT="0" distB="0" distL="0" distR="0" wp14:anchorId="53DA8747" wp14:editId="01849320">
+                  <wp:extent cx="4217682" cy="2477116"/>
+                  <wp:effectExtent l="0" t="5715" r="5715" b="5715"/>
+                  <wp:docPr id="878898392" name="Picture 16"/>
+                  <wp:cNvGraphicFramePr>
+                    <a:graphicFrameLocks xmlns:a="http://schemas.openxmlformats.org/drawingml/2006/main" noChangeAspect="1"/>
+                  </wp:cNvGraphicFramePr>
+                  <a:graphic xmlns:a="http://schemas.openxmlformats.org/drawingml/2006/main">
+                    <a:graphicData uri="http://schemas.openxmlformats.org/drawingml/2006/picture">
+                      <pic:pic xmlns:pic="http://schemas.openxmlformats.org/drawingml/2006/picture">
+                        <pic:nvPicPr>
+                          <pic:cNvPr id="0" name="Picture 55"/>
+                          <pic:cNvPicPr>
+                            <a:picLocks noChangeAspect="1" noChangeArrowheads="1"/>
+                          </pic:cNvPicPr>
+                        </pic:nvPicPr>
+                        <pic:blipFill rotWithShape="1">
+                          <a:blip r:embed="rId12" cstate="print">
+                            <a:extLst>
+                              <a:ext uri="{28A0092B-C50C-407E-A947-70E740481C1C}">
+                                <a14:useLocalDpi xmlns:a14="http://schemas.microsoft.com/office/drawing/2010/main" val="0"/>
+                              </a:ext>
+                            </a:extLst>
+                          </a:blip>
+                          <a:srcRect l="25792" t="33842" r="6296" b="12982"/>
+                          <a:stretch>
+                            <a:fillRect/>
+                          </a:stretch>
+                        </pic:blipFill>
+                        <pic:spPr bwMode="auto">
+                          <a:xfrm rot="5400000">
+                            <a:off x="0" y="0"/>
+                            <a:ext cx="4314114" cy="2533752"/>
+                          </a:xfrm>
+                          <a:prstGeom prst="rect">
+                            <a:avLst/>
+                          </a:prstGeom>
+                          <a:noFill/>
+                          <a:ln>
+                            <a:noFill/>
+                          </a:ln>
+                          <a:extLst>
+                            <a:ext uri="{53640926-AAD7-44D8-BBD7-CCE9431645EC}">
+                              <a14:shadowObscured xmlns:a14="http://schemas.microsoft.com/office/drawing/2010/main"/>
+                            </a:ext>
+                          </a:extLst>
+                        </pic:spPr>
+                      </pic:pic>
+                    </a:graphicData>
+                  </a:graphic>
+                </wp:inline>
+              </w:drawing>
+            </w:r>
           </w:p>
         </w:tc>
       </w:tr>
@@ -5208,7 +5288,7 @@
     <w:lsdException w:name="Unresolved Mention" w:semiHidden="1" w:unhideWhenUsed="1"/>
     <w:lsdException w:name="Smart Link" w:semiHidden="1" w:unhideWhenUsed="1"/>
   </w:latentStyles>
-  <w:style w:type="paragraph" w:default="1" w:styleId="Normal">
+  <w:style w:type="paragraph" w:default="1" w:styleId="Standaard">
     <w:name w:val="Normal"/>
     <w:qFormat/>
     <w:rsid w:val="007F7034"/>
@@ -5216,11 +5296,11 @@
       <w:lang w:val="nl-NL"/>
     </w:rPr>
   </w:style>
-  <w:style w:type="paragraph" w:styleId="Heading1">
+  <w:style w:type="paragraph" w:styleId="Kop1">
     <w:name w:val="heading 1"/>
-    <w:basedOn w:val="Normal"/>
-    <w:next w:val="Normal"/>
-    <w:link w:val="Heading1Char"/>
+    <w:basedOn w:val="Standaard"/>
+    <w:next w:val="Standaard"/>
+    <w:link w:val="Kop1Char"/>
     <w:uiPriority w:val="9"/>
     <w:qFormat/>
     <w:rsid w:val="007F7034"/>
@@ -5237,11 +5317,11 @@
       <w:szCs w:val="32"/>
     </w:rPr>
   </w:style>
-  <w:style w:type="paragraph" w:styleId="Heading2">
+  <w:style w:type="paragraph" w:styleId="Kop2">
     <w:name w:val="heading 2"/>
-    <w:basedOn w:val="Normal"/>
-    <w:next w:val="Normal"/>
-    <w:link w:val="Heading2Char"/>
+    <w:basedOn w:val="Standaard"/>
+    <w:next w:val="Standaard"/>
+    <w:link w:val="Kop2Char"/>
     <w:uiPriority w:val="9"/>
     <w:unhideWhenUsed/>
     <w:qFormat/>
@@ -5259,11 +5339,11 @@
       <w:szCs w:val="28"/>
     </w:rPr>
   </w:style>
-  <w:style w:type="paragraph" w:styleId="Heading3">
+  <w:style w:type="paragraph" w:styleId="Kop3">
     <w:name w:val="heading 3"/>
-    <w:basedOn w:val="Normal"/>
-    <w:next w:val="Normal"/>
-    <w:link w:val="Heading3Char"/>
+    <w:basedOn w:val="Standaard"/>
+    <w:next w:val="Standaard"/>
+    <w:link w:val="Kop3Char"/>
     <w:uiPriority w:val="9"/>
     <w:semiHidden/>
     <w:unhideWhenUsed/>
@@ -5282,11 +5362,11 @@
       <w:szCs w:val="24"/>
     </w:rPr>
   </w:style>
-  <w:style w:type="paragraph" w:styleId="Heading4">
+  <w:style w:type="paragraph" w:styleId="Kop4">
     <w:name w:val="heading 4"/>
-    <w:basedOn w:val="Normal"/>
-    <w:next w:val="Normal"/>
-    <w:link w:val="Heading4Char"/>
+    <w:basedOn w:val="Standaard"/>
+    <w:next w:val="Standaard"/>
+    <w:link w:val="Kop4Char"/>
     <w:uiPriority w:val="9"/>
     <w:semiHidden/>
     <w:unhideWhenUsed/>
@@ -5304,11 +5384,11 @@
       <w:szCs w:val="22"/>
     </w:rPr>
   </w:style>
-  <w:style w:type="paragraph" w:styleId="Heading5">
+  <w:style w:type="paragraph" w:styleId="Kop5">
     <w:name w:val="heading 5"/>
-    <w:basedOn w:val="Normal"/>
-    <w:next w:val="Normal"/>
-    <w:link w:val="Heading5Char"/>
+    <w:basedOn w:val="Standaard"/>
+    <w:next w:val="Standaard"/>
+    <w:link w:val="Kop5Char"/>
     <w:uiPriority w:val="9"/>
     <w:semiHidden/>
     <w:unhideWhenUsed/>
@@ -5327,11 +5407,11 @@
       <w:szCs w:val="22"/>
     </w:rPr>
   </w:style>
-  <w:style w:type="paragraph" w:styleId="Heading6">
+  <w:style w:type="paragraph" w:styleId="Kop6">
     <w:name w:val="heading 6"/>
-    <w:basedOn w:val="Normal"/>
-    <w:next w:val="Normal"/>
-    <w:link w:val="Heading6Char"/>
+    <w:basedOn w:val="Standaard"/>
+    <w:next w:val="Standaard"/>
+    <w:link w:val="Kop6Char"/>
     <w:uiPriority w:val="9"/>
     <w:semiHidden/>
     <w:unhideWhenUsed/>
@@ -5352,11 +5432,11 @@
       <w:szCs w:val="21"/>
     </w:rPr>
   </w:style>
-  <w:style w:type="paragraph" w:styleId="Heading7">
+  <w:style w:type="paragraph" w:styleId="Kop7">
     <w:name w:val="heading 7"/>
-    <w:basedOn w:val="Normal"/>
-    <w:next w:val="Normal"/>
-    <w:link w:val="Heading7Char"/>
+    <w:basedOn w:val="Standaard"/>
+    <w:next w:val="Standaard"/>
+    <w:link w:val="Kop7Char"/>
     <w:uiPriority w:val="9"/>
     <w:semiHidden/>
     <w:unhideWhenUsed/>
@@ -5377,11 +5457,11 @@
       <w:szCs w:val="21"/>
     </w:rPr>
   </w:style>
-  <w:style w:type="paragraph" w:styleId="Heading8">
+  <w:style w:type="paragraph" w:styleId="Kop8">
     <w:name w:val="heading 8"/>
-    <w:basedOn w:val="Normal"/>
-    <w:next w:val="Normal"/>
-    <w:link w:val="Heading8Char"/>
+    <w:basedOn w:val="Standaard"/>
+    <w:next w:val="Standaard"/>
+    <w:link w:val="Kop8Char"/>
     <w:uiPriority w:val="9"/>
     <w:semiHidden/>
     <w:unhideWhenUsed/>
@@ -5400,11 +5480,11 @@
       <w:color w:val="146194" w:themeColor="text2"/>
     </w:rPr>
   </w:style>
-  <w:style w:type="paragraph" w:styleId="Heading9">
+  <w:style w:type="paragraph" w:styleId="Kop9">
     <w:name w:val="heading 9"/>
-    <w:basedOn w:val="Normal"/>
-    <w:next w:val="Normal"/>
-    <w:link w:val="Heading9Char"/>
+    <w:basedOn w:val="Standaard"/>
+    <w:next w:val="Standaard"/>
+    <w:link w:val="Kop9Char"/>
     <w:uiPriority w:val="9"/>
     <w:semiHidden/>
     <w:unhideWhenUsed/>
@@ -5425,12 +5505,13 @@
       <w:color w:val="146194" w:themeColor="text2"/>
     </w:rPr>
   </w:style>
-  <w:style w:type="character" w:default="1" w:styleId="DefaultParagraphFont">
+  <w:style w:type="character" w:default="1" w:styleId="Standaardalinea-lettertype">
     <w:name w:val="Default Paragraph Font"/>
     <w:uiPriority w:val="1"/>
+    <w:semiHidden/>
     <w:unhideWhenUsed/>
   </w:style>
-  <w:style w:type="table" w:default="1" w:styleId="TableNormal">
+  <w:style w:type="table" w:default="1" w:styleId="Standaardtabel">
     <w:name w:val="Normal Table"/>
     <w:uiPriority w:val="99"/>
     <w:semiHidden/>
@@ -5445,16 +5526,16 @@
       </w:tblCellMar>
     </w:tblPr>
   </w:style>
-  <w:style w:type="numbering" w:default="1" w:styleId="NoList">
+  <w:style w:type="numbering" w:default="1" w:styleId="Geenlijst">
     <w:name w:val="No List"/>
     <w:uiPriority w:val="99"/>
     <w:semiHidden/>
     <w:unhideWhenUsed/>
   </w:style>
-  <w:style w:type="character" w:customStyle="1" w:styleId="Heading1Char">
-    <w:name w:val="Heading 1 Char"/>
-    <w:basedOn w:val="DefaultParagraphFont"/>
-    <w:link w:val="Heading1"/>
+  <w:style w:type="character" w:customStyle="1" w:styleId="Kop1Char">
+    <w:name w:val="Kop 1 Char"/>
+    <w:basedOn w:val="Standaardalinea-lettertype"/>
+    <w:link w:val="Kop1"/>
     <w:uiPriority w:val="9"/>
     <w:rsid w:val="007F7034"/>
     <w:rPr>
@@ -5464,10 +5545,10 @@
       <w:szCs w:val="32"/>
     </w:rPr>
   </w:style>
-  <w:style w:type="character" w:customStyle="1" w:styleId="Heading2Char">
-    <w:name w:val="Heading 2 Char"/>
-    <w:basedOn w:val="DefaultParagraphFont"/>
-    <w:link w:val="Heading2"/>
+  <w:style w:type="character" w:customStyle="1" w:styleId="Kop2Char">
+    <w:name w:val="Kop 2 Char"/>
+    <w:basedOn w:val="Standaardalinea-lettertype"/>
+    <w:link w:val="Kop2"/>
     <w:uiPriority w:val="9"/>
     <w:rsid w:val="007F7034"/>
     <w:rPr>
@@ -5477,10 +5558,10 @@
       <w:szCs w:val="28"/>
     </w:rPr>
   </w:style>
-  <w:style w:type="character" w:customStyle="1" w:styleId="Heading3Char">
-    <w:name w:val="Heading 3 Char"/>
-    <w:basedOn w:val="DefaultParagraphFont"/>
-    <w:link w:val="Heading3"/>
+  <w:style w:type="character" w:customStyle="1" w:styleId="Kop3Char">
+    <w:name w:val="Kop 3 Char"/>
+    <w:basedOn w:val="Standaardalinea-lettertype"/>
+    <w:link w:val="Kop3"/>
     <w:uiPriority w:val="9"/>
     <w:semiHidden/>
     <w:rsid w:val="007F7034"/>
@@ -5491,10 +5572,10 @@
       <w:szCs w:val="24"/>
     </w:rPr>
   </w:style>
-  <w:style w:type="character" w:customStyle="1" w:styleId="Heading4Char">
-    <w:name w:val="Heading 4 Char"/>
-    <w:basedOn w:val="DefaultParagraphFont"/>
-    <w:link w:val="Heading4"/>
+  <w:style w:type="character" w:customStyle="1" w:styleId="Kop4Char">
+    <w:name w:val="Kop 4 Char"/>
+    <w:basedOn w:val="Standaardalinea-lettertype"/>
+    <w:link w:val="Kop4"/>
     <w:uiPriority w:val="9"/>
     <w:semiHidden/>
     <w:rsid w:val="007F7034"/>
@@ -5504,10 +5585,10 @@
       <w:szCs w:val="22"/>
     </w:rPr>
   </w:style>
-  <w:style w:type="character" w:customStyle="1" w:styleId="Heading5Char">
-    <w:name w:val="Heading 5 Char"/>
-    <w:basedOn w:val="DefaultParagraphFont"/>
-    <w:link w:val="Heading5"/>
+  <w:style w:type="character" w:customStyle="1" w:styleId="Kop5Char">
+    <w:name w:val="Kop 5 Char"/>
+    <w:basedOn w:val="Standaardalinea-lettertype"/>
+    <w:link w:val="Kop5"/>
     <w:uiPriority w:val="9"/>
     <w:semiHidden/>
     <w:rsid w:val="007F7034"/>
@@ -5518,10 +5599,10 @@
       <w:szCs w:val="22"/>
     </w:rPr>
   </w:style>
-  <w:style w:type="character" w:customStyle="1" w:styleId="Heading6Char">
-    <w:name w:val="Heading 6 Char"/>
-    <w:basedOn w:val="DefaultParagraphFont"/>
-    <w:link w:val="Heading6"/>
+  <w:style w:type="character" w:customStyle="1" w:styleId="Kop6Char">
+    <w:name w:val="Kop 6 Char"/>
+    <w:basedOn w:val="Standaardalinea-lettertype"/>
+    <w:link w:val="Kop6"/>
     <w:uiPriority w:val="9"/>
     <w:semiHidden/>
     <w:rsid w:val="007F7034"/>
@@ -5534,10 +5615,10 @@
       <w:szCs w:val="21"/>
     </w:rPr>
   </w:style>
-  <w:style w:type="character" w:customStyle="1" w:styleId="Heading7Char">
-    <w:name w:val="Heading 7 Char"/>
-    <w:basedOn w:val="DefaultParagraphFont"/>
-    <w:link w:val="Heading7"/>
+  <w:style w:type="character" w:customStyle="1" w:styleId="Kop7Char">
+    <w:name w:val="Kop 7 Char"/>
+    <w:basedOn w:val="Standaardalinea-lettertype"/>
+    <w:link w:val="Kop7"/>
     <w:uiPriority w:val="9"/>
     <w:semiHidden/>
     <w:rsid w:val="007F7034"/>
@@ -5550,10 +5631,10 @@
       <w:szCs w:val="21"/>
     </w:rPr>
   </w:style>
-  <w:style w:type="character" w:customStyle="1" w:styleId="Heading8Char">
-    <w:name w:val="Heading 8 Char"/>
-    <w:basedOn w:val="DefaultParagraphFont"/>
-    <w:link w:val="Heading8"/>
+  <w:style w:type="character" w:customStyle="1" w:styleId="Kop8Char">
+    <w:name w:val="Kop 8 Char"/>
+    <w:basedOn w:val="Standaardalinea-lettertype"/>
+    <w:link w:val="Kop8"/>
     <w:uiPriority w:val="9"/>
     <w:semiHidden/>
     <w:rsid w:val="007F7034"/>
@@ -5564,10 +5645,10 @@
       <w:color w:val="146194" w:themeColor="text2"/>
     </w:rPr>
   </w:style>
-  <w:style w:type="character" w:customStyle="1" w:styleId="Heading9Char">
-    <w:name w:val="Heading 9 Char"/>
-    <w:basedOn w:val="DefaultParagraphFont"/>
-    <w:link w:val="Heading9"/>
+  <w:style w:type="character" w:customStyle="1" w:styleId="Kop9Char">
+    <w:name w:val="Kop 9 Char"/>
+    <w:basedOn w:val="Standaardalinea-lettertype"/>
+    <w:link w:val="Kop9"/>
     <w:uiPriority w:val="9"/>
     <w:semiHidden/>
     <w:rsid w:val="007F7034"/>
@@ -5580,11 +5661,11 @@
       <w:color w:val="146194" w:themeColor="text2"/>
     </w:rPr>
   </w:style>
-  <w:style w:type="paragraph" w:styleId="Title">
+  <w:style w:type="paragraph" w:styleId="Titel">
     <w:name w:val="Title"/>
-    <w:basedOn w:val="Normal"/>
-    <w:next w:val="Normal"/>
-    <w:link w:val="TitleChar"/>
+    <w:basedOn w:val="Standaard"/>
+    <w:next w:val="Standaard"/>
+    <w:link w:val="TitelChar"/>
     <w:uiPriority w:val="10"/>
     <w:qFormat/>
     <w:rsid w:val="007F7034"/>
@@ -5600,10 +5681,10 @@
       <w:szCs w:val="56"/>
     </w:rPr>
   </w:style>
-  <w:style w:type="character" w:customStyle="1" w:styleId="TitleChar">
-    <w:name w:val="Title Char"/>
-    <w:basedOn w:val="DefaultParagraphFont"/>
-    <w:link w:val="Title"/>
+  <w:style w:type="character" w:customStyle="1" w:styleId="TitelChar">
+    <w:name w:val="Titel Char"/>
+    <w:basedOn w:val="Standaardalinea-lettertype"/>
+    <w:link w:val="Titel"/>
     <w:uiPriority w:val="10"/>
     <w:rsid w:val="007F7034"/>
     <w:rPr>
@@ -5614,11 +5695,11 @@
       <w:szCs w:val="56"/>
     </w:rPr>
   </w:style>
-  <w:style w:type="paragraph" w:styleId="Subtitle">
+  <w:style w:type="paragraph" w:styleId="Ondertitel">
     <w:name w:val="Subtitle"/>
-    <w:basedOn w:val="Normal"/>
-    <w:next w:val="Normal"/>
-    <w:link w:val="SubtitleChar"/>
+    <w:basedOn w:val="Standaard"/>
+    <w:next w:val="Standaard"/>
+    <w:link w:val="OndertitelChar"/>
     <w:uiPriority w:val="11"/>
     <w:qFormat/>
     <w:rsid w:val="007F7034"/>
@@ -5634,10 +5715,10 @@
       <w:szCs w:val="24"/>
     </w:rPr>
   </w:style>
-  <w:style w:type="character" w:customStyle="1" w:styleId="SubtitleChar">
-    <w:name w:val="Subtitle Char"/>
-    <w:basedOn w:val="DefaultParagraphFont"/>
-    <w:link w:val="Subtitle"/>
+  <w:style w:type="character" w:customStyle="1" w:styleId="OndertitelChar">
+    <w:name w:val="Ondertitel Char"/>
+    <w:basedOn w:val="Standaardalinea-lettertype"/>
+    <w:link w:val="Ondertitel"/>
     <w:uiPriority w:val="11"/>
     <w:rsid w:val="007F7034"/>
     <w:rPr>
@@ -5646,11 +5727,11 @@
       <w:szCs w:val="24"/>
     </w:rPr>
   </w:style>
-  <w:style w:type="paragraph" w:styleId="Quote">
+  <w:style w:type="paragraph" w:styleId="Citaat">
     <w:name w:val="Quote"/>
-    <w:basedOn w:val="Normal"/>
-    <w:next w:val="Normal"/>
-    <w:link w:val="QuoteChar"/>
+    <w:basedOn w:val="Standaard"/>
+    <w:next w:val="Standaard"/>
+    <w:link w:val="CitaatChar"/>
     <w:uiPriority w:val="29"/>
     <w:qFormat/>
     <w:rsid w:val="007F7034"/>
@@ -5664,10 +5745,10 @@
       <w:color w:val="404040" w:themeColor="text1" w:themeTint="BF"/>
     </w:rPr>
   </w:style>
-  <w:style w:type="character" w:customStyle="1" w:styleId="QuoteChar">
-    <w:name w:val="Quote Char"/>
-    <w:basedOn w:val="DefaultParagraphFont"/>
-    <w:link w:val="Quote"/>
+  <w:style w:type="character" w:customStyle="1" w:styleId="CitaatChar">
+    <w:name w:val="Citaat Char"/>
+    <w:basedOn w:val="Standaardalinea-lettertype"/>
+    <w:link w:val="Citaat"/>
     <w:uiPriority w:val="29"/>
     <w:rsid w:val="007F7034"/>
     <w:rPr>
@@ -5676,9 +5757,9 @@
       <w:color w:val="404040" w:themeColor="text1" w:themeTint="BF"/>
     </w:rPr>
   </w:style>
-  <w:style w:type="paragraph" w:styleId="ListParagraph">
+  <w:style w:type="paragraph" w:styleId="Lijstalinea">
     <w:name w:val="List Paragraph"/>
-    <w:basedOn w:val="Normal"/>
+    <w:basedOn w:val="Standaard"/>
     <w:uiPriority w:val="34"/>
     <w:qFormat/>
     <w:rsid w:val="001E20FB"/>
@@ -5687,9 +5768,9 @@
       <w:contextualSpacing/>
     </w:pPr>
   </w:style>
-  <w:style w:type="character" w:styleId="IntenseEmphasis">
+  <w:style w:type="character" w:styleId="Intensievebenadrukking">
     <w:name w:val="Intense Emphasis"/>
-    <w:basedOn w:val="DefaultParagraphFont"/>
+    <w:basedOn w:val="Standaardalinea-lettertype"/>
     <w:uiPriority w:val="21"/>
     <w:qFormat/>
     <w:rsid w:val="007F7034"/>
@@ -5700,11 +5781,11 @@
       <w:iCs/>
     </w:rPr>
   </w:style>
-  <w:style w:type="paragraph" w:styleId="IntenseQuote">
+  <w:style w:type="paragraph" w:styleId="Duidelijkcitaat">
     <w:name w:val="Intense Quote"/>
-    <w:basedOn w:val="Normal"/>
-    <w:next w:val="Normal"/>
-    <w:link w:val="IntenseQuoteChar"/>
+    <w:basedOn w:val="Standaard"/>
+    <w:next w:val="Standaard"/>
+    <w:link w:val="DuidelijkcitaatChar"/>
     <w:uiPriority w:val="30"/>
     <w:qFormat/>
     <w:rsid w:val="007F7034"/>
@@ -5722,10 +5803,10 @@
       <w:szCs w:val="28"/>
     </w:rPr>
   </w:style>
-  <w:style w:type="character" w:customStyle="1" w:styleId="IntenseQuoteChar">
-    <w:name w:val="Intense Quote Char"/>
-    <w:basedOn w:val="DefaultParagraphFont"/>
-    <w:link w:val="IntenseQuote"/>
+  <w:style w:type="character" w:customStyle="1" w:styleId="DuidelijkcitaatChar">
+    <w:name w:val="Duidelijk citaat Char"/>
+    <w:basedOn w:val="Standaardalinea-lettertype"/>
+    <w:link w:val="Duidelijkcitaat"/>
     <w:uiPriority w:val="30"/>
     <w:rsid w:val="007F7034"/>
     <w:rPr>
@@ -5735,9 +5816,9 @@
       <w:szCs w:val="28"/>
     </w:rPr>
   </w:style>
-  <w:style w:type="character" w:styleId="IntenseReference">
+  <w:style w:type="character" w:styleId="Intensieveverwijzing">
     <w:name w:val="Intense Reference"/>
-    <w:basedOn w:val="DefaultParagraphFont"/>
+    <w:basedOn w:val="Standaardalinea-lettertype"/>
     <w:uiPriority w:val="32"/>
     <w:qFormat/>
     <w:rsid w:val="007F7034"/>
@@ -5749,9 +5830,9 @@
       <w:u w:val="single"/>
     </w:rPr>
   </w:style>
-  <w:style w:type="paragraph" w:styleId="NoSpacing">
+  <w:style w:type="paragraph" w:styleId="Geenafstand">
     <w:name w:val="No Spacing"/>
-    <w:link w:val="NoSpacingChar"/>
+    <w:link w:val="GeenafstandChar"/>
     <w:uiPriority w:val="1"/>
     <w:qFormat/>
     <w:rsid w:val="007F7034"/>
@@ -5759,17 +5840,17 @@
       <w:spacing w:after="0" w:line="240" w:lineRule="auto"/>
     </w:pPr>
   </w:style>
-  <w:style w:type="character" w:customStyle="1" w:styleId="NoSpacingChar">
-    <w:name w:val="No Spacing Char"/>
-    <w:basedOn w:val="DefaultParagraphFont"/>
-    <w:link w:val="NoSpacing"/>
+  <w:style w:type="character" w:customStyle="1" w:styleId="GeenafstandChar">
+    <w:name w:val="Geen afstand Char"/>
+    <w:basedOn w:val="Standaardalinea-lettertype"/>
+    <w:link w:val="Geenafstand"/>
     <w:uiPriority w:val="1"/>
     <w:rsid w:val="007502E0"/>
   </w:style>
-  <w:style w:type="paragraph" w:styleId="TOCHeading">
+  <w:style w:type="paragraph" w:styleId="Kopvaninhoudsopgave">
     <w:name w:val="TOC Heading"/>
-    <w:basedOn w:val="Heading1"/>
-    <w:next w:val="Normal"/>
+    <w:basedOn w:val="Kop1"/>
+    <w:next w:val="Standaard"/>
     <w:uiPriority w:val="39"/>
     <w:unhideWhenUsed/>
     <w:qFormat/>
@@ -5778,10 +5859,10 @@
       <w:outlineLvl w:val="9"/>
     </w:pPr>
   </w:style>
-  <w:style w:type="paragraph" w:styleId="TOC1">
+  <w:style w:type="paragraph" w:styleId="Inhopg1">
     <w:name w:val="toc 1"/>
-    <w:basedOn w:val="Normal"/>
-    <w:next w:val="Normal"/>
+    <w:basedOn w:val="Standaard"/>
+    <w:next w:val="Standaard"/>
     <w:autoRedefine/>
     <w:uiPriority w:val="39"/>
     <w:unhideWhenUsed/>
@@ -5790,10 +5871,10 @@
       <w:spacing w:after="100"/>
     </w:pPr>
   </w:style>
-  <w:style w:type="paragraph" w:styleId="TOC2">
+  <w:style w:type="paragraph" w:styleId="Inhopg2">
     <w:name w:val="toc 2"/>
-    <w:basedOn w:val="Normal"/>
-    <w:next w:val="Normal"/>
+    <w:basedOn w:val="Standaard"/>
+    <w:next w:val="Standaard"/>
     <w:autoRedefine/>
     <w:uiPriority w:val="39"/>
     <w:unhideWhenUsed/>
@@ -5805,7 +5886,7 @@
   </w:style>
   <w:style w:type="character" w:styleId="Hyperlink">
     <w:name w:val="Hyperlink"/>
-    <w:basedOn w:val="DefaultParagraphFont"/>
+    <w:basedOn w:val="Standaardalinea-lettertype"/>
     <w:uiPriority w:val="99"/>
     <w:unhideWhenUsed/>
     <w:rsid w:val="005F6C88"/>
@@ -5814,9 +5895,9 @@
       <w:u w:val="single"/>
     </w:rPr>
   </w:style>
-  <w:style w:type="table" w:styleId="TableGrid">
+  <w:style w:type="table" w:styleId="Tabelraster">
     <w:name w:val="Table Grid"/>
-    <w:basedOn w:val="TableNormal"/>
+    <w:basedOn w:val="Standaardtabel"/>
     <w:uiPriority w:val="39"/>
     <w:rsid w:val="0055286D"/>
     <w:pPr>
@@ -5833,9 +5914,9 @@
       </w:tblBorders>
     </w:tblPr>
   </w:style>
-  <w:style w:type="table" w:styleId="TableGridLight">
+  <w:style w:type="table" w:styleId="Tabelrasterlicht">
     <w:name w:val="Grid Table Light"/>
-    <w:basedOn w:val="TableNormal"/>
+    <w:basedOn w:val="Standaardtabel"/>
     <w:uiPriority w:val="40"/>
     <w:rsid w:val="008F5D34"/>
     <w:pPr>
@@ -5852,9 +5933,9 @@
       </w:tblBorders>
     </w:tblPr>
   </w:style>
-  <w:style w:type="table" w:styleId="PlainTable1">
+  <w:style w:type="table" w:styleId="Onopgemaaktetabel1">
     <w:name w:val="Plain Table 1"/>
-    <w:basedOn w:val="TableNormal"/>
+    <w:basedOn w:val="Standaardtabel"/>
     <w:uiPriority w:val="41"/>
     <w:rsid w:val="008F5D34"/>
     <w:pPr>
@@ -5915,10 +5996,10 @@
       </w:tcPr>
     </w:tblStylePr>
   </w:style>
-  <w:style w:type="paragraph" w:styleId="Caption">
+  <w:style w:type="paragraph" w:styleId="Bijschrift">
     <w:name w:val="caption"/>
-    <w:basedOn w:val="Normal"/>
-    <w:next w:val="Normal"/>
+    <w:basedOn w:val="Standaard"/>
+    <w:next w:val="Standaard"/>
     <w:uiPriority w:val="35"/>
     <w:semiHidden/>
     <w:unhideWhenUsed/>
@@ -5935,9 +6016,9 @@
       <w:spacing w:val="6"/>
     </w:rPr>
   </w:style>
-  <w:style w:type="character" w:styleId="Strong">
+  <w:style w:type="character" w:styleId="Zwaar">
     <w:name w:val="Strong"/>
-    <w:basedOn w:val="DefaultParagraphFont"/>
+    <w:basedOn w:val="Standaardalinea-lettertype"/>
     <w:uiPriority w:val="22"/>
     <w:qFormat/>
     <w:rsid w:val="007F7034"/>
@@ -5946,9 +6027,9 @@
       <w:bCs/>
     </w:rPr>
   </w:style>
-  <w:style w:type="character" w:styleId="Emphasis">
+  <w:style w:type="character" w:styleId="Nadruk">
     <w:name w:val="Emphasis"/>
-    <w:basedOn w:val="DefaultParagraphFont"/>
+    <w:basedOn w:val="Standaardalinea-lettertype"/>
     <w:uiPriority w:val="20"/>
     <w:qFormat/>
     <w:rsid w:val="007F7034"/>
@@ -5957,9 +6038,9 @@
       <w:iCs/>
     </w:rPr>
   </w:style>
-  <w:style w:type="character" w:styleId="SubtleEmphasis">
+  <w:style w:type="character" w:styleId="Subtielebenadrukking">
     <w:name w:val="Subtle Emphasis"/>
-    <w:basedOn w:val="DefaultParagraphFont"/>
+    <w:basedOn w:val="Standaardalinea-lettertype"/>
     <w:uiPriority w:val="19"/>
     <w:qFormat/>
     <w:rsid w:val="007F7034"/>
@@ -5969,9 +6050,9 @@
       <w:color w:val="404040" w:themeColor="text1" w:themeTint="BF"/>
     </w:rPr>
   </w:style>
-  <w:style w:type="character" w:styleId="SubtleReference">
+  <w:style w:type="character" w:styleId="Subtieleverwijzing">
     <w:name w:val="Subtle Reference"/>
-    <w:basedOn w:val="DefaultParagraphFont"/>
+    <w:basedOn w:val="Standaardalinea-lettertype"/>
     <w:uiPriority w:val="31"/>
     <w:qFormat/>
     <w:rsid w:val="007F7034"/>
@@ -5981,9 +6062,9 @@
       <w:u w:val="single" w:color="7F7F7F" w:themeColor="text1" w:themeTint="80"/>
     </w:rPr>
   </w:style>
-  <w:style w:type="character" w:styleId="BookTitle">
+  <w:style w:type="character" w:styleId="Titelvanboek">
     <w:name w:val="Book Title"/>
-    <w:basedOn w:val="DefaultParagraphFont"/>
+    <w:basedOn w:val="Standaardalinea-lettertype"/>
     <w:uiPriority w:val="33"/>
     <w:qFormat/>
     <w:rsid w:val="007F7034"/>
@@ -5993,9 +6074,9 @@
       <w:smallCaps/>
     </w:rPr>
   </w:style>
-  <w:style w:type="table" w:styleId="GridTable1Light-Accent1">
+  <w:style w:type="table" w:styleId="Rastertabel1licht-Accent1">
     <w:name w:val="Grid Table 1 Light Accent 1"/>
-    <w:basedOn w:val="TableNormal"/>
+    <w:basedOn w:val="Standaardtabel"/>
     <w:uiPriority w:val="46"/>
     <w:rsid w:val="006E2992"/>
     <w:pPr>
@@ -6050,9 +6131,9 @@
       </w:rPr>
     </w:tblStylePr>
   </w:style>
-  <w:style w:type="table" w:styleId="GridTable6Colorful-Accent1">
+  <w:style w:type="table" w:styleId="Rastertabel6kleurrijk-Accent1">
     <w:name w:val="Grid Table 6 Colorful Accent 1"/>
-    <w:basedOn w:val="TableNormal"/>
+    <w:basedOn w:val="Standaardtabel"/>
     <w:uiPriority w:val="51"/>
     <w:rsid w:val="006E2992"/>
     <w:pPr>
@@ -6122,9 +6203,9 @@
       </w:tcPr>
     </w:tblStylePr>
   </w:style>
-  <w:style w:type="table" w:styleId="ListTable4-Accent1">
+  <w:style w:type="table" w:styleId="Lijsttabel4-Accent1">
     <w:name w:val="List Table 4 Accent 1"/>
-    <w:basedOn w:val="TableNormal"/>
+    <w:basedOn w:val="Standaardtabel"/>
     <w:uiPriority w:val="49"/>
     <w:rsid w:val="00AC46DD"/>
     <w:pPr>
@@ -6196,9 +6277,9 @@
       </w:tcPr>
     </w:tblStylePr>
   </w:style>
-  <w:style w:type="table" w:styleId="GridTable7Colorful-Accent1">
+  <w:style w:type="table" w:styleId="Rastertabel7kleurrijk-Accent1">
     <w:name w:val="Grid Table 7 Colorful Accent 1"/>
-    <w:basedOn w:val="TableNormal"/>
+    <w:basedOn w:val="Standaardtabel"/>
     <w:uiPriority w:val="52"/>
     <w:rsid w:val="008C0B70"/>
     <w:pPr>
